--- a/results/noisy_realistic_evaluation_report.docx
+++ b/results/noisy_realistic_evaluation_report.docx
@@ -29,12 +29,12 @@
         <w:jc w:val="left"/>
       </w:pPr>
       <w:r>
-        <w:t>1. Tại sao chọn 10% tập dữ liệu (~12,991 mẫu) để đánh giá nhiễu?</w:t>
+        <w:t>1. Trả lời câu hỏi về việc lựa chọn cỡ mẫu đánh giá (20% tập test / 10% tập dữ liệu)</w:t>
       </w:r>
     </w:p>
     <w:p>
       <w:r>
-        <w:t>Tập kiểm tra gốc gồm 12,991 mẫu (tương đương 10% toàn bộ 129,907 bản ghi), được tách ra từ bước chia dữ liệu ban đầu theo tỉ lệ 80-10-10 (train-val-test). Việc sử dụng toàn bộ tập test (12,991 mẫu) để đánh giá nhiễu đảm bảo:</w:t>
+        <w:t>Đối với câu hỏi thảo luận về việc chọn cỡ mẫu đánh giá (như ý kiến đề cập đến con số 20% tập test hoặc 10% tổng tập dữ liệu):</w:t>
       </w:r>
     </w:p>
     <w:p>
@@ -53,14 +53,42 @@
           <w:b/>
           <w:sz w:val="21"/>
         </w:rPr>
-        <w:t>Đại diện thống kê</w:t>
+        <w:t>Trường hợp 1: Đánh giá trên 20% của tập test (khoảng 2,598 mẫu)</w:t>
       </w:r>
       <w:r>
         <w:rPr>
           <w:b w:val="0"/>
           <w:sz w:val="21"/>
         </w:rPr>
-        <w:t>: 12,991 mẫu bao phủ đầy đủ các tổ hợp (quốc gia × giống nho × phân khúc giá), đủ để có kết quả đánh giá tin cậy.</w:t>
+        <w:t xml:space="preserve">: Việc chọn đánh giá trên </w:t>
+      </w:r>
+      <w:r>
+        <w:rPr>
+          <w:b/>
+          <w:sz w:val="21"/>
+        </w:rPr>
+        <w:t>100% tập test gốc (toàn bộ 12,991 mẫu)</w:t>
+      </w:r>
+      <w:r>
+        <w:rPr>
+          <w:b w:val="0"/>
+          <w:sz w:val="21"/>
+        </w:rPr>
+        <w:t xml:space="preserve"> thay vì chỉ trích xuất một phần 20% giúp đảm bảo </w:t>
+      </w:r>
+      <w:r>
+        <w:rPr>
+          <w:b/>
+          <w:sz w:val="21"/>
+        </w:rPr>
+        <w:t>đại diện thống kê</w:t>
+      </w:r>
+      <w:r>
+        <w:rPr>
+          <w:b w:val="0"/>
+          <w:sz w:val="21"/>
+        </w:rPr>
+        <w:t xml:space="preserve"> đầy đủ cho mọi tổ hợp quốc gia × giống nho × mức giá, loại bỏ hoàn toàn sai số chọn mẫu (selection bias) và mang lại kết quả Recall@K có ý nghĩa khoa học chính xác nhất.</w:t>
       </w:r>
     </w:p>
     <w:p>
@@ -79,40 +107,42 @@
           <w:b/>
           <w:sz w:val="21"/>
         </w:rPr>
-        <w:t>Không rò rỉ dữ liệu</w:t>
+        <w:t>Trường hợp 2: Tỷ lệ phân chia dữ liệu kiểm thử (10% Test và 10% Validation)</w:t>
       </w:r>
       <w:r>
         <w:rPr>
           <w:b w:val="0"/>
           <w:sz w:val="21"/>
         </w:rPr>
-        <w:t>: Tập test hoàn toàn tách biệt khỏi tập huấn luyện — mô hình chưa "thấy" bất kỳ mẫu nào trong này.</w:t>
-      </w:r>
-    </w:p>
-    <w:p>
-      <w:pPr>
-        <w:pStyle w:val="ListBullet"/>
-        <w:ind w:left="567"/>
-      </w:pPr>
-      <w:r>
-        <w:rPr>
-          <w:b w:val="0"/>
-          <w:sz w:val="21"/>
-        </w:rPr>
+        <w:t xml:space="preserve">: Hệ thống được xây dựng theo tỷ lệ phân chia </w:t>
       </w:r>
       <w:r>
         <w:rPr>
           <w:b/>
           <w:sz w:val="21"/>
         </w:rPr>
-        <w:t>Cân bằng khối lượng tính toán</w:t>
+        <w:t>80-10-10 (Train-Val-Test)</w:t>
       </w:r>
       <w:r>
         <w:rPr>
           <w:b w:val="0"/>
           <w:sz w:val="21"/>
         </w:rPr>
-        <w:t>: 12,991 mẫu đủ lớn để thống kê ổn định (~13 phút/lần chạy) mà không quá tốn tài nguyên.</w:t>
+        <w:t xml:space="preserve"> trên tổng số 129,907 bản ghi. Trong đó, tập Validation (10% ~ 12,991 mẫu) dùng để tối ưu hóa siêu tham số. Tập Test (10% ~ 12,991 mẫu) được giữ hoàn toàn độc lập để đánh giá khách quan. Nếu tính tổng cộng phần dữ liệu không tham gia huấn luyện (Val + Test) là </w:t>
+      </w:r>
+      <w:r>
+        <w:rPr>
+          <w:b/>
+          <w:sz w:val="21"/>
+        </w:rPr>
+        <w:t>20% tổng dữ liệu (~25,982 mẫu)</w:t>
+      </w:r>
+      <w:r>
+        <w:rPr>
+          <w:b w:val="0"/>
+          <w:sz w:val="21"/>
+        </w:rPr>
+        <w:t>, việc giữ tập Test độc lập ở mức 10% (12,991 mẫu) là hoàn toàn chuẩn mực trong học máy để tránh rò rỉ thông tin.</w:t>
       </w:r>
     </w:p>
     <w:p/>
@@ -1468,7 +1498,7 @@
                 <w:b/>
                 <w:sz w:val="19"/>
               </w:rPr>
-              <w:t>16.21%</w:t>
+              <w:t>16.22%</w:t>
             </w:r>
           </w:p>
         </w:tc>
@@ -1486,7 +1516,7 @@
                 <w:b/>
                 <w:sz w:val="19"/>
               </w:rPr>
-              <w:t>33.58%</w:t>
+              <w:t>33.85%</w:t>
             </w:r>
           </w:p>
         </w:tc>
@@ -1504,7 +1534,7 @@
                 <w:b/>
                 <w:sz w:val="19"/>
               </w:rPr>
-              <w:t>38.70%</w:t>
+              <w:t>39.22%</w:t>
             </w:r>
           </w:p>
         </w:tc>
@@ -1522,7 +1552,7 @@
                 <w:b/>
                 <w:sz w:val="19"/>
               </w:rPr>
-              <w:t>27.12%</w:t>
+              <w:t>27.36%</w:t>
             </w:r>
           </w:p>
         </w:tc>
@@ -1540,7 +1570,7 @@
                 <w:b/>
                 <w:sz w:val="19"/>
               </w:rPr>
-              <w:t>23.44%</w:t>
+              <w:t>23.60%</w:t>
             </w:r>
           </w:p>
         </w:tc>
@@ -1578,7 +1608,7 @@
                 <w:b w:val="0"/>
                 <w:sz w:val="19"/>
               </w:rPr>
-              <w:t xml:space="preserve"> 3.73%</w:t>
+              <w:t xml:space="preserve"> 4.42%</w:t>
             </w:r>
           </w:p>
         </w:tc>
@@ -1596,7 +1626,7 @@
                 <w:b w:val="0"/>
                 <w:sz w:val="19"/>
               </w:rPr>
-              <w:t>10.38%</w:t>
+              <w:t>12.25%</w:t>
             </w:r>
           </w:p>
         </w:tc>
@@ -1614,7 +1644,7 @@
                 <w:b w:val="0"/>
                 <w:sz w:val="19"/>
               </w:rPr>
-              <w:t>15.30%</w:t>
+              <w:t>17.98%</w:t>
             </w:r>
           </w:p>
         </w:tc>
@@ -1632,7 +1662,7 @@
                 <w:b w:val="0"/>
                 <w:sz w:val="19"/>
               </w:rPr>
-              <w:t xml:space="preserve"> 8.69%</w:t>
+              <w:t>10.23%</w:t>
             </w:r>
           </w:p>
         </w:tc>
@@ -1650,7 +1680,7 @@
                 <w:b w:val="0"/>
                 <w:sz w:val="19"/>
               </w:rPr>
-              <w:t xml:space="preserve"> 6.68%</w:t>
+              <w:t xml:space="preserve"> 7.88%</w:t>
             </w:r>
           </w:p>
         </w:tc>
@@ -1810,7 +1840,7 @@
                 <w:b/>
                 <w:sz w:val="18"/>
               </w:rPr>
-              <w:t>23.86%</w:t>
+              <w:t>24.00%</w:t>
             </w:r>
           </w:p>
         </w:tc>
@@ -1828,7 +1858,7 @@
                 <w:b/>
                 <w:sz w:val="18"/>
               </w:rPr>
-              <w:t>57.42%</w:t>
+              <w:t>57.99%</w:t>
             </w:r>
           </w:p>
         </w:tc>
@@ -1846,7 +1876,7 @@
                 <w:b/>
                 <w:sz w:val="18"/>
               </w:rPr>
-              <w:t>8.56%</w:t>
+              <w:t>8.44%</w:t>
             </w:r>
           </w:p>
         </w:tc>
@@ -1864,7 +1894,7 @@
                 <w:b/>
                 <w:sz w:val="18"/>
               </w:rPr>
-              <w:t>19.98%</w:t>
+              <w:t>20.45%</w:t>
             </w:r>
           </w:p>
         </w:tc>
@@ -1902,7 +1932,7 @@
                 <w:b w:val="0"/>
                 <w:sz w:val="18"/>
               </w:rPr>
-              <w:t xml:space="preserve"> 3.59%</w:t>
+              <w:t xml:space="preserve"> 4.19%</w:t>
             </w:r>
           </w:p>
         </w:tc>
@@ -1920,7 +1950,7 @@
                 <w:b w:val="0"/>
                 <w:sz w:val="18"/>
               </w:rPr>
-              <w:t>13.99%</w:t>
+              <w:t>16.66%</w:t>
             </w:r>
           </w:p>
         </w:tc>
@@ -1938,7 +1968,7 @@
                 <w:b w:val="0"/>
                 <w:sz w:val="18"/>
               </w:rPr>
-              <w:t>3.88%</w:t>
+              <w:t>4.65%</w:t>
             </w:r>
           </w:p>
         </w:tc>
@@ -1956,7 +1986,7 @@
                 <w:b w:val="0"/>
                 <w:sz w:val="18"/>
               </w:rPr>
-              <w:t>16.60%</w:t>
+              <w:t>19.31%</w:t>
             </w:r>
           </w:p>
         </w:tc>
@@ -2061,7 +2091,694 @@
         <w:jc w:val="left"/>
       </w:pPr>
       <w:r>
-        <w:t>6. Nhận xét</w:t>
+        <w:t>6. Đánh giá bổ sung trên tập nhiễu nặng (100% Khuyết Tên Giống Nho)</w:t>
+      </w:r>
+    </w:p>
+    <w:p>
+      <w:r>
+        <w:rPr>
+          <w:b w:val="0"/>
+        </w:rPr>
+        <w:t xml:space="preserve">Để thử nghiệm giới hạn bền vững ngữ nghĩa, chúng tôi tiến hành đánh giá bổ sung trên tập kiểm thử nhiễu nặng (wine_test_noisy_130k.jsonl, N=12,991 mẫu) nơi </w:t>
+      </w:r>
+      <w:r>
+        <w:rPr>
+          <w:b/>
+        </w:rPr>
+        <w:t>100% tên giống nho bị lược bỏ hoàn toàn</w:t>
+      </w:r>
+      <w:r>
+        <w:rPr>
+          <w:b w:val="0"/>
+        </w:rPr>
+        <w:t xml:space="preserve"> khỏi câu truy vấn (chỉ còn thông tin về nước, loại rượu và giá). Kết quả thu được như sau:</w:t>
+      </w:r>
+    </w:p>
+    <w:p/>
+    <w:tbl>
+      <w:tblPr>
+        <w:tblStyle w:val="TableGrid"/>
+        <w:tblW w:type="auto" w:w="0"/>
+        <w:jc w:val="center"/>
+        <w:tblLook w:firstColumn="1" w:firstRow="1" w:lastColumn="0" w:lastRow="0" w:noHBand="0" w:noVBand="1" w:val="04A0"/>
+      </w:tblPr>
+      <w:tblGrid>
+        <w:gridCol w:w="2351"/>
+        <w:gridCol w:w="2351"/>
+        <w:gridCol w:w="2351"/>
+        <w:gridCol w:w="2351"/>
+      </w:tblGrid>
+      <w:tr>
+        <w:tc>
+          <w:tcPr>
+            <w:tcW w:type="dxa" w:w="2351"/>
+            <w:shd w:val="clear" w:color="auto" w:fill="2E4057"/>
+          </w:tcPr>
+          <w:p>
+            <w:pPr>
+              <w:jc w:val="center"/>
+            </w:pPr>
+            <w:r>
+              <w:rPr>
+                <w:b/>
+                <w:color w:val="FFFFFF"/>
+                <w:sz w:val="19"/>
+              </w:rPr>
+              <w:t>Mô hình</w:t>
+            </w:r>
+          </w:p>
+        </w:tc>
+        <w:tc>
+          <w:tcPr>
+            <w:tcW w:type="dxa" w:w="2351"/>
+            <w:shd w:val="clear" w:color="auto" w:fill="2E4057"/>
+          </w:tcPr>
+          <w:p>
+            <w:pPr>
+              <w:jc w:val="center"/>
+            </w:pPr>
+            <w:r>
+              <w:rPr>
+                <w:b/>
+                <w:color w:val="FFFFFF"/>
+                <w:sz w:val="19"/>
+              </w:rPr>
+              <w:t>Recall@5</w:t>
+            </w:r>
+          </w:p>
+        </w:tc>
+        <w:tc>
+          <w:tcPr>
+            <w:tcW w:type="dxa" w:w="2351"/>
+            <w:shd w:val="clear" w:color="auto" w:fill="2E4057"/>
+          </w:tcPr>
+          <w:p>
+            <w:pPr>
+              <w:jc w:val="center"/>
+            </w:pPr>
+            <w:r>
+              <w:rPr>
+                <w:b/>
+                <w:color w:val="FFFFFF"/>
+                <w:sz w:val="19"/>
+              </w:rPr>
+              <w:t>Recall@10</w:t>
+            </w:r>
+          </w:p>
+        </w:tc>
+        <w:tc>
+          <w:tcPr>
+            <w:tcW w:type="dxa" w:w="2351"/>
+            <w:shd w:val="clear" w:color="auto" w:fill="2E4057"/>
+          </w:tcPr>
+          <w:p>
+            <w:pPr>
+              <w:jc w:val="center"/>
+            </w:pPr>
+            <w:r>
+              <w:rPr>
+                <w:b/>
+                <w:color w:val="FFFFFF"/>
+                <w:sz w:val="19"/>
+              </w:rPr>
+              <w:t>MRR</w:t>
+            </w:r>
+          </w:p>
+        </w:tc>
+      </w:tr>
+      <w:tr>
+        <w:tc>
+          <w:tcPr>
+            <w:tcW w:type="dxa" w:w="2351"/>
+            <w:shd w:val="clear" w:color="auto" w:fill="EEEEEE"/>
+          </w:tcPr>
+          <w:p>
+            <w:pPr>
+              <w:jc w:val="left"/>
+            </w:pPr>
+            <w:r>
+              <w:rPr>
+                <w:b w:val="0"/>
+                <w:sz w:val="19"/>
+              </w:rPr>
+              <w:t>TF-IDF CF</w:t>
+            </w:r>
+          </w:p>
+        </w:tc>
+        <w:tc>
+          <w:tcPr>
+            <w:tcW w:type="dxa" w:w="2351"/>
+            <w:shd w:val="clear" w:color="auto" w:fill="EEEEEE"/>
+          </w:tcPr>
+          <w:p>
+            <w:pPr>
+              <w:jc w:val="center"/>
+            </w:pPr>
+            <w:r>
+              <w:rPr>
+                <w:b w:val="0"/>
+                <w:sz w:val="19"/>
+              </w:rPr>
+              <w:t>0.04%</w:t>
+            </w:r>
+          </w:p>
+        </w:tc>
+        <w:tc>
+          <w:tcPr>
+            <w:tcW w:type="dxa" w:w="2351"/>
+            <w:shd w:val="clear" w:color="auto" w:fill="EEEEEE"/>
+          </w:tcPr>
+          <w:p>
+            <w:pPr>
+              <w:jc w:val="center"/>
+            </w:pPr>
+            <w:r>
+              <w:rPr>
+                <w:b w:val="0"/>
+                <w:sz w:val="19"/>
+              </w:rPr>
+              <w:t>0.05%</w:t>
+            </w:r>
+          </w:p>
+        </w:tc>
+        <w:tc>
+          <w:tcPr>
+            <w:tcW w:type="dxa" w:w="2351"/>
+            <w:shd w:val="clear" w:color="auto" w:fill="EEEEEE"/>
+          </w:tcPr>
+          <w:p>
+            <w:pPr>
+              <w:jc w:val="center"/>
+            </w:pPr>
+            <w:r>
+              <w:rPr>
+                <w:b w:val="0"/>
+                <w:sz w:val="19"/>
+              </w:rPr>
+              <w:t>0.01%</w:t>
+            </w:r>
+          </w:p>
+        </w:tc>
+      </w:tr>
+      <w:tr>
+        <w:tc>
+          <w:tcPr>
+            <w:tcW w:type="dxa" w:w="2351"/>
+            <w:shd w:val="clear" w:color="auto" w:fill="EEEEEE"/>
+          </w:tcPr>
+          <w:p>
+            <w:pPr>
+              <w:jc w:val="left"/>
+            </w:pPr>
+            <w:r>
+              <w:rPr>
+                <w:b w:val="0"/>
+                <w:sz w:val="19"/>
+              </w:rPr>
+              <w:t>BM25</w:t>
+            </w:r>
+          </w:p>
+        </w:tc>
+        <w:tc>
+          <w:tcPr>
+            <w:tcW w:type="dxa" w:w="2351"/>
+            <w:shd w:val="clear" w:color="auto" w:fill="EEEEEE"/>
+          </w:tcPr>
+          <w:p>
+            <w:pPr>
+              <w:jc w:val="center"/>
+            </w:pPr>
+            <w:r>
+              <w:rPr>
+                <w:b w:val="0"/>
+                <w:sz w:val="19"/>
+              </w:rPr>
+              <w:t>0.05%</w:t>
+            </w:r>
+          </w:p>
+        </w:tc>
+        <w:tc>
+          <w:tcPr>
+            <w:tcW w:type="dxa" w:w="2351"/>
+            <w:shd w:val="clear" w:color="auto" w:fill="EEEEEE"/>
+          </w:tcPr>
+          <w:p>
+            <w:pPr>
+              <w:jc w:val="center"/>
+            </w:pPr>
+            <w:r>
+              <w:rPr>
+                <w:b w:val="0"/>
+                <w:sz w:val="19"/>
+              </w:rPr>
+              <w:t>0.10%</w:t>
+            </w:r>
+          </w:p>
+        </w:tc>
+        <w:tc>
+          <w:tcPr>
+            <w:tcW w:type="dxa" w:w="2351"/>
+            <w:shd w:val="clear" w:color="auto" w:fill="EEEEEE"/>
+          </w:tcPr>
+          <w:p>
+            <w:pPr>
+              <w:jc w:val="center"/>
+            </w:pPr>
+            <w:r>
+              <w:rPr>
+                <w:b w:val="0"/>
+                <w:sz w:val="19"/>
+              </w:rPr>
+              <w:t>0.04%</w:t>
+            </w:r>
+          </w:p>
+        </w:tc>
+      </w:tr>
+      <w:tr>
+        <w:tc>
+          <w:tcPr>
+            <w:tcW w:type="dxa" w:w="2351"/>
+            <w:shd w:val="clear" w:color="auto" w:fill="EEEEEE"/>
+          </w:tcPr>
+          <w:p>
+            <w:pPr>
+              <w:jc w:val="left"/>
+            </w:pPr>
+            <w:r>
+              <w:rPr>
+                <w:b w:val="0"/>
+                <w:sz w:val="19"/>
+              </w:rPr>
+              <w:t>BM25+ Enhanced</w:t>
+            </w:r>
+          </w:p>
+        </w:tc>
+        <w:tc>
+          <w:tcPr>
+            <w:tcW w:type="dxa" w:w="2351"/>
+            <w:shd w:val="clear" w:color="auto" w:fill="EEEEEE"/>
+          </w:tcPr>
+          <w:p>
+            <w:pPr>
+              <w:jc w:val="center"/>
+            </w:pPr>
+            <w:r>
+              <w:rPr>
+                <w:b w:val="0"/>
+                <w:sz w:val="19"/>
+              </w:rPr>
+              <w:t>0.06%</w:t>
+            </w:r>
+          </w:p>
+        </w:tc>
+        <w:tc>
+          <w:tcPr>
+            <w:tcW w:type="dxa" w:w="2351"/>
+            <w:shd w:val="clear" w:color="auto" w:fill="EEEEEE"/>
+          </w:tcPr>
+          <w:p>
+            <w:pPr>
+              <w:jc w:val="center"/>
+            </w:pPr>
+            <w:r>
+              <w:rPr>
+                <w:b w:val="0"/>
+                <w:sz w:val="19"/>
+              </w:rPr>
+              <w:t>0.11%</w:t>
+            </w:r>
+          </w:p>
+        </w:tc>
+        <w:tc>
+          <w:tcPr>
+            <w:tcW w:type="dxa" w:w="2351"/>
+            <w:shd w:val="clear" w:color="auto" w:fill="EEEEEE"/>
+          </w:tcPr>
+          <w:p>
+            <w:pPr>
+              <w:jc w:val="center"/>
+            </w:pPr>
+            <w:r>
+              <w:rPr>
+                <w:b w:val="0"/>
+                <w:sz w:val="19"/>
+              </w:rPr>
+              <w:t>0.05%</w:t>
+            </w:r>
+          </w:p>
+        </w:tc>
+      </w:tr>
+      <w:tr>
+        <w:tc>
+          <w:tcPr>
+            <w:tcW w:type="dxa" w:w="2351"/>
+            <w:shd w:val="clear" w:color="auto" w:fill="EEEEEE"/>
+          </w:tcPr>
+          <w:p>
+            <w:pPr>
+              <w:jc w:val="left"/>
+            </w:pPr>
+            <w:r>
+              <w:rPr>
+                <w:b w:val="0"/>
+                <w:sz w:val="19"/>
+              </w:rPr>
+              <w:t>Struct-Filter BM25</w:t>
+            </w:r>
+          </w:p>
+        </w:tc>
+        <w:tc>
+          <w:tcPr>
+            <w:tcW w:type="dxa" w:w="2351"/>
+            <w:shd w:val="clear" w:color="auto" w:fill="EEEEEE"/>
+          </w:tcPr>
+          <w:p>
+            <w:pPr>
+              <w:jc w:val="center"/>
+            </w:pPr>
+            <w:r>
+              <w:rPr>
+                <w:b w:val="0"/>
+                <w:sz w:val="19"/>
+              </w:rPr>
+              <w:t>0.05%</w:t>
+            </w:r>
+          </w:p>
+        </w:tc>
+        <w:tc>
+          <w:tcPr>
+            <w:tcW w:type="dxa" w:w="2351"/>
+            <w:shd w:val="clear" w:color="auto" w:fill="EEEEEE"/>
+          </w:tcPr>
+          <w:p>
+            <w:pPr>
+              <w:jc w:val="center"/>
+            </w:pPr>
+            <w:r>
+              <w:rPr>
+                <w:b w:val="0"/>
+                <w:sz w:val="19"/>
+              </w:rPr>
+              <w:t>0.10%</w:t>
+            </w:r>
+          </w:p>
+        </w:tc>
+        <w:tc>
+          <w:tcPr>
+            <w:tcW w:type="dxa" w:w="2351"/>
+            <w:shd w:val="clear" w:color="auto" w:fill="EEEEEE"/>
+          </w:tcPr>
+          <w:p>
+            <w:pPr>
+              <w:jc w:val="center"/>
+            </w:pPr>
+            <w:r>
+              <w:rPr>
+                <w:b w:val="0"/>
+                <w:sz w:val="19"/>
+              </w:rPr>
+              <w:t>0.04%</w:t>
+            </w:r>
+          </w:p>
+        </w:tc>
+      </w:tr>
+      <w:tr>
+        <w:tc>
+          <w:tcPr>
+            <w:tcW w:type="dxa" w:w="2351"/>
+            <w:shd w:val="clear" w:color="auto" w:fill="FFF9C4"/>
+          </w:tcPr>
+          <w:p>
+            <w:pPr>
+              <w:jc w:val="left"/>
+            </w:pPr>
+            <w:r>
+              <w:rPr>
+                <w:b w:val="0"/>
+                <w:sz w:val="19"/>
+              </w:rPr>
+              <w:t>Proposed Hybrid (Model 1)</w:t>
+            </w:r>
+          </w:p>
+        </w:tc>
+        <w:tc>
+          <w:tcPr>
+            <w:tcW w:type="dxa" w:w="2351"/>
+            <w:shd w:val="clear" w:color="auto" w:fill="FFF9C4"/>
+          </w:tcPr>
+          <w:p>
+            <w:pPr>
+              <w:jc w:val="center"/>
+            </w:pPr>
+            <w:r>
+              <w:rPr>
+                <w:b w:val="0"/>
+                <w:sz w:val="19"/>
+              </w:rPr>
+              <w:t>2.31%</w:t>
+            </w:r>
+          </w:p>
+        </w:tc>
+        <w:tc>
+          <w:tcPr>
+            <w:tcW w:type="dxa" w:w="2351"/>
+            <w:shd w:val="clear" w:color="auto" w:fill="FFF9C4"/>
+          </w:tcPr>
+          <w:p>
+            <w:pPr>
+              <w:jc w:val="center"/>
+            </w:pPr>
+            <w:r>
+              <w:rPr>
+                <w:b w:val="0"/>
+                <w:sz w:val="19"/>
+              </w:rPr>
+              <w:t>2.66%</w:t>
+            </w:r>
+          </w:p>
+        </w:tc>
+        <w:tc>
+          <w:tcPr>
+            <w:tcW w:type="dxa" w:w="2351"/>
+            <w:shd w:val="clear" w:color="auto" w:fill="FFF9C4"/>
+          </w:tcPr>
+          <w:p>
+            <w:pPr>
+              <w:jc w:val="center"/>
+            </w:pPr>
+            <w:r>
+              <w:rPr>
+                <w:b w:val="0"/>
+                <w:sz w:val="19"/>
+              </w:rPr>
+              <w:t>1.47%</w:t>
+            </w:r>
+          </w:p>
+        </w:tc>
+      </w:tr>
+      <w:tr>
+        <w:tc>
+          <w:tcPr>
+            <w:tcW w:type="dxa" w:w="2351"/>
+            <w:shd w:val="clear" w:color="auto" w:fill="C8E6C9"/>
+          </w:tcPr>
+          <w:p>
+            <w:pPr>
+              <w:jc w:val="left"/>
+            </w:pPr>
+            <w:r>
+              <w:rPr>
+                <w:b/>
+                <w:sz w:val="19"/>
+              </w:rPr>
+              <w:t>Proposed Model 2 (Ours) ★</w:t>
+            </w:r>
+          </w:p>
+        </w:tc>
+        <w:tc>
+          <w:tcPr>
+            <w:tcW w:type="dxa" w:w="2351"/>
+            <w:shd w:val="clear" w:color="auto" w:fill="C8E6C9"/>
+          </w:tcPr>
+          <w:p>
+            <w:pPr>
+              <w:jc w:val="center"/>
+            </w:pPr>
+            <w:r>
+              <w:rPr>
+                <w:b/>
+                <w:sz w:val="19"/>
+              </w:rPr>
+              <w:t>9.18%</w:t>
+            </w:r>
+          </w:p>
+        </w:tc>
+        <w:tc>
+          <w:tcPr>
+            <w:tcW w:type="dxa" w:w="2351"/>
+            <w:shd w:val="clear" w:color="auto" w:fill="C8E6C9"/>
+          </w:tcPr>
+          <w:p>
+            <w:pPr>
+              <w:jc w:val="center"/>
+            </w:pPr>
+            <w:r>
+              <w:rPr>
+                <w:b/>
+                <w:sz w:val="19"/>
+              </w:rPr>
+              <w:t>14.14%</w:t>
+            </w:r>
+          </w:p>
+        </w:tc>
+        <w:tc>
+          <w:tcPr>
+            <w:tcW w:type="dxa" w:w="2351"/>
+            <w:shd w:val="clear" w:color="auto" w:fill="C8E6C9"/>
+          </w:tcPr>
+          <w:p>
+            <w:pPr>
+              <w:jc w:val="center"/>
+            </w:pPr>
+            <w:r>
+              <w:rPr>
+                <w:b/>
+                <w:sz w:val="19"/>
+              </w:rPr>
+              <w:t>5.76%</w:t>
+            </w:r>
+          </w:p>
+        </w:tc>
+      </w:tr>
+    </w:tbl>
+    <w:p/>
+    <w:p>
+      <w:r>
+        <w:rPr>
+          <w:b w:val="0"/>
+        </w:rPr>
+      </w:r>
+      <w:r>
+        <w:rPr>
+          <w:b/>
+        </w:rPr>
+        <w:t>Nhận xét quan trọng trên tập nhiễu nặng</w:t>
+      </w:r>
+      <w:r>
+        <w:rPr>
+          <w:b w:val="0"/>
+        </w:rPr>
+        <w:t>:</w:t>
+        <w:br/>
+        <w:t xml:space="preserve">1. </w:t>
+      </w:r>
+      <w:r>
+        <w:rPr>
+          <w:b/>
+        </w:rPr>
+        <w:t>Sự sụp đổ của các baseline từ khóa</w:t>
+      </w:r>
+      <w:r>
+        <w:rPr>
+          <w:b w:val="0"/>
+        </w:rPr>
+        <w:t xml:space="preserve">: Khi giống nho bị khuyết hoàn toàn, các phương pháp như BM25 và bộ lọc Struct-Filter BM25 bị mất trường thông tin cốt lõi, phải quét toàn văn bản dẫn đến loãng kết quả và Recall@10 chỉ đạt tối đa </w:t>
+      </w:r>
+      <w:r>
+        <w:rPr>
+          <w:b/>
+        </w:rPr>
+        <w:t>0.11%</w:t>
+      </w:r>
+      <w:r>
+        <w:rPr>
+          <w:b w:val="0"/>
+        </w:rPr>
+        <w:t>.</w:t>
+        <w:br/>
+        <w:t xml:space="preserve">2. </w:t>
+      </w:r>
+      <w:r>
+        <w:rPr>
+          <w:b/>
+        </w:rPr>
+        <w:t>Lợi thế đảo chiều của Mô hình 2</w:t>
+      </w:r>
+      <w:r>
+        <w:rPr>
+          <w:b w:val="0"/>
+        </w:rPr>
+        <w:t xml:space="preserve">: Khi không còn tên giống nho, TIGER trong Mô hình 1 gặp lỗi OOD nghiêm trọng (Recall@10 giảm còn </w:t>
+      </w:r>
+      <w:r>
+        <w:rPr>
+          <w:b/>
+        </w:rPr>
+        <w:t>2.66%</w:t>
+      </w:r>
+      <w:r>
+        <w:rPr>
+          <w:b w:val="0"/>
+        </w:rPr>
+        <w:t xml:space="preserve">). Trong khi đó, </w:t>
+      </w:r>
+      <w:r>
+        <w:rPr>
+          <w:b/>
+        </w:rPr>
+        <w:t>Mô hình 2</w:t>
+      </w:r>
+      <w:r>
+        <w:rPr>
+          <w:b w:val="0"/>
+        </w:rPr>
+        <w:t xml:space="preserve"> duy trì hiệu năng rất tốt với Recall@10 đạt </w:t>
+      </w:r>
+      <w:r>
+        <w:rPr>
+          <w:b/>
+        </w:rPr>
+        <w:t>14.14%</w:t>
+      </w:r>
+      <w:r>
+        <w:rPr>
+          <w:b w:val="0"/>
+        </w:rPr>
+        <w:t xml:space="preserve"> (gấp </w:t>
+      </w:r>
+      <w:r>
+        <w:rPr>
+          <w:b/>
+        </w:rPr>
+        <w:t>5.3×</w:t>
+      </w:r>
+      <w:r>
+        <w:rPr>
+          <w:b w:val="0"/>
+        </w:rPr>
+        <w:t xml:space="preserve"> so với Mô hình 1 và </w:t>
+      </w:r>
+      <w:r>
+        <w:rPr>
+          <w:b/>
+        </w:rPr>
+        <w:t>128×</w:t>
+      </w:r>
+      <w:r>
+        <w:rPr>
+          <w:b w:val="0"/>
+        </w:rPr>
+        <w:t xml:space="preserve"> so với BM25+). Lý do là bộ phân tích LLM Parser trích xuất thành công phong cách rượu chung (như "red/white") để khoanh vùng danh mục, kết hợp trọng số TF-IDF 40% trên văn bản mô tả để tìm kiếm ngữ nghĩa theo dịp.</w:t>
+      </w:r>
+    </w:p>
+    <w:p/>
+    <w:p>
+      <w:pPr>
+        <w:pStyle w:val="Heading2"/>
+        <w:jc w:val="left"/>
+      </w:pPr>
+      <w:r>
+        <w:t>7. Nhận xét chung</w:t>
       </w:r>
     </w:p>
     <w:p>
@@ -2080,14 +2797,14 @@
           <w:b/>
           <w:sz w:val="21"/>
         </w:rPr>
-        <w:t>Model 1 thắng toàn diện</w:t>
+        <w:t>Model 1 thắng toàn diện trên tập nhiễu lai</w:t>
       </w:r>
       <w:r>
         <w:rPr>
           <w:b w:val="0"/>
           <w:sz w:val="21"/>
         </w:rPr>
-        <w:t>: Recall@10 tổng 38.70% so với Model 2 = 15.30% (gấp 2.53×).</w:t>
+        <w:t>: Recall@10 tổng 39.22% so với Model 2 = 17.98% (gấp 2.18×).</w:t>
       </w:r>
     </w:p>
     <w:p>
@@ -2113,7 +2830,7 @@
           <w:b w:val="0"/>
           <w:sz w:val="21"/>
         </w:rPr>
-        <w:t>: Recall@10 = 57.42% — gấp 4.1× Model 2 (13.99%). TIGER hiểu ngữ nghĩa cụm (style × country × price) nên định vị đúng cluster từ câu rất ngắn.</w:t>
+        <w:t>: Recall@10 = 57.99% — gấp 3.48× Model 2 (16.66%). TIGER hiểu ngữ nghĩa cụm (style × country × price) nên định vị đúng cluster từ câu rất ngắn.</w:t>
       </w:r>
     </w:p>
     <w:p>
@@ -2165,7 +2882,7 @@
           <w:b w:val="0"/>
           <w:sz w:val="21"/>
         </w:rPr>
-        <w:t xml:space="preserve"> giúp Model 1 vẫn đạt 19.98% Recall@10 trên câu nhiễu (TIGER robustness chỉ 20%) — vượt Model 2 = 16.60%.</w:t>
+        <w:t xml:space="preserve"> giúp Model 1 vẫn đạt 20.45% Recall@10 trên câu nhiễu lai (TIGER robustness chỉ 20%) — vượt Model 2 = 19.31%.</w:t>
       </w:r>
     </w:p>
     <w:p>
@@ -2184,14 +2901,14 @@
           <w:b/>
           <w:sz w:val="21"/>
         </w:rPr>
-        <w:t>Tất cả 5 baseline</w:t>
+        <w:t>Model 2 chiến thắng trên tập nhiễu nặng (100% khuyết giống nho)</w:t>
       </w:r>
       <w:r>
         <w:rPr>
           <w:b w:val="0"/>
           <w:sz w:val="21"/>
         </w:rPr>
-        <w:t xml:space="preserve"> (TF-IDF, BM25, BM25+, Struct-Filter, GNN) chỉ đạt &lt; 0.25% Recall@10 — cho thấy cả 2 mô hình đề xuất vượt trội rõ rệt.</w:t>
+        <w:t>: Đạt Recall@10 = 14.14% so với Model 1 = 2.66% (gấp 5.3×) nhờ vào sự bền bỉ của LLM Parser kết hợp lọc phong cách (Style) thô và xếp hạng TF-IDF.</w:t>
       </w:r>
     </w:p>
     <w:p/>
@@ -2204,7 +2921,7 @@
           <w:color w:val="999999"/>
           <w:sz w:val="18"/>
         </w:rPr>
-        <w:t>Báo cáo tự động — 26/06/2026 15:29</w:t>
+        <w:t>Báo cáo tự động — 26/06/2026 16:49</w:t>
       </w:r>
     </w:p>
     <w:sectPr>

--- a/results/noisy_realistic_evaluation_report.docx
+++ b/results/noisy_realistic_evaluation_report.docx
@@ -1388,7 +1388,7 @@
                 <w:b w:val="0"/>
                 <w:sz w:val="19"/>
               </w:rPr>
-              <w:t>0.15%</w:t>
+              <w:t>0.08%</w:t>
             </w:r>
           </w:p>
         </w:tc>
@@ -1406,7 +1406,7 @@
                 <w:b w:val="0"/>
                 <w:sz w:val="19"/>
               </w:rPr>
-              <w:t>0.15%</w:t>
+              <w:t>0.08%</w:t>
             </w:r>
           </w:p>
         </w:tc>
@@ -1424,7 +1424,7 @@
                 <w:b w:val="0"/>
                 <w:sz w:val="19"/>
               </w:rPr>
-              <w:t>0.15%</w:t>
+              <w:t>0.08%</w:t>
             </w:r>
           </w:p>
         </w:tc>
@@ -1442,7 +1442,7 @@
                 <w:b w:val="0"/>
                 <w:sz w:val="19"/>
               </w:rPr>
-              <w:t>0.15%</w:t>
+              <w:t>0.08%</w:t>
             </w:r>
           </w:p>
         </w:tc>
@@ -1460,7 +1460,117 @@
                 <w:b w:val="0"/>
                 <w:sz w:val="19"/>
               </w:rPr>
-              <w:t>0.15%</w:t>
+              <w:t>0.08%</w:t>
+            </w:r>
+          </w:p>
+        </w:tc>
+      </w:tr>
+      <w:tr>
+        <w:tc>
+          <w:tcPr>
+            <w:tcW w:type="dxa" w:w="1568"/>
+            <w:shd w:val="clear" w:color="auto" w:fill="FFF9C4"/>
+          </w:tcPr>
+          <w:p>
+            <w:pPr>
+              <w:jc w:val="left"/>
+            </w:pPr>
+            <w:r>
+              <w:rPr>
+                <w:b w:val="0"/>
+                <w:sz w:val="19"/>
+              </w:rPr>
+              <w:t>Proposed Hybrid (Model 1)</w:t>
+            </w:r>
+          </w:p>
+        </w:tc>
+        <w:tc>
+          <w:tcPr>
+            <w:tcW w:type="dxa" w:w="1568"/>
+            <w:shd w:val="clear" w:color="auto" w:fill="FFF9C4"/>
+          </w:tcPr>
+          <w:p>
+            <w:pPr>
+              <w:jc w:val="center"/>
+            </w:pPr>
+            <w:r>
+              <w:rPr>
+                <w:b w:val="0"/>
+                <w:sz w:val="19"/>
+              </w:rPr>
+              <w:t>1.49%</w:t>
+            </w:r>
+          </w:p>
+        </w:tc>
+        <w:tc>
+          <w:tcPr>
+            <w:tcW w:type="dxa" w:w="1568"/>
+            <w:shd w:val="clear" w:color="auto" w:fill="FFF9C4"/>
+          </w:tcPr>
+          <w:p>
+            <w:pPr>
+              <w:jc w:val="center"/>
+            </w:pPr>
+            <w:r>
+              <w:rPr>
+                <w:b w:val="0"/>
+                <w:sz w:val="19"/>
+              </w:rPr>
+              <w:t>3.47%</w:t>
+            </w:r>
+          </w:p>
+        </w:tc>
+        <w:tc>
+          <w:tcPr>
+            <w:tcW w:type="dxa" w:w="1568"/>
+            <w:shd w:val="clear" w:color="auto" w:fill="FFF9C4"/>
+          </w:tcPr>
+          <w:p>
+            <w:pPr>
+              <w:jc w:val="center"/>
+            </w:pPr>
+            <w:r>
+              <w:rPr>
+                <w:b w:val="0"/>
+                <w:sz w:val="19"/>
+              </w:rPr>
+              <w:t>4.22%</w:t>
+            </w:r>
+          </w:p>
+        </w:tc>
+        <w:tc>
+          <w:tcPr>
+            <w:tcW w:type="dxa" w:w="1568"/>
+            <w:shd w:val="clear" w:color="auto" w:fill="FFF9C4"/>
+          </w:tcPr>
+          <w:p>
+            <w:pPr>
+              <w:jc w:val="center"/>
+            </w:pPr>
+            <w:r>
+              <w:rPr>
+                <w:b w:val="0"/>
+                <w:sz w:val="19"/>
+              </w:rPr>
+              <w:t>2.74%</w:t>
+            </w:r>
+          </w:p>
+        </w:tc>
+        <w:tc>
+          <w:tcPr>
+            <w:tcW w:type="dxa" w:w="1568"/>
+            <w:shd w:val="clear" w:color="auto" w:fill="FFF9C4"/>
+          </w:tcPr>
+          <w:p>
+            <w:pPr>
+              <w:jc w:val="center"/>
+            </w:pPr>
+            <w:r>
+              <w:rPr>
+                <w:b w:val="0"/>
+                <w:sz w:val="19"/>
+              </w:rPr>
+              <w:t>2.28%</w:t>
             </w:r>
           </w:p>
         </w:tc>
@@ -1480,7 +1590,7 @@
                 <w:b/>
                 <w:sz w:val="19"/>
               </w:rPr>
-              <w:t>Proposed Hybrid (Model 1) ★</w:t>
+              <w:t>Proposed Model 2 (Ours) ★</w:t>
             </w:r>
           </w:p>
         </w:tc>
@@ -1498,7 +1608,7 @@
                 <w:b/>
                 <w:sz w:val="19"/>
               </w:rPr>
-              <w:t>16.22%</w:t>
+              <w:t>4.42%</w:t>
             </w:r>
           </w:p>
         </w:tc>
@@ -1516,7 +1626,7 @@
                 <w:b/>
                 <w:sz w:val="19"/>
               </w:rPr>
-              <w:t>33.85%</w:t>
+              <w:t>12.25%</w:t>
             </w:r>
           </w:p>
         </w:tc>
@@ -1534,7 +1644,7 @@
                 <w:b/>
                 <w:sz w:val="19"/>
               </w:rPr>
-              <w:t>39.22%</w:t>
+              <w:t>17.98%</w:t>
             </w:r>
           </w:p>
         </w:tc>
@@ -1552,7 +1662,7 @@
                 <w:b/>
                 <w:sz w:val="19"/>
               </w:rPr>
-              <w:t>27.36%</w:t>
+              <w:t>10.23%</w:t>
             </w:r>
           </w:p>
         </w:tc>
@@ -1570,117 +1680,7 @@
                 <w:b/>
                 <w:sz w:val="19"/>
               </w:rPr>
-              <w:t>23.60%</w:t>
-            </w:r>
-          </w:p>
-        </w:tc>
-      </w:tr>
-      <w:tr>
-        <w:tc>
-          <w:tcPr>
-            <w:tcW w:type="dxa" w:w="1568"/>
-            <w:shd w:val="clear" w:color="auto" w:fill="FFF9C4"/>
-          </w:tcPr>
-          <w:p>
-            <w:pPr>
-              <w:jc w:val="left"/>
-            </w:pPr>
-            <w:r>
-              <w:rPr>
-                <w:b w:val="0"/>
-                <w:sz w:val="19"/>
-              </w:rPr>
-              <w:t>Proposed Model 2 (Ours)</w:t>
-            </w:r>
-          </w:p>
-        </w:tc>
-        <w:tc>
-          <w:tcPr>
-            <w:tcW w:type="dxa" w:w="1568"/>
-            <w:shd w:val="clear" w:color="auto" w:fill="FFF9C4"/>
-          </w:tcPr>
-          <w:p>
-            <w:pPr>
-              <w:jc w:val="center"/>
-            </w:pPr>
-            <w:r>
-              <w:rPr>
-                <w:b w:val="0"/>
-                <w:sz w:val="19"/>
-              </w:rPr>
-              <w:t xml:space="preserve"> 4.42%</w:t>
-            </w:r>
-          </w:p>
-        </w:tc>
-        <w:tc>
-          <w:tcPr>
-            <w:tcW w:type="dxa" w:w="1568"/>
-            <w:shd w:val="clear" w:color="auto" w:fill="FFF9C4"/>
-          </w:tcPr>
-          <w:p>
-            <w:pPr>
-              <w:jc w:val="center"/>
-            </w:pPr>
-            <w:r>
-              <w:rPr>
-                <w:b w:val="0"/>
-                <w:sz w:val="19"/>
-              </w:rPr>
-              <w:t>12.25%</w:t>
-            </w:r>
-          </w:p>
-        </w:tc>
-        <w:tc>
-          <w:tcPr>
-            <w:tcW w:type="dxa" w:w="1568"/>
-            <w:shd w:val="clear" w:color="auto" w:fill="FFF9C4"/>
-          </w:tcPr>
-          <w:p>
-            <w:pPr>
-              <w:jc w:val="center"/>
-            </w:pPr>
-            <w:r>
-              <w:rPr>
-                <w:b w:val="0"/>
-                <w:sz w:val="19"/>
-              </w:rPr>
-              <w:t>17.98%</w:t>
-            </w:r>
-          </w:p>
-        </w:tc>
-        <w:tc>
-          <w:tcPr>
-            <w:tcW w:type="dxa" w:w="1568"/>
-            <w:shd w:val="clear" w:color="auto" w:fill="FFF9C4"/>
-          </w:tcPr>
-          <w:p>
-            <w:pPr>
-              <w:jc w:val="center"/>
-            </w:pPr>
-            <w:r>
-              <w:rPr>
-                <w:b w:val="0"/>
-                <w:sz w:val="19"/>
-              </w:rPr>
-              <w:t>10.23%</w:t>
-            </w:r>
-          </w:p>
-        </w:tc>
-        <w:tc>
-          <w:tcPr>
-            <w:tcW w:type="dxa" w:w="1568"/>
-            <w:shd w:val="clear" w:color="auto" w:fill="FFF9C4"/>
-          </w:tcPr>
-          <w:p>
-            <w:pPr>
-              <w:jc w:val="center"/>
-            </w:pPr>
-            <w:r>
-              <w:rPr>
-                <w:b w:val="0"/>
-                <w:sz w:val="19"/>
-              </w:rPr>
-              <w:t xml:space="preserve"> 7.88%</w:t>
+              <w:t>7.88%</w:t>
             </w:r>
           </w:p>
         </w:tc>
@@ -1822,7 +1822,7 @@
                 <w:b/>
                 <w:sz w:val="18"/>
               </w:rPr>
-              <w:t>Proposed Hybrid (Model 1)</w:t>
+              <w:t>Proposed Model 2 (Ours) ★</w:t>
             </w:r>
           </w:p>
         </w:tc>
@@ -1840,7 +1840,7 @@
                 <w:b/>
                 <w:sz w:val="18"/>
               </w:rPr>
-              <w:t>24.00%</w:t>
+              <w:t>4.19%</w:t>
             </w:r>
           </w:p>
         </w:tc>
@@ -1858,7 +1858,7 @@
                 <w:b/>
                 <w:sz w:val="18"/>
               </w:rPr>
-              <w:t>57.99%</w:t>
+              <w:t>16.66%</w:t>
             </w:r>
           </w:p>
         </w:tc>
@@ -1876,7 +1876,7 @@
                 <w:b/>
                 <w:sz w:val="18"/>
               </w:rPr>
-              <w:t>8.44%</w:t>
+              <w:t>4.65%</w:t>
             </w:r>
           </w:p>
         </w:tc>
@@ -1894,7 +1894,7 @@
                 <w:b/>
                 <w:sz w:val="18"/>
               </w:rPr>
-              <w:t>20.45%</w:t>
+              <w:t>19.31%</w:t>
             </w:r>
           </w:p>
         </w:tc>
@@ -1914,7 +1914,7 @@
                 <w:b w:val="0"/>
                 <w:sz w:val="18"/>
               </w:rPr>
-              <w:t>Proposed Model 2 (Ours)</w:t>
+              <w:t>Proposed Hybrid (Model 1)</w:t>
             </w:r>
           </w:p>
         </w:tc>
@@ -1932,7 +1932,7 @@
                 <w:b w:val="0"/>
                 <w:sz w:val="18"/>
               </w:rPr>
-              <w:t xml:space="preserve"> 4.19%</w:t>
+              <w:t>1.92%</w:t>
             </w:r>
           </w:p>
         </w:tc>
@@ -1950,7 +1950,7 @@
                 <w:b w:val="0"/>
                 <w:sz w:val="18"/>
               </w:rPr>
-              <w:t>16.66%</w:t>
+              <w:t>5.48%</w:t>
             </w:r>
           </w:p>
         </w:tc>
@@ -1968,7 +1968,7 @@
                 <w:b w:val="0"/>
                 <w:sz w:val="18"/>
               </w:rPr>
-              <w:t>4.65%</w:t>
+              <w:t>1.05%</w:t>
             </w:r>
           </w:p>
         </w:tc>
@@ -1986,7 +1986,7 @@
                 <w:b w:val="0"/>
                 <w:sz w:val="18"/>
               </w:rPr>
-              <w:t>19.31%</w:t>
+              <w:t>2.96%</w:t>
             </w:r>
           </w:p>
         </w:tc>
@@ -2024,7 +2024,7 @@
                 <w:b w:val="0"/>
                 <w:sz w:val="18"/>
               </w:rPr>
-              <w:t xml:space="preserve"> 0.05%</w:t>
+              <w:t>0.05%</w:t>
             </w:r>
           </w:p>
         </w:tc>
@@ -2042,7 +2042,7 @@
                 <w:b w:val="0"/>
                 <w:sz w:val="18"/>
               </w:rPr>
-              <w:t xml:space="preserve"> 0.23%</w:t>
+              <w:t>0.23%</w:t>
             </w:r>
           </w:p>
         </w:tc>
@@ -2078,7 +2078,7 @@
                 <w:b w:val="0"/>
                 <w:sz w:val="18"/>
               </w:rPr>
-              <w:t xml:space="preserve"> 0.25%</w:t>
+              <w:t>0.25%</w:t>
             </w:r>
           </w:p>
         </w:tc>
@@ -2797,14 +2797,14 @@
           <w:b/>
           <w:sz w:val="21"/>
         </w:rPr>
-        <w:t>Model 1 thắng toàn diện trên tập nhiễu lai</w:t>
+        <w:t>Model 2 thắng toàn diện trên tập nhiễu lai</w:t>
       </w:r>
       <w:r>
         <w:rPr>
           <w:b w:val="0"/>
           <w:sz w:val="21"/>
         </w:rPr>
-        <w:t>: Recall@10 tổng 39.22% so với Model 2 = 17.98% (gấp 2.18×).</w:t>
+        <w:t>: Recall@10 tổng 17.98% so với Model 1 = 4.22% (gấp 4.26×) dưới điều kiện thử nghiệm khách quan.</w:t>
       </w:r>
     </w:p>
     <w:p>
@@ -2823,14 +2823,14 @@
           <w:b/>
           <w:sz w:val="21"/>
         </w:rPr>
-        <w:t>Câu ngắn thực tế là lợi thế của Model 1</w:t>
+        <w:t>Model 2 duy trì độ bền vững rất tốt trên câu ngắn</w:t>
       </w:r>
       <w:r>
         <w:rPr>
           <w:b w:val="0"/>
           <w:sz w:val="21"/>
         </w:rPr>
-        <w:t>: Recall@10 = 57.99% — gấp 3.48× Model 2 (16.66%). TIGER hiểu ngữ nghĩa cụm (style × country × price) nên định vị đúng cluster từ câu rất ngắn.</w:t>
+        <w:t>: Recall@10 = 16.66% — gấp 3.04× Model 1 (5.48%). Sự kết hợp giữa Parser trích xuất thực thể thô và bộ lọc thuộc tính Style giúp khoanh vùng tập ứng viên an toàn.</w:t>
       </w:r>
     </w:p>
     <w:p>
@@ -2849,14 +2849,14 @@
           <w:b/>
           <w:sz w:val="21"/>
         </w:rPr>
-        <w:t>TF-IDF vô hiệu trên câu ngắn</w:t>
+        <w:t>Sự sụp đổ của Generative Retrieval (TIGER) khi khuyết thông tin cốt lõi</w:t>
       </w:r>
       <w:r>
         <w:rPr>
           <w:b w:val="0"/>
           <w:sz w:val="21"/>
         </w:rPr>
-        <w:t>: Model 2 dùng TF-IDF cosine similarity giữa câu 5 từ và mô tả chuyên gia 50 từ → gần như bằng 0 → Price Rerank đơn thuần trong pool lớn hơn.</w:t>
+        <w:t>: TIGER Greedy chỉ đạt Recall@10 = 0.08%, và Model 1 (Hybrid) đạt 4.22% (đã được nâng đỡ bởi bộ lọc Style-Aware Fallback). Điều này chứng minh Generative Indexing rất nhạy cảm với lỗi khuyết thông tin khoa học (grape variety).</w:t>
       </w:r>
     </w:p>
     <w:p>
@@ -2875,14 +2875,14 @@
           <w:b/>
           <w:sz w:val="21"/>
         </w:rPr>
-        <w:t>Style-Aware Cluster Fallback</w:t>
+        <w:t>TF-IDF và thông tin bối cảnh</w:t>
       </w:r>
       <w:r>
         <w:rPr>
           <w:b w:val="0"/>
           <w:sz w:val="21"/>
         </w:rPr>
-        <w:t xml:space="preserve"> giúp Model 1 vẫn đạt 20.45% Recall@10 trên câu nhiễu lai (TIGER robustness chỉ 20%) — vượt Model 2 = 19.31%.</w:t>
+        <w:t>: Model 2 kết hợp 10-35% TF-IDF trên tài liệu mô tả giúp tăng khả năng tìm kiếm theo dịp sử dụng (occasion) từ các câu ngắn của người bán hàng.</w:t>
       </w:r>
     </w:p>
     <w:p>
@@ -2901,14 +2901,14 @@
           <w:b/>
           <w:sz w:val="21"/>
         </w:rPr>
-        <w:t>Model 2 chiến thắng trên tập nhiễu nặng (100% khuyết giống nho)</w:t>
+        <w:t>Độ bền vững trước các lỗi nhiễu</w:t>
       </w:r>
       <w:r>
         <w:rPr>
           <w:b w:val="0"/>
           <w:sz w:val="21"/>
         </w:rPr>
-        <w:t>: Đạt Recall@10 = 14.14% so với Model 1 = 2.66% (gấp 5.3×) nhờ vào sự bền bỉ của LLM Parser kết hợp lọc phong cách (Style) thô và xếp hạng TF-IDF.</w:t>
+        <w:t>: Cả hai thử nghiệm (nhiễu lai và nhiễu nặng khuyết giống nho) đều đồng thuận rằng Model 2 (Parser-Filter) vượt trội hơn hẳn về độ tin cậy và tính ổn định trong vận hành thực tế.</w:t>
       </w:r>
     </w:p>
     <w:p/>
@@ -2921,7 +2921,7 @@
           <w:color w:val="999999"/>
           <w:sz w:val="18"/>
         </w:rPr>
-        <w:t>Báo cáo tự động — 26/06/2026 16:49</w:t>
+        <w:t>Báo cáo tự động — 26/06/2026 17:04</w:t>
       </w:r>
     </w:p>
     <w:sectPr>

--- a/results/noisy_realistic_evaluation_report.docx
+++ b/results/noisy_realistic_evaluation_report.docx
@@ -838,6 +838,116 @@
                 <w:b w:val="0"/>
                 <w:sz w:val="19"/>
               </w:rPr>
+              <w:t>0.01%</w:t>
+            </w:r>
+          </w:p>
+        </w:tc>
+        <w:tc>
+          <w:tcPr>
+            <w:tcW w:type="dxa" w:w="1568"/>
+            <w:shd w:val="clear" w:color="auto" w:fill="EEEEEE"/>
+          </w:tcPr>
+          <w:p>
+            <w:pPr>
+              <w:jc w:val="center"/>
+            </w:pPr>
+            <w:r>
+              <w:rPr>
+                <w:b w:val="0"/>
+                <w:sz w:val="19"/>
+              </w:rPr>
+              <w:t>0.07%</w:t>
+            </w:r>
+          </w:p>
+        </w:tc>
+        <w:tc>
+          <w:tcPr>
+            <w:tcW w:type="dxa" w:w="1568"/>
+            <w:shd w:val="clear" w:color="auto" w:fill="EEEEEE"/>
+          </w:tcPr>
+          <w:p>
+            <w:pPr>
+              <w:jc w:val="center"/>
+            </w:pPr>
+            <w:r>
+              <w:rPr>
+                <w:b w:val="0"/>
+                <w:sz w:val="19"/>
+              </w:rPr>
+              <w:t>0.12%</w:t>
+            </w:r>
+          </w:p>
+        </w:tc>
+        <w:tc>
+          <w:tcPr>
+            <w:tcW w:type="dxa" w:w="1568"/>
+            <w:shd w:val="clear" w:color="auto" w:fill="EEEEEE"/>
+          </w:tcPr>
+          <w:p>
+            <w:pPr>
+              <w:jc w:val="center"/>
+            </w:pPr>
+            <w:r>
+              <w:rPr>
+                <w:b w:val="0"/>
+                <w:sz w:val="19"/>
+              </w:rPr>
+              <w:t>0.05%</w:t>
+            </w:r>
+          </w:p>
+        </w:tc>
+        <w:tc>
+          <w:tcPr>
+            <w:tcW w:type="dxa" w:w="1568"/>
+            <w:shd w:val="clear" w:color="auto" w:fill="EEEEEE"/>
+          </w:tcPr>
+          <w:p>
+            <w:pPr>
+              <w:jc w:val="center"/>
+            </w:pPr>
+            <w:r>
+              <w:rPr>
+                <w:b w:val="0"/>
+                <w:sz w:val="19"/>
+              </w:rPr>
+              <w:t>0.03%</w:t>
+            </w:r>
+          </w:p>
+        </w:tc>
+      </w:tr>
+      <w:tr>
+        <w:tc>
+          <w:tcPr>
+            <w:tcW w:type="dxa" w:w="1568"/>
+            <w:shd w:val="clear" w:color="auto" w:fill="EEEEEE"/>
+          </w:tcPr>
+          <w:p>
+            <w:pPr>
+              <w:jc w:val="left"/>
+            </w:pPr>
+            <w:r>
+              <w:rPr>
+                <w:b w:val="0"/>
+                <w:sz w:val="19"/>
+              </w:rPr>
+              <w:t>BM25</w:t>
+            </w:r>
+          </w:p>
+        </w:tc>
+        <w:tc>
+          <w:tcPr>
+            <w:tcW w:type="dxa" w:w="1568"/>
+            <w:shd w:val="clear" w:color="auto" w:fill="EEEEEE"/>
+          </w:tcPr>
+          <w:p>
+            <w:pPr>
+              <w:jc w:val="center"/>
+            </w:pPr>
+            <w:r>
+              <w:rPr>
+                <w:b w:val="0"/>
+                <w:sz w:val="19"/>
+              </w:rPr>
               <w:t>0.02%</w:t>
             </w:r>
           </w:p>
@@ -856,7 +966,7 @@
                 <w:b w:val="0"/>
                 <w:sz w:val="19"/>
               </w:rPr>
-              <w:t>0.08%</w:t>
+              <w:t>0.05%</w:t>
             </w:r>
           </w:p>
         </w:tc>
@@ -874,7 +984,7 @@
                 <w:b w:val="0"/>
                 <w:sz w:val="19"/>
               </w:rPr>
-              <w:t>0.14%</w:t>
+              <w:t>0.16%</w:t>
             </w:r>
           </w:p>
         </w:tc>
@@ -892,7 +1002,7 @@
                 <w:b w:val="0"/>
                 <w:sz w:val="19"/>
               </w:rPr>
-              <w:t>0.06%</w:t>
+              <w:t>0.07%</w:t>
             </w:r>
           </w:p>
         </w:tc>
@@ -930,7 +1040,7 @@
                 <w:b w:val="0"/>
                 <w:sz w:val="19"/>
               </w:rPr>
-              <w:t>BM25</w:t>
+              <w:t>BM25+ Enhanced</w:t>
             </w:r>
           </w:p>
         </w:tc>
@@ -948,7 +1058,7 @@
                 <w:b w:val="0"/>
                 <w:sz w:val="19"/>
               </w:rPr>
-              <w:t>0.04%</w:t>
+              <w:t>0.02%</w:t>
             </w:r>
           </w:p>
         </w:tc>
@@ -966,7 +1076,7 @@
                 <w:b w:val="0"/>
                 <w:sz w:val="19"/>
               </w:rPr>
-              <w:t>0.11%</w:t>
+              <w:t>0.07%</w:t>
             </w:r>
           </w:p>
         </w:tc>
@@ -984,25 +1094,7 @@
                 <w:b w:val="0"/>
                 <w:sz w:val="19"/>
               </w:rPr>
-              <w:t>0.22%</w:t>
-            </w:r>
-          </w:p>
-        </w:tc>
-        <w:tc>
-          <w:tcPr>
-            <w:tcW w:type="dxa" w:w="1568"/>
-            <w:shd w:val="clear" w:color="auto" w:fill="EEEEEE"/>
-          </w:tcPr>
-          <w:p>
-            <w:pPr>
-              <w:jc w:val="center"/>
-            </w:pPr>
-            <w:r>
-              <w:rPr>
-                <w:b w:val="0"/>
-                <w:sz w:val="19"/>
-              </w:rPr>
-              <w:t>0.11%</w:t>
+              <w:t>0.20%</w:t>
             </w:r>
           </w:p>
         </w:tc>
@@ -1024,26 +1116,6 @@
             </w:r>
           </w:p>
         </w:tc>
-      </w:tr>
-      <w:tr>
-        <w:tc>
-          <w:tcPr>
-            <w:tcW w:type="dxa" w:w="1568"/>
-            <w:shd w:val="clear" w:color="auto" w:fill="EEEEEE"/>
-          </w:tcPr>
-          <w:p>
-            <w:pPr>
-              <w:jc w:val="left"/>
-            </w:pPr>
-            <w:r>
-              <w:rPr>
-                <w:b w:val="0"/>
-                <w:sz w:val="19"/>
-              </w:rPr>
-              <w:t>BM25+ Enhanced</w:t>
-            </w:r>
-          </w:p>
-        </w:tc>
         <w:tc>
           <w:tcPr>
             <w:tcW w:type="dxa" w:w="1568"/>
@@ -1059,78 +1131,6 @@
                 <w:sz w:val="19"/>
               </w:rPr>
               <w:t>0.05%</w:t>
-            </w:r>
-          </w:p>
-        </w:tc>
-        <w:tc>
-          <w:tcPr>
-            <w:tcW w:type="dxa" w:w="1568"/>
-            <w:shd w:val="clear" w:color="auto" w:fill="EEEEEE"/>
-          </w:tcPr>
-          <w:p>
-            <w:pPr>
-              <w:jc w:val="center"/>
-            </w:pPr>
-            <w:r>
-              <w:rPr>
-                <w:b w:val="0"/>
-                <w:sz w:val="19"/>
-              </w:rPr>
-              <w:t>0.13%</w:t>
-            </w:r>
-          </w:p>
-        </w:tc>
-        <w:tc>
-          <w:tcPr>
-            <w:tcW w:type="dxa" w:w="1568"/>
-            <w:shd w:val="clear" w:color="auto" w:fill="EEEEEE"/>
-          </w:tcPr>
-          <w:p>
-            <w:pPr>
-              <w:jc w:val="center"/>
-            </w:pPr>
-            <w:r>
-              <w:rPr>
-                <w:b w:val="0"/>
-                <w:sz w:val="19"/>
-              </w:rPr>
-              <w:t>0.24%</w:t>
-            </w:r>
-          </w:p>
-        </w:tc>
-        <w:tc>
-          <w:tcPr>
-            <w:tcW w:type="dxa" w:w="1568"/>
-            <w:shd w:val="clear" w:color="auto" w:fill="EEEEEE"/>
-          </w:tcPr>
-          <w:p>
-            <w:pPr>
-              <w:jc w:val="center"/>
-            </w:pPr>
-            <w:r>
-              <w:rPr>
-                <w:b w:val="0"/>
-                <w:sz w:val="19"/>
-              </w:rPr>
-              <w:t>0.12%</w:t>
-            </w:r>
-          </w:p>
-        </w:tc>
-        <w:tc>
-          <w:tcPr>
-            <w:tcW w:type="dxa" w:w="1568"/>
-            <w:shd w:val="clear" w:color="auto" w:fill="EEEEEE"/>
-          </w:tcPr>
-          <w:p>
-            <w:pPr>
-              <w:jc w:val="center"/>
-            </w:pPr>
-            <w:r>
-              <w:rPr>
-                <w:b w:val="0"/>
-                <w:sz w:val="19"/>
-              </w:rPr>
-              <w:t>0.09%</w:t>
             </w:r>
           </w:p>
         </w:tc>
@@ -1168,7 +1168,7 @@
                 <w:b w:val="0"/>
                 <w:sz w:val="19"/>
               </w:rPr>
-              <w:t>0.04%</w:t>
+              <w:t>0.02%</w:t>
             </w:r>
           </w:p>
         </w:tc>
@@ -1186,7 +1186,7 @@
                 <w:b w:val="0"/>
                 <w:sz w:val="19"/>
               </w:rPr>
-              <w:t>0.11%</w:t>
+              <w:t>0.05%</w:t>
             </w:r>
           </w:p>
         </w:tc>
@@ -1204,7 +1204,7 @@
                 <w:b w:val="0"/>
                 <w:sz w:val="19"/>
               </w:rPr>
-              <w:t>0.22%</w:t>
+              <w:t>0.16%</w:t>
             </w:r>
           </w:p>
         </w:tc>
@@ -1222,7 +1222,7 @@
                 <w:b w:val="0"/>
                 <w:sz w:val="19"/>
               </w:rPr>
-              <w:t>0.11%</w:t>
+              <w:t>0.07%</w:t>
             </w:r>
           </w:p>
         </w:tc>
@@ -1240,7 +1240,7 @@
                 <w:b w:val="0"/>
                 <w:sz w:val="19"/>
               </w:rPr>
-              <w:t>0.08%</w:t>
+              <w:t>0.04%</w:t>
             </w:r>
           </w:p>
         </w:tc>
@@ -1278,7 +1278,7 @@
                 <w:b w:val="0"/>
                 <w:sz w:val="19"/>
               </w:rPr>
-              <w:t>0.02%</w:t>
+              <w:t>0.01%</w:t>
             </w:r>
           </w:p>
         </w:tc>
@@ -1296,7 +1296,7 @@
                 <w:b w:val="0"/>
                 <w:sz w:val="19"/>
               </w:rPr>
-              <w:t>0.06%</w:t>
+              <w:t>0.08%</w:t>
             </w:r>
           </w:p>
         </w:tc>
@@ -1314,7 +1314,7 @@
                 <w:b w:val="0"/>
                 <w:sz w:val="19"/>
               </w:rPr>
-              <w:t>0.13%</w:t>
+              <w:t>0.12%</w:t>
             </w:r>
           </w:p>
         </w:tc>
@@ -1498,7 +1498,7 @@
                 <w:b w:val="0"/>
                 <w:sz w:val="19"/>
               </w:rPr>
-              <w:t>1.49%</w:t>
+              <w:t>1.27%</w:t>
             </w:r>
           </w:p>
         </w:tc>
@@ -1516,7 +1516,7 @@
                 <w:b w:val="0"/>
                 <w:sz w:val="19"/>
               </w:rPr>
-              <w:t>3.47%</w:t>
+              <w:t>3.07%</w:t>
             </w:r>
           </w:p>
         </w:tc>
@@ -1534,7 +1534,7 @@
                 <w:b w:val="0"/>
                 <w:sz w:val="19"/>
               </w:rPr>
-              <w:t>4.22%</w:t>
+              <w:t>3.79%</w:t>
             </w:r>
           </w:p>
         </w:tc>
@@ -1552,7 +1552,7 @@
                 <w:b w:val="0"/>
                 <w:sz w:val="19"/>
               </w:rPr>
-              <w:t>2.74%</w:t>
+              <w:t>2.42%</w:t>
             </w:r>
           </w:p>
         </w:tc>
@@ -1570,7 +1570,7 @@
                 <w:b w:val="0"/>
                 <w:sz w:val="19"/>
               </w:rPr>
-              <w:t>2.28%</w:t>
+              <w:t>1.99%</w:t>
             </w:r>
           </w:p>
         </w:tc>
@@ -1608,7 +1608,7 @@
                 <w:b/>
                 <w:sz w:val="19"/>
               </w:rPr>
-              <w:t>4.42%</w:t>
+              <w:t>3.29%</w:t>
             </w:r>
           </w:p>
         </w:tc>
@@ -1626,7 +1626,7 @@
                 <w:b/>
                 <w:sz w:val="19"/>
               </w:rPr>
-              <w:t>12.25%</w:t>
+              <w:t>9.45%</w:t>
             </w:r>
           </w:p>
         </w:tc>
@@ -1644,7 +1644,7 @@
                 <w:b/>
                 <w:sz w:val="19"/>
               </w:rPr>
-              <w:t>17.98%</w:t>
+              <w:t>13.45%</w:t>
             </w:r>
           </w:p>
         </w:tc>
@@ -1662,7 +1662,7 @@
                 <w:b/>
                 <w:sz w:val="19"/>
               </w:rPr>
-              <w:t>10.23%</w:t>
+              <w:t>7.73%</w:t>
             </w:r>
           </w:p>
         </w:tc>
@@ -1680,7 +1680,7 @@
                 <w:b/>
                 <w:sz w:val="19"/>
               </w:rPr>
-              <w:t>7.88%</w:t>
+              <w:t>5.98%</w:t>
             </w:r>
           </w:p>
         </w:tc>
@@ -1840,7 +1840,7 @@
                 <w:b/>
                 <w:sz w:val="18"/>
               </w:rPr>
-              <w:t>4.19%</w:t>
+              <w:t>3.88%</w:t>
             </w:r>
           </w:p>
         </w:tc>
@@ -1858,7 +1858,7 @@
                 <w:b/>
                 <w:sz w:val="18"/>
               </w:rPr>
-              <w:t>16.66%</w:t>
+              <w:t>15.83%</w:t>
             </w:r>
           </w:p>
         </w:tc>
@@ -1876,7 +1876,7 @@
                 <w:b/>
                 <w:sz w:val="18"/>
               </w:rPr>
-              <w:t>4.65%</w:t>
+              <w:t>2.69%</w:t>
             </w:r>
           </w:p>
         </w:tc>
@@ -1894,7 +1894,7 @@
                 <w:b/>
                 <w:sz w:val="18"/>
               </w:rPr>
-              <w:t>19.31%</w:t>
+              <w:t>11.07%</w:t>
             </w:r>
           </w:p>
         </w:tc>
@@ -1932,7 +1932,7 @@
                 <w:b w:val="0"/>
                 <w:sz w:val="18"/>
               </w:rPr>
-              <w:t>1.92%</w:t>
+              <w:t>1.83%</w:t>
             </w:r>
           </w:p>
         </w:tc>
@@ -1950,7 +1950,7 @@
                 <w:b w:val="0"/>
                 <w:sz w:val="18"/>
               </w:rPr>
-              <w:t>5.48%</w:t>
+              <w:t>5.50%</w:t>
             </w:r>
           </w:p>
         </w:tc>
@@ -1968,7 +1968,7 @@
                 <w:b w:val="0"/>
                 <w:sz w:val="18"/>
               </w:rPr>
-              <w:t>1.05%</w:t>
+              <w:t>0.71%</w:t>
             </w:r>
           </w:p>
         </w:tc>
@@ -1986,7 +1986,7 @@
                 <w:b w:val="0"/>
                 <w:sz w:val="18"/>
               </w:rPr>
-              <w:t>2.96%</w:t>
+              <w:t>2.08%</w:t>
             </w:r>
           </w:p>
         </w:tc>
@@ -2024,7 +2024,7 @@
                 <w:b w:val="0"/>
                 <w:sz w:val="18"/>
               </w:rPr>
-              <w:t>0.05%</w:t>
+              <w:t>0.02%</w:t>
             </w:r>
           </w:p>
         </w:tc>
@@ -2042,7 +2042,7 @@
                 <w:b w:val="0"/>
                 <w:sz w:val="18"/>
               </w:rPr>
-              <w:t>0.23%</w:t>
+              <w:t>0.26%</w:t>
             </w:r>
           </w:p>
         </w:tc>
@@ -2060,7 +2060,7 @@
                 <w:b w:val="0"/>
                 <w:sz w:val="18"/>
               </w:rPr>
-              <w:t>0.06%</w:t>
+              <w:t>0.02%</w:t>
             </w:r>
           </w:p>
         </w:tc>
@@ -2078,7 +2078,7 @@
                 <w:b w:val="0"/>
                 <w:sz w:val="18"/>
               </w:rPr>
-              <w:t>0.25%</w:t>
+              <w:t>0.14%</w:t>
             </w:r>
           </w:p>
         </w:tc>
@@ -2797,14 +2797,14 @@
           <w:b/>
           <w:sz w:val="21"/>
         </w:rPr>
-        <w:t>Model 2 thắng toàn diện trên tập nhiễu lai</w:t>
+        <w:t>Model 2 vượt trội toàn diện dưới nhiễu nặng</w:t>
       </w:r>
       <w:r>
         <w:rPr>
           <w:b w:val="0"/>
           <w:sz w:val="21"/>
         </w:rPr>
-        <w:t>: Recall@10 tổng 17.98% so với Model 1 = 4.22% (gấp 4.26×) dưới điều kiện thử nghiệm khách quan.</w:t>
+        <w:t>: Recall@10 tổng thể đạt 13.45% so với Model 1 = 3.79% (gấp 3.55×) dưới điều kiện thử nghiệm khách quan.</w:t>
       </w:r>
     </w:p>
     <w:p>
@@ -2823,14 +2823,14 @@
           <w:b/>
           <w:sz w:val="21"/>
         </w:rPr>
-        <w:t>Model 2 duy trì độ bền vững rất tốt trên câu ngắn</w:t>
+        <w:t>Model 2 duy trì độ ổn định tốt trên câu ngắn</w:t>
       </w:r>
       <w:r>
         <w:rPr>
           <w:b w:val="0"/>
           <w:sz w:val="21"/>
         </w:rPr>
-        <w:t>: Recall@10 = 16.66% — gấp 3.04× Model 1 (5.48%). Sự kết hợp giữa Parser trích xuất thực thể thô và bộ lọc thuộc tính Style giúp khoanh vùng tập ứng viên an toàn.</w:t>
+        <w:t>: Recall@10 = 15.83% — gấp 2.87× Model 1 (5.50%). Sự kết hợp giữa Parser trích xuất thực thể thô và bộ lọc thuộc tính Style giúp khoanh vùng tập ứng viên an toàn.</w:t>
       </w:r>
     </w:p>
     <w:p>
@@ -2849,14 +2849,14 @@
           <w:b/>
           <w:sz w:val="21"/>
         </w:rPr>
-        <w:t>Sự sụp đổ của Generative Retrieval (TIGER) khi khuyết thông tin cốt lõi</w:t>
+        <w:t>Sự sụp đổ của TIGER (Model 1) khi bị lược bỏ nhiều thông tin</w:t>
       </w:r>
       <w:r>
         <w:rPr>
           <w:b w:val="0"/>
           <w:sz w:val="21"/>
         </w:rPr>
-        <w:t>: TIGER Greedy chỉ đạt Recall@10 = 0.08%, và Model 1 (Hybrid) đạt 4.22% (đã được nâng đỡ bởi bộ lọc Style-Aware Fallback). Điều này chứng minh Generative Indexing rất nhạy cảm với lỗi khuyết thông tin khoa học (grape variety).</w:t>
+        <w:t>: TIGER Greedy chỉ đạt Recall@10 = 0.08%, và Model 1 (Hybrid) chỉ đạt 3.79%. Điều này chứng minh Generative Indexing rất nhạy cảm với lỗi khuyết thông tin cốt lõi (giống nho, nước, giá) và việc lược bỏ ngẫu nhiên các chiều thực thể.</w:t>
       </w:r>
     </w:p>
     <w:p>
@@ -2875,14 +2875,14 @@
           <w:b/>
           <w:sz w:val="21"/>
         </w:rPr>
-        <w:t>TF-IDF và thông tin bối cảnh</w:t>
+        <w:t>Bộ lọc Style-Aware Fallback giúp giảm thiểu thiệt hại</w:t>
       </w:r>
       <w:r>
         <w:rPr>
           <w:b w:val="0"/>
           <w:sz w:val="21"/>
         </w:rPr>
-        <w:t>: Model 2 kết hợp 10-35% TF-IDF trên tài liệu mô tả giúp tăng khả năng tìm kiếm theo dịp sử dụng (occasion) từ các câu ngắn của người bán hàng.</w:t>
+        <w:t>: Giúp Model 1 duy trì Recall@10 ở mức 3.79% thay vì sụp đổ hoàn toàn về 0.08% như TIGER Greedy.</w:t>
       </w:r>
     </w:p>
     <w:p>
@@ -2901,14 +2901,14 @@
           <w:b/>
           <w:sz w:val="21"/>
         </w:rPr>
-        <w:t>Độ bền vững trước các lỗi nhiễu</w:t>
+        <w:t>Model 2 kết hợp thông tin bối cảnh</w:t>
       </w:r>
       <w:r>
         <w:rPr>
           <w:b w:val="0"/>
           <w:sz w:val="21"/>
         </w:rPr>
-        <w:t>: Cả hai thử nghiệm (nhiễu lai và nhiễu nặng khuyết giống nho) đều đồng thuận rằng Model 2 (Parser-Filter) vượt trội hơn hẳn về độ tin cậy và tính ổn định trong vận hành thực tế.</w:t>
+        <w:t>: Trọng số TF-IDF 10-35% trên tài liệu mô tả giúp Model 2 có khả năng tìm kiếm ngữ nghĩa theo dịp sử dụng (occasion) từ các câu ngắn của người bán hàng.</w:t>
       </w:r>
     </w:p>
     <w:p/>
@@ -2921,7 +2921,7 @@
           <w:color w:val="999999"/>
           <w:sz w:val="18"/>
         </w:rPr>
-        <w:t>Báo cáo tự động — 26/06/2026 17:04</w:t>
+        <w:t>Báo cáo tự động — 26/06/2026 17:33</w:t>
       </w:r>
     </w:p>
     <w:sectPr>

--- a/results/noisy_realistic_evaluation_report.docx
+++ b/results/noisy_realistic_evaluation_report.docx
@@ -307,11 +307,11 @@
               <w:rPr>
                 <w:sz w:val="19"/>
               </w:rPr>
-              <w:t>• Làm nhiễu nhẹ: ẩn giống nho</w:t>
+              <w:t>• Làm nhiễu nặng và rút ngắn còn 10 đến 20 từ</w:t>
               <w:br/>
-              <w:t>• Giữ: quốc gia, phong cách, giá, dịp</w:t>
+              <w:t>• Lược bỏ hoàn toàn tên giống nho chuyên môn</w:t>
               <w:br/>
-              <w:t>• Ví dụ: "italy red $18 for bbq"</w:t>
+              <w:t>• Ví dụ: "hi can you help me find a red wine from italy under $18 for dinner tonight thanks"</w:t>
             </w:r>
           </w:p>
         </w:tc>
@@ -371,11 +371,11 @@
               <w:rPr>
                 <w:sz w:val="19"/>
               </w:rPr>
-              <w:t>• Câu ngắn ≤7 từ theo thực tế bán hàng</w:t>
+              <w:t>• Câu ngắn từ 7 đến 10 từ theo thực tế bán hàng</w:t>
               <w:br/>
               <w:t>• Chỉ gồm: quốc gia + loại + giá + dịp</w:t>
               <w:br/>
-              <w:t>• Ví dụ: "french red $20 for steak"</w:t>
+              <w:t>• Ví dụ: "french red wine around $20 for steak tonight please"</w:t>
             </w:r>
           </w:p>
         </w:tc>
@@ -838,7 +838,7 @@
                 <w:b w:val="0"/>
                 <w:sz w:val="19"/>
               </w:rPr>
-              <w:t>0.01%</w:t>
+              <w:t>0.02%</w:t>
             </w:r>
           </w:p>
         </w:tc>
@@ -856,7 +856,7 @@
                 <w:b w:val="0"/>
                 <w:sz w:val="19"/>
               </w:rPr>
-              <w:t>0.07%</w:t>
+              <w:t>0.08%</w:t>
             </w:r>
           </w:p>
         </w:tc>
@@ -892,7 +892,7 @@
                 <w:b w:val="0"/>
                 <w:sz w:val="19"/>
               </w:rPr>
-              <w:t>0.05%</w:t>
+              <w:t>0.06%</w:t>
             </w:r>
           </w:p>
         </w:tc>
@@ -910,7 +910,7 @@
                 <w:b w:val="0"/>
                 <w:sz w:val="19"/>
               </w:rPr>
-              <w:t>0.03%</w:t>
+              <w:t>0.04%</w:t>
             </w:r>
           </w:p>
         </w:tc>
@@ -966,7 +966,7 @@
                 <w:b w:val="0"/>
                 <w:sz w:val="19"/>
               </w:rPr>
-              <w:t>0.05%</w:t>
+              <w:t>0.06%</w:t>
             </w:r>
           </w:p>
         </w:tc>
@@ -984,7 +984,7 @@
                 <w:b w:val="0"/>
                 <w:sz w:val="19"/>
               </w:rPr>
-              <w:t>0.16%</w:t>
+              <w:t>0.15%</w:t>
             </w:r>
           </w:p>
         </w:tc>
@@ -1076,6 +1076,42 @@
                 <w:b w:val="0"/>
                 <w:sz w:val="19"/>
               </w:rPr>
+              <w:t>0.05%</w:t>
+            </w:r>
+          </w:p>
+        </w:tc>
+        <w:tc>
+          <w:tcPr>
+            <w:tcW w:type="dxa" w:w="1568"/>
+            <w:shd w:val="clear" w:color="auto" w:fill="EEEEEE"/>
+          </w:tcPr>
+          <w:p>
+            <w:pPr>
+              <w:jc w:val="center"/>
+            </w:pPr>
+            <w:r>
+              <w:rPr>
+                <w:b w:val="0"/>
+                <w:sz w:val="19"/>
+              </w:rPr>
+              <w:t>0.15%</w:t>
+            </w:r>
+          </w:p>
+        </w:tc>
+        <w:tc>
+          <w:tcPr>
+            <w:tcW w:type="dxa" w:w="1568"/>
+            <w:shd w:val="clear" w:color="auto" w:fill="EEEEEE"/>
+          </w:tcPr>
+          <w:p>
+            <w:pPr>
+              <w:jc w:val="center"/>
+            </w:pPr>
+            <w:r>
+              <w:rPr>
+                <w:b w:val="0"/>
+                <w:sz w:val="19"/>
+              </w:rPr>
               <w:t>0.07%</w:t>
             </w:r>
           </w:p>
@@ -1094,43 +1130,7 @@
                 <w:b w:val="0"/>
                 <w:sz w:val="19"/>
               </w:rPr>
-              <w:t>0.20%</w:t>
-            </w:r>
-          </w:p>
-        </w:tc>
-        <w:tc>
-          <w:tcPr>
-            <w:tcW w:type="dxa" w:w="1568"/>
-            <w:shd w:val="clear" w:color="auto" w:fill="EEEEEE"/>
-          </w:tcPr>
-          <w:p>
-            <w:pPr>
-              <w:jc w:val="center"/>
-            </w:pPr>
-            <w:r>
-              <w:rPr>
-                <w:b w:val="0"/>
-                <w:sz w:val="19"/>
-              </w:rPr>
-              <w:t>0.08%</w:t>
-            </w:r>
-          </w:p>
-        </w:tc>
-        <w:tc>
-          <w:tcPr>
-            <w:tcW w:type="dxa" w:w="1568"/>
-            <w:shd w:val="clear" w:color="auto" w:fill="EEEEEE"/>
-          </w:tcPr>
-          <w:p>
-            <w:pPr>
-              <w:jc w:val="center"/>
-            </w:pPr>
-            <w:r>
-              <w:rPr>
-                <w:b w:val="0"/>
-                <w:sz w:val="19"/>
-              </w:rPr>
-              <w:t>0.05%</w:t>
+              <w:t>0.04%</w:t>
             </w:r>
           </w:p>
         </w:tc>
@@ -1186,7 +1186,7 @@
                 <w:b w:val="0"/>
                 <w:sz w:val="19"/>
               </w:rPr>
-              <w:t>0.05%</w:t>
+              <w:t>0.06%</w:t>
             </w:r>
           </w:p>
         </w:tc>
@@ -1204,7 +1204,7 @@
                 <w:b w:val="0"/>
                 <w:sz w:val="19"/>
               </w:rPr>
-              <w:t>0.16%</w:t>
+              <w:t>0.15%</w:t>
             </w:r>
           </w:p>
         </w:tc>
@@ -1278,7 +1278,7 @@
                 <w:b w:val="0"/>
                 <w:sz w:val="19"/>
               </w:rPr>
-              <w:t>0.01%</w:t>
+              <w:t>0.02%</w:t>
             </w:r>
           </w:p>
         </w:tc>
@@ -1498,7 +1498,7 @@
                 <w:b w:val="0"/>
                 <w:sz w:val="19"/>
               </w:rPr>
-              <w:t>1.27%</w:t>
+              <w:t>1.38%</w:t>
             </w:r>
           </w:p>
         </w:tc>
@@ -1516,7 +1516,7 @@
                 <w:b w:val="0"/>
                 <w:sz w:val="19"/>
               </w:rPr>
-              <w:t>3.07%</w:t>
+              <w:t>3.36%</w:t>
             </w:r>
           </w:p>
         </w:tc>
@@ -1534,7 +1534,7 @@
                 <w:b w:val="0"/>
                 <w:sz w:val="19"/>
               </w:rPr>
-              <w:t>3.79%</w:t>
+              <w:t>4.10%</w:t>
             </w:r>
           </w:p>
         </w:tc>
@@ -1552,7 +1552,7 @@
                 <w:b w:val="0"/>
                 <w:sz w:val="19"/>
               </w:rPr>
-              <w:t>2.42%</w:t>
+              <w:t>2.64%</w:t>
             </w:r>
           </w:p>
         </w:tc>
@@ -1570,7 +1570,7 @@
                 <w:b w:val="0"/>
                 <w:sz w:val="19"/>
               </w:rPr>
-              <w:t>1.99%</w:t>
+              <w:t>2.18%</w:t>
             </w:r>
           </w:p>
         </w:tc>
@@ -1608,7 +1608,7 @@
                 <w:b/>
                 <w:sz w:val="19"/>
               </w:rPr>
-              <w:t>3.29%</w:t>
+              <w:t>3.80%</w:t>
             </w:r>
           </w:p>
         </w:tc>
@@ -1626,7 +1626,7 @@
                 <w:b/>
                 <w:sz w:val="19"/>
               </w:rPr>
-              <w:t>9.45%</w:t>
+              <w:t>10.38%</w:t>
             </w:r>
           </w:p>
         </w:tc>
@@ -1644,7 +1644,7 @@
                 <w:b/>
                 <w:sz w:val="19"/>
               </w:rPr>
-              <w:t>13.45%</w:t>
+              <w:t>15.00%</w:t>
             </w:r>
           </w:p>
         </w:tc>
@@ -1662,7 +1662,7 @@
                 <w:b/>
                 <w:sz w:val="19"/>
               </w:rPr>
-              <w:t>7.73%</w:t>
+              <w:t>8.66%</w:t>
             </w:r>
           </w:p>
         </w:tc>
@@ -1680,7 +1680,7 @@
                 <w:b/>
                 <w:sz w:val="19"/>
               </w:rPr>
-              <w:t>5.98%</w:t>
+              <w:t>6.72%</w:t>
             </w:r>
           </w:p>
         </w:tc>
@@ -1840,7 +1840,7 @@
                 <w:b/>
                 <w:sz w:val="18"/>
               </w:rPr>
-              <w:t>3.88%</w:t>
+              <w:t>4.59%</w:t>
             </w:r>
           </w:p>
         </w:tc>
@@ -1858,7 +1858,7 @@
                 <w:b/>
                 <w:sz w:val="18"/>
               </w:rPr>
-              <w:t>15.83%</w:t>
+              <w:t>17.89%</w:t>
             </w:r>
           </w:p>
         </w:tc>
@@ -1876,7 +1876,7 @@
                 <w:b/>
                 <w:sz w:val="18"/>
               </w:rPr>
-              <w:t>2.69%</w:t>
+              <w:t>3.02%</w:t>
             </w:r>
           </w:p>
         </w:tc>
@@ -1894,7 +1894,7 @@
                 <w:b/>
                 <w:sz w:val="18"/>
               </w:rPr>
-              <w:t>11.07%</w:t>
+              <w:t>12.12%</w:t>
             </w:r>
           </w:p>
         </w:tc>
@@ -1932,7 +1932,7 @@
                 <w:b w:val="0"/>
                 <w:sz w:val="18"/>
               </w:rPr>
-              <w:t>1.83%</w:t>
+              <w:t>2.03%</w:t>
             </w:r>
           </w:p>
         </w:tc>
@@ -1950,7 +1950,7 @@
                 <w:b w:val="0"/>
                 <w:sz w:val="18"/>
               </w:rPr>
-              <w:t>5.50%</w:t>
+              <w:t>6.00%</w:t>
             </w:r>
           </w:p>
         </w:tc>
@@ -1968,7 +1968,7 @@
                 <w:b w:val="0"/>
                 <w:sz w:val="18"/>
               </w:rPr>
-              <w:t>0.71%</w:t>
+              <w:t>0.72%</w:t>
             </w:r>
           </w:p>
         </w:tc>
@@ -1986,7 +1986,7 @@
                 <w:b w:val="0"/>
                 <w:sz w:val="18"/>
               </w:rPr>
-              <w:t>2.08%</w:t>
+              <w:t>2.20%</w:t>
             </w:r>
           </w:p>
         </w:tc>
@@ -2024,7 +2024,7 @@
                 <w:b w:val="0"/>
                 <w:sz w:val="18"/>
               </w:rPr>
-              <w:t>0.02%</w:t>
+              <w:t>0.03%</w:t>
             </w:r>
           </w:p>
         </w:tc>
@@ -2060,7 +2060,7 @@
                 <w:b w:val="0"/>
                 <w:sz w:val="18"/>
               </w:rPr>
-              <w:t>0.02%</w:t>
+              <w:t>0.00%</w:t>
             </w:r>
           </w:p>
         </w:tc>
@@ -2078,7 +2078,7 @@
                 <w:b w:val="0"/>
                 <w:sz w:val="18"/>
               </w:rPr>
-              <w:t>0.14%</w:t>
+              <w:t>0.05%</w:t>
             </w:r>
           </w:p>
         </w:tc>
@@ -2804,7 +2804,7 @@
           <w:b w:val="0"/>
           <w:sz w:val="21"/>
         </w:rPr>
-        <w:t>: Recall@10 tổng thể đạt 13.45% so với Model 1 = 3.79% (gấp 3.55×) dưới điều kiện thử nghiệm khách quan.</w:t>
+        <w:t>: Recall@10 tổng thể đạt 15.00% so với Model 1 = 4.10% (gấp 3.66×) dưới điều kiện thử nghiệm khách quan.</w:t>
       </w:r>
     </w:p>
     <w:p>
@@ -2830,7 +2830,7 @@
           <w:b w:val="0"/>
           <w:sz w:val="21"/>
         </w:rPr>
-        <w:t>: Recall@10 = 15.83% — gấp 2.87× Model 1 (5.50%). Sự kết hợp giữa Parser trích xuất thực thể thô và bộ lọc thuộc tính Style giúp khoanh vùng tập ứng viên an toàn.</w:t>
+        <w:t>: Recall@10 = 17.89% — gấp 2.98× Model 1 (6.00%). Sự kết hợp giữa Parser trích xuất thực thể thô và bộ lọc thuộc tính Style giúp khoanh vùng tập ứng viên an toàn.</w:t>
       </w:r>
     </w:p>
     <w:p>
@@ -2856,7 +2856,7 @@
           <w:b w:val="0"/>
           <w:sz w:val="21"/>
         </w:rPr>
-        <w:t>: TIGER Greedy chỉ đạt Recall@10 = 0.08%, và Model 1 (Hybrid) chỉ đạt 3.79%. Điều này chứng minh Generative Indexing rất nhạy cảm với lỗi khuyết thông tin cốt lõi (giống nho, nước, giá) và việc lược bỏ ngẫu nhiên các chiều thực thể.</w:t>
+        <w:t>: TIGER Greedy chỉ đạt Recall@10 = 0.08%, và Model 1 (Hybrid) chỉ đạt 4.10%. Điều này chứng minh Generative Indexing rất nhạy cảm với lỗi khuyết thông tin cốt lõi (giống nho, nước, giá) và việc lược bỏ ngẫu nhiên các chiều thực thể.</w:t>
       </w:r>
     </w:p>
     <w:p>
@@ -2882,7 +2882,7 @@
           <w:b w:val="0"/>
           <w:sz w:val="21"/>
         </w:rPr>
-        <w:t>: Giúp Model 1 duy trì Recall@10 ở mức 3.79% thay vì sụp đổ hoàn toàn về 0.08% như TIGER Greedy.</w:t>
+        <w:t>: Giúp Model 1 duy trì Recall@10 ở mức 4.10% thay vì sụp đổ hoàn toàn về 0.08% như TIGER Greedy.</w:t>
       </w:r>
     </w:p>
     <w:p>
@@ -2921,7 +2921,7 @@
           <w:color w:val="999999"/>
           <w:sz w:val="18"/>
         </w:rPr>
-        <w:t>Báo cáo tự động — 26/06/2026 17:33</w:t>
+        <w:t>Báo cáo tự động — 26/06/2026 18:19</w:t>
       </w:r>
     </w:p>
     <w:sectPr>

--- a/results/noisy_realistic_evaluation_report.docx
+++ b/results/noisy_realistic_evaluation_report.docx
@@ -371,11 +371,11 @@
               <w:rPr>
                 <w:sz w:val="19"/>
               </w:rPr>
-              <w:t>• Câu ngắn từ 7 đến 10 từ theo thực tế bán hàng</w:t>
+              <w:t>• Câu cực ngắn từ 3 đến 5 từ theo thực tế bán hàng</w:t>
               <w:br/>
-              <w:t>• Chỉ gồm: quốc gia + loại + giá + dịp</w:t>
+              <w:t>• Chỉ gồm các thuộc tính cốt lõi để test TF-IDF</w:t>
               <w:br/>
-              <w:t>• Ví dụ: "french red wine around $20 for steak tonight please"</w:t>
+              <w:t>• Ví dụ: "french red wine $20" hoặc "french red $20 bbq"</w:t>
             </w:r>
           </w:p>
         </w:tc>
@@ -838,7 +838,7 @@
                 <w:b w:val="0"/>
                 <w:sz w:val="19"/>
               </w:rPr>
-              <w:t>0.02%</w:t>
+              <w:t>0.01%</w:t>
             </w:r>
           </w:p>
         </w:tc>
@@ -874,7 +874,7 @@
                 <w:b w:val="0"/>
                 <w:sz w:val="19"/>
               </w:rPr>
-              <w:t>0.12%</w:t>
+              <w:t>0.14%</w:t>
             </w:r>
           </w:p>
         </w:tc>
@@ -948,7 +948,7 @@
                 <w:b w:val="0"/>
                 <w:sz w:val="19"/>
               </w:rPr>
-              <w:t>0.02%</w:t>
+              <w:t>0.05%</w:t>
             </w:r>
           </w:p>
         </w:tc>
@@ -966,7 +966,7 @@
                 <w:b w:val="0"/>
                 <w:sz w:val="19"/>
               </w:rPr>
-              <w:t>0.06%</w:t>
+              <w:t>0.13%</w:t>
             </w:r>
           </w:p>
         </w:tc>
@@ -984,7 +984,7 @@
                 <w:b w:val="0"/>
                 <w:sz w:val="19"/>
               </w:rPr>
-              <w:t>0.15%</w:t>
+              <w:t>0.22%</w:t>
             </w:r>
           </w:p>
         </w:tc>
@@ -1002,7 +1002,7 @@
                 <w:b w:val="0"/>
                 <w:sz w:val="19"/>
               </w:rPr>
-              <w:t>0.07%</w:t>
+              <w:t>0.12%</w:t>
             </w:r>
           </w:p>
         </w:tc>
@@ -1020,7 +1020,7 @@
                 <w:b w:val="0"/>
                 <w:sz w:val="19"/>
               </w:rPr>
-              <w:t>0.04%</w:t>
+              <w:t>0.08%</w:t>
             </w:r>
           </w:p>
         </w:tc>
@@ -1058,7 +1058,7 @@
                 <w:b w:val="0"/>
                 <w:sz w:val="19"/>
               </w:rPr>
-              <w:t>0.02%</w:t>
+              <w:t>0.03%</w:t>
             </w:r>
           </w:p>
         </w:tc>
@@ -1076,7 +1076,7 @@
                 <w:b w:val="0"/>
                 <w:sz w:val="19"/>
               </w:rPr>
-              <w:t>0.05%</w:t>
+              <w:t>0.11%</w:t>
             </w:r>
           </w:p>
         </w:tc>
@@ -1094,7 +1094,25 @@
                 <w:b w:val="0"/>
                 <w:sz w:val="19"/>
               </w:rPr>
-              <w:t>0.15%</w:t>
+              <w:t>0.20%</w:t>
+            </w:r>
+          </w:p>
+        </w:tc>
+        <w:tc>
+          <w:tcPr>
+            <w:tcW w:type="dxa" w:w="1568"/>
+            <w:shd w:val="clear" w:color="auto" w:fill="EEEEEE"/>
+          </w:tcPr>
+          <w:p>
+            <w:pPr>
+              <w:jc w:val="center"/>
+            </w:pPr>
+            <w:r>
+              <w:rPr>
+                <w:b w:val="0"/>
+                <w:sz w:val="19"/>
+              </w:rPr>
+              <w:t>0.10%</w:t>
             </w:r>
           </w:p>
         </w:tc>
@@ -1113,24 +1131,6 @@
                 <w:sz w:val="19"/>
               </w:rPr>
               <w:t>0.07%</w:t>
-            </w:r>
-          </w:p>
-        </w:tc>
-        <w:tc>
-          <w:tcPr>
-            <w:tcW w:type="dxa" w:w="1568"/>
-            <w:shd w:val="clear" w:color="auto" w:fill="EEEEEE"/>
-          </w:tcPr>
-          <w:p>
-            <w:pPr>
-              <w:jc w:val="center"/>
-            </w:pPr>
-            <w:r>
-              <w:rPr>
-                <w:b w:val="0"/>
-                <w:sz w:val="19"/>
-              </w:rPr>
-              <w:t>0.04%</w:t>
             </w:r>
           </w:p>
         </w:tc>
@@ -1168,7 +1168,7 @@
                 <w:b w:val="0"/>
                 <w:sz w:val="19"/>
               </w:rPr>
-              <w:t>0.02%</w:t>
+              <w:t>0.05%</w:t>
             </w:r>
           </w:p>
         </w:tc>
@@ -1186,7 +1186,7 @@
                 <w:b w:val="0"/>
                 <w:sz w:val="19"/>
               </w:rPr>
-              <w:t>0.06%</w:t>
+              <w:t>0.13%</w:t>
             </w:r>
           </w:p>
         </w:tc>
@@ -1204,7 +1204,7 @@
                 <w:b w:val="0"/>
                 <w:sz w:val="19"/>
               </w:rPr>
-              <w:t>0.15%</w:t>
+              <w:t>0.22%</w:t>
             </w:r>
           </w:p>
         </w:tc>
@@ -1222,7 +1222,7 @@
                 <w:b w:val="0"/>
                 <w:sz w:val="19"/>
               </w:rPr>
-              <w:t>0.07%</w:t>
+              <w:t>0.12%</w:t>
             </w:r>
           </w:p>
         </w:tc>
@@ -1240,7 +1240,7 @@
                 <w:b w:val="0"/>
                 <w:sz w:val="19"/>
               </w:rPr>
-              <w:t>0.04%</w:t>
+              <w:t>0.08%</w:t>
             </w:r>
           </w:p>
         </w:tc>
@@ -1278,7 +1278,7 @@
                 <w:b w:val="0"/>
                 <w:sz w:val="19"/>
               </w:rPr>
-              <w:t>0.02%</w:t>
+              <w:t>0.01%</w:t>
             </w:r>
           </w:p>
         </w:tc>
@@ -1296,7 +1296,7 @@
                 <w:b w:val="0"/>
                 <w:sz w:val="19"/>
               </w:rPr>
-              <w:t>0.08%</w:t>
+              <w:t>0.05%</w:t>
             </w:r>
           </w:p>
         </w:tc>
@@ -1314,7 +1314,7 @@
                 <w:b w:val="0"/>
                 <w:sz w:val="19"/>
               </w:rPr>
-              <w:t>0.12%</w:t>
+              <w:t>0.13%</w:t>
             </w:r>
           </w:p>
         </w:tc>
@@ -1332,7 +1332,7 @@
                 <w:b w:val="0"/>
                 <w:sz w:val="19"/>
               </w:rPr>
-              <w:t>0.06%</w:t>
+              <w:t>0.05%</w:t>
             </w:r>
           </w:p>
         </w:tc>
@@ -1350,7 +1350,7 @@
                 <w:b w:val="0"/>
                 <w:sz w:val="19"/>
               </w:rPr>
-              <w:t>0.04%</w:t>
+              <w:t>0.03%</w:t>
             </w:r>
           </w:p>
         </w:tc>
@@ -1498,7 +1498,7 @@
                 <w:b w:val="0"/>
                 <w:sz w:val="19"/>
               </w:rPr>
-              <w:t>1.38%</w:t>
+              <w:t>1.35%</w:t>
             </w:r>
           </w:p>
         </w:tc>
@@ -1516,7 +1516,7 @@
                 <w:b w:val="0"/>
                 <w:sz w:val="19"/>
               </w:rPr>
-              <w:t>3.36%</w:t>
+              <w:t>3.23%</w:t>
             </w:r>
           </w:p>
         </w:tc>
@@ -1534,7 +1534,7 @@
                 <w:b w:val="0"/>
                 <w:sz w:val="19"/>
               </w:rPr>
-              <w:t>4.10%</w:t>
+              <w:t>3.96%</w:t>
             </w:r>
           </w:p>
         </w:tc>
@@ -1552,7 +1552,7 @@
                 <w:b w:val="0"/>
                 <w:sz w:val="19"/>
               </w:rPr>
-              <w:t>2.64%</w:t>
+              <w:t>2.55%</w:t>
             </w:r>
           </w:p>
         </w:tc>
@@ -1570,7 +1570,7 @@
                 <w:b w:val="0"/>
                 <w:sz w:val="19"/>
               </w:rPr>
-              <w:t>2.18%</w:t>
+              <w:t>2.11%</w:t>
             </w:r>
           </w:p>
         </w:tc>
@@ -1608,7 +1608,7 @@
                 <w:b/>
                 <w:sz w:val="19"/>
               </w:rPr>
-              <w:t>3.80%</w:t>
+              <w:t>3.49%</w:t>
             </w:r>
           </w:p>
         </w:tc>
@@ -1626,7 +1626,7 @@
                 <w:b/>
                 <w:sz w:val="19"/>
               </w:rPr>
-              <w:t>10.38%</w:t>
+              <w:t>9.91%</w:t>
             </w:r>
           </w:p>
         </w:tc>
@@ -1644,7 +1644,7 @@
                 <w:b/>
                 <w:sz w:val="19"/>
               </w:rPr>
-              <w:t>15.00%</w:t>
+              <w:t>14.49%</w:t>
             </w:r>
           </w:p>
         </w:tc>
@@ -1662,7 +1662,7 @@
                 <w:b/>
                 <w:sz w:val="19"/>
               </w:rPr>
-              <w:t>8.66%</w:t>
+              <w:t>8.24%</w:t>
             </w:r>
           </w:p>
         </w:tc>
@@ -1680,7 +1680,7 @@
                 <w:b/>
                 <w:sz w:val="19"/>
               </w:rPr>
-              <w:t>6.72%</w:t>
+              <w:t>6.34%</w:t>
             </w:r>
           </w:p>
         </w:tc>
@@ -1840,7 +1840,7 @@
                 <w:b/>
                 <w:sz w:val="18"/>
               </w:rPr>
-              <w:t>4.59%</w:t>
+              <w:t>3.97%</w:t>
             </w:r>
           </w:p>
         </w:tc>
@@ -1858,7 +1858,7 @@
                 <w:b/>
                 <w:sz w:val="18"/>
               </w:rPr>
-              <w:t>17.89%</w:t>
+              <w:t>16.87%</w:t>
             </w:r>
           </w:p>
         </w:tc>
@@ -1932,7 +1932,7 @@
                 <w:b w:val="0"/>
                 <w:sz w:val="18"/>
               </w:rPr>
-              <w:t>2.03%</w:t>
+              <w:t>1.97%</w:t>
             </w:r>
           </w:p>
         </w:tc>
@@ -1950,7 +1950,7 @@
                 <w:b w:val="0"/>
                 <w:sz w:val="18"/>
               </w:rPr>
-              <w:t>6.00%</w:t>
+              <w:t>5.73%</w:t>
             </w:r>
           </w:p>
         </w:tc>
@@ -2024,7 +2024,7 @@
                 <w:b w:val="0"/>
                 <w:sz w:val="18"/>
               </w:rPr>
-              <w:t>0.03%</w:t>
+              <w:t>0.06%</w:t>
             </w:r>
           </w:p>
         </w:tc>
@@ -2042,7 +2042,7 @@
                 <w:b w:val="0"/>
                 <w:sz w:val="18"/>
               </w:rPr>
-              <w:t>0.26%</w:t>
+              <w:t>0.35%</w:t>
             </w:r>
           </w:p>
         </w:tc>
@@ -2804,7 +2804,7 @@
           <w:b w:val="0"/>
           <w:sz w:val="21"/>
         </w:rPr>
-        <w:t>: Recall@10 tổng thể đạt 15.00% so với Model 1 = 4.10% (gấp 3.66×) dưới điều kiện thử nghiệm khách quan.</w:t>
+        <w:t>: Recall@10 tổng thể đạt 14.49% so với Model 1 = 3.96% (gấp 3.66×) dưới điều kiện thử nghiệm khách quan.</w:t>
       </w:r>
     </w:p>
     <w:p>
@@ -2830,7 +2830,7 @@
           <w:b w:val="0"/>
           <w:sz w:val="21"/>
         </w:rPr>
-        <w:t>: Recall@10 = 17.89% — gấp 2.98× Model 1 (6.00%). Sự kết hợp giữa Parser trích xuất thực thể thô và bộ lọc thuộc tính Style giúp khoanh vùng tập ứng viên an toàn.</w:t>
+        <w:t>: Recall@10 = 16.87% — gấp 2.94× Model 1 (5.73%). Sự kết hợp giữa Parser trích xuất thực thể thô và bộ lọc thuộc tính Style giúp khoanh vùng tập ứng viên an toàn.</w:t>
       </w:r>
     </w:p>
     <w:p>
@@ -2856,7 +2856,7 @@
           <w:b w:val="0"/>
           <w:sz w:val="21"/>
         </w:rPr>
-        <w:t>: TIGER Greedy chỉ đạt Recall@10 = 0.08%, và Model 1 (Hybrid) chỉ đạt 4.10%. Điều này chứng minh Generative Indexing rất nhạy cảm với lỗi khuyết thông tin cốt lõi (giống nho, nước, giá) và việc lược bỏ ngẫu nhiên các chiều thực thể.</w:t>
+        <w:t>: TIGER Greedy chỉ đạt Recall@10 = 0.08%, và Model 1 (Hybrid) chỉ đạt 3.96%. Điều này chứng minh Generative Indexing rất nhạy cảm với lỗi khuyết thông tin cốt lõi (giống nho, nước, giá) và việc lược bỏ ngẫu nhiên các chiều thực thể.</w:t>
       </w:r>
     </w:p>
     <w:p>
@@ -2882,7 +2882,7 @@
           <w:b w:val="0"/>
           <w:sz w:val="21"/>
         </w:rPr>
-        <w:t>: Giúp Model 1 duy trì Recall@10 ở mức 4.10% thay vì sụp đổ hoàn toàn về 0.08% như TIGER Greedy.</w:t>
+        <w:t>: Giúp Model 1 duy trì Recall@10 ở mức 3.96% thay vì sụp đổ hoàn toàn về 0.08% như TIGER Greedy.</w:t>
       </w:r>
     </w:p>
     <w:p>
@@ -2921,7 +2921,7 @@
           <w:color w:val="999999"/>
           <w:sz w:val="18"/>
         </w:rPr>
-        <w:t>Báo cáo tự động — 26/06/2026 18:19</w:t>
+        <w:t>Báo cáo tự động — 26/06/2026 18:29</w:t>
       </w:r>
     </w:p>
     <w:sectPr>

--- a/results/noisy_realistic_evaluation_report.docx
+++ b/results/noisy_realistic_evaluation_report.docx
@@ -4,437 +4,284 @@
   <w:body>
     <w:p>
       <w:pPr>
-        <w:pStyle w:val="Title"/>
+        <w:spacing w:before="480" w:after="120" w:lineRule="auto" w:line="360"/>
+        <w:ind w:firstLine="0"/>
         <w:jc w:val="center"/>
       </w:pPr>
       <w:r>
-        <w:t>Phản Hồi Về Thiết Kế Tập Kiểm Tra Nhiễu Thực Tế</w:t>
+        <w:rPr>
+          <w:rFonts w:ascii="Times New Roman" w:hAnsi="Times New Roman" w:cs="Times New Roman"/>
+          <w:rFonts w:ascii="Times New Roman" w:hAnsi="Times New Roman"/>
+          <w:b/>
+          <w:i w:val="0"/>
+          <w:sz w:val="36"/>
+        </w:rPr>
+        <w:t>BÁO CÁO ĐÁNH GIÁ BENCHMARK TRUY VẤN NHIỄU THỰC TẾ</w:t>
       </w:r>
     </w:p>
     <w:p>
       <w:pPr>
+        <w:spacing w:before="80" w:after="120" w:lineRule="auto" w:line="360"/>
+        <w:ind w:firstLine="0"/>
         <w:jc w:val="center"/>
       </w:pPr>
       <w:r>
         <w:rPr>
-          <w:color w:val="666666"/>
+          <w:rFonts w:ascii="Times New Roman" w:hAnsi="Times New Roman" w:cs="Times New Roman"/>
+          <w:rFonts w:ascii="Times New Roman" w:hAnsi="Times New Roman"/>
+          <w:b w:val="0"/>
+          <w:i/>
+          <w:sz w:val="26"/>
         </w:rPr>
-        <w:t>Đánh giá mô hình gợi ý rượu vang trên tập truy vấn nhiễu lai thực tế</w:t>
+        <w:t>Noisy Realistic Mixed Query Evaluation Report</w:t>
       </w:r>
     </w:p>
-    <w:p/>
     <w:p>
       <w:pPr>
-        <w:pStyle w:val="Heading2"/>
-        <w:jc w:val="left"/>
+        <w:spacing w:before="120" w:after="120" w:lineRule="auto" w:line="360"/>
+        <w:ind w:firstLine="0"/>
+        <w:jc w:val="center"/>
       </w:pPr>
       <w:r>
-        <w:t>1. Trả lời câu hỏi về việc lựa chọn cỡ mẫu đánh giá (20% tập test / 10% tập dữ liệu)</w:t>
+        <w:rPr>
+          <w:rFonts w:ascii="Times New Roman" w:hAnsi="Times New Roman" w:cs="Times New Roman"/>
+          <w:rFonts w:ascii="Times New Roman" w:hAnsi="Times New Roman"/>
+          <w:b w:val="0"/>
+          <w:i w:val="0"/>
+          <w:sz w:val="22"/>
+        </w:rPr>
+        <w:t>Ngày tạo: 26/06/2026 19:58</w:t>
+      </w:r>
+    </w:p>
+    <w:p>
+      <w:pPr>
+        <w:spacing w:before="80" w:after="120" w:lineRule="auto" w:line="360"/>
+        <w:ind w:firstLine="0"/>
+        <w:jc w:val="center"/>
+      </w:pPr>
+      <w:r>
+        <w:rPr>
+          <w:rFonts w:ascii="Times New Roman" w:hAnsi="Times New Roman" w:cs="Times New Roman"/>
+          <w:rFonts w:ascii="Times New Roman" w:hAnsi="Times New Roman"/>
+          <w:b w:val="0"/>
+          <w:i w:val="0"/>
+          <w:sz w:val="22"/>
+        </w:rPr>
+        <w:t>Đề tài: Truy xuất tạo sinh trong Hệ gợi ý rượu vang có khả năng giải thích sử dụng LLM</w:t>
+      </w:r>
+    </w:p>
+    <w:p>
+      <w:pPr>
+        <w:spacing w:before="80" w:after="480" w:lineRule="auto" w:line="360"/>
+        <w:ind w:firstLine="0"/>
+        <w:jc w:val="center"/>
+      </w:pPr>
+      <w:r>
+        <w:rPr>
+          <w:rFonts w:ascii="Times New Roman" w:hAnsi="Times New Roman" w:cs="Times New Roman"/>
+          <w:rFonts w:ascii="Times New Roman" w:hAnsi="Times New Roman"/>
+          <w:b w:val="0"/>
+          <w:i w:val="0"/>
+          <w:sz w:val="22"/>
+        </w:rPr>
+        <w:t>Học viên: Trần Thành Trung — MSHV: 251805014 — TDTU</w:t>
       </w:r>
     </w:p>
     <w:p>
       <w:r>
-        <w:t>Đối với câu hỏi thảo luận về việc chọn cỡ mẫu đánh giá (như ý kiến đề cập đến con số 20% tập test hoặc 10% tổng tập dữ liệu):</w:t>
+        <w:br w:type="page"/>
       </w:r>
     </w:p>
     <w:p>
       <w:pPr>
-        <w:pStyle w:val="ListBullet"/>
-        <w:ind w:left="567"/>
+        <w:spacing w:before="240" w:after="80" w:lineRule="auto" w:line="360"/>
+        <w:ind w:firstLine="0"/>
+        <w:jc w:val="left"/>
       </w:pPr>
       <w:r>
         <w:rPr>
-          <w:b w:val="0"/>
-          <w:sz w:val="21"/>
+          <w:rFonts w:ascii="Times New Roman" w:hAnsi="Times New Roman" w:cs="Times New Roman"/>
+          <w:rFonts w:ascii="Times New Roman" w:hAnsi="Times New Roman"/>
+          <w:b/>
+          <w:i w:val="0"/>
+          <w:sz w:val="32"/>
         </w:rPr>
-      </w:r>
-      <w:r>
-        <w:rPr>
-          <w:b/>
-          <w:sz w:val="21"/>
-        </w:rPr>
-        <w:t>Trường hợp 1: Đánh giá trên 20% của tập test (khoảng 2,598 mẫu)</w:t>
-      </w:r>
-      <w:r>
-        <w:rPr>
-          <w:b w:val="0"/>
-          <w:sz w:val="21"/>
-        </w:rPr>
-        <w:t xml:space="preserve">: Việc chọn đánh giá trên </w:t>
-      </w:r>
-      <w:r>
-        <w:rPr>
-          <w:b/>
-          <w:sz w:val="21"/>
-        </w:rPr>
-        <w:t>100% tập test gốc (toàn bộ 12,991 mẫu)</w:t>
-      </w:r>
-      <w:r>
-        <w:rPr>
-          <w:b w:val="0"/>
-          <w:sz w:val="21"/>
-        </w:rPr>
-        <w:t xml:space="preserve"> thay vì chỉ trích xuất một phần 20% giúp đảm bảo </w:t>
-      </w:r>
-      <w:r>
-        <w:rPr>
-          <w:b/>
-          <w:sz w:val="21"/>
-        </w:rPr>
-        <w:t>đại diện thống kê</w:t>
-      </w:r>
-      <w:r>
-        <w:rPr>
-          <w:b w:val="0"/>
-          <w:sz w:val="21"/>
-        </w:rPr>
-        <w:t xml:space="preserve"> đầy đủ cho mọi tổ hợp quốc gia × giống nho × mức giá, loại bỏ hoàn toàn sai số chọn mẫu (selection bias) và mang lại kết quả Recall@K có ý nghĩa khoa học chính xác nhất.</w:t>
+        <w:t>1. Mô tả tập kiểm thử nhiễu thực tế (Noisy Realistic Mixed Dataset)</w:t>
       </w:r>
     </w:p>
     <w:p>
       <w:pPr>
-        <w:pStyle w:val="ListBullet"/>
-        <w:ind w:left="567"/>
+        <w:spacing w:before="0" w:after="120" w:lineRule="auto" w:line="360"/>
+        <w:ind w:firstLine="0"/>
+        <w:jc w:val="both"/>
       </w:pPr>
       <w:r>
         <w:rPr>
+          <w:rFonts w:ascii="Times New Roman" w:hAnsi="Times New Roman" w:cs="Times New Roman"/>
+          <w:rFonts w:ascii="Times New Roman" w:hAnsi="Times New Roman"/>
           <w:b w:val="0"/>
-          <w:sz w:val="21"/>
+          <w:i w:val="0"/>
+          <w:sz w:val="24"/>
         </w:rPr>
+        <w:t>Tập benchmark được xây dựng với quy mô N=12.991 câu truy vấn, tương ứng 10% tập test gốc (Winemag-130k), chia đều thành hai nhóm phản ánh hai kịch bản thực tế mà người dùng thực sự đặt ra khi tìm mua rượu vang:</w:t>
       </w:r>
+    </w:p>
+    <w:p>
+      <w:pPr>
+        <w:spacing w:before="0" w:after="120" w:lineRule="auto" w:line="360"/>
+        <w:ind w:firstLine="0"/>
+        <w:jc w:val="both"/>
+      </w:pPr>
       <w:r>
         <w:rPr>
-          <w:b/>
-          <w:sz w:val="21"/>
+          <w:rFonts w:ascii="Times New Roman" w:hAnsi="Times New Roman" w:cs="Times New Roman"/>
+          <w:rFonts w:ascii="Times New Roman" w:hAnsi="Times New Roman"/>
+          <w:b w:val="0"/>
+          <w:i w:val="0"/>
+          <w:sz w:val="24"/>
         </w:rPr>
-        <w:t>Trường hợp 2: Tỷ lệ phân chia dữ liệu kiểm thử (10% Test và 10% Validation)</w:t>
+        <w:t>Nhóm A — Truy vấn có nhiễu nặng (Heavy Noised Original, 50% — 6.495 mẫu): Được tạo bằng cách gây nhiễu ngẫu nhiên các câu truy vấn từ tập test gốc. Hầu hết các câu đều bị cố ý xóa bỏ tên giống nho (variety omitted), viết sai chính tả tên quốc gia ("itly", "frensh", "spnish"), dùng từ viết tắt ("cab", "pinot nr") và biến thể giá phi chuẩn ("under 18$", "around 18usd"). Ví dụ: "good itly red blend under $18 for bbq", "nice spnish rosé for seafood under 20".</w:t>
       </w:r>
+    </w:p>
+    <w:p>
+      <w:pPr>
+        <w:spacing w:before="0" w:after="120" w:lineRule="auto" w:line="360"/>
+        <w:ind w:firstLine="0"/>
+        <w:jc w:val="both"/>
+      </w:pPr>
       <w:r>
         <w:rPr>
+          <w:rFonts w:ascii="Times New Roman" w:hAnsi="Times New Roman" w:cs="Times New Roman"/>
+          <w:rFonts w:ascii="Times New Roman" w:hAnsi="Times New Roman"/>
           <w:b w:val="0"/>
-          <w:sz w:val="21"/>
+          <w:i w:val="0"/>
+          <w:sz w:val="24"/>
         </w:rPr>
-        <w:t xml:space="preserve">: Hệ thống được xây dựng theo tỷ lệ phân chia </w:t>
-      </w:r>
-      <w:r>
-        <w:rPr>
-          <w:b/>
-          <w:sz w:val="21"/>
-        </w:rPr>
-        <w:t>80-10-10 (Train-Val-Test)</w:t>
-      </w:r>
-      <w:r>
-        <w:rPr>
-          <w:b w:val="0"/>
-          <w:sz w:val="21"/>
-        </w:rPr>
-        <w:t xml:space="preserve"> trên tổng số 129,907 bản ghi. Trong đó, tập Validation (10% ~ 12,991 mẫu) dùng để tối ưu hóa siêu tham số. Tập Test (10% ~ 12,991 mẫu) được giữ hoàn toàn độc lập để đánh giá khách quan. Nếu tính tổng cộng phần dữ liệu không tham gia huấn luyện (Val + Test) là </w:t>
-      </w:r>
-      <w:r>
-        <w:rPr>
-          <w:b/>
-          <w:sz w:val="21"/>
-        </w:rPr>
-        <w:t>20% tổng dữ liệu (~25,982 mẫu)</w:t>
-      </w:r>
-      <w:r>
-        <w:rPr>
-          <w:b w:val="0"/>
-          <w:sz w:val="21"/>
-        </w:rPr>
-        <w:t>, việc giữ tập Test độc lập ở mức 10% (12,991 mẫu) là hoàn toàn chuẩn mực trong học máy để tránh rò rỉ thông tin.</w:t>
+        <w:t>Nhóm B — Truy vấn ngắn thực tế từ kinh nghiệm bán hàng (Realistic Short, 50% — 6.496 mẫu): Được sinh tự động dựa trên các dạng câu hỏi ngắn gọn (7-10 từ) mà khách hàng thực sự hay đặt khi tư vấn tại quầy rượu. Các câu này không dùng tên giống nho cụ thể mà thay bằng phong cách (red/white/rosé/sparkling), quốc gia xuất xứ, ngân sách và dịp uống phổ biến. Ví dụ: "french red $20 for steak", "italian white under 25 for seafood", "aussie red for weekend party", "sparkling wine gift under 50".</w:t>
       </w:r>
     </w:p>
-    <w:p/>
     <w:p>
       <w:pPr>
-        <w:pStyle w:val="Heading2"/>
+        <w:spacing w:before="240" w:after="80" w:lineRule="auto" w:line="360"/>
+        <w:ind w:firstLine="0"/>
         <w:jc w:val="left"/>
       </w:pPr>
       <w:r>
-        <w:t>2. Cách chia dữ liệu tập nhiễu 50/50</w:t>
+        <w:rPr>
+          <w:rFonts w:ascii="Times New Roman" w:hAnsi="Times New Roman" w:cs="Times New Roman"/>
+          <w:rFonts w:ascii="Times New Roman" w:hAnsi="Times New Roman"/>
+          <w:b/>
+          <w:i w:val="0"/>
+          <w:sz w:val="32"/>
+        </w:rPr>
+        <w:t>2. Thiết lập mô hình (Model Configurations)</w:t>
+      </w:r>
+    </w:p>
+    <w:p>
+      <w:pPr>
+        <w:spacing w:before="240" w:after="80" w:lineRule="auto" w:line="360"/>
+        <w:ind w:firstLine="0"/>
+        <w:jc w:val="left"/>
+      </w:pPr>
+      <w:r>
+        <w:rPr>
+          <w:rFonts w:ascii="Times New Roman" w:hAnsi="Times New Roman" w:cs="Times New Roman"/>
+          <w:rFonts w:ascii="Times New Roman" w:hAnsi="Times New Roman"/>
+          <w:b/>
+          <w:i w:val="0"/>
+          <w:sz w:val="28"/>
+        </w:rPr>
+        <w:t>2.1 Mô hình đề xuất 1 — Proposed Hybrid (TIGER + Price Rerank)</w:t>
+      </w:r>
+    </w:p>
+    <w:p>
+      <w:pPr>
+        <w:spacing w:before="0" w:after="120" w:lineRule="auto" w:line="360"/>
+        <w:ind w:firstLine="0"/>
+        <w:jc w:val="both"/>
+      </w:pPr>
+      <w:r>
+        <w:rPr>
+          <w:rFonts w:ascii="Times New Roman" w:hAnsi="Times New Roman" w:cs="Times New Roman"/>
+          <w:rFonts w:ascii="Times New Roman" w:hAnsi="Times New Roman"/>
+          <w:b w:val="0"/>
+          <w:i w:val="0"/>
+          <w:sz w:val="24"/>
+        </w:rPr>
+        <w:t>Mô hình 1 khai thác sức mạnh hiểu ngữ nghĩa mềm dẻo của LLM Llama-3-8B được tinh chỉnh LoRA để ánh xạ trực tiếp truy vấn nhiễu sang mã cụm ngữ nghĩa phân cấp 3 tầng (C1-C2-C3) trong không gian 4.096 cụm hương vị. Khi LLM sinh ra mã cụm không hợp lệ, hệ thống kích hoạt cơ chế dự phòng Style-Aware Cluster Selection: lọc theo phong cách rượu (red/white/...) + quốc gia, sau đó chọn cụm có giá centroid gần nhất với ngân sách yêu cầu. Trong cụm đã chọn (~170 chai), bộ Price Reranker xếp hạng theo khoảng cách giá tuyệt đối.</w:t>
+      </w:r>
+    </w:p>
+    <w:p>
+      <w:pPr>
+        <w:spacing w:before="240" w:after="80" w:lineRule="auto" w:line="360"/>
+        <w:ind w:firstLine="0"/>
+        <w:jc w:val="left"/>
+      </w:pPr>
+      <w:r>
+        <w:rPr>
+          <w:rFonts w:ascii="Times New Roman" w:hAnsi="Times New Roman" w:cs="Times New Roman"/>
+          <w:rFonts w:ascii="Times New Roman" w:hAnsi="Times New Roman"/>
+          <w:b/>
+          <w:i w:val="0"/>
+          <w:sz w:val="28"/>
+        </w:rPr>
+        <w:t>2.2 Mô hình đề xuất 2 — Proposed Model 2 (Parser-Filter-Sommelier)</w:t>
+      </w:r>
+    </w:p>
+    <w:p>
+      <w:pPr>
+        <w:spacing w:before="0" w:after="120" w:lineRule="auto" w:line="360"/>
+        <w:ind w:firstLine="0"/>
+        <w:jc w:val="both"/>
+      </w:pPr>
+      <w:r>
+        <w:rPr>
+          <w:rFonts w:ascii="Times New Roman" w:hAnsi="Times New Roman" w:cs="Times New Roman"/>
+          <w:rFonts w:ascii="Times New Roman" w:hAnsi="Times New Roman"/>
+          <w:b w:val="0"/>
+          <w:i w:val="0"/>
+          <w:sz w:val="24"/>
+        </w:rPr>
+        <w:t>Mô hình 2 dùng LLM Parser trích xuất JSON ràng buộc từ truy vấn tự nhiên (giống nho, quốc gia, giá, phong cách). Với các truy vấn của Nhóm B không chứa tên giống nho, trường variety được đặt là None, kích hoạt cơ chế nới lỏng xuống lọc theo phong cách (style) trên toàn bộ 130k sản phẩm. Tập ứng viên phình to (&gt;40.000 chai) khiến bước xếp hạng kết hợp TF-IDF cosine + khoảng cách giá kém chính xác hơn đáng kể. Trọng số: w_price=0.90, w_tfidf=0.10 (short), w_price=0.65, w_tfidf=0.35 (noisy).</w:t>
       </w:r>
     </w:p>
     <w:p>
       <w:r>
-        <w:t>Tập đánh giá nhiễu lai (wine_test_realistic_mixed.jsonl) được xây dựng từ 12,991 mẫu gốc theo phương án chia đôi, mỗi nửa đại diện cho một kịch bản thực tế khác nhau:</w:t>
+        <w:br w:type="page"/>
       </w:r>
     </w:p>
-    <w:p/>
-    <w:tbl>
-      <w:tblPr>
-        <w:tblStyle w:val="TableGrid"/>
-        <w:tblW w:type="auto" w:w="0"/>
-        <w:jc w:val="center"/>
-        <w:tblLook w:firstColumn="1" w:firstRow="1" w:lastColumn="0" w:lastRow="0" w:noHBand="0" w:noVBand="1" w:val="04A0"/>
-      </w:tblPr>
-      <w:tblGrid>
-        <w:gridCol w:w="2351"/>
-        <w:gridCol w:w="2351"/>
-        <w:gridCol w:w="2351"/>
-        <w:gridCol w:w="2351"/>
-      </w:tblGrid>
-      <w:tr>
-        <w:tc>
-          <w:tcPr>
-            <w:tcW w:type="dxa" w:w="2351"/>
-            <w:shd w:val="clear" w:color="auto" w:fill="1F3864"/>
-          </w:tcPr>
-          <w:p>
-            <w:pPr>
-              <w:jc w:val="center"/>
-            </w:pPr>
-            <w:r>
-              <w:rPr>
-                <w:b/>
-                <w:color w:val="FFFFFF"/>
-                <w:sz w:val="19"/>
-              </w:rPr>
-              <w:t>Phần</w:t>
-            </w:r>
-          </w:p>
-        </w:tc>
-        <w:tc>
-          <w:tcPr>
-            <w:tcW w:type="dxa" w:w="2351"/>
-            <w:shd w:val="clear" w:color="auto" w:fill="1F3864"/>
-          </w:tcPr>
-          <w:p>
-            <w:pPr>
-              <w:jc w:val="center"/>
-            </w:pPr>
-            <w:r>
-              <w:rPr>
-                <w:b/>
-                <w:color w:val="FFFFFF"/>
-                <w:sz w:val="19"/>
-              </w:rPr>
-              <w:t>Số mẫu</w:t>
-            </w:r>
-          </w:p>
-        </w:tc>
-        <w:tc>
-          <w:tcPr>
-            <w:tcW w:type="dxa" w:w="2351"/>
-            <w:shd w:val="clear" w:color="auto" w:fill="1F3864"/>
-          </w:tcPr>
-          <w:p>
-            <w:pPr>
-              <w:jc w:val="center"/>
-            </w:pPr>
-            <w:r>
-              <w:rPr>
-                <w:b/>
-                <w:color w:val="FFFFFF"/>
-                <w:sz w:val="19"/>
-              </w:rPr>
-              <w:t>Nguồn gốc</w:t>
-            </w:r>
-          </w:p>
-        </w:tc>
-        <w:tc>
-          <w:tcPr>
-            <w:tcW w:type="dxa" w:w="2351"/>
-            <w:shd w:val="clear" w:color="auto" w:fill="1F3864"/>
-          </w:tcPr>
-          <w:p>
-            <w:pPr>
-              <w:jc w:val="center"/>
-            </w:pPr>
-            <w:r>
-              <w:rPr>
-                <w:b/>
-                <w:color w:val="FFFFFF"/>
-                <w:sz w:val="19"/>
-              </w:rPr>
-              <w:t>Đặc điểm</w:t>
-            </w:r>
-          </w:p>
-        </w:tc>
-      </w:tr>
-      <w:tr>
-        <w:tc>
-          <w:tcPr>
-            <w:tcW w:type="dxa" w:w="2351"/>
-            <w:shd w:val="clear" w:color="auto" w:fill="E8F0FE"/>
-          </w:tcPr>
-          <w:p>
-            <w:r>
-              <w:rPr>
-                <w:sz w:val="19"/>
-              </w:rPr>
-              <w:t>Phần A (50%)</w:t>
-            </w:r>
-          </w:p>
-        </w:tc>
-        <w:tc>
-          <w:tcPr>
-            <w:tcW w:type="dxa" w:w="2351"/>
-            <w:shd w:val="clear" w:color="auto" w:fill="E8F0FE"/>
-          </w:tcPr>
-          <w:p>
-            <w:r>
-              <w:rPr>
-                <w:sz w:val="19"/>
-              </w:rPr>
-              <w:t>6,495</w:t>
-            </w:r>
-          </w:p>
-        </w:tc>
-        <w:tc>
-          <w:tcPr>
-            <w:tcW w:type="dxa" w:w="2351"/>
-            <w:shd w:val="clear" w:color="auto" w:fill="E8F0FE"/>
-          </w:tcPr>
-          <w:p>
-            <w:r>
-              <w:rPr>
-                <w:sz w:val="19"/>
-              </w:rPr>
-              <w:t>Tập test gốc</w:t>
-              <w:br/>
-              <w:t>(wine_test_130k.jsonl)</w:t>
-            </w:r>
-          </w:p>
-        </w:tc>
-        <w:tc>
-          <w:tcPr>
-            <w:tcW w:type="dxa" w:w="2351"/>
-            <w:shd w:val="clear" w:color="auto" w:fill="E8F0FE"/>
-          </w:tcPr>
-          <w:p>
-            <w:r>
-              <w:rPr>
-                <w:sz w:val="19"/>
-              </w:rPr>
-              <w:t>• Làm nhiễu nặng và rút ngắn còn 10 đến 20 từ</w:t>
-              <w:br/>
-              <w:t>• Lược bỏ hoàn toàn tên giống nho chuyên môn</w:t>
-              <w:br/>
-              <w:t>• Ví dụ: "hi can you help me find a red wine from italy under $18 for dinner tonight thanks"</w:t>
-            </w:r>
-          </w:p>
-        </w:tc>
-      </w:tr>
-      <w:tr>
-        <w:tc>
-          <w:tcPr>
-            <w:tcW w:type="dxa" w:w="2351"/>
-            <w:shd w:val="clear" w:color="auto" w:fill="FFF3E0"/>
-          </w:tcPr>
-          <w:p>
-            <w:r>
-              <w:rPr>
-                <w:sz w:val="19"/>
-              </w:rPr>
-              <w:t>Phần B (50%)</w:t>
-            </w:r>
-          </w:p>
-        </w:tc>
-        <w:tc>
-          <w:tcPr>
-            <w:tcW w:type="dxa" w:w="2351"/>
-            <w:shd w:val="clear" w:color="auto" w:fill="FFF3E0"/>
-          </w:tcPr>
-          <w:p>
-            <w:r>
-              <w:rPr>
-                <w:sz w:val="19"/>
-              </w:rPr>
-              <w:t>6,496</w:t>
-            </w:r>
-          </w:p>
-        </w:tc>
-        <w:tc>
-          <w:tcPr>
-            <w:tcW w:type="dxa" w:w="2351"/>
-            <w:shd w:val="clear" w:color="auto" w:fill="FFF3E0"/>
-          </w:tcPr>
-          <w:p>
-            <w:r>
-              <w:rPr>
-                <w:sz w:val="19"/>
-              </w:rPr>
-              <w:t>Tự sinh từ</w:t>
-              <w:br/>
-              <w:t>catalog rượu vang</w:t>
-            </w:r>
-          </w:p>
-        </w:tc>
-        <w:tc>
-          <w:tcPr>
-            <w:tcW w:type="dxa" w:w="2351"/>
-            <w:shd w:val="clear" w:color="auto" w:fill="FFF3E0"/>
-          </w:tcPr>
-          <w:p>
-            <w:r>
-              <w:rPr>
-                <w:sz w:val="19"/>
-              </w:rPr>
-              <w:t>• Câu cực ngắn từ 3 đến 5 từ theo thực tế bán hàng</w:t>
-              <w:br/>
-              <w:t>• Chỉ gồm các thuộc tính cốt lõi để test TF-IDF</w:t>
-              <w:br/>
-              <w:t>• Ví dụ: "french red wine $20" hoặc "french red $20 bbq"</w:t>
-            </w:r>
-          </w:p>
-        </w:tc>
-      </w:tr>
-    </w:tbl>
-    <w:p/>
-    <w:p>
-      <w:r>
-        <w:rPr>
-          <w:b w:val="0"/>
-        </w:rPr>
-      </w:r>
-      <w:r>
-        <w:rPr>
-          <w:b/>
-        </w:rPr>
-        <w:t>Lý do không shuffle sau khi ghép</w:t>
-      </w:r>
-      <w:r>
-        <w:rPr>
-          <w:b w:val="0"/>
-        </w:rPr>
-        <w:t>: mỗi bản ghi được gán chỉ số gốc (orig_idx) để eval script tra đúng dự đoán TIGER tương ứng trong file constrained_eval_results.csv, tránh mất liên kết chỉ số gây sai lệch kết quả.</w:t>
-      </w:r>
-    </w:p>
-    <w:p/>
     <w:p>
       <w:pPr>
-        <w:pStyle w:val="Heading2"/>
+        <w:spacing w:before="240" w:after="80" w:lineRule="auto" w:line="360"/>
+        <w:ind w:firstLine="0"/>
         <w:jc w:val="left"/>
       </w:pPr>
       <w:r>
-        <w:t>3. Ứng dụng 50% câu hỏi theo thực tế bán hàng</w:t>
+        <w:rPr>
+          <w:rFonts w:ascii="Times New Roman" w:hAnsi="Times New Roman" w:cs="Times New Roman"/>
+          <w:rFonts w:ascii="Times New Roman" w:hAnsi="Times New Roman"/>
+          <w:b/>
+          <w:i w:val="0"/>
+          <w:sz w:val="32"/>
+        </w:rPr>
+        <w:t>3. Kết quả đánh giá tổng thể (N=12.991 mẫu)</w:t>
       </w:r>
     </w:p>
     <w:p>
+      <w:pPr>
+        <w:spacing w:before="0" w:after="120" w:lineRule="auto" w:line="360"/>
+        <w:ind w:firstLine="0"/>
+        <w:jc w:val="both"/>
+      </w:pPr>
       <w:r>
         <w:rPr>
+          <w:rFonts w:ascii="Times New Roman" w:hAnsi="Times New Roman" w:cs="Times New Roman"/>
+          <w:rFonts w:ascii="Times New Roman" w:hAnsi="Times New Roman"/>
           <w:b w:val="0"/>
+          <w:i w:val="0"/>
+          <w:sz w:val="24"/>
         </w:rPr>
-        <w:t xml:space="preserve">Phần B được xây dựng dựa trên kinh nghiệm thực tế tư vấn bán rượu vang: khách hàng thường đặt câu hỏi rất ngắn gọn, không dùng tên giống nho chuyên môn, tập trung vào 3 yếu tố: </w:t>
-      </w:r>
-      <w:r>
-        <w:rPr>
-          <w:b/>
-        </w:rPr>
-        <w:t>xuất xứ, loại vang và ngân sách</w:t>
-      </w:r>
-      <w:r>
-        <w:rPr>
-          <w:b w:val="0"/>
-        </w:rPr>
-        <w:t>. Dịp sử dụng được đề cập theo cách thông thường.</w:t>
-      </w:r>
-    </w:p>
-    <w:p/>
-    <w:p>
-      <w:r>
-        <w:t>Các mẫu câu thực tế được sinh theo template:</w:t>
+        <w:t>Bảng 1 trình bày kết quả so sánh toàn bộ các mô hình trên tập benchmark nhiễu thực tế. Số liệu được ghi nhận từ kết quả chạy thực tế trên GPU NVIDIA GeForce RTX 5070 Ti (ngày 26/06/2026, seed=42, N=12.991 mẫu). Hàng được tô xanh là mô hình đạt hiệu năng tốt nhất.</w:t>
       </w:r>
     </w:p>
     <w:tbl>
@@ -445,56 +292,161 @@
         <w:tblLook w:firstColumn="1" w:firstRow="1" w:lastColumn="0" w:lastRow="0" w:noHBand="0" w:noVBand="1" w:val="04A0"/>
       </w:tblPr>
       <w:tblGrid>
-        <w:gridCol w:w="3135"/>
-        <w:gridCol w:w="3135"/>
-        <w:gridCol w:w="3135"/>
+        <w:gridCol w:w="1512"/>
+        <w:gridCol w:w="1512"/>
+        <w:gridCol w:w="1512"/>
+        <w:gridCol w:w="1512"/>
+        <w:gridCol w:w="1512"/>
+        <w:gridCol w:w="1512"/>
       </w:tblGrid>
       <w:tr>
         <w:tc>
           <w:tcPr>
-            <w:tcW w:type="dxa" w:w="3135"/>
-            <w:shd w:val="clear" w:color="auto" w:fill="2E4057"/>
+            <w:tcW w:type="dxa" w:w="1512"/>
+            <w:vAlign w:val="center"/>
+            <w:shd w:val="clear" w:color="auto" w:fill="023047"/>
           </w:tcPr>
           <w:p>
+            <w:pPr>
+              <w:spacing w:before="40" w:after="40" w:lineRule="auto" w:line="276"/>
+              <w:ind w:firstLine="0"/>
+              <w:jc w:val="left"/>
+            </w:pPr>
             <w:r>
               <w:rPr>
+                <w:rFonts w:ascii="Times New Roman" w:hAnsi="Times New Roman" w:cs="Times New Roman"/>
+                <w:rFonts w:ascii="Times New Roman" w:hAnsi="Times New Roman"/>
                 <w:b/>
+                <w:i w:val="0"/>
                 <w:color w:val="FFFFFF"/>
-                <w:sz w:val="19"/>
+                <w:sz w:val="20"/>
               </w:rPr>
-              <w:t>Kiểu câu</w:t>
+              <w:t>Phương pháp</w:t>
             </w:r>
           </w:p>
         </w:tc>
         <w:tc>
           <w:tcPr>
-            <w:tcW w:type="dxa" w:w="3135"/>
-            <w:shd w:val="clear" w:color="auto" w:fill="2E4057"/>
+            <w:tcW w:type="dxa" w:w="1512"/>
+            <w:vAlign w:val="center"/>
+            <w:shd w:val="clear" w:color="auto" w:fill="023047"/>
           </w:tcPr>
           <w:p>
+            <w:pPr>
+              <w:spacing w:before="40" w:after="40" w:lineRule="auto" w:line="276"/>
+              <w:ind w:firstLine="0"/>
+              <w:jc w:val="center"/>
+            </w:pPr>
             <w:r>
               <w:rPr>
+                <w:rFonts w:ascii="Times New Roman" w:hAnsi="Times New Roman" w:cs="Times New Roman"/>
+                <w:rFonts w:ascii="Times New Roman" w:hAnsi="Times New Roman"/>
                 <w:b/>
+                <w:i w:val="0"/>
                 <w:color w:val="FFFFFF"/>
-                <w:sz w:val="19"/>
+                <w:sz w:val="20"/>
               </w:rPr>
-              <w:t>Ví dụ 1</w:t>
+              <w:t>Recall@1</w:t>
             </w:r>
           </w:p>
         </w:tc>
         <w:tc>
           <w:tcPr>
-            <w:tcW w:type="dxa" w:w="3135"/>
-            <w:shd w:val="clear" w:color="auto" w:fill="2E4057"/>
+            <w:tcW w:type="dxa" w:w="1512"/>
+            <w:vAlign w:val="center"/>
+            <w:shd w:val="clear" w:color="auto" w:fill="023047"/>
           </w:tcPr>
           <w:p>
+            <w:pPr>
+              <w:spacing w:before="40" w:after="40" w:lineRule="auto" w:line="276"/>
+              <w:ind w:firstLine="0"/>
+              <w:jc w:val="center"/>
+            </w:pPr>
             <w:r>
               <w:rPr>
+                <w:rFonts w:ascii="Times New Roman" w:hAnsi="Times New Roman" w:cs="Times New Roman"/>
+                <w:rFonts w:ascii="Times New Roman" w:hAnsi="Times New Roman"/>
                 <w:b/>
+                <w:i w:val="0"/>
                 <w:color w:val="FFFFFF"/>
-                <w:sz w:val="19"/>
+                <w:sz w:val="20"/>
               </w:rPr>
-              <w:t>Ví dụ 2</w:t>
+              <w:t>Recall@5</w:t>
+            </w:r>
+          </w:p>
+        </w:tc>
+        <w:tc>
+          <w:tcPr>
+            <w:tcW w:type="dxa" w:w="1512"/>
+            <w:vAlign w:val="center"/>
+            <w:shd w:val="clear" w:color="auto" w:fill="023047"/>
+          </w:tcPr>
+          <w:p>
+            <w:pPr>
+              <w:spacing w:before="40" w:after="40" w:lineRule="auto" w:line="276"/>
+              <w:ind w:firstLine="0"/>
+              <w:jc w:val="center"/>
+            </w:pPr>
+            <w:r>
+              <w:rPr>
+                <w:rFonts w:ascii="Times New Roman" w:hAnsi="Times New Roman" w:cs="Times New Roman"/>
+                <w:rFonts w:ascii="Times New Roman" w:hAnsi="Times New Roman"/>
+                <w:b/>
+                <w:i w:val="0"/>
+                <w:color w:val="FFFFFF"/>
+                <w:sz w:val="20"/>
+              </w:rPr>
+              <w:t>Recall@10</w:t>
+            </w:r>
+          </w:p>
+        </w:tc>
+        <w:tc>
+          <w:tcPr>
+            <w:tcW w:type="dxa" w:w="1512"/>
+            <w:vAlign w:val="center"/>
+            <w:shd w:val="clear" w:color="auto" w:fill="023047"/>
+          </w:tcPr>
+          <w:p>
+            <w:pPr>
+              <w:spacing w:before="40" w:after="40" w:lineRule="auto" w:line="276"/>
+              <w:ind w:firstLine="0"/>
+              <w:jc w:val="center"/>
+            </w:pPr>
+            <w:r>
+              <w:rPr>
+                <w:rFonts w:ascii="Times New Roman" w:hAnsi="Times New Roman" w:cs="Times New Roman"/>
+                <w:rFonts w:ascii="Times New Roman" w:hAnsi="Times New Roman"/>
+                <w:b/>
+                <w:i w:val="0"/>
+                <w:color w:val="FFFFFF"/>
+                <w:sz w:val="20"/>
+              </w:rPr>
+              <w:t>NDCG@10</w:t>
+            </w:r>
+          </w:p>
+        </w:tc>
+        <w:tc>
+          <w:tcPr>
+            <w:tcW w:type="dxa" w:w="1512"/>
+            <w:vAlign w:val="center"/>
+            <w:shd w:val="clear" w:color="auto" w:fill="023047"/>
+          </w:tcPr>
+          <w:p>
+            <w:pPr>
+              <w:spacing w:before="40" w:after="40" w:lineRule="auto" w:line="276"/>
+              <w:ind w:firstLine="0"/>
+              <w:jc w:val="center"/>
+            </w:pPr>
+            <w:r>
+              <w:rPr>
+                <w:rFonts w:ascii="Times New Roman" w:hAnsi="Times New Roman" w:cs="Times New Roman"/>
+                <w:rFonts w:ascii="Times New Roman" w:hAnsi="Times New Roman"/>
+                <w:b/>
+                <w:i w:val="0"/>
+                <w:color w:val="FFFFFF"/>
+                <w:sz w:val="20"/>
+              </w:rPr>
+              <w:t>MRR</w:t>
             </w:r>
           </w:p>
         </w:tc>
@@ -502,40 +454,139 @@
       <w:tr>
         <w:tc>
           <w:tcPr>
-            <w:tcW w:type="dxa" w:w="3135"/>
+            <w:tcW w:type="dxa" w:w="1512"/>
+            <w:vAlign w:val="center"/>
           </w:tcPr>
           <w:p>
+            <w:pPr>
+              <w:spacing w:before="40" w:after="40" w:lineRule="auto" w:line="276"/>
+              <w:ind w:firstLine="0"/>
+              <w:jc w:val="left"/>
+            </w:pPr>
             <w:r>
               <w:rPr>
-                <w:sz w:val="19"/>
+                <w:rFonts w:ascii="Times New Roman" w:hAnsi="Times New Roman" w:cs="Times New Roman"/>
+                <w:rFonts w:ascii="Times New Roman" w:hAnsi="Times New Roman"/>
+                <w:b w:val="0"/>
+                <w:i w:val="0"/>
+                <w:sz w:val="20"/>
               </w:rPr>
-              <w:t>Ngắn gọn nhất</w:t>
+              <w:t>TF-IDF CF</w:t>
             </w:r>
           </w:p>
         </w:tc>
         <w:tc>
           <w:tcPr>
-            <w:tcW w:type="dxa" w:w="3135"/>
+            <w:tcW w:type="dxa" w:w="1512"/>
+            <w:vAlign w:val="center"/>
           </w:tcPr>
           <w:p>
+            <w:pPr>
+              <w:spacing w:before="40" w:after="40" w:lineRule="auto" w:line="276"/>
+              <w:ind w:firstLine="0"/>
+              <w:jc w:val="center"/>
+            </w:pPr>
             <w:r>
               <w:rPr>
-                <w:sz w:val="19"/>
+                <w:rFonts w:ascii="Times New Roman" w:hAnsi="Times New Roman" w:cs="Times New Roman"/>
+                <w:rFonts w:ascii="Times New Roman" w:hAnsi="Times New Roman"/>
+                <w:b w:val="0"/>
+                <w:i w:val="0"/>
+                <w:sz w:val="20"/>
               </w:rPr>
-              <w:t>"french red $20"</w:t>
+              <w:t>0.06%</w:t>
             </w:r>
           </w:p>
         </w:tc>
         <w:tc>
           <w:tcPr>
-            <w:tcW w:type="dxa" w:w="3135"/>
+            <w:tcW w:type="dxa" w:w="1512"/>
+            <w:vAlign w:val="center"/>
           </w:tcPr>
           <w:p>
+            <w:pPr>
+              <w:spacing w:before="40" w:after="40" w:lineRule="auto" w:line="276"/>
+              <w:ind w:firstLine="0"/>
+              <w:jc w:val="center"/>
+            </w:pPr>
             <w:r>
               <w:rPr>
-                <w:sz w:val="19"/>
+                <w:rFonts w:ascii="Times New Roman" w:hAnsi="Times New Roman" w:cs="Times New Roman"/>
+                <w:rFonts w:ascii="Times New Roman" w:hAnsi="Times New Roman"/>
+                <w:b w:val="0"/>
+                <w:i w:val="0"/>
+                <w:sz w:val="20"/>
               </w:rPr>
-              <w:t>"italy white $25"</w:t>
+              <w:t>0.37%</w:t>
+            </w:r>
+          </w:p>
+        </w:tc>
+        <w:tc>
+          <w:tcPr>
+            <w:tcW w:type="dxa" w:w="1512"/>
+            <w:vAlign w:val="center"/>
+          </w:tcPr>
+          <w:p>
+            <w:pPr>
+              <w:spacing w:before="40" w:after="40" w:lineRule="auto" w:line="276"/>
+              <w:ind w:firstLine="0"/>
+              <w:jc w:val="center"/>
+            </w:pPr>
+            <w:r>
+              <w:rPr>
+                <w:rFonts w:ascii="Times New Roman" w:hAnsi="Times New Roman" w:cs="Times New Roman"/>
+                <w:rFonts w:ascii="Times New Roman" w:hAnsi="Times New Roman"/>
+                <w:b w:val="0"/>
+                <w:i w:val="0"/>
+                <w:sz w:val="20"/>
+              </w:rPr>
+              <w:t>0.69%</w:t>
+            </w:r>
+          </w:p>
+        </w:tc>
+        <w:tc>
+          <w:tcPr>
+            <w:tcW w:type="dxa" w:w="1512"/>
+            <w:vAlign w:val="center"/>
+          </w:tcPr>
+          <w:p>
+            <w:pPr>
+              <w:spacing w:before="40" w:after="40" w:lineRule="auto" w:line="276"/>
+              <w:ind w:firstLine="0"/>
+              <w:jc w:val="center"/>
+            </w:pPr>
+            <w:r>
+              <w:rPr>
+                <w:rFonts w:ascii="Times New Roman" w:hAnsi="Times New Roman" w:cs="Times New Roman"/>
+                <w:rFonts w:ascii="Times New Roman" w:hAnsi="Times New Roman"/>
+                <w:b w:val="0"/>
+                <w:i w:val="0"/>
+                <w:sz w:val="20"/>
+              </w:rPr>
+              <w:t>0.32%</w:t>
+            </w:r>
+          </w:p>
+        </w:tc>
+        <w:tc>
+          <w:tcPr>
+            <w:tcW w:type="dxa" w:w="1512"/>
+            <w:vAlign w:val="center"/>
+          </w:tcPr>
+          <w:p>
+            <w:pPr>
+              <w:spacing w:before="40" w:after="40" w:lineRule="auto" w:line="276"/>
+              <w:ind w:firstLine="0"/>
+              <w:jc w:val="center"/>
+            </w:pPr>
+            <w:r>
+              <w:rPr>
+                <w:rFonts w:ascii="Times New Roman" w:hAnsi="Times New Roman" w:cs="Times New Roman"/>
+                <w:rFonts w:ascii="Times New Roman" w:hAnsi="Times New Roman"/>
+                <w:b w:val="0"/>
+                <w:i w:val="0"/>
+                <w:sz w:val="20"/>
+              </w:rPr>
+              <w:t>0.21%</w:t>
             </w:r>
           </w:p>
         </w:tc>
@@ -543,40 +594,139 @@
       <w:tr>
         <w:tc>
           <w:tcPr>
-            <w:tcW w:type="dxa" w:w="3135"/>
+            <w:tcW w:type="dxa" w:w="1512"/>
+            <w:vAlign w:val="center"/>
           </w:tcPr>
           <w:p>
+            <w:pPr>
+              <w:spacing w:before="40" w:after="40" w:lineRule="auto" w:line="276"/>
+              <w:ind w:firstLine="0"/>
+              <w:jc w:val="left"/>
+            </w:pPr>
             <w:r>
               <w:rPr>
-                <w:sz w:val="19"/>
+                <w:rFonts w:ascii="Times New Roman" w:hAnsi="Times New Roman" w:cs="Times New Roman"/>
+                <w:rFonts w:ascii="Times New Roman" w:hAnsi="Times New Roman"/>
+                <w:b w:val="0"/>
+                <w:i w:val="0"/>
+                <w:sz w:val="20"/>
               </w:rPr>
-              <w:t>Có dịp</w:t>
+              <w:t>BM25</w:t>
             </w:r>
           </w:p>
         </w:tc>
         <w:tc>
           <w:tcPr>
-            <w:tcW w:type="dxa" w:w="3135"/>
+            <w:tcW w:type="dxa" w:w="1512"/>
+            <w:vAlign w:val="center"/>
           </w:tcPr>
           <w:p>
+            <w:pPr>
+              <w:spacing w:before="40" w:after="40" w:lineRule="auto" w:line="276"/>
+              <w:ind w:firstLine="0"/>
+              <w:jc w:val="center"/>
+            </w:pPr>
             <w:r>
               <w:rPr>
-                <w:sz w:val="19"/>
+                <w:rFonts w:ascii="Times New Roman" w:hAnsi="Times New Roman" w:cs="Times New Roman"/>
+                <w:rFonts w:ascii="Times New Roman" w:hAnsi="Times New Roman"/>
+                <w:b w:val="0"/>
+                <w:i w:val="0"/>
+                <w:sz w:val="20"/>
               </w:rPr>
-              <w:t>"french red $20 for steak"</w:t>
+              <w:t>0.18%</w:t>
             </w:r>
           </w:p>
         </w:tc>
         <w:tc>
           <w:tcPr>
-            <w:tcW w:type="dxa" w:w="3135"/>
+            <w:tcW w:type="dxa" w:w="1512"/>
+            <w:vAlign w:val="center"/>
           </w:tcPr>
           <w:p>
+            <w:pPr>
+              <w:spacing w:before="40" w:after="40" w:lineRule="auto" w:line="276"/>
+              <w:ind w:firstLine="0"/>
+              <w:jc w:val="center"/>
+            </w:pPr>
             <w:r>
               <w:rPr>
-                <w:sz w:val="19"/>
+                <w:rFonts w:ascii="Times New Roman" w:hAnsi="Times New Roman" w:cs="Times New Roman"/>
+                <w:rFonts w:ascii="Times New Roman" w:hAnsi="Times New Roman"/>
+                <w:b w:val="0"/>
+                <w:i w:val="0"/>
+                <w:sz w:val="20"/>
               </w:rPr>
-              <w:t>"spain red under $30 for bbq"</w:t>
+              <w:t>0.55%</w:t>
+            </w:r>
+          </w:p>
+        </w:tc>
+        <w:tc>
+          <w:tcPr>
+            <w:tcW w:type="dxa" w:w="1512"/>
+            <w:vAlign w:val="center"/>
+          </w:tcPr>
+          <w:p>
+            <w:pPr>
+              <w:spacing w:before="40" w:after="40" w:lineRule="auto" w:line="276"/>
+              <w:ind w:firstLine="0"/>
+              <w:jc w:val="center"/>
+            </w:pPr>
+            <w:r>
+              <w:rPr>
+                <w:rFonts w:ascii="Times New Roman" w:hAnsi="Times New Roman" w:cs="Times New Roman"/>
+                <w:rFonts w:ascii="Times New Roman" w:hAnsi="Times New Roman"/>
+                <w:b w:val="0"/>
+                <w:i w:val="0"/>
+                <w:sz w:val="20"/>
+              </w:rPr>
+              <w:t>0.79%</w:t>
+            </w:r>
+          </w:p>
+        </w:tc>
+        <w:tc>
+          <w:tcPr>
+            <w:tcW w:type="dxa" w:w="1512"/>
+            <w:vAlign w:val="center"/>
+          </w:tcPr>
+          <w:p>
+            <w:pPr>
+              <w:spacing w:before="40" w:after="40" w:lineRule="auto" w:line="276"/>
+              <w:ind w:firstLine="0"/>
+              <w:jc w:val="center"/>
+            </w:pPr>
+            <w:r>
+              <w:rPr>
+                <w:rFonts w:ascii="Times New Roman" w:hAnsi="Times New Roman" w:cs="Times New Roman"/>
+                <w:rFonts w:ascii="Times New Roman" w:hAnsi="Times New Roman"/>
+                <w:b w:val="0"/>
+                <w:i w:val="0"/>
+                <w:sz w:val="20"/>
+              </w:rPr>
+              <w:t>0.44%</w:t>
+            </w:r>
+          </w:p>
+        </w:tc>
+        <w:tc>
+          <w:tcPr>
+            <w:tcW w:type="dxa" w:w="1512"/>
+            <w:vAlign w:val="center"/>
+          </w:tcPr>
+          <w:p>
+            <w:pPr>
+              <w:spacing w:before="40" w:after="40" w:lineRule="auto" w:line="276"/>
+              <w:ind w:firstLine="0"/>
+              <w:jc w:val="center"/>
+            </w:pPr>
+            <w:r>
+              <w:rPr>
+                <w:rFonts w:ascii="Times New Roman" w:hAnsi="Times New Roman" w:cs="Times New Roman"/>
+                <w:rFonts w:ascii="Times New Roman" w:hAnsi="Times New Roman"/>
+                <w:b w:val="0"/>
+                <w:i w:val="0"/>
+                <w:sz w:val="20"/>
+              </w:rPr>
+              <w:t>0.34%</w:t>
             </w:r>
           </w:p>
         </w:tc>
@@ -584,40 +734,139 @@
       <w:tr>
         <w:tc>
           <w:tcPr>
-            <w:tcW w:type="dxa" w:w="3135"/>
+            <w:tcW w:type="dxa" w:w="1512"/>
+            <w:vAlign w:val="center"/>
           </w:tcPr>
           <w:p>
+            <w:pPr>
+              <w:spacing w:before="40" w:after="40" w:lineRule="auto" w:line="276"/>
+              <w:ind w:firstLine="0"/>
+              <w:jc w:val="left"/>
+            </w:pPr>
             <w:r>
               <w:rPr>
-                <w:sz w:val="19"/>
+                <w:rFonts w:ascii="Times New Roman" w:hAnsi="Times New Roman" w:cs="Times New Roman"/>
+                <w:rFonts w:ascii="Times New Roman" w:hAnsi="Times New Roman"/>
+                <w:b w:val="0"/>
+                <w:i w:val="0"/>
+                <w:sz w:val="20"/>
               </w:rPr>
-              <w:t>Có trạng từ mô tả</w:t>
+              <w:t>BM25+ Enhanced</w:t>
             </w:r>
           </w:p>
         </w:tc>
         <w:tc>
           <w:tcPr>
-            <w:tcW w:type="dxa" w:w="3135"/>
+            <w:tcW w:type="dxa" w:w="1512"/>
+            <w:vAlign w:val="center"/>
           </w:tcPr>
           <w:p>
+            <w:pPr>
+              <w:spacing w:before="40" w:after="40" w:lineRule="auto" w:line="276"/>
+              <w:ind w:firstLine="0"/>
+              <w:jc w:val="center"/>
+            </w:pPr>
             <w:r>
               <w:rPr>
-                <w:sz w:val="19"/>
+                <w:rFonts w:ascii="Times New Roman" w:hAnsi="Times New Roman" w:cs="Times New Roman"/>
+                <w:rFonts w:ascii="Times New Roman" w:hAnsi="Times New Roman"/>
+                <w:b w:val="0"/>
+                <w:i w:val="0"/>
+                <w:sz w:val="20"/>
               </w:rPr>
-              <w:t>"good german white $22 gift"</w:t>
+              <w:t>0.18%</w:t>
             </w:r>
           </w:p>
         </w:tc>
         <w:tc>
           <w:tcPr>
-            <w:tcW w:type="dxa" w:w="3135"/>
+            <w:tcW w:type="dxa" w:w="1512"/>
+            <w:vAlign w:val="center"/>
           </w:tcPr>
           <w:p>
+            <w:pPr>
+              <w:spacing w:before="40" w:after="40" w:lineRule="auto" w:line="276"/>
+              <w:ind w:firstLine="0"/>
+              <w:jc w:val="center"/>
+            </w:pPr>
             <w:r>
               <w:rPr>
-                <w:sz w:val="19"/>
+                <w:rFonts w:ascii="Times New Roman" w:hAnsi="Times New Roman" w:cs="Times New Roman"/>
+                <w:rFonts w:ascii="Times New Roman" w:hAnsi="Times New Roman"/>
+                <w:b w:val="0"/>
+                <w:i w:val="0"/>
+                <w:sz w:val="20"/>
               </w:rPr>
-              <w:t>"cheap aussie red for party"</w:t>
+              <w:t>0.53%</w:t>
+            </w:r>
+          </w:p>
+        </w:tc>
+        <w:tc>
+          <w:tcPr>
+            <w:tcW w:type="dxa" w:w="1512"/>
+            <w:vAlign w:val="center"/>
+          </w:tcPr>
+          <w:p>
+            <w:pPr>
+              <w:spacing w:before="40" w:after="40" w:lineRule="auto" w:line="276"/>
+              <w:ind w:firstLine="0"/>
+              <w:jc w:val="center"/>
+            </w:pPr>
+            <w:r>
+              <w:rPr>
+                <w:rFonts w:ascii="Times New Roman" w:hAnsi="Times New Roman" w:cs="Times New Roman"/>
+                <w:rFonts w:ascii="Times New Roman" w:hAnsi="Times New Roman"/>
+                <w:b w:val="0"/>
+                <w:i w:val="0"/>
+                <w:sz w:val="20"/>
+              </w:rPr>
+              <w:t>0.81%</w:t>
+            </w:r>
+          </w:p>
+        </w:tc>
+        <w:tc>
+          <w:tcPr>
+            <w:tcW w:type="dxa" w:w="1512"/>
+            <w:vAlign w:val="center"/>
+          </w:tcPr>
+          <w:p>
+            <w:pPr>
+              <w:spacing w:before="40" w:after="40" w:lineRule="auto" w:line="276"/>
+              <w:ind w:firstLine="0"/>
+              <w:jc w:val="center"/>
+            </w:pPr>
+            <w:r>
+              <w:rPr>
+                <w:rFonts w:ascii="Times New Roman" w:hAnsi="Times New Roman" w:cs="Times New Roman"/>
+                <w:rFonts w:ascii="Times New Roman" w:hAnsi="Times New Roman"/>
+                <w:b w:val="0"/>
+                <w:i w:val="0"/>
+                <w:sz w:val="20"/>
+              </w:rPr>
+              <w:t>0.45%</w:t>
+            </w:r>
+          </w:p>
+        </w:tc>
+        <w:tc>
+          <w:tcPr>
+            <w:tcW w:type="dxa" w:w="1512"/>
+            <w:vAlign w:val="center"/>
+          </w:tcPr>
+          <w:p>
+            <w:pPr>
+              <w:spacing w:before="40" w:after="40" w:lineRule="auto" w:line="276"/>
+              <w:ind w:firstLine="0"/>
+              <w:jc w:val="center"/>
+            </w:pPr>
+            <w:r>
+              <w:rPr>
+                <w:rFonts w:ascii="Times New Roman" w:hAnsi="Times New Roman" w:cs="Times New Roman"/>
+                <w:rFonts w:ascii="Times New Roman" w:hAnsi="Times New Roman"/>
+                <w:b w:val="0"/>
+                <w:i w:val="0"/>
+                <w:sz w:val="20"/>
+              </w:rPr>
+              <w:t>0.34%</w:t>
             </w:r>
           </w:p>
         </w:tc>
@@ -625,53 +874,782 @@
       <w:tr>
         <w:tc>
           <w:tcPr>
-            <w:tcW w:type="dxa" w:w="3135"/>
+            <w:tcW w:type="dxa" w:w="1512"/>
+            <w:vAlign w:val="center"/>
           </w:tcPr>
           <w:p>
+            <w:pPr>
+              <w:spacing w:before="40" w:after="40" w:lineRule="auto" w:line="276"/>
+              <w:ind w:firstLine="0"/>
+              <w:jc w:val="left"/>
+            </w:pPr>
             <w:r>
               <w:rPr>
-                <w:sz w:val="19"/>
+                <w:rFonts w:ascii="Times New Roman" w:hAnsi="Times New Roman" w:cs="Times New Roman"/>
+                <w:rFonts w:ascii="Times New Roman" w:hAnsi="Times New Roman"/>
+                <w:b w:val="0"/>
+                <w:i w:val="0"/>
+                <w:sz w:val="20"/>
               </w:rPr>
-              <w:t>Có lỗi chính tả nhẹ</w:t>
+              <w:t>Struct-Filter BM25</w:t>
             </w:r>
           </w:p>
         </w:tc>
         <w:tc>
           <w:tcPr>
-            <w:tcW w:type="dxa" w:w="3135"/>
+            <w:tcW w:type="dxa" w:w="1512"/>
+            <w:vAlign w:val="center"/>
           </w:tcPr>
           <w:p>
+            <w:pPr>
+              <w:spacing w:before="40" w:after="40" w:lineRule="auto" w:line="276"/>
+              <w:ind w:firstLine="0"/>
+              <w:jc w:val="center"/>
+            </w:pPr>
             <w:r>
               <w:rPr>
-                <w:sz w:val="19"/>
+                <w:rFonts w:ascii="Times New Roman" w:hAnsi="Times New Roman" w:cs="Times New Roman"/>
+                <w:rFonts w:ascii="Times New Roman" w:hAnsi="Times New Roman"/>
+                <w:b w:val="0"/>
+                <w:i w:val="0"/>
+                <w:sz w:val="20"/>
               </w:rPr>
-              <w:t>"itly red $18 for dinner"</w:t>
+              <w:t>0.18%</w:t>
             </w:r>
           </w:p>
         </w:tc>
         <w:tc>
           <w:tcPr>
-            <w:tcW w:type="dxa" w:w="3135"/>
+            <w:tcW w:type="dxa" w:w="1512"/>
+            <w:vAlign w:val="center"/>
           </w:tcPr>
           <w:p>
+            <w:pPr>
+              <w:spacing w:before="40" w:after="40" w:lineRule="auto" w:line="276"/>
+              <w:ind w:firstLine="0"/>
+              <w:jc w:val="center"/>
+            </w:pPr>
             <w:r>
               <w:rPr>
-                <w:sz w:val="19"/>
+                <w:rFonts w:ascii="Times New Roman" w:hAnsi="Times New Roman" w:cs="Times New Roman"/>
+                <w:rFonts w:ascii="Times New Roman" w:hAnsi="Times New Roman"/>
+                <w:b w:val="0"/>
+                <w:i w:val="0"/>
+                <w:sz w:val="20"/>
               </w:rPr>
-              <w:t>"frensh white around 25usd"</w:t>
+              <w:t>0.55%</w:t>
+            </w:r>
+          </w:p>
+        </w:tc>
+        <w:tc>
+          <w:tcPr>
+            <w:tcW w:type="dxa" w:w="1512"/>
+            <w:vAlign w:val="center"/>
+          </w:tcPr>
+          <w:p>
+            <w:pPr>
+              <w:spacing w:before="40" w:after="40" w:lineRule="auto" w:line="276"/>
+              <w:ind w:firstLine="0"/>
+              <w:jc w:val="center"/>
+            </w:pPr>
+            <w:r>
+              <w:rPr>
+                <w:rFonts w:ascii="Times New Roman" w:hAnsi="Times New Roman" w:cs="Times New Roman"/>
+                <w:rFonts w:ascii="Times New Roman" w:hAnsi="Times New Roman"/>
+                <w:b w:val="0"/>
+                <w:i w:val="0"/>
+                <w:sz w:val="20"/>
+              </w:rPr>
+              <w:t>0.79%</w:t>
+            </w:r>
+          </w:p>
+        </w:tc>
+        <w:tc>
+          <w:tcPr>
+            <w:tcW w:type="dxa" w:w="1512"/>
+            <w:vAlign w:val="center"/>
+          </w:tcPr>
+          <w:p>
+            <w:pPr>
+              <w:spacing w:before="40" w:after="40" w:lineRule="auto" w:line="276"/>
+              <w:ind w:firstLine="0"/>
+              <w:jc w:val="center"/>
+            </w:pPr>
+            <w:r>
+              <w:rPr>
+                <w:rFonts w:ascii="Times New Roman" w:hAnsi="Times New Roman" w:cs="Times New Roman"/>
+                <w:rFonts w:ascii="Times New Roman" w:hAnsi="Times New Roman"/>
+                <w:b w:val="0"/>
+                <w:i w:val="0"/>
+                <w:sz w:val="20"/>
+              </w:rPr>
+              <w:t>0.44%</w:t>
+            </w:r>
+          </w:p>
+        </w:tc>
+        <w:tc>
+          <w:tcPr>
+            <w:tcW w:type="dxa" w:w="1512"/>
+            <w:vAlign w:val="center"/>
+          </w:tcPr>
+          <w:p>
+            <w:pPr>
+              <w:spacing w:before="40" w:after="40" w:lineRule="auto" w:line="276"/>
+              <w:ind w:firstLine="0"/>
+              <w:jc w:val="center"/>
+            </w:pPr>
+            <w:r>
+              <w:rPr>
+                <w:rFonts w:ascii="Times New Roman" w:hAnsi="Times New Roman" w:cs="Times New Roman"/>
+                <w:rFonts w:ascii="Times New Roman" w:hAnsi="Times New Roman"/>
+                <w:b w:val="0"/>
+                <w:i w:val="0"/>
+                <w:sz w:val="20"/>
+              </w:rPr>
+              <w:t>0.34%</w:t>
+            </w:r>
+          </w:p>
+        </w:tc>
+      </w:tr>
+      <w:tr>
+        <w:tc>
+          <w:tcPr>
+            <w:tcW w:type="dxa" w:w="1512"/>
+            <w:vAlign w:val="center"/>
+          </w:tcPr>
+          <w:p>
+            <w:pPr>
+              <w:spacing w:before="40" w:after="40" w:lineRule="auto" w:line="276"/>
+              <w:ind w:firstLine="0"/>
+              <w:jc w:val="left"/>
+            </w:pPr>
+            <w:r>
+              <w:rPr>
+                <w:rFonts w:ascii="Times New Roman" w:hAnsi="Times New Roman" w:cs="Times New Roman"/>
+                <w:rFonts w:ascii="Times New Roman" w:hAnsi="Times New Roman"/>
+                <w:b w:val="0"/>
+                <w:i w:val="0"/>
+                <w:sz w:val="20"/>
+              </w:rPr>
+              <w:t>GNN-Filter</w:t>
+            </w:r>
+          </w:p>
+        </w:tc>
+        <w:tc>
+          <w:tcPr>
+            <w:tcW w:type="dxa" w:w="1512"/>
+            <w:vAlign w:val="center"/>
+          </w:tcPr>
+          <w:p>
+            <w:pPr>
+              <w:spacing w:before="40" w:after="40" w:lineRule="auto" w:line="276"/>
+              <w:ind w:firstLine="0"/>
+              <w:jc w:val="center"/>
+            </w:pPr>
+            <w:r>
+              <w:rPr>
+                <w:rFonts w:ascii="Times New Roman" w:hAnsi="Times New Roman" w:cs="Times New Roman"/>
+                <w:rFonts w:ascii="Times New Roman" w:hAnsi="Times New Roman"/>
+                <w:b w:val="0"/>
+                <w:i w:val="0"/>
+                <w:sz w:val="20"/>
+              </w:rPr>
+              <w:t>0.04%</w:t>
+            </w:r>
+          </w:p>
+        </w:tc>
+        <w:tc>
+          <w:tcPr>
+            <w:tcW w:type="dxa" w:w="1512"/>
+            <w:vAlign w:val="center"/>
+          </w:tcPr>
+          <w:p>
+            <w:pPr>
+              <w:spacing w:before="40" w:after="40" w:lineRule="auto" w:line="276"/>
+              <w:ind w:firstLine="0"/>
+              <w:jc w:val="center"/>
+            </w:pPr>
+            <w:r>
+              <w:rPr>
+                <w:rFonts w:ascii="Times New Roman" w:hAnsi="Times New Roman" w:cs="Times New Roman"/>
+                <w:rFonts w:ascii="Times New Roman" w:hAnsi="Times New Roman"/>
+                <w:b w:val="0"/>
+                <w:i w:val="0"/>
+                <w:sz w:val="20"/>
+              </w:rPr>
+              <w:t>0.14%</w:t>
+            </w:r>
+          </w:p>
+        </w:tc>
+        <w:tc>
+          <w:tcPr>
+            <w:tcW w:type="dxa" w:w="1512"/>
+            <w:vAlign w:val="center"/>
+          </w:tcPr>
+          <w:p>
+            <w:pPr>
+              <w:spacing w:before="40" w:after="40" w:lineRule="auto" w:line="276"/>
+              <w:ind w:firstLine="0"/>
+              <w:jc w:val="center"/>
+            </w:pPr>
+            <w:r>
+              <w:rPr>
+                <w:rFonts w:ascii="Times New Roman" w:hAnsi="Times New Roman" w:cs="Times New Roman"/>
+                <w:rFonts w:ascii="Times New Roman" w:hAnsi="Times New Roman"/>
+                <w:b w:val="0"/>
+                <w:i w:val="0"/>
+                <w:sz w:val="20"/>
+              </w:rPr>
+              <w:t>0.28%</w:t>
+            </w:r>
+          </w:p>
+        </w:tc>
+        <w:tc>
+          <w:tcPr>
+            <w:tcW w:type="dxa" w:w="1512"/>
+            <w:vAlign w:val="center"/>
+          </w:tcPr>
+          <w:p>
+            <w:pPr>
+              <w:spacing w:before="40" w:after="40" w:lineRule="auto" w:line="276"/>
+              <w:ind w:firstLine="0"/>
+              <w:jc w:val="center"/>
+            </w:pPr>
+            <w:r>
+              <w:rPr>
+                <w:rFonts w:ascii="Times New Roman" w:hAnsi="Times New Roman" w:cs="Times New Roman"/>
+                <w:rFonts w:ascii="Times New Roman" w:hAnsi="Times New Roman"/>
+                <w:b w:val="0"/>
+                <w:i w:val="0"/>
+                <w:sz w:val="20"/>
+              </w:rPr>
+              <w:t>0.13%</w:t>
+            </w:r>
+          </w:p>
+        </w:tc>
+        <w:tc>
+          <w:tcPr>
+            <w:tcW w:type="dxa" w:w="1512"/>
+            <w:vAlign w:val="center"/>
+          </w:tcPr>
+          <w:p>
+            <w:pPr>
+              <w:spacing w:before="40" w:after="40" w:lineRule="auto" w:line="276"/>
+              <w:ind w:firstLine="0"/>
+              <w:jc w:val="center"/>
+            </w:pPr>
+            <w:r>
+              <w:rPr>
+                <w:rFonts w:ascii="Times New Roman" w:hAnsi="Times New Roman" w:cs="Times New Roman"/>
+                <w:rFonts w:ascii="Times New Roman" w:hAnsi="Times New Roman"/>
+                <w:b w:val="0"/>
+                <w:i w:val="0"/>
+                <w:sz w:val="20"/>
+              </w:rPr>
+              <w:t>0.09%</w:t>
+            </w:r>
+          </w:p>
+        </w:tc>
+      </w:tr>
+      <w:tr>
+        <w:tc>
+          <w:tcPr>
+            <w:tcW w:type="dxa" w:w="1512"/>
+            <w:vAlign w:val="center"/>
+          </w:tcPr>
+          <w:p>
+            <w:pPr>
+              <w:spacing w:before="40" w:after="40" w:lineRule="auto" w:line="276"/>
+              <w:ind w:firstLine="0"/>
+              <w:jc w:val="left"/>
+            </w:pPr>
+            <w:r>
+              <w:rPr>
+                <w:rFonts w:ascii="Times New Roman" w:hAnsi="Times New Roman" w:cs="Times New Roman"/>
+                <w:rFonts w:ascii="Times New Roman" w:hAnsi="Times New Roman"/>
+                <w:b w:val="0"/>
+                <w:i w:val="0"/>
+                <w:sz w:val="20"/>
+              </w:rPr>
+              <w:t>TIGER Greedy</w:t>
+            </w:r>
+          </w:p>
+        </w:tc>
+        <w:tc>
+          <w:tcPr>
+            <w:tcW w:type="dxa" w:w="1512"/>
+            <w:vAlign w:val="center"/>
+          </w:tcPr>
+          <w:p>
+            <w:pPr>
+              <w:spacing w:before="40" w:after="40" w:lineRule="auto" w:line="276"/>
+              <w:ind w:firstLine="0"/>
+              <w:jc w:val="center"/>
+            </w:pPr>
+            <w:r>
+              <w:rPr>
+                <w:rFonts w:ascii="Times New Roman" w:hAnsi="Times New Roman" w:cs="Times New Roman"/>
+                <w:rFonts w:ascii="Times New Roman" w:hAnsi="Times New Roman"/>
+                <w:b w:val="0"/>
+                <w:i w:val="0"/>
+                <w:sz w:val="20"/>
+              </w:rPr>
+              <w:t>8.51%</w:t>
+            </w:r>
+          </w:p>
+        </w:tc>
+        <w:tc>
+          <w:tcPr>
+            <w:tcW w:type="dxa" w:w="1512"/>
+            <w:vAlign w:val="center"/>
+          </w:tcPr>
+          <w:p>
+            <w:pPr>
+              <w:spacing w:before="40" w:after="40" w:lineRule="auto" w:line="276"/>
+              <w:ind w:firstLine="0"/>
+              <w:jc w:val="center"/>
+            </w:pPr>
+            <w:r>
+              <w:rPr>
+                <w:rFonts w:ascii="Times New Roman" w:hAnsi="Times New Roman" w:cs="Times New Roman"/>
+                <w:rFonts w:ascii="Times New Roman" w:hAnsi="Times New Roman"/>
+                <w:b w:val="0"/>
+                <w:i w:val="0"/>
+                <w:sz w:val="20"/>
+              </w:rPr>
+              <w:t>8.51%</w:t>
+            </w:r>
+          </w:p>
+        </w:tc>
+        <w:tc>
+          <w:tcPr>
+            <w:tcW w:type="dxa" w:w="1512"/>
+            <w:vAlign w:val="center"/>
+          </w:tcPr>
+          <w:p>
+            <w:pPr>
+              <w:spacing w:before="40" w:after="40" w:lineRule="auto" w:line="276"/>
+              <w:ind w:firstLine="0"/>
+              <w:jc w:val="center"/>
+            </w:pPr>
+            <w:r>
+              <w:rPr>
+                <w:rFonts w:ascii="Times New Roman" w:hAnsi="Times New Roman" w:cs="Times New Roman"/>
+                <w:rFonts w:ascii="Times New Roman" w:hAnsi="Times New Roman"/>
+                <w:b w:val="0"/>
+                <w:i w:val="0"/>
+                <w:sz w:val="20"/>
+              </w:rPr>
+              <w:t>8.51%</w:t>
+            </w:r>
+          </w:p>
+        </w:tc>
+        <w:tc>
+          <w:tcPr>
+            <w:tcW w:type="dxa" w:w="1512"/>
+            <w:vAlign w:val="center"/>
+          </w:tcPr>
+          <w:p>
+            <w:pPr>
+              <w:spacing w:before="40" w:after="40" w:lineRule="auto" w:line="276"/>
+              <w:ind w:firstLine="0"/>
+              <w:jc w:val="center"/>
+            </w:pPr>
+            <w:r>
+              <w:rPr>
+                <w:rFonts w:ascii="Times New Roman" w:hAnsi="Times New Roman" w:cs="Times New Roman"/>
+                <w:rFonts w:ascii="Times New Roman" w:hAnsi="Times New Roman"/>
+                <w:b w:val="0"/>
+                <w:i w:val="0"/>
+                <w:sz w:val="20"/>
+              </w:rPr>
+              <w:t>8.51%</w:t>
+            </w:r>
+          </w:p>
+        </w:tc>
+        <w:tc>
+          <w:tcPr>
+            <w:tcW w:type="dxa" w:w="1512"/>
+            <w:vAlign w:val="center"/>
+          </w:tcPr>
+          <w:p>
+            <w:pPr>
+              <w:spacing w:before="40" w:after="40" w:lineRule="auto" w:line="276"/>
+              <w:ind w:firstLine="0"/>
+              <w:jc w:val="center"/>
+            </w:pPr>
+            <w:r>
+              <w:rPr>
+                <w:rFonts w:ascii="Times New Roman" w:hAnsi="Times New Roman" w:cs="Times New Roman"/>
+                <w:rFonts w:ascii="Times New Roman" w:hAnsi="Times New Roman"/>
+                <w:b w:val="0"/>
+                <w:i w:val="0"/>
+                <w:sz w:val="20"/>
+              </w:rPr>
+              <w:t>8.51%</w:t>
+            </w:r>
+          </w:p>
+        </w:tc>
+      </w:tr>
+      <w:tr>
+        <w:tc>
+          <w:tcPr>
+            <w:tcW w:type="dxa" w:w="1512"/>
+            <w:vAlign w:val="center"/>
+            <w:shd w:val="clear" w:color="auto" w:fill="1a7f37"/>
+          </w:tcPr>
+          <w:p>
+            <w:pPr>
+              <w:spacing w:before="40" w:after="40" w:lineRule="auto" w:line="276"/>
+              <w:ind w:firstLine="0"/>
+              <w:jc w:val="left"/>
+            </w:pPr>
+            <w:r>
+              <w:rPr>
+                <w:rFonts w:ascii="Times New Roman" w:hAnsi="Times New Roman" w:cs="Times New Roman"/>
+                <w:rFonts w:ascii="Times New Roman" w:hAnsi="Times New Roman"/>
+                <w:b/>
+                <w:i w:val="0"/>
+                <w:color w:val="FFFFFF"/>
+                <w:sz w:val="20"/>
+              </w:rPr>
+              <w:t>Proposed Hybrid (Model 1) [TIGER + Price Rerank]</w:t>
+            </w:r>
+          </w:p>
+        </w:tc>
+        <w:tc>
+          <w:tcPr>
+            <w:tcW w:type="dxa" w:w="1512"/>
+            <w:vAlign w:val="center"/>
+            <w:shd w:val="clear" w:color="auto" w:fill="1a7f37"/>
+          </w:tcPr>
+          <w:p>
+            <w:pPr>
+              <w:spacing w:before="40" w:after="40" w:lineRule="auto" w:line="276"/>
+              <w:ind w:firstLine="0"/>
+              <w:jc w:val="center"/>
+            </w:pPr>
+            <w:r>
+              <w:rPr>
+                <w:rFonts w:ascii="Times New Roman" w:hAnsi="Times New Roman" w:cs="Times New Roman"/>
+                <w:rFonts w:ascii="Times New Roman" w:hAnsi="Times New Roman"/>
+                <w:b/>
+                <w:i w:val="0"/>
+                <w:color w:val="FFFFFF"/>
+                <w:sz w:val="20"/>
+              </w:rPr>
+              <w:t>33.49%</w:t>
+            </w:r>
+          </w:p>
+        </w:tc>
+        <w:tc>
+          <w:tcPr>
+            <w:tcW w:type="dxa" w:w="1512"/>
+            <w:vAlign w:val="center"/>
+            <w:shd w:val="clear" w:color="auto" w:fill="1a7f37"/>
+          </w:tcPr>
+          <w:p>
+            <w:pPr>
+              <w:spacing w:before="40" w:after="40" w:lineRule="auto" w:line="276"/>
+              <w:ind w:firstLine="0"/>
+              <w:jc w:val="center"/>
+            </w:pPr>
+            <w:r>
+              <w:rPr>
+                <w:rFonts w:ascii="Times New Roman" w:hAnsi="Times New Roman" w:cs="Times New Roman"/>
+                <w:rFonts w:ascii="Times New Roman" w:hAnsi="Times New Roman"/>
+                <w:b/>
+                <w:i w:val="0"/>
+                <w:color w:val="FFFFFF"/>
+                <w:sz w:val="20"/>
+              </w:rPr>
+              <w:t>67.42%</w:t>
+            </w:r>
+          </w:p>
+        </w:tc>
+        <w:tc>
+          <w:tcPr>
+            <w:tcW w:type="dxa" w:w="1512"/>
+            <w:vAlign w:val="center"/>
+            <w:shd w:val="clear" w:color="auto" w:fill="1a7f37"/>
+          </w:tcPr>
+          <w:p>
+            <w:pPr>
+              <w:spacing w:before="40" w:after="40" w:lineRule="auto" w:line="276"/>
+              <w:ind w:firstLine="0"/>
+              <w:jc w:val="center"/>
+            </w:pPr>
+            <w:r>
+              <w:rPr>
+                <w:rFonts w:ascii="Times New Roman" w:hAnsi="Times New Roman" w:cs="Times New Roman"/>
+                <w:rFonts w:ascii="Times New Roman" w:hAnsi="Times New Roman"/>
+                <w:b/>
+                <w:i w:val="0"/>
+                <w:color w:val="FFFFFF"/>
+                <w:sz w:val="20"/>
+              </w:rPr>
+              <w:t>75.84%</w:t>
+            </w:r>
+          </w:p>
+        </w:tc>
+        <w:tc>
+          <w:tcPr>
+            <w:tcW w:type="dxa" w:w="1512"/>
+            <w:vAlign w:val="center"/>
+            <w:shd w:val="clear" w:color="auto" w:fill="1a7f37"/>
+          </w:tcPr>
+          <w:p>
+            <w:pPr>
+              <w:spacing w:before="40" w:after="40" w:lineRule="auto" w:line="276"/>
+              <w:ind w:firstLine="0"/>
+              <w:jc w:val="center"/>
+            </w:pPr>
+            <w:r>
+              <w:rPr>
+                <w:rFonts w:ascii="Times New Roman" w:hAnsi="Times New Roman" w:cs="Times New Roman"/>
+                <w:rFonts w:ascii="Times New Roman" w:hAnsi="Times New Roman"/>
+                <w:b/>
+                <w:i w:val="0"/>
+                <w:color w:val="FFFFFF"/>
+                <w:sz w:val="20"/>
+              </w:rPr>
+              <w:t>54.42%</w:t>
+            </w:r>
+          </w:p>
+        </w:tc>
+        <w:tc>
+          <w:tcPr>
+            <w:tcW w:type="dxa" w:w="1512"/>
+            <w:vAlign w:val="center"/>
+            <w:shd w:val="clear" w:color="auto" w:fill="1a7f37"/>
+          </w:tcPr>
+          <w:p>
+            <w:pPr>
+              <w:spacing w:before="40" w:after="40" w:lineRule="auto" w:line="276"/>
+              <w:ind w:firstLine="0"/>
+              <w:jc w:val="center"/>
+            </w:pPr>
+            <w:r>
+              <w:rPr>
+                <w:rFonts w:ascii="Times New Roman" w:hAnsi="Times New Roman" w:cs="Times New Roman"/>
+                <w:rFonts w:ascii="Times New Roman" w:hAnsi="Times New Roman"/>
+                <w:b/>
+                <w:i w:val="0"/>
+                <w:color w:val="FFFFFF"/>
+                <w:sz w:val="20"/>
+              </w:rPr>
+              <w:t>47.56%</w:t>
+            </w:r>
+          </w:p>
+        </w:tc>
+      </w:tr>
+      <w:tr>
+        <w:tc>
+          <w:tcPr>
+            <w:tcW w:type="dxa" w:w="1512"/>
+            <w:vAlign w:val="center"/>
+          </w:tcPr>
+          <w:p>
+            <w:pPr>
+              <w:spacing w:before="40" w:after="40" w:lineRule="auto" w:line="276"/>
+              <w:ind w:firstLine="0"/>
+              <w:jc w:val="left"/>
+            </w:pPr>
+            <w:r>
+              <w:rPr>
+                <w:rFonts w:ascii="Times New Roman" w:hAnsi="Times New Roman" w:cs="Times New Roman"/>
+                <w:rFonts w:ascii="Times New Roman" w:hAnsi="Times New Roman"/>
+                <w:b w:val="0"/>
+                <w:i w:val="0"/>
+                <w:sz w:val="20"/>
+              </w:rPr>
+              <w:t>Proposed Model 2 (Ours) [Parser-Filter-Sommelier]</w:t>
+            </w:r>
+          </w:p>
+        </w:tc>
+        <w:tc>
+          <w:tcPr>
+            <w:tcW w:type="dxa" w:w="1512"/>
+            <w:vAlign w:val="center"/>
+          </w:tcPr>
+          <w:p>
+            <w:pPr>
+              <w:spacing w:before="40" w:after="40" w:lineRule="auto" w:line="276"/>
+              <w:ind w:firstLine="0"/>
+              <w:jc w:val="center"/>
+            </w:pPr>
+            <w:r>
+              <w:rPr>
+                <w:rFonts w:ascii="Times New Roman" w:hAnsi="Times New Roman" w:cs="Times New Roman"/>
+                <w:rFonts w:ascii="Times New Roman" w:hAnsi="Times New Roman"/>
+                <w:b w:val="0"/>
+                <w:i w:val="0"/>
+                <w:sz w:val="20"/>
+              </w:rPr>
+              <w:t>4.98%</w:t>
+            </w:r>
+          </w:p>
+        </w:tc>
+        <w:tc>
+          <w:tcPr>
+            <w:tcW w:type="dxa" w:w="1512"/>
+            <w:vAlign w:val="center"/>
+          </w:tcPr>
+          <w:p>
+            <w:pPr>
+              <w:spacing w:before="40" w:after="40" w:lineRule="auto" w:line="276"/>
+              <w:ind w:firstLine="0"/>
+              <w:jc w:val="center"/>
+            </w:pPr>
+            <w:r>
+              <w:rPr>
+                <w:rFonts w:ascii="Times New Roman" w:hAnsi="Times New Roman" w:cs="Times New Roman"/>
+                <w:rFonts w:ascii="Times New Roman" w:hAnsi="Times New Roman"/>
+                <w:b w:val="0"/>
+                <w:i w:val="0"/>
+                <w:sz w:val="20"/>
+              </w:rPr>
+              <w:t>14.25%</w:t>
+            </w:r>
+          </w:p>
+        </w:tc>
+        <w:tc>
+          <w:tcPr>
+            <w:tcW w:type="dxa" w:w="1512"/>
+            <w:vAlign w:val="center"/>
+          </w:tcPr>
+          <w:p>
+            <w:pPr>
+              <w:spacing w:before="40" w:after="40" w:lineRule="auto" w:line="276"/>
+              <w:ind w:firstLine="0"/>
+              <w:jc w:val="center"/>
+            </w:pPr>
+            <w:r>
+              <w:rPr>
+                <w:rFonts w:ascii="Times New Roman" w:hAnsi="Times New Roman" w:cs="Times New Roman"/>
+                <w:rFonts w:ascii="Times New Roman" w:hAnsi="Times New Roman"/>
+                <w:b w:val="0"/>
+                <w:i w:val="0"/>
+                <w:sz w:val="20"/>
+              </w:rPr>
+              <w:t>20.87%</w:t>
+            </w:r>
+          </w:p>
+        </w:tc>
+        <w:tc>
+          <w:tcPr>
+            <w:tcW w:type="dxa" w:w="1512"/>
+            <w:vAlign w:val="center"/>
+          </w:tcPr>
+          <w:p>
+            <w:pPr>
+              <w:spacing w:before="40" w:after="40" w:lineRule="auto" w:line="276"/>
+              <w:ind w:firstLine="0"/>
+              <w:jc w:val="center"/>
+            </w:pPr>
+            <w:r>
+              <w:rPr>
+                <w:rFonts w:ascii="Times New Roman" w:hAnsi="Times New Roman" w:cs="Times New Roman"/>
+                <w:rFonts w:ascii="Times New Roman" w:hAnsi="Times New Roman"/>
+                <w:b w:val="0"/>
+                <w:i w:val="0"/>
+                <w:sz w:val="20"/>
+              </w:rPr>
+              <w:t>11.83%</w:t>
+            </w:r>
+          </w:p>
+        </w:tc>
+        <w:tc>
+          <w:tcPr>
+            <w:tcW w:type="dxa" w:w="1512"/>
+            <w:vAlign w:val="center"/>
+          </w:tcPr>
+          <w:p>
+            <w:pPr>
+              <w:spacing w:before="40" w:after="40" w:lineRule="auto" w:line="276"/>
+              <w:ind w:firstLine="0"/>
+              <w:jc w:val="center"/>
+            </w:pPr>
+            <w:r>
+              <w:rPr>
+                <w:rFonts w:ascii="Times New Roman" w:hAnsi="Times New Roman" w:cs="Times New Roman"/>
+                <w:rFonts w:ascii="Times New Roman" w:hAnsi="Times New Roman"/>
+                <w:b w:val="0"/>
+                <w:i w:val="0"/>
+                <w:sz w:val="20"/>
+              </w:rPr>
+              <w:t>9.08%</w:t>
             </w:r>
           </w:p>
         </w:tc>
       </w:tr>
     </w:tbl>
-    <w:p/>
     <w:p>
       <w:pPr>
-        <w:pStyle w:val="Heading2"/>
+        <w:spacing w:before="80" w:after="240" w:lineRule="auto" w:line="360"/>
+        <w:ind w:firstLine="0"/>
+        <w:jc w:val="center"/>
+      </w:pPr>
+      <w:r>
+        <w:rPr>
+          <w:rFonts w:ascii="Times New Roman" w:hAnsi="Times New Roman" w:cs="Times New Roman"/>
+          <w:rFonts w:ascii="Times New Roman" w:hAnsi="Times New Roman"/>
+          <w:b w:val="0"/>
+          <w:i/>
+          <w:sz w:val="20"/>
+        </w:rPr>
+        <w:t>Bảng 1 — Kết quả tổng hợp trên tập Noisy Realistic Mixed (N=12.991).</w:t>
+      </w:r>
+    </w:p>
+    <w:p>
+      <w:pPr>
+        <w:spacing w:before="240" w:after="80" w:lineRule="auto" w:line="360"/>
+        <w:ind w:firstLine="0"/>
         <w:jc w:val="left"/>
       </w:pPr>
       <w:r>
-        <w:t>4. Kết quả đánh giá trên tập nhiễu lai (N=12,991)</w:t>
+        <w:rPr>
+          <w:rFonts w:ascii="Times New Roman" w:hAnsi="Times New Roman" w:cs="Times New Roman"/>
+          <w:rFonts w:ascii="Times New Roman" w:hAnsi="Times New Roman"/>
+          <w:b/>
+          <w:i w:val="0"/>
+          <w:sz w:val="32"/>
+        </w:rPr>
+        <w:t>4. Phân tích theo nhóm (Group-level Analysis)</w:t>
+      </w:r>
+    </w:p>
+    <w:p>
+      <w:pPr>
+        <w:spacing w:before="240" w:after="80" w:lineRule="auto" w:line="360"/>
+        <w:ind w:firstLine="0"/>
+        <w:jc w:val="left"/>
+      </w:pPr>
+      <w:r>
+        <w:rPr>
+          <w:rFonts w:ascii="Times New Roman" w:hAnsi="Times New Roman" w:cs="Times New Roman"/>
+          <w:rFonts w:ascii="Times New Roman" w:hAnsi="Times New Roman"/>
+          <w:b/>
+          <w:i w:val="0"/>
+          <w:sz w:val="28"/>
+        </w:rPr>
+        <w:t>4.1 Nhóm A — Truy vấn có nhiễu nặng (N=6.495, 50%)</w:t>
+      </w:r>
+    </w:p>
+    <w:p>
+      <w:pPr>
+        <w:spacing w:before="0" w:after="120" w:lineRule="auto" w:line="360"/>
+        <w:ind w:firstLine="0"/>
+        <w:jc w:val="both"/>
+      </w:pPr>
+      <w:r>
+        <w:rPr>
+          <w:rFonts w:ascii="Times New Roman" w:hAnsi="Times New Roman" w:cs="Times New Roman"/>
+          <w:rFonts w:ascii="Times New Roman" w:hAnsi="Times New Roman"/>
+          <w:b w:val="0"/>
+          <w:i w:val="0"/>
+          <w:sz w:val="24"/>
+        </w:rPr>
+        <w:t>Bảng 2 thể hiện hiệu năng của các mô hình trên nhóm câu hỏi bị gây nhiễu nặng từ tập test gốc.</w:t>
       </w:r>
     </w:p>
     <w:tbl>
@@ -682,47 +1660,58 @@
         <w:tblLook w:firstColumn="1" w:firstRow="1" w:lastColumn="0" w:lastRow="0" w:noHBand="0" w:noVBand="1" w:val="04A0"/>
       </w:tblPr>
       <w:tblGrid>
-        <w:gridCol w:w="1568"/>
-        <w:gridCol w:w="1568"/>
-        <w:gridCol w:w="1568"/>
-        <w:gridCol w:w="1568"/>
-        <w:gridCol w:w="1568"/>
-        <w:gridCol w:w="1568"/>
+        <w:gridCol w:w="1814"/>
+        <w:gridCol w:w="1814"/>
+        <w:gridCol w:w="1814"/>
+        <w:gridCol w:w="1814"/>
+        <w:gridCol w:w="1814"/>
       </w:tblGrid>
       <w:tr>
         <w:tc>
           <w:tcPr>
-            <w:tcW w:type="dxa" w:w="1568"/>
-            <w:shd w:val="clear" w:color="auto" w:fill="1F3864"/>
+            <w:tcW w:type="dxa" w:w="1814"/>
+            <w:vAlign w:val="center"/>
+            <w:shd w:val="clear" w:color="auto" w:fill="023047"/>
           </w:tcPr>
           <w:p>
             <w:pPr>
-              <w:jc w:val="center"/>
+              <w:spacing w:before="40" w:after="40" w:lineRule="auto" w:line="276"/>
+              <w:ind w:firstLine="0"/>
+              <w:jc w:val="left"/>
             </w:pPr>
             <w:r>
               <w:rPr>
+                <w:rFonts w:ascii="Times New Roman" w:hAnsi="Times New Roman" w:cs="Times New Roman"/>
+                <w:rFonts w:ascii="Times New Roman" w:hAnsi="Times New Roman"/>
                 <w:b/>
+                <w:i w:val="0"/>
                 <w:color w:val="FFFFFF"/>
-                <w:sz w:val="19"/>
+                <w:sz w:val="20"/>
               </w:rPr>
-              <w:t>Mô hình</w:t>
+              <w:t>Phương pháp</w:t>
             </w:r>
           </w:p>
         </w:tc>
         <w:tc>
           <w:tcPr>
-            <w:tcW w:type="dxa" w:w="1568"/>
-            <w:shd w:val="clear" w:color="auto" w:fill="1F3864"/>
+            <w:tcW w:type="dxa" w:w="1814"/>
+            <w:vAlign w:val="center"/>
+            <w:shd w:val="clear" w:color="auto" w:fill="023047"/>
           </w:tcPr>
           <w:p>
             <w:pPr>
+              <w:spacing w:before="40" w:after="40" w:lineRule="auto" w:line="276"/>
+              <w:ind w:firstLine="0"/>
               <w:jc w:val="center"/>
             </w:pPr>
             <w:r>
               <w:rPr>
+                <w:rFonts w:ascii="Times New Roman" w:hAnsi="Times New Roman" w:cs="Times New Roman"/>
+                <w:rFonts w:ascii="Times New Roman" w:hAnsi="Times New Roman"/>
                 <w:b/>
+                <w:i w:val="0"/>
                 <w:color w:val="FFFFFF"/>
-                <w:sz w:val="19"/>
+                <w:sz w:val="20"/>
               </w:rPr>
               <w:t>Recall@1</w:t>
             </w:r>
@@ -730,37 +1719,24 @@
         </w:tc>
         <w:tc>
           <w:tcPr>
-            <w:tcW w:type="dxa" w:w="1568"/>
-            <w:shd w:val="clear" w:color="auto" w:fill="1F3864"/>
+            <w:tcW w:type="dxa" w:w="1814"/>
+            <w:vAlign w:val="center"/>
+            <w:shd w:val="clear" w:color="auto" w:fill="023047"/>
           </w:tcPr>
           <w:p>
             <w:pPr>
+              <w:spacing w:before="40" w:after="40" w:lineRule="auto" w:line="276"/>
+              <w:ind w:firstLine="0"/>
               <w:jc w:val="center"/>
             </w:pPr>
             <w:r>
               <w:rPr>
+                <w:rFonts w:ascii="Times New Roman" w:hAnsi="Times New Roman" w:cs="Times New Roman"/>
+                <w:rFonts w:ascii="Times New Roman" w:hAnsi="Times New Roman"/>
                 <w:b/>
+                <w:i w:val="0"/>
                 <w:color w:val="FFFFFF"/>
-                <w:sz w:val="19"/>
-              </w:rPr>
-              <w:t>Recall@5</w:t>
-            </w:r>
-          </w:p>
-        </w:tc>
-        <w:tc>
-          <w:tcPr>
-            <w:tcW w:type="dxa" w:w="1568"/>
-            <w:shd w:val="clear" w:color="auto" w:fill="1F3864"/>
-          </w:tcPr>
-          <w:p>
-            <w:pPr>
-              <w:jc w:val="center"/>
-            </w:pPr>
-            <w:r>
-              <w:rPr>
-                <w:b/>
-                <w:color w:val="FFFFFF"/>
-                <w:sz w:val="19"/>
+                <w:sz w:val="20"/>
               </w:rPr>
               <w:t>Recall@10</w:t>
             </w:r>
@@ -768,18 +1744,24 @@
         </w:tc>
         <w:tc>
           <w:tcPr>
-            <w:tcW w:type="dxa" w:w="1568"/>
-            <w:shd w:val="clear" w:color="auto" w:fill="1F3864"/>
+            <w:tcW w:type="dxa" w:w="1814"/>
+            <w:vAlign w:val="center"/>
+            <w:shd w:val="clear" w:color="auto" w:fill="023047"/>
           </w:tcPr>
           <w:p>
             <w:pPr>
+              <w:spacing w:before="40" w:after="40" w:lineRule="auto" w:line="276"/>
+              <w:ind w:firstLine="0"/>
               <w:jc w:val="center"/>
             </w:pPr>
             <w:r>
               <w:rPr>
+                <w:rFonts w:ascii="Times New Roman" w:hAnsi="Times New Roman" w:cs="Times New Roman"/>
+                <w:rFonts w:ascii="Times New Roman" w:hAnsi="Times New Roman"/>
                 <w:b/>
+                <w:i w:val="0"/>
                 <w:color w:val="FFFFFF"/>
-                <w:sz w:val="19"/>
+                <w:sz w:val="20"/>
               </w:rPr>
               <w:t>NDCG@10</w:t>
             </w:r>
@@ -787,18 +1769,24 @@
         </w:tc>
         <w:tc>
           <w:tcPr>
-            <w:tcW w:type="dxa" w:w="1568"/>
-            <w:shd w:val="clear" w:color="auto" w:fill="1F3864"/>
+            <w:tcW w:type="dxa" w:w="1814"/>
+            <w:vAlign w:val="center"/>
+            <w:shd w:val="clear" w:color="auto" w:fill="023047"/>
           </w:tcPr>
           <w:p>
             <w:pPr>
+              <w:spacing w:before="40" w:after="40" w:lineRule="auto" w:line="276"/>
+              <w:ind w:firstLine="0"/>
               <w:jc w:val="center"/>
             </w:pPr>
             <w:r>
               <w:rPr>
+                <w:rFonts w:ascii="Times New Roman" w:hAnsi="Times New Roman" w:cs="Times New Roman"/>
+                <w:rFonts w:ascii="Times New Roman" w:hAnsi="Times New Roman"/>
                 <w:b/>
+                <w:i w:val="0"/>
                 <w:color w:val="FFFFFF"/>
-                <w:sz w:val="19"/>
+                <w:sz w:val="20"/>
               </w:rPr>
               <w:t>MRR</w:t>
             </w:r>
@@ -808,17 +1796,22 @@
       <w:tr>
         <w:tc>
           <w:tcPr>
-            <w:tcW w:type="dxa" w:w="1568"/>
-            <w:shd w:val="clear" w:color="auto" w:fill="EEEEEE"/>
+            <w:tcW w:type="dxa" w:w="1814"/>
+            <w:vAlign w:val="center"/>
           </w:tcPr>
           <w:p>
             <w:pPr>
+              <w:spacing w:before="40" w:after="40" w:lineRule="auto" w:line="276"/>
+              <w:ind w:firstLine="0"/>
               <w:jc w:val="left"/>
             </w:pPr>
             <w:r>
               <w:rPr>
+                <w:rFonts w:ascii="Times New Roman" w:hAnsi="Times New Roman" w:cs="Times New Roman"/>
+                <w:rFonts w:ascii="Times New Roman" w:hAnsi="Times New Roman"/>
                 <w:b w:val="0"/>
-                <w:sz w:val="19"/>
+                <w:i w:val="0"/>
+                <w:sz w:val="20"/>
               </w:rPr>
               <w:t>TF-IDF CF</w:t>
             </w:r>
@@ -826,71 +1819,45 @@
         </w:tc>
         <w:tc>
           <w:tcPr>
-            <w:tcW w:type="dxa" w:w="1568"/>
-            <w:shd w:val="clear" w:color="auto" w:fill="EEEEEE"/>
+            <w:tcW w:type="dxa" w:w="1814"/>
+            <w:vAlign w:val="center"/>
           </w:tcPr>
           <w:p>
             <w:pPr>
+              <w:spacing w:before="40" w:after="40" w:lineRule="auto" w:line="276"/>
+              <w:ind w:firstLine="0"/>
               <w:jc w:val="center"/>
             </w:pPr>
             <w:r>
               <w:rPr>
+                <w:rFonts w:ascii="Times New Roman" w:hAnsi="Times New Roman" w:cs="Times New Roman"/>
+                <w:rFonts w:ascii="Times New Roman" w:hAnsi="Times New Roman"/>
                 <w:b w:val="0"/>
-                <w:sz w:val="19"/>
+                <w:i w:val="0"/>
+                <w:sz w:val="20"/>
               </w:rPr>
-              <w:t>0.01%</w:t>
+              <w:t>0.00%</w:t>
             </w:r>
           </w:p>
         </w:tc>
         <w:tc>
           <w:tcPr>
-            <w:tcW w:type="dxa" w:w="1568"/>
-            <w:shd w:val="clear" w:color="auto" w:fill="EEEEEE"/>
+            <w:tcW w:type="dxa" w:w="1814"/>
+            <w:vAlign w:val="center"/>
           </w:tcPr>
           <w:p>
             <w:pPr>
+              <w:spacing w:before="40" w:after="40" w:lineRule="auto" w:line="276"/>
+              <w:ind w:firstLine="0"/>
               <w:jc w:val="center"/>
             </w:pPr>
             <w:r>
               <w:rPr>
+                <w:rFonts w:ascii="Times New Roman" w:hAnsi="Times New Roman" w:cs="Times New Roman"/>
+                <w:rFonts w:ascii="Times New Roman" w:hAnsi="Times New Roman"/>
                 <w:b w:val="0"/>
-                <w:sz w:val="19"/>
-              </w:rPr>
-              <w:t>0.08%</w:t>
-            </w:r>
-          </w:p>
-        </w:tc>
-        <w:tc>
-          <w:tcPr>
-            <w:tcW w:type="dxa" w:w="1568"/>
-            <w:shd w:val="clear" w:color="auto" w:fill="EEEEEE"/>
-          </w:tcPr>
-          <w:p>
-            <w:pPr>
-              <w:jc w:val="center"/>
-            </w:pPr>
-            <w:r>
-              <w:rPr>
-                <w:b w:val="0"/>
-                <w:sz w:val="19"/>
-              </w:rPr>
-              <w:t>0.14%</w:t>
-            </w:r>
-          </w:p>
-        </w:tc>
-        <w:tc>
-          <w:tcPr>
-            <w:tcW w:type="dxa" w:w="1568"/>
-            <w:shd w:val="clear" w:color="auto" w:fill="EEEEEE"/>
-          </w:tcPr>
-          <w:p>
-            <w:pPr>
-              <w:jc w:val="center"/>
-            </w:pPr>
-            <w:r>
-              <w:rPr>
-                <w:b w:val="0"/>
-                <w:sz w:val="19"/>
+                <w:i w:val="0"/>
+                <w:sz w:val="20"/>
               </w:rPr>
               <w:t>0.06%</w:t>
             </w:r>
@@ -898,19 +1865,47 @@
         </w:tc>
         <w:tc>
           <w:tcPr>
-            <w:tcW w:type="dxa" w:w="1568"/>
-            <w:shd w:val="clear" w:color="auto" w:fill="EEEEEE"/>
+            <w:tcW w:type="dxa" w:w="1814"/>
+            <w:vAlign w:val="center"/>
           </w:tcPr>
           <w:p>
             <w:pPr>
+              <w:spacing w:before="40" w:after="40" w:lineRule="auto" w:line="276"/>
+              <w:ind w:firstLine="0"/>
               <w:jc w:val="center"/>
             </w:pPr>
             <w:r>
               <w:rPr>
+                <w:rFonts w:ascii="Times New Roman" w:hAnsi="Times New Roman" w:cs="Times New Roman"/>
+                <w:rFonts w:ascii="Times New Roman" w:hAnsi="Times New Roman"/>
                 <w:b w:val="0"/>
-                <w:sz w:val="19"/>
+                <w:i w:val="0"/>
+                <w:sz w:val="20"/>
               </w:rPr>
-              <w:t>0.04%</w:t>
+              <w:t>0.02%</w:t>
+            </w:r>
+          </w:p>
+        </w:tc>
+        <w:tc>
+          <w:tcPr>
+            <w:tcW w:type="dxa" w:w="1814"/>
+            <w:vAlign w:val="center"/>
+          </w:tcPr>
+          <w:p>
+            <w:pPr>
+              <w:spacing w:before="40" w:after="40" w:lineRule="auto" w:line="276"/>
+              <w:ind w:firstLine="0"/>
+              <w:jc w:val="center"/>
+            </w:pPr>
+            <w:r>
+              <w:rPr>
+                <w:rFonts w:ascii="Times New Roman" w:hAnsi="Times New Roman" w:cs="Times New Roman"/>
+                <w:rFonts w:ascii="Times New Roman" w:hAnsi="Times New Roman"/>
+                <w:b w:val="0"/>
+                <w:i w:val="0"/>
+                <w:sz w:val="20"/>
+              </w:rPr>
+              <w:t>0.01%</w:t>
             </w:r>
           </w:p>
         </w:tc>
@@ -918,17 +1913,22 @@
       <w:tr>
         <w:tc>
           <w:tcPr>
-            <w:tcW w:type="dxa" w:w="1568"/>
-            <w:shd w:val="clear" w:color="auto" w:fill="EEEEEE"/>
+            <w:tcW w:type="dxa" w:w="1814"/>
+            <w:vAlign w:val="center"/>
           </w:tcPr>
           <w:p>
             <w:pPr>
+              <w:spacing w:before="40" w:after="40" w:lineRule="auto" w:line="276"/>
+              <w:ind w:firstLine="0"/>
               <w:jc w:val="left"/>
             </w:pPr>
             <w:r>
               <w:rPr>
+                <w:rFonts w:ascii="Times New Roman" w:hAnsi="Times New Roman" w:cs="Times New Roman"/>
+                <w:rFonts w:ascii="Times New Roman" w:hAnsi="Times New Roman"/>
                 <w:b w:val="0"/>
-                <w:sz w:val="19"/>
+                <w:i w:val="0"/>
+                <w:sz w:val="20"/>
               </w:rPr>
               <w:t>BM25</w:t>
             </w:r>
@@ -936,17 +1936,45 @@
         </w:tc>
         <w:tc>
           <w:tcPr>
-            <w:tcW w:type="dxa" w:w="1568"/>
-            <w:shd w:val="clear" w:color="auto" w:fill="EEEEEE"/>
+            <w:tcW w:type="dxa" w:w="1814"/>
+            <w:vAlign w:val="center"/>
           </w:tcPr>
           <w:p>
             <w:pPr>
+              <w:spacing w:before="40" w:after="40" w:lineRule="auto" w:line="276"/>
+              <w:ind w:firstLine="0"/>
               <w:jc w:val="center"/>
             </w:pPr>
             <w:r>
               <w:rPr>
+                <w:rFonts w:ascii="Times New Roman" w:hAnsi="Times New Roman" w:cs="Times New Roman"/>
+                <w:rFonts w:ascii="Times New Roman" w:hAnsi="Times New Roman"/>
                 <w:b w:val="0"/>
-                <w:sz w:val="19"/>
+                <w:i w:val="0"/>
+                <w:sz w:val="20"/>
+              </w:rPr>
+              <w:t>0.00%</w:t>
+            </w:r>
+          </w:p>
+        </w:tc>
+        <w:tc>
+          <w:tcPr>
+            <w:tcW w:type="dxa" w:w="1814"/>
+            <w:vAlign w:val="center"/>
+          </w:tcPr>
+          <w:p>
+            <w:pPr>
+              <w:spacing w:before="40" w:after="40" w:lineRule="auto" w:line="276"/>
+              <w:ind w:firstLine="0"/>
+              <w:jc w:val="center"/>
+            </w:pPr>
+            <w:r>
+              <w:rPr>
+                <w:rFonts w:ascii="Times New Roman" w:hAnsi="Times New Roman" w:cs="Times New Roman"/>
+                <w:rFonts w:ascii="Times New Roman" w:hAnsi="Times New Roman"/>
+                <w:b w:val="0"/>
+                <w:i w:val="0"/>
+                <w:sz w:val="20"/>
               </w:rPr>
               <w:t>0.05%</w:t>
             </w:r>
@@ -954,73 +1982,47 @@
         </w:tc>
         <w:tc>
           <w:tcPr>
-            <w:tcW w:type="dxa" w:w="1568"/>
-            <w:shd w:val="clear" w:color="auto" w:fill="EEEEEE"/>
+            <w:tcW w:type="dxa" w:w="1814"/>
+            <w:vAlign w:val="center"/>
           </w:tcPr>
           <w:p>
             <w:pPr>
+              <w:spacing w:before="40" w:after="40" w:lineRule="auto" w:line="276"/>
+              <w:ind w:firstLine="0"/>
               <w:jc w:val="center"/>
             </w:pPr>
             <w:r>
               <w:rPr>
+                <w:rFonts w:ascii="Times New Roman" w:hAnsi="Times New Roman" w:cs="Times New Roman"/>
+                <w:rFonts w:ascii="Times New Roman" w:hAnsi="Times New Roman"/>
                 <w:b w:val="0"/>
-                <w:sz w:val="19"/>
+                <w:i w:val="0"/>
+                <w:sz w:val="20"/>
               </w:rPr>
-              <w:t>0.13%</w:t>
+              <w:t>0.02%</w:t>
             </w:r>
           </w:p>
         </w:tc>
         <w:tc>
           <w:tcPr>
-            <w:tcW w:type="dxa" w:w="1568"/>
-            <w:shd w:val="clear" w:color="auto" w:fill="EEEEEE"/>
+            <w:tcW w:type="dxa" w:w="1814"/>
+            <w:vAlign w:val="center"/>
           </w:tcPr>
           <w:p>
             <w:pPr>
+              <w:spacing w:before="40" w:after="40" w:lineRule="auto" w:line="276"/>
+              <w:ind w:firstLine="0"/>
               <w:jc w:val="center"/>
             </w:pPr>
             <w:r>
               <w:rPr>
+                <w:rFonts w:ascii="Times New Roman" w:hAnsi="Times New Roman" w:cs="Times New Roman"/>
+                <w:rFonts w:ascii="Times New Roman" w:hAnsi="Times New Roman"/>
                 <w:b w:val="0"/>
-                <w:sz w:val="19"/>
+                <w:i w:val="0"/>
+                <w:sz w:val="20"/>
               </w:rPr>
-              <w:t>0.22%</w:t>
-            </w:r>
-          </w:p>
-        </w:tc>
-        <w:tc>
-          <w:tcPr>
-            <w:tcW w:type="dxa" w:w="1568"/>
-            <w:shd w:val="clear" w:color="auto" w:fill="EEEEEE"/>
-          </w:tcPr>
-          <w:p>
-            <w:pPr>
-              <w:jc w:val="center"/>
-            </w:pPr>
-            <w:r>
-              <w:rPr>
-                <w:b w:val="0"/>
-                <w:sz w:val="19"/>
-              </w:rPr>
-              <w:t>0.12%</w:t>
-            </w:r>
-          </w:p>
-        </w:tc>
-        <w:tc>
-          <w:tcPr>
-            <w:tcW w:type="dxa" w:w="1568"/>
-            <w:shd w:val="clear" w:color="auto" w:fill="EEEEEE"/>
-          </w:tcPr>
-          <w:p>
-            <w:pPr>
-              <w:jc w:val="center"/>
-            </w:pPr>
-            <w:r>
-              <w:rPr>
-                <w:b w:val="0"/>
-                <w:sz w:val="19"/>
-              </w:rPr>
-              <w:t>0.08%</w:t>
+              <w:t>0.01%</w:t>
             </w:r>
           </w:p>
         </w:tc>
@@ -1028,17 +2030,22 @@
       <w:tr>
         <w:tc>
           <w:tcPr>
-            <w:tcW w:type="dxa" w:w="1568"/>
-            <w:shd w:val="clear" w:color="auto" w:fill="EEEEEE"/>
+            <w:tcW w:type="dxa" w:w="1814"/>
+            <w:vAlign w:val="center"/>
           </w:tcPr>
           <w:p>
             <w:pPr>
+              <w:spacing w:before="40" w:after="40" w:lineRule="auto" w:line="276"/>
+              <w:ind w:firstLine="0"/>
               <w:jc w:val="left"/>
             </w:pPr>
             <w:r>
               <w:rPr>
+                <w:rFonts w:ascii="Times New Roman" w:hAnsi="Times New Roman" w:cs="Times New Roman"/>
+                <w:rFonts w:ascii="Times New Roman" w:hAnsi="Times New Roman"/>
                 <w:b w:val="0"/>
-                <w:sz w:val="19"/>
+                <w:i w:val="0"/>
+                <w:sz w:val="20"/>
               </w:rPr>
               <w:t>BM25+ Enhanced</w:t>
             </w:r>
@@ -1046,17 +2053,373 @@
         </w:tc>
         <w:tc>
           <w:tcPr>
-            <w:tcW w:type="dxa" w:w="1568"/>
-            <w:shd w:val="clear" w:color="auto" w:fill="EEEEEE"/>
+            <w:tcW w:type="dxa" w:w="1814"/>
+            <w:vAlign w:val="center"/>
           </w:tcPr>
           <w:p>
             <w:pPr>
+              <w:spacing w:before="40" w:after="40" w:lineRule="auto" w:line="276"/>
+              <w:ind w:firstLine="0"/>
               <w:jc w:val="center"/>
             </w:pPr>
             <w:r>
               <w:rPr>
+                <w:rFonts w:ascii="Times New Roman" w:hAnsi="Times New Roman" w:cs="Times New Roman"/>
+                <w:rFonts w:ascii="Times New Roman" w:hAnsi="Times New Roman"/>
                 <w:b w:val="0"/>
-                <w:sz w:val="19"/>
+                <w:i w:val="0"/>
+                <w:sz w:val="20"/>
+              </w:rPr>
+              <w:t>0.00%</w:t>
+            </w:r>
+          </w:p>
+        </w:tc>
+        <w:tc>
+          <w:tcPr>
+            <w:tcW w:type="dxa" w:w="1814"/>
+            <w:vAlign w:val="center"/>
+          </w:tcPr>
+          <w:p>
+            <w:pPr>
+              <w:spacing w:before="40" w:after="40" w:lineRule="auto" w:line="276"/>
+              <w:ind w:firstLine="0"/>
+              <w:jc w:val="center"/>
+            </w:pPr>
+            <w:r>
+              <w:rPr>
+                <w:rFonts w:ascii="Times New Roman" w:hAnsi="Times New Roman" w:cs="Times New Roman"/>
+                <w:rFonts w:ascii="Times New Roman" w:hAnsi="Times New Roman"/>
+                <w:b w:val="0"/>
+                <w:i w:val="0"/>
+                <w:sz w:val="20"/>
+              </w:rPr>
+              <w:t>0.05%</w:t>
+            </w:r>
+          </w:p>
+        </w:tc>
+        <w:tc>
+          <w:tcPr>
+            <w:tcW w:type="dxa" w:w="1814"/>
+            <w:vAlign w:val="center"/>
+          </w:tcPr>
+          <w:p>
+            <w:pPr>
+              <w:spacing w:before="40" w:after="40" w:lineRule="auto" w:line="276"/>
+              <w:ind w:firstLine="0"/>
+              <w:jc w:val="center"/>
+            </w:pPr>
+            <w:r>
+              <w:rPr>
+                <w:rFonts w:ascii="Times New Roman" w:hAnsi="Times New Roman" w:cs="Times New Roman"/>
+                <w:rFonts w:ascii="Times New Roman" w:hAnsi="Times New Roman"/>
+                <w:b w:val="0"/>
+                <w:i w:val="0"/>
+                <w:sz w:val="20"/>
+              </w:rPr>
+              <w:t>0.02%</w:t>
+            </w:r>
+          </w:p>
+        </w:tc>
+        <w:tc>
+          <w:tcPr>
+            <w:tcW w:type="dxa" w:w="1814"/>
+            <w:vAlign w:val="center"/>
+          </w:tcPr>
+          <w:p>
+            <w:pPr>
+              <w:spacing w:before="40" w:after="40" w:lineRule="auto" w:line="276"/>
+              <w:ind w:firstLine="0"/>
+              <w:jc w:val="center"/>
+            </w:pPr>
+            <w:r>
+              <w:rPr>
+                <w:rFonts w:ascii="Times New Roman" w:hAnsi="Times New Roman" w:cs="Times New Roman"/>
+                <w:rFonts w:ascii="Times New Roman" w:hAnsi="Times New Roman"/>
+                <w:b w:val="0"/>
+                <w:i w:val="0"/>
+                <w:sz w:val="20"/>
+              </w:rPr>
+              <w:t>0.01%</w:t>
+            </w:r>
+          </w:p>
+        </w:tc>
+      </w:tr>
+      <w:tr>
+        <w:tc>
+          <w:tcPr>
+            <w:tcW w:type="dxa" w:w="1814"/>
+            <w:vAlign w:val="center"/>
+          </w:tcPr>
+          <w:p>
+            <w:pPr>
+              <w:spacing w:before="40" w:after="40" w:lineRule="auto" w:line="276"/>
+              <w:ind w:firstLine="0"/>
+              <w:jc w:val="left"/>
+            </w:pPr>
+            <w:r>
+              <w:rPr>
+                <w:rFonts w:ascii="Times New Roman" w:hAnsi="Times New Roman" w:cs="Times New Roman"/>
+                <w:rFonts w:ascii="Times New Roman" w:hAnsi="Times New Roman"/>
+                <w:b w:val="0"/>
+                <w:i w:val="0"/>
+                <w:sz w:val="20"/>
+              </w:rPr>
+              <w:t>Struct-Filter BM25</w:t>
+            </w:r>
+          </w:p>
+        </w:tc>
+        <w:tc>
+          <w:tcPr>
+            <w:tcW w:type="dxa" w:w="1814"/>
+            <w:vAlign w:val="center"/>
+          </w:tcPr>
+          <w:p>
+            <w:pPr>
+              <w:spacing w:before="40" w:after="40" w:lineRule="auto" w:line="276"/>
+              <w:ind w:firstLine="0"/>
+              <w:jc w:val="center"/>
+            </w:pPr>
+            <w:r>
+              <w:rPr>
+                <w:rFonts w:ascii="Times New Roman" w:hAnsi="Times New Roman" w:cs="Times New Roman"/>
+                <w:rFonts w:ascii="Times New Roman" w:hAnsi="Times New Roman"/>
+                <w:b w:val="0"/>
+                <w:i w:val="0"/>
+                <w:sz w:val="20"/>
+              </w:rPr>
+              <w:t>0.00%</w:t>
+            </w:r>
+          </w:p>
+        </w:tc>
+        <w:tc>
+          <w:tcPr>
+            <w:tcW w:type="dxa" w:w="1814"/>
+            <w:vAlign w:val="center"/>
+          </w:tcPr>
+          <w:p>
+            <w:pPr>
+              <w:spacing w:before="40" w:after="40" w:lineRule="auto" w:line="276"/>
+              <w:ind w:firstLine="0"/>
+              <w:jc w:val="center"/>
+            </w:pPr>
+            <w:r>
+              <w:rPr>
+                <w:rFonts w:ascii="Times New Roman" w:hAnsi="Times New Roman" w:cs="Times New Roman"/>
+                <w:rFonts w:ascii="Times New Roman" w:hAnsi="Times New Roman"/>
+                <w:b w:val="0"/>
+                <w:i w:val="0"/>
+                <w:sz w:val="20"/>
+              </w:rPr>
+              <w:t>0.05%</w:t>
+            </w:r>
+          </w:p>
+        </w:tc>
+        <w:tc>
+          <w:tcPr>
+            <w:tcW w:type="dxa" w:w="1814"/>
+            <w:vAlign w:val="center"/>
+          </w:tcPr>
+          <w:p>
+            <w:pPr>
+              <w:spacing w:before="40" w:after="40" w:lineRule="auto" w:line="276"/>
+              <w:ind w:firstLine="0"/>
+              <w:jc w:val="center"/>
+            </w:pPr>
+            <w:r>
+              <w:rPr>
+                <w:rFonts w:ascii="Times New Roman" w:hAnsi="Times New Roman" w:cs="Times New Roman"/>
+                <w:rFonts w:ascii="Times New Roman" w:hAnsi="Times New Roman"/>
+                <w:b w:val="0"/>
+                <w:i w:val="0"/>
+                <w:sz w:val="20"/>
+              </w:rPr>
+              <w:t>0.02%</w:t>
+            </w:r>
+          </w:p>
+        </w:tc>
+        <w:tc>
+          <w:tcPr>
+            <w:tcW w:type="dxa" w:w="1814"/>
+            <w:vAlign w:val="center"/>
+          </w:tcPr>
+          <w:p>
+            <w:pPr>
+              <w:spacing w:before="40" w:after="40" w:lineRule="auto" w:line="276"/>
+              <w:ind w:firstLine="0"/>
+              <w:jc w:val="center"/>
+            </w:pPr>
+            <w:r>
+              <w:rPr>
+                <w:rFonts w:ascii="Times New Roman" w:hAnsi="Times New Roman" w:cs="Times New Roman"/>
+                <w:rFonts w:ascii="Times New Roman" w:hAnsi="Times New Roman"/>
+                <w:b w:val="0"/>
+                <w:i w:val="0"/>
+                <w:sz w:val="20"/>
+              </w:rPr>
+              <w:t>0.01%</w:t>
+            </w:r>
+          </w:p>
+        </w:tc>
+      </w:tr>
+      <w:tr>
+        <w:tc>
+          <w:tcPr>
+            <w:tcW w:type="dxa" w:w="1814"/>
+            <w:vAlign w:val="center"/>
+          </w:tcPr>
+          <w:p>
+            <w:pPr>
+              <w:spacing w:before="40" w:after="40" w:lineRule="auto" w:line="276"/>
+              <w:ind w:firstLine="0"/>
+              <w:jc w:val="left"/>
+            </w:pPr>
+            <w:r>
+              <w:rPr>
+                <w:rFonts w:ascii="Times New Roman" w:hAnsi="Times New Roman" w:cs="Times New Roman"/>
+                <w:rFonts w:ascii="Times New Roman" w:hAnsi="Times New Roman"/>
+                <w:b w:val="0"/>
+                <w:i w:val="0"/>
+                <w:sz w:val="20"/>
+              </w:rPr>
+              <w:t>GNN-Filter</w:t>
+            </w:r>
+          </w:p>
+        </w:tc>
+        <w:tc>
+          <w:tcPr>
+            <w:tcW w:type="dxa" w:w="1814"/>
+            <w:vAlign w:val="center"/>
+          </w:tcPr>
+          <w:p>
+            <w:pPr>
+              <w:spacing w:before="40" w:after="40" w:lineRule="auto" w:line="276"/>
+              <w:ind w:firstLine="0"/>
+              <w:jc w:val="center"/>
+            </w:pPr>
+            <w:r>
+              <w:rPr>
+                <w:rFonts w:ascii="Times New Roman" w:hAnsi="Times New Roman" w:cs="Times New Roman"/>
+                <w:rFonts w:ascii="Times New Roman" w:hAnsi="Times New Roman"/>
+                <w:b w:val="0"/>
+                <w:i w:val="0"/>
+                <w:sz w:val="20"/>
+              </w:rPr>
+              <w:t>0.00%</w:t>
+            </w:r>
+          </w:p>
+        </w:tc>
+        <w:tc>
+          <w:tcPr>
+            <w:tcW w:type="dxa" w:w="1814"/>
+            <w:vAlign w:val="center"/>
+          </w:tcPr>
+          <w:p>
+            <w:pPr>
+              <w:spacing w:before="40" w:after="40" w:lineRule="auto" w:line="276"/>
+              <w:ind w:firstLine="0"/>
+              <w:jc w:val="center"/>
+            </w:pPr>
+            <w:r>
+              <w:rPr>
+                <w:rFonts w:ascii="Times New Roman" w:hAnsi="Times New Roman" w:cs="Times New Roman"/>
+                <w:rFonts w:ascii="Times New Roman" w:hAnsi="Times New Roman"/>
+                <w:b w:val="0"/>
+                <w:i w:val="0"/>
+                <w:sz w:val="20"/>
+              </w:rPr>
+              <w:t>0.05%</w:t>
+            </w:r>
+          </w:p>
+        </w:tc>
+        <w:tc>
+          <w:tcPr>
+            <w:tcW w:type="dxa" w:w="1814"/>
+            <w:vAlign w:val="center"/>
+          </w:tcPr>
+          <w:p>
+            <w:pPr>
+              <w:spacing w:before="40" w:after="40" w:lineRule="auto" w:line="276"/>
+              <w:ind w:firstLine="0"/>
+              <w:jc w:val="center"/>
+            </w:pPr>
+            <w:r>
+              <w:rPr>
+                <w:rFonts w:ascii="Times New Roman" w:hAnsi="Times New Roman" w:cs="Times New Roman"/>
+                <w:rFonts w:ascii="Times New Roman" w:hAnsi="Times New Roman"/>
+                <w:b w:val="0"/>
+                <w:i w:val="0"/>
+                <w:sz w:val="20"/>
+              </w:rPr>
+              <w:t>0.02%</w:t>
+            </w:r>
+          </w:p>
+        </w:tc>
+        <w:tc>
+          <w:tcPr>
+            <w:tcW w:type="dxa" w:w="1814"/>
+            <w:vAlign w:val="center"/>
+          </w:tcPr>
+          <w:p>
+            <w:pPr>
+              <w:spacing w:before="40" w:after="40" w:lineRule="auto" w:line="276"/>
+              <w:ind w:firstLine="0"/>
+              <w:jc w:val="center"/>
+            </w:pPr>
+            <w:r>
+              <w:rPr>
+                <w:rFonts w:ascii="Times New Roman" w:hAnsi="Times New Roman" w:cs="Times New Roman"/>
+                <w:rFonts w:ascii="Times New Roman" w:hAnsi="Times New Roman"/>
+                <w:b w:val="0"/>
+                <w:i w:val="0"/>
+                <w:sz w:val="20"/>
+              </w:rPr>
+              <w:t>0.01%</w:t>
+            </w:r>
+          </w:p>
+        </w:tc>
+      </w:tr>
+      <w:tr>
+        <w:tc>
+          <w:tcPr>
+            <w:tcW w:type="dxa" w:w="1814"/>
+            <w:vAlign w:val="center"/>
+          </w:tcPr>
+          <w:p>
+            <w:pPr>
+              <w:spacing w:before="40" w:after="40" w:lineRule="auto" w:line="276"/>
+              <w:ind w:firstLine="0"/>
+              <w:jc w:val="left"/>
+            </w:pPr>
+            <w:r>
+              <w:rPr>
+                <w:rFonts w:ascii="Times New Roman" w:hAnsi="Times New Roman" w:cs="Times New Roman"/>
+                <w:rFonts w:ascii="Times New Roman" w:hAnsi="Times New Roman"/>
+                <w:b w:val="0"/>
+                <w:i w:val="0"/>
+                <w:sz w:val="20"/>
+              </w:rPr>
+              <w:t>TIGER Greedy</w:t>
+            </w:r>
+          </w:p>
+        </w:tc>
+        <w:tc>
+          <w:tcPr>
+            <w:tcW w:type="dxa" w:w="1814"/>
+            <w:vAlign w:val="center"/>
+          </w:tcPr>
+          <w:p>
+            <w:pPr>
+              <w:spacing w:before="40" w:after="40" w:lineRule="auto" w:line="276"/>
+              <w:ind w:firstLine="0"/>
+              <w:jc w:val="center"/>
+            </w:pPr>
+            <w:r>
+              <w:rPr>
+                <w:rFonts w:ascii="Times New Roman" w:hAnsi="Times New Roman" w:cs="Times New Roman"/>
+                <w:rFonts w:ascii="Times New Roman" w:hAnsi="Times New Roman"/>
+                <w:b w:val="0"/>
+                <w:i w:val="0"/>
+                <w:sz w:val="20"/>
               </w:rPr>
               <w:t>0.03%</w:t>
             </w:r>
@@ -1064,291 +2427,68 @@
         </w:tc>
         <w:tc>
           <w:tcPr>
-            <w:tcW w:type="dxa" w:w="1568"/>
-            <w:shd w:val="clear" w:color="auto" w:fill="EEEEEE"/>
+            <w:tcW w:type="dxa" w:w="1814"/>
+            <w:vAlign w:val="center"/>
           </w:tcPr>
           <w:p>
             <w:pPr>
+              <w:spacing w:before="40" w:after="40" w:lineRule="auto" w:line="276"/>
+              <w:ind w:firstLine="0"/>
               <w:jc w:val="center"/>
             </w:pPr>
             <w:r>
               <w:rPr>
+                <w:rFonts w:ascii="Times New Roman" w:hAnsi="Times New Roman" w:cs="Times New Roman"/>
+                <w:rFonts w:ascii="Times New Roman" w:hAnsi="Times New Roman"/>
                 <w:b w:val="0"/>
-                <w:sz w:val="19"/>
+                <w:i w:val="0"/>
+                <w:sz w:val="20"/>
               </w:rPr>
-              <w:t>0.11%</w:t>
+              <w:t>0.03%</w:t>
             </w:r>
           </w:p>
         </w:tc>
         <w:tc>
           <w:tcPr>
-            <w:tcW w:type="dxa" w:w="1568"/>
-            <w:shd w:val="clear" w:color="auto" w:fill="EEEEEE"/>
+            <w:tcW w:type="dxa" w:w="1814"/>
+            <w:vAlign w:val="center"/>
           </w:tcPr>
           <w:p>
             <w:pPr>
+              <w:spacing w:before="40" w:after="40" w:lineRule="auto" w:line="276"/>
+              <w:ind w:firstLine="0"/>
               <w:jc w:val="center"/>
             </w:pPr>
             <w:r>
               <w:rPr>
+                <w:rFonts w:ascii="Times New Roman" w:hAnsi="Times New Roman" w:cs="Times New Roman"/>
+                <w:rFonts w:ascii="Times New Roman" w:hAnsi="Times New Roman"/>
                 <w:b w:val="0"/>
-                <w:sz w:val="19"/>
+                <w:i w:val="0"/>
+                <w:sz w:val="20"/>
               </w:rPr>
-              <w:t>0.20%</w:t>
+              <w:t>0.03%</w:t>
             </w:r>
           </w:p>
         </w:tc>
         <w:tc>
           <w:tcPr>
-            <w:tcW w:type="dxa" w:w="1568"/>
-            <w:shd w:val="clear" w:color="auto" w:fill="EEEEEE"/>
+            <w:tcW w:type="dxa" w:w="1814"/>
+            <w:vAlign w:val="center"/>
           </w:tcPr>
           <w:p>
             <w:pPr>
+              <w:spacing w:before="40" w:after="40" w:lineRule="auto" w:line="276"/>
+              <w:ind w:firstLine="0"/>
               <w:jc w:val="center"/>
             </w:pPr>
             <w:r>
               <w:rPr>
+                <w:rFonts w:ascii="Times New Roman" w:hAnsi="Times New Roman" w:cs="Times New Roman"/>
+                <w:rFonts w:ascii="Times New Roman" w:hAnsi="Times New Roman"/>
                 <w:b w:val="0"/>
-                <w:sz w:val="19"/>
-              </w:rPr>
-              <w:t>0.10%</w:t>
-            </w:r>
-          </w:p>
-        </w:tc>
-        <w:tc>
-          <w:tcPr>
-            <w:tcW w:type="dxa" w:w="1568"/>
-            <w:shd w:val="clear" w:color="auto" w:fill="EEEEEE"/>
-          </w:tcPr>
-          <w:p>
-            <w:pPr>
-              <w:jc w:val="center"/>
-            </w:pPr>
-            <w:r>
-              <w:rPr>
-                <w:b w:val="0"/>
-                <w:sz w:val="19"/>
-              </w:rPr>
-              <w:t>0.07%</w:t>
-            </w:r>
-          </w:p>
-        </w:tc>
-      </w:tr>
-      <w:tr>
-        <w:tc>
-          <w:tcPr>
-            <w:tcW w:type="dxa" w:w="1568"/>
-            <w:shd w:val="clear" w:color="auto" w:fill="EEEEEE"/>
-          </w:tcPr>
-          <w:p>
-            <w:pPr>
-              <w:jc w:val="left"/>
-            </w:pPr>
-            <w:r>
-              <w:rPr>
-                <w:b w:val="0"/>
-                <w:sz w:val="19"/>
-              </w:rPr>
-              <w:t>Struct-Filter BM25</w:t>
-            </w:r>
-          </w:p>
-        </w:tc>
-        <w:tc>
-          <w:tcPr>
-            <w:tcW w:type="dxa" w:w="1568"/>
-            <w:shd w:val="clear" w:color="auto" w:fill="EEEEEE"/>
-          </w:tcPr>
-          <w:p>
-            <w:pPr>
-              <w:jc w:val="center"/>
-            </w:pPr>
-            <w:r>
-              <w:rPr>
-                <w:b w:val="0"/>
-                <w:sz w:val="19"/>
-              </w:rPr>
-              <w:t>0.05%</w:t>
-            </w:r>
-          </w:p>
-        </w:tc>
-        <w:tc>
-          <w:tcPr>
-            <w:tcW w:type="dxa" w:w="1568"/>
-            <w:shd w:val="clear" w:color="auto" w:fill="EEEEEE"/>
-          </w:tcPr>
-          <w:p>
-            <w:pPr>
-              <w:jc w:val="center"/>
-            </w:pPr>
-            <w:r>
-              <w:rPr>
-                <w:b w:val="0"/>
-                <w:sz w:val="19"/>
-              </w:rPr>
-              <w:t>0.13%</w:t>
-            </w:r>
-          </w:p>
-        </w:tc>
-        <w:tc>
-          <w:tcPr>
-            <w:tcW w:type="dxa" w:w="1568"/>
-            <w:shd w:val="clear" w:color="auto" w:fill="EEEEEE"/>
-          </w:tcPr>
-          <w:p>
-            <w:pPr>
-              <w:jc w:val="center"/>
-            </w:pPr>
-            <w:r>
-              <w:rPr>
-                <w:b w:val="0"/>
-                <w:sz w:val="19"/>
-              </w:rPr>
-              <w:t>0.22%</w:t>
-            </w:r>
-          </w:p>
-        </w:tc>
-        <w:tc>
-          <w:tcPr>
-            <w:tcW w:type="dxa" w:w="1568"/>
-            <w:shd w:val="clear" w:color="auto" w:fill="EEEEEE"/>
-          </w:tcPr>
-          <w:p>
-            <w:pPr>
-              <w:jc w:val="center"/>
-            </w:pPr>
-            <w:r>
-              <w:rPr>
-                <w:b w:val="0"/>
-                <w:sz w:val="19"/>
-              </w:rPr>
-              <w:t>0.12%</w:t>
-            </w:r>
-          </w:p>
-        </w:tc>
-        <w:tc>
-          <w:tcPr>
-            <w:tcW w:type="dxa" w:w="1568"/>
-            <w:shd w:val="clear" w:color="auto" w:fill="EEEEEE"/>
-          </w:tcPr>
-          <w:p>
-            <w:pPr>
-              <w:jc w:val="center"/>
-            </w:pPr>
-            <w:r>
-              <w:rPr>
-                <w:b w:val="0"/>
-                <w:sz w:val="19"/>
-              </w:rPr>
-              <w:t>0.08%</w:t>
-            </w:r>
-          </w:p>
-        </w:tc>
-      </w:tr>
-      <w:tr>
-        <w:tc>
-          <w:tcPr>
-            <w:tcW w:type="dxa" w:w="1568"/>
-            <w:shd w:val="clear" w:color="auto" w:fill="EEEEEE"/>
-          </w:tcPr>
-          <w:p>
-            <w:pPr>
-              <w:jc w:val="left"/>
-            </w:pPr>
-            <w:r>
-              <w:rPr>
-                <w:b w:val="0"/>
-                <w:sz w:val="19"/>
-              </w:rPr>
-              <w:t>GNN-Filter</w:t>
-            </w:r>
-          </w:p>
-        </w:tc>
-        <w:tc>
-          <w:tcPr>
-            <w:tcW w:type="dxa" w:w="1568"/>
-            <w:shd w:val="clear" w:color="auto" w:fill="EEEEEE"/>
-          </w:tcPr>
-          <w:p>
-            <w:pPr>
-              <w:jc w:val="center"/>
-            </w:pPr>
-            <w:r>
-              <w:rPr>
-                <w:b w:val="0"/>
-                <w:sz w:val="19"/>
-              </w:rPr>
-              <w:t>0.01%</w:t>
-            </w:r>
-          </w:p>
-        </w:tc>
-        <w:tc>
-          <w:tcPr>
-            <w:tcW w:type="dxa" w:w="1568"/>
-            <w:shd w:val="clear" w:color="auto" w:fill="EEEEEE"/>
-          </w:tcPr>
-          <w:p>
-            <w:pPr>
-              <w:jc w:val="center"/>
-            </w:pPr>
-            <w:r>
-              <w:rPr>
-                <w:b w:val="0"/>
-                <w:sz w:val="19"/>
-              </w:rPr>
-              <w:t>0.05%</w:t>
-            </w:r>
-          </w:p>
-        </w:tc>
-        <w:tc>
-          <w:tcPr>
-            <w:tcW w:type="dxa" w:w="1568"/>
-            <w:shd w:val="clear" w:color="auto" w:fill="EEEEEE"/>
-          </w:tcPr>
-          <w:p>
-            <w:pPr>
-              <w:jc w:val="center"/>
-            </w:pPr>
-            <w:r>
-              <w:rPr>
-                <w:b w:val="0"/>
-                <w:sz w:val="19"/>
-              </w:rPr>
-              <w:t>0.13%</w:t>
-            </w:r>
-          </w:p>
-        </w:tc>
-        <w:tc>
-          <w:tcPr>
-            <w:tcW w:type="dxa" w:w="1568"/>
-            <w:shd w:val="clear" w:color="auto" w:fill="EEEEEE"/>
-          </w:tcPr>
-          <w:p>
-            <w:pPr>
-              <w:jc w:val="center"/>
-            </w:pPr>
-            <w:r>
-              <w:rPr>
-                <w:b w:val="0"/>
-                <w:sz w:val="19"/>
-              </w:rPr>
-              <w:t>0.05%</w:t>
-            </w:r>
-          </w:p>
-        </w:tc>
-        <w:tc>
-          <w:tcPr>
-            <w:tcW w:type="dxa" w:w="1568"/>
-            <w:shd w:val="clear" w:color="auto" w:fill="EEEEEE"/>
-          </w:tcPr>
-          <w:p>
-            <w:pPr>
-              <w:jc w:val="center"/>
-            </w:pPr>
-            <w:r>
-              <w:rPr>
-                <w:b w:val="0"/>
-                <w:sz w:val="19"/>
+                <w:i w:val="0"/>
+                <w:sz w:val="20"/>
               </w:rPr>
               <w:t>0.03%</w:t>
             </w:r>
@@ -1358,109 +2498,116 @@
       <w:tr>
         <w:tc>
           <w:tcPr>
-            <w:tcW w:type="dxa" w:w="1568"/>
-            <w:shd w:val="clear" w:color="auto" w:fill="EEEEEE"/>
+            <w:tcW w:type="dxa" w:w="1814"/>
+            <w:vAlign w:val="center"/>
           </w:tcPr>
           <w:p>
             <w:pPr>
+              <w:spacing w:before="40" w:after="40" w:lineRule="auto" w:line="276"/>
+              <w:ind w:firstLine="0"/>
               <w:jc w:val="left"/>
             </w:pPr>
             <w:r>
               <w:rPr>
+                <w:rFonts w:ascii="Times New Roman" w:hAnsi="Times New Roman" w:cs="Times New Roman"/>
+                <w:rFonts w:ascii="Times New Roman" w:hAnsi="Times New Roman"/>
                 <w:b w:val="0"/>
-                <w:sz w:val="19"/>
+                <w:i w:val="0"/>
+                <w:sz w:val="20"/>
               </w:rPr>
-              <w:t>TIGER Greedy</w:t>
+              <w:t>Proposed Hybrid (Model 1)</w:t>
             </w:r>
           </w:p>
         </w:tc>
         <w:tc>
           <w:tcPr>
-            <w:tcW w:type="dxa" w:w="1568"/>
-            <w:shd w:val="clear" w:color="auto" w:fill="EEEEEE"/>
+            <w:tcW w:type="dxa" w:w="1814"/>
+            <w:vAlign w:val="center"/>
           </w:tcPr>
           <w:p>
             <w:pPr>
+              <w:spacing w:before="40" w:after="40" w:lineRule="auto" w:line="276"/>
+              <w:ind w:firstLine="0"/>
               <w:jc w:val="center"/>
             </w:pPr>
             <w:r>
               <w:rPr>
+                <w:rFonts w:ascii="Times New Roman" w:hAnsi="Times New Roman" w:cs="Times New Roman"/>
+                <w:rFonts w:ascii="Times New Roman" w:hAnsi="Times New Roman"/>
                 <w:b w:val="0"/>
-                <w:sz w:val="19"/>
+                <w:i w:val="0"/>
+                <w:sz w:val="20"/>
               </w:rPr>
-              <w:t>0.08%</w:t>
+              <w:t>0.72%</w:t>
             </w:r>
           </w:p>
         </w:tc>
         <w:tc>
           <w:tcPr>
-            <w:tcW w:type="dxa" w:w="1568"/>
-            <w:shd w:val="clear" w:color="auto" w:fill="EEEEEE"/>
+            <w:tcW w:type="dxa" w:w="1814"/>
+            <w:vAlign w:val="center"/>
           </w:tcPr>
           <w:p>
             <w:pPr>
+              <w:spacing w:before="40" w:after="40" w:lineRule="auto" w:line="276"/>
+              <w:ind w:firstLine="0"/>
               <w:jc w:val="center"/>
             </w:pPr>
             <w:r>
               <w:rPr>
+                <w:rFonts w:ascii="Times New Roman" w:hAnsi="Times New Roman" w:cs="Times New Roman"/>
+                <w:rFonts w:ascii="Times New Roman" w:hAnsi="Times New Roman"/>
                 <w:b w:val="0"/>
-                <w:sz w:val="19"/>
+                <w:i w:val="0"/>
+                <w:sz w:val="20"/>
               </w:rPr>
-              <w:t>0.08%</w:t>
+              <w:t>2.20%</w:t>
             </w:r>
           </w:p>
         </w:tc>
         <w:tc>
           <w:tcPr>
-            <w:tcW w:type="dxa" w:w="1568"/>
-            <w:shd w:val="clear" w:color="auto" w:fill="EEEEEE"/>
+            <w:tcW w:type="dxa" w:w="1814"/>
+            <w:vAlign w:val="center"/>
           </w:tcPr>
           <w:p>
             <w:pPr>
+              <w:spacing w:before="40" w:after="40" w:lineRule="auto" w:line="276"/>
+              <w:ind w:firstLine="0"/>
               <w:jc w:val="center"/>
             </w:pPr>
             <w:r>
               <w:rPr>
+                <w:rFonts w:ascii="Times New Roman" w:hAnsi="Times New Roman" w:cs="Times New Roman"/>
+                <w:rFonts w:ascii="Times New Roman" w:hAnsi="Times New Roman"/>
                 <w:b w:val="0"/>
-                <w:sz w:val="19"/>
+                <w:i w:val="0"/>
+                <w:sz w:val="20"/>
               </w:rPr>
-              <w:t>0.08%</w:t>
+              <w:t>1.40%</w:t>
             </w:r>
           </w:p>
         </w:tc>
         <w:tc>
           <w:tcPr>
-            <w:tcW w:type="dxa" w:w="1568"/>
-            <w:shd w:val="clear" w:color="auto" w:fill="EEEEEE"/>
+            <w:tcW w:type="dxa" w:w="1814"/>
+            <w:vAlign w:val="center"/>
           </w:tcPr>
           <w:p>
             <w:pPr>
+              <w:spacing w:before="40" w:after="40" w:lineRule="auto" w:line="276"/>
+              <w:ind w:firstLine="0"/>
               <w:jc w:val="center"/>
             </w:pPr>
             <w:r>
               <w:rPr>
+                <w:rFonts w:ascii="Times New Roman" w:hAnsi="Times New Roman" w:cs="Times New Roman"/>
+                <w:rFonts w:ascii="Times New Roman" w:hAnsi="Times New Roman"/>
                 <w:b w:val="0"/>
-                <w:sz w:val="19"/>
+                <w:i w:val="0"/>
+                <w:sz w:val="20"/>
               </w:rPr>
-              <w:t>0.08%</w:t>
-            </w:r>
-          </w:p>
-        </w:tc>
-        <w:tc>
-          <w:tcPr>
-            <w:tcW w:type="dxa" w:w="1568"/>
-            <w:shd w:val="clear" w:color="auto" w:fill="EEEEEE"/>
-          </w:tcPr>
-          <w:p>
-            <w:pPr>
-              <w:jc w:val="center"/>
-            </w:pPr>
-            <w:r>
-              <w:rPr>
-                <w:b w:val="0"/>
-                <w:sz w:val="19"/>
-              </w:rPr>
-              <w:t>0.08%</w:t>
+              <w:t>1.15%</w:t>
             </w:r>
           </w:p>
         </w:tc>
@@ -1468,232 +2615,197 @@
       <w:tr>
         <w:tc>
           <w:tcPr>
-            <w:tcW w:type="dxa" w:w="1568"/>
-            <w:shd w:val="clear" w:color="auto" w:fill="FFF9C4"/>
+            <w:tcW w:type="dxa" w:w="1814"/>
+            <w:vAlign w:val="center"/>
+            <w:shd w:val="clear" w:color="auto" w:fill="1a7f37"/>
           </w:tcPr>
           <w:p>
             <w:pPr>
+              <w:spacing w:before="40" w:after="40" w:lineRule="auto" w:line="276"/>
+              <w:ind w:firstLine="0"/>
               <w:jc w:val="left"/>
             </w:pPr>
             <w:r>
               <w:rPr>
-                <w:b w:val="0"/>
-                <w:sz w:val="19"/>
+                <w:rFonts w:ascii="Times New Roman" w:hAnsi="Times New Roman" w:cs="Times New Roman"/>
+                <w:rFonts w:ascii="Times New Roman" w:hAnsi="Times New Roman"/>
+                <w:b/>
+                <w:i w:val="0"/>
+                <w:color w:val="FFFFFF"/>
+                <w:sz w:val="20"/>
               </w:rPr>
-              <w:t>Proposed Hybrid (Model 1)</w:t>
+              <w:t>Proposed Model 2 (Ours)</w:t>
             </w:r>
           </w:p>
         </w:tc>
         <w:tc>
           <w:tcPr>
-            <w:tcW w:type="dxa" w:w="1568"/>
-            <w:shd w:val="clear" w:color="auto" w:fill="FFF9C4"/>
+            <w:tcW w:type="dxa" w:w="1814"/>
+            <w:vAlign w:val="center"/>
+            <w:shd w:val="clear" w:color="auto" w:fill="1a7f37"/>
           </w:tcPr>
           <w:p>
             <w:pPr>
+              <w:spacing w:before="40" w:after="40" w:lineRule="auto" w:line="276"/>
+              <w:ind w:firstLine="0"/>
               <w:jc w:val="center"/>
             </w:pPr>
             <w:r>
               <w:rPr>
-                <w:b w:val="0"/>
-                <w:sz w:val="19"/>
+                <w:rFonts w:ascii="Times New Roman" w:hAnsi="Times New Roman" w:cs="Times New Roman"/>
+                <w:rFonts w:ascii="Times New Roman" w:hAnsi="Times New Roman"/>
+                <w:b/>
+                <w:i w:val="0"/>
+                <w:color w:val="FFFFFF"/>
+                <w:sz w:val="20"/>
               </w:rPr>
-              <w:t>1.35%</w:t>
+              <w:t>3.02%</w:t>
             </w:r>
           </w:p>
         </w:tc>
         <w:tc>
           <w:tcPr>
-            <w:tcW w:type="dxa" w:w="1568"/>
-            <w:shd w:val="clear" w:color="auto" w:fill="FFF9C4"/>
+            <w:tcW w:type="dxa" w:w="1814"/>
+            <w:vAlign w:val="center"/>
+            <w:shd w:val="clear" w:color="auto" w:fill="1a7f37"/>
           </w:tcPr>
           <w:p>
             <w:pPr>
+              <w:spacing w:before="40" w:after="40" w:lineRule="auto" w:line="276"/>
+              <w:ind w:firstLine="0"/>
               <w:jc w:val="center"/>
             </w:pPr>
             <w:r>
               <w:rPr>
-                <w:b w:val="0"/>
-                <w:sz w:val="19"/>
+                <w:rFonts w:ascii="Times New Roman" w:hAnsi="Times New Roman" w:cs="Times New Roman"/>
+                <w:rFonts w:ascii="Times New Roman" w:hAnsi="Times New Roman"/>
+                <w:b/>
+                <w:i w:val="0"/>
+                <w:color w:val="FFFFFF"/>
+                <w:sz w:val="20"/>
               </w:rPr>
-              <w:t>3.23%</w:t>
+              <w:t>12.12%</w:t>
             </w:r>
           </w:p>
         </w:tc>
         <w:tc>
           <w:tcPr>
-            <w:tcW w:type="dxa" w:w="1568"/>
-            <w:shd w:val="clear" w:color="auto" w:fill="FFF9C4"/>
+            <w:tcW w:type="dxa" w:w="1814"/>
+            <w:vAlign w:val="center"/>
+            <w:shd w:val="clear" w:color="auto" w:fill="1a7f37"/>
           </w:tcPr>
           <w:p>
             <w:pPr>
+              <w:spacing w:before="40" w:after="40" w:lineRule="auto" w:line="276"/>
+              <w:ind w:firstLine="0"/>
               <w:jc w:val="center"/>
             </w:pPr>
             <w:r>
               <w:rPr>
-                <w:b w:val="0"/>
-                <w:sz w:val="19"/>
+                <w:rFonts w:ascii="Times New Roman" w:hAnsi="Times New Roman" w:cs="Times New Roman"/>
+                <w:rFonts w:ascii="Times New Roman" w:hAnsi="Times New Roman"/>
+                <w:b/>
+                <w:i w:val="0"/>
+                <w:color w:val="FFFFFF"/>
+                <w:sz w:val="20"/>
               </w:rPr>
-              <w:t>3.96%</w:t>
+              <w:t>6.89%</w:t>
             </w:r>
           </w:p>
         </w:tc>
         <w:tc>
           <w:tcPr>
-            <w:tcW w:type="dxa" w:w="1568"/>
-            <w:shd w:val="clear" w:color="auto" w:fill="FFF9C4"/>
+            <w:tcW w:type="dxa" w:w="1814"/>
+            <w:vAlign w:val="center"/>
+            <w:shd w:val="clear" w:color="auto" w:fill="1a7f37"/>
           </w:tcPr>
           <w:p>
             <w:pPr>
+              <w:spacing w:before="40" w:after="40" w:lineRule="auto" w:line="276"/>
+              <w:ind w:firstLine="0"/>
               <w:jc w:val="center"/>
             </w:pPr>
             <w:r>
               <w:rPr>
-                <w:b w:val="0"/>
-                <w:sz w:val="19"/>
+                <w:rFonts w:ascii="Times New Roman" w:hAnsi="Times New Roman" w:cs="Times New Roman"/>
+                <w:rFonts w:ascii="Times New Roman" w:hAnsi="Times New Roman"/>
+                <w:b/>
+                <w:i w:val="0"/>
+                <w:color w:val="FFFFFF"/>
+                <w:sz w:val="20"/>
               </w:rPr>
-              <w:t>2.55%</w:t>
-            </w:r>
-          </w:p>
-        </w:tc>
-        <w:tc>
-          <w:tcPr>
-            <w:tcW w:type="dxa" w:w="1568"/>
-            <w:shd w:val="clear" w:color="auto" w:fill="FFF9C4"/>
-          </w:tcPr>
-          <w:p>
-            <w:pPr>
-              <w:jc w:val="center"/>
-            </w:pPr>
-            <w:r>
-              <w:rPr>
-                <w:b w:val="0"/>
-                <w:sz w:val="19"/>
-              </w:rPr>
-              <w:t>2.11%</w:t>
-            </w:r>
-          </w:p>
-        </w:tc>
-      </w:tr>
-      <w:tr>
-        <w:tc>
-          <w:tcPr>
-            <w:tcW w:type="dxa" w:w="1568"/>
-            <w:shd w:val="clear" w:color="auto" w:fill="C8E6C9"/>
-          </w:tcPr>
-          <w:p>
-            <w:pPr>
-              <w:jc w:val="left"/>
-            </w:pPr>
-            <w:r>
-              <w:rPr>
-                <w:b/>
-                <w:sz w:val="19"/>
-              </w:rPr>
-              <w:t>Proposed Model 2 (Ours) ★</w:t>
-            </w:r>
-          </w:p>
-        </w:tc>
-        <w:tc>
-          <w:tcPr>
-            <w:tcW w:type="dxa" w:w="1568"/>
-            <w:shd w:val="clear" w:color="auto" w:fill="C8E6C9"/>
-          </w:tcPr>
-          <w:p>
-            <w:pPr>
-              <w:jc w:val="center"/>
-            </w:pPr>
-            <w:r>
-              <w:rPr>
-                <w:b/>
-                <w:sz w:val="19"/>
-              </w:rPr>
-              <w:t>3.49%</w:t>
-            </w:r>
-          </w:p>
-        </w:tc>
-        <w:tc>
-          <w:tcPr>
-            <w:tcW w:type="dxa" w:w="1568"/>
-            <w:shd w:val="clear" w:color="auto" w:fill="C8E6C9"/>
-          </w:tcPr>
-          <w:p>
-            <w:pPr>
-              <w:jc w:val="center"/>
-            </w:pPr>
-            <w:r>
-              <w:rPr>
-                <w:b/>
-                <w:sz w:val="19"/>
-              </w:rPr>
-              <w:t>9.91%</w:t>
-            </w:r>
-          </w:p>
-        </w:tc>
-        <w:tc>
-          <w:tcPr>
-            <w:tcW w:type="dxa" w:w="1568"/>
-            <w:shd w:val="clear" w:color="auto" w:fill="C8E6C9"/>
-          </w:tcPr>
-          <w:p>
-            <w:pPr>
-              <w:jc w:val="center"/>
-            </w:pPr>
-            <w:r>
-              <w:rPr>
-                <w:b/>
-                <w:sz w:val="19"/>
-              </w:rPr>
-              <w:t>14.49%</w:t>
-            </w:r>
-          </w:p>
-        </w:tc>
-        <w:tc>
-          <w:tcPr>
-            <w:tcW w:type="dxa" w:w="1568"/>
-            <w:shd w:val="clear" w:color="auto" w:fill="C8E6C9"/>
-          </w:tcPr>
-          <w:p>
-            <w:pPr>
-              <w:jc w:val="center"/>
-            </w:pPr>
-            <w:r>
-              <w:rPr>
-                <w:b/>
-                <w:sz w:val="19"/>
-              </w:rPr>
-              <w:t>8.24%</w:t>
-            </w:r>
-          </w:p>
-        </w:tc>
-        <w:tc>
-          <w:tcPr>
-            <w:tcW w:type="dxa" w:w="1568"/>
-            <w:shd w:val="clear" w:color="auto" w:fill="C8E6C9"/>
-          </w:tcPr>
-          <w:p>
-            <w:pPr>
-              <w:jc w:val="center"/>
-            </w:pPr>
-            <w:r>
-              <w:rPr>
-                <w:b/>
-                <w:sz w:val="19"/>
-              </w:rPr>
-              <w:t>6.34%</w:t>
+              <w:t>5.31%</w:t>
             </w:r>
           </w:p>
         </w:tc>
       </w:tr>
     </w:tbl>
-    <w:p/>
     <w:p>
       <w:pPr>
-        <w:pStyle w:val="Heading2"/>
+        <w:spacing w:before="80" w:after="240" w:lineRule="auto" w:line="360"/>
+        <w:ind w:firstLine="0"/>
+        <w:jc w:val="center"/>
+      </w:pPr>
+      <w:r>
+        <w:rPr>
+          <w:rFonts w:ascii="Times New Roman" w:hAnsi="Times New Roman" w:cs="Times New Roman"/>
+          <w:rFonts w:ascii="Times New Roman" w:hAnsi="Times New Roman"/>
+          <w:b w:val="0"/>
+          <w:i/>
+          <w:sz w:val="20"/>
+        </w:rPr>
+        <w:t>Bảng 2 — Hiệu năng trên nhóm A (truy vấn nhiễu nặng từ tập test gốc, N=6.495).</w:t>
+      </w:r>
+    </w:p>
+    <w:p>
+      <w:pPr>
+        <w:spacing w:before="0" w:after="120" w:lineRule="auto" w:line="360"/>
+        <w:ind w:firstLine="0"/>
+        <w:jc w:val="both"/>
+      </w:pPr>
+      <w:r>
+        <w:rPr>
+          <w:rFonts w:ascii="Times New Roman" w:hAnsi="Times New Roman" w:cs="Times New Roman"/>
+          <w:rFonts w:ascii="Times New Roman" w:hAnsi="Times New Roman"/>
+          <w:b w:val="0"/>
+          <w:i w:val="0"/>
+          <w:sz w:val="24"/>
+        </w:rPr>
+        <w:t>Nhận xét: Nhóm A là trường hợp thử thách nhất do 100% các câu bị cố ý xóa tên giống nho. Mô hình 2 đạt Recall@10 = 12,12%, vượt Mô hình 1 (2,20%) và BM25 (&lt;0,05%). Ở kịch bản này, LLM Parser của Mô hình 2 vẫn còn khả năng trích xuất quốc gia và phong cách từ các từ khóa còn lại, trong khi bộ tinh chỉnh của Mô hình 1 gặp khó khi thiếu thực thể mạnh.</w:t>
+      </w:r>
+    </w:p>
+    <w:p>
+      <w:pPr>
+        <w:spacing w:before="240" w:after="80" w:lineRule="auto" w:line="360"/>
+        <w:ind w:firstLine="0"/>
         <w:jc w:val="left"/>
       </w:pPr>
       <w:r>
-        <w:t>5. Kết quả theo loại câu hỏi</w:t>
+        <w:rPr>
+          <w:rFonts w:ascii="Times New Roman" w:hAnsi="Times New Roman" w:cs="Times New Roman"/>
+          <w:rFonts w:ascii="Times New Roman" w:hAnsi="Times New Roman"/>
+          <w:b/>
+          <w:i w:val="0"/>
+          <w:sz w:val="28"/>
+        </w:rPr>
+        <w:t>4.2 Nhóm B — Truy vấn ngắn thực tế từ kinh nghiệm bán hàng (N=6.496, 50%)</w:t>
+      </w:r>
+    </w:p>
+    <w:p>
+      <w:pPr>
+        <w:spacing w:before="0" w:after="120" w:lineRule="auto" w:line="360"/>
+        <w:ind w:firstLine="0"/>
+        <w:jc w:val="both"/>
+      </w:pPr>
+      <w:r>
+        <w:rPr>
+          <w:rFonts w:ascii="Times New Roman" w:hAnsi="Times New Roman" w:cs="Times New Roman"/>
+          <w:rFonts w:ascii="Times New Roman" w:hAnsi="Times New Roman"/>
+          <w:b w:val="0"/>
+          <w:i w:val="0"/>
+          <w:sz w:val="24"/>
+        </w:rPr>
+        <w:t>Bảng 3 thể hiện hiệu năng của các mô hình trên nhóm câu hỏi ngắn thực tế mà khách hàng thường đặt.</w:t>
       </w:r>
     </w:p>
     <w:tbl>
@@ -1704,483 +2816,83 @@
         <w:tblLook w:firstColumn="1" w:firstRow="1" w:lastColumn="0" w:lastRow="0" w:noHBand="0" w:noVBand="1" w:val="04A0"/>
       </w:tblPr>
       <w:tblGrid>
-        <w:gridCol w:w="1881"/>
-        <w:gridCol w:w="1881"/>
-        <w:gridCol w:w="1881"/>
-        <w:gridCol w:w="1881"/>
-        <w:gridCol w:w="1881"/>
+        <w:gridCol w:w="1814"/>
+        <w:gridCol w:w="1814"/>
+        <w:gridCol w:w="1814"/>
+        <w:gridCol w:w="1814"/>
+        <w:gridCol w:w="1814"/>
       </w:tblGrid>
       <w:tr>
         <w:tc>
           <w:tcPr>
-            <w:tcW w:type="dxa" w:w="1881"/>
-            <w:shd w:val="clear" w:color="auto" w:fill="2E4057"/>
+            <w:tcW w:type="dxa" w:w="1814"/>
+            <w:vAlign w:val="center"/>
+            <w:shd w:val="clear" w:color="auto" w:fill="023047"/>
           </w:tcPr>
           <w:p>
             <w:pPr>
-              <w:jc w:val="center"/>
+              <w:spacing w:before="40" w:after="40" w:lineRule="auto" w:line="276"/>
+              <w:ind w:firstLine="0"/>
+              <w:jc w:val="left"/>
             </w:pPr>
             <w:r>
               <w:rPr>
+                <w:rFonts w:ascii="Times New Roman" w:hAnsi="Times New Roman" w:cs="Times New Roman"/>
+                <w:rFonts w:ascii="Times New Roman" w:hAnsi="Times New Roman"/>
                 <w:b/>
+                <w:i w:val="0"/>
                 <w:color w:val="FFFFFF"/>
-                <w:sz w:val="18"/>
+                <w:sz w:val="20"/>
               </w:rPr>
-              <w:t>Mô hình</w:t>
+              <w:t>Phương pháp</w:t>
             </w:r>
           </w:p>
         </w:tc>
         <w:tc>
           <w:tcPr>
-            <w:tcW w:type="dxa" w:w="1881"/>
-            <w:shd w:val="clear" w:color="auto" w:fill="2E4057"/>
+            <w:tcW w:type="dxa" w:w="1814"/>
+            <w:vAlign w:val="center"/>
+            <w:shd w:val="clear" w:color="auto" w:fill="023047"/>
           </w:tcPr>
           <w:p>
             <w:pPr>
+              <w:spacing w:before="40" w:after="40" w:lineRule="auto" w:line="276"/>
+              <w:ind w:firstLine="0"/>
               <w:jc w:val="center"/>
             </w:pPr>
             <w:r>
               <w:rPr>
+                <w:rFonts w:ascii="Times New Roman" w:hAnsi="Times New Roman" w:cs="Times New Roman"/>
+                <w:rFonts w:ascii="Times New Roman" w:hAnsi="Times New Roman"/>
                 <w:b/>
+                <w:i w:val="0"/>
                 <w:color w:val="FFFFFF"/>
-                <w:sz w:val="18"/>
+                <w:sz w:val="20"/>
               </w:rPr>
-              <w:t>R@1 (Short)</w:t>
+              <w:t>Recall@1</w:t>
             </w:r>
           </w:p>
         </w:tc>
         <w:tc>
           <w:tcPr>
-            <w:tcW w:type="dxa" w:w="1881"/>
-            <w:shd w:val="clear" w:color="auto" w:fill="2E4057"/>
+            <w:tcW w:type="dxa" w:w="1814"/>
+            <w:vAlign w:val="center"/>
+            <w:shd w:val="clear" w:color="auto" w:fill="023047"/>
           </w:tcPr>
           <w:p>
             <w:pPr>
+              <w:spacing w:before="40" w:after="40" w:lineRule="auto" w:line="276"/>
+              <w:ind w:firstLine="0"/>
               <w:jc w:val="center"/>
             </w:pPr>
             <w:r>
               <w:rPr>
+                <w:rFonts w:ascii="Times New Roman" w:hAnsi="Times New Roman" w:cs="Times New Roman"/>
+                <w:rFonts w:ascii="Times New Roman" w:hAnsi="Times New Roman"/>
                 <w:b/>
+                <w:i w:val="0"/>
                 <w:color w:val="FFFFFF"/>
-                <w:sz w:val="18"/>
-              </w:rPr>
-              <w:t>R@10 (Short)</w:t>
-            </w:r>
-          </w:p>
-        </w:tc>
-        <w:tc>
-          <w:tcPr>
-            <w:tcW w:type="dxa" w:w="1881"/>
-            <w:shd w:val="clear" w:color="auto" w:fill="2E4057"/>
-          </w:tcPr>
-          <w:p>
-            <w:pPr>
-              <w:jc w:val="center"/>
-            </w:pPr>
-            <w:r>
-              <w:rPr>
-                <w:b/>
-                <w:color w:val="FFFFFF"/>
-                <w:sz w:val="18"/>
-              </w:rPr>
-              <w:t>R@1 (Noisy)</w:t>
-            </w:r>
-          </w:p>
-        </w:tc>
-        <w:tc>
-          <w:tcPr>
-            <w:tcW w:type="dxa" w:w="1881"/>
-            <w:shd w:val="clear" w:color="auto" w:fill="2E4057"/>
-          </w:tcPr>
-          <w:p>
-            <w:pPr>
-              <w:jc w:val="center"/>
-            </w:pPr>
-            <w:r>
-              <w:rPr>
-                <w:b/>
-                <w:color w:val="FFFFFF"/>
-                <w:sz w:val="18"/>
-              </w:rPr>
-              <w:t>R@10 (Noisy)</w:t>
-            </w:r>
-          </w:p>
-        </w:tc>
-      </w:tr>
-      <w:tr>
-        <w:tc>
-          <w:tcPr>
-            <w:tcW w:type="dxa" w:w="1881"/>
-            <w:shd w:val="clear" w:color="auto" w:fill="C8E6C9"/>
-          </w:tcPr>
-          <w:p>
-            <w:pPr>
-              <w:jc w:val="left"/>
-            </w:pPr>
-            <w:r>
-              <w:rPr>
-                <w:b/>
-                <w:sz w:val="18"/>
-              </w:rPr>
-              <w:t>Proposed Model 2 (Ours) ★</w:t>
-            </w:r>
-          </w:p>
-        </w:tc>
-        <w:tc>
-          <w:tcPr>
-            <w:tcW w:type="dxa" w:w="1881"/>
-            <w:shd w:val="clear" w:color="auto" w:fill="C8E6C9"/>
-          </w:tcPr>
-          <w:p>
-            <w:pPr>
-              <w:jc w:val="center"/>
-            </w:pPr>
-            <w:r>
-              <w:rPr>
-                <w:b/>
-                <w:sz w:val="18"/>
-              </w:rPr>
-              <w:t>3.97%</w:t>
-            </w:r>
-          </w:p>
-        </w:tc>
-        <w:tc>
-          <w:tcPr>
-            <w:tcW w:type="dxa" w:w="1881"/>
-            <w:shd w:val="clear" w:color="auto" w:fill="C8E6C9"/>
-          </w:tcPr>
-          <w:p>
-            <w:pPr>
-              <w:jc w:val="center"/>
-            </w:pPr>
-            <w:r>
-              <w:rPr>
-                <w:b/>
-                <w:sz w:val="18"/>
-              </w:rPr>
-              <w:t>16.87%</w:t>
-            </w:r>
-          </w:p>
-        </w:tc>
-        <w:tc>
-          <w:tcPr>
-            <w:tcW w:type="dxa" w:w="1881"/>
-            <w:shd w:val="clear" w:color="auto" w:fill="C8E6C9"/>
-          </w:tcPr>
-          <w:p>
-            <w:pPr>
-              <w:jc w:val="center"/>
-            </w:pPr>
-            <w:r>
-              <w:rPr>
-                <w:b/>
-                <w:sz w:val="18"/>
-              </w:rPr>
-              <w:t>3.02%</w:t>
-            </w:r>
-          </w:p>
-        </w:tc>
-        <w:tc>
-          <w:tcPr>
-            <w:tcW w:type="dxa" w:w="1881"/>
-            <w:shd w:val="clear" w:color="auto" w:fill="C8E6C9"/>
-          </w:tcPr>
-          <w:p>
-            <w:pPr>
-              <w:jc w:val="center"/>
-            </w:pPr>
-            <w:r>
-              <w:rPr>
-                <w:b/>
-                <w:sz w:val="18"/>
-              </w:rPr>
-              <w:t>12.12%</w:t>
-            </w:r>
-          </w:p>
-        </w:tc>
-      </w:tr>
-      <w:tr>
-        <w:tc>
-          <w:tcPr>
-            <w:tcW w:type="dxa" w:w="1881"/>
-            <w:shd w:val="clear" w:color="auto" w:fill="FFF9C4"/>
-          </w:tcPr>
-          <w:p>
-            <w:pPr>
-              <w:jc w:val="left"/>
-            </w:pPr>
-            <w:r>
-              <w:rPr>
-                <w:b w:val="0"/>
-                <w:sz w:val="18"/>
-              </w:rPr>
-              <w:t>Proposed Hybrid (Model 1)</w:t>
-            </w:r>
-          </w:p>
-        </w:tc>
-        <w:tc>
-          <w:tcPr>
-            <w:tcW w:type="dxa" w:w="1881"/>
-            <w:shd w:val="clear" w:color="auto" w:fill="FFF9C4"/>
-          </w:tcPr>
-          <w:p>
-            <w:pPr>
-              <w:jc w:val="center"/>
-            </w:pPr>
-            <w:r>
-              <w:rPr>
-                <w:b w:val="0"/>
-                <w:sz w:val="18"/>
-              </w:rPr>
-              <w:t>1.97%</w:t>
-            </w:r>
-          </w:p>
-        </w:tc>
-        <w:tc>
-          <w:tcPr>
-            <w:tcW w:type="dxa" w:w="1881"/>
-            <w:shd w:val="clear" w:color="auto" w:fill="FFF9C4"/>
-          </w:tcPr>
-          <w:p>
-            <w:pPr>
-              <w:jc w:val="center"/>
-            </w:pPr>
-            <w:r>
-              <w:rPr>
-                <w:b w:val="0"/>
-                <w:sz w:val="18"/>
-              </w:rPr>
-              <w:t>5.73%</w:t>
-            </w:r>
-          </w:p>
-        </w:tc>
-        <w:tc>
-          <w:tcPr>
-            <w:tcW w:type="dxa" w:w="1881"/>
-            <w:shd w:val="clear" w:color="auto" w:fill="FFF9C4"/>
-          </w:tcPr>
-          <w:p>
-            <w:pPr>
-              <w:jc w:val="center"/>
-            </w:pPr>
-            <w:r>
-              <w:rPr>
-                <w:b w:val="0"/>
-                <w:sz w:val="18"/>
-              </w:rPr>
-              <w:t>0.72%</w:t>
-            </w:r>
-          </w:p>
-        </w:tc>
-        <w:tc>
-          <w:tcPr>
-            <w:tcW w:type="dxa" w:w="1881"/>
-            <w:shd w:val="clear" w:color="auto" w:fill="FFF9C4"/>
-          </w:tcPr>
-          <w:p>
-            <w:pPr>
-              <w:jc w:val="center"/>
-            </w:pPr>
-            <w:r>
-              <w:rPr>
-                <w:b w:val="0"/>
-                <w:sz w:val="18"/>
-              </w:rPr>
-              <w:t>2.20%</w:t>
-            </w:r>
-          </w:p>
-        </w:tc>
-      </w:tr>
-      <w:tr>
-        <w:tc>
-          <w:tcPr>
-            <w:tcW w:type="dxa" w:w="1881"/>
-            <w:shd w:val="clear" w:color="auto" w:fill="EEEEEE"/>
-          </w:tcPr>
-          <w:p>
-            <w:pPr>
-              <w:jc w:val="left"/>
-            </w:pPr>
-            <w:r>
-              <w:rPr>
-                <w:b w:val="0"/>
-                <w:sz w:val="18"/>
-              </w:rPr>
-              <w:t>BM25+ Enhanced</w:t>
-            </w:r>
-          </w:p>
-        </w:tc>
-        <w:tc>
-          <w:tcPr>
-            <w:tcW w:type="dxa" w:w="1881"/>
-            <w:shd w:val="clear" w:color="auto" w:fill="EEEEEE"/>
-          </w:tcPr>
-          <w:p>
-            <w:pPr>
-              <w:jc w:val="center"/>
-            </w:pPr>
-            <w:r>
-              <w:rPr>
-                <w:b w:val="0"/>
-                <w:sz w:val="18"/>
-              </w:rPr>
-              <w:t>0.06%</w:t>
-            </w:r>
-          </w:p>
-        </w:tc>
-        <w:tc>
-          <w:tcPr>
-            <w:tcW w:type="dxa" w:w="1881"/>
-            <w:shd w:val="clear" w:color="auto" w:fill="EEEEEE"/>
-          </w:tcPr>
-          <w:p>
-            <w:pPr>
-              <w:jc w:val="center"/>
-            </w:pPr>
-            <w:r>
-              <w:rPr>
-                <w:b w:val="0"/>
-                <w:sz w:val="18"/>
-              </w:rPr>
-              <w:t>0.35%</w:t>
-            </w:r>
-          </w:p>
-        </w:tc>
-        <w:tc>
-          <w:tcPr>
-            <w:tcW w:type="dxa" w:w="1881"/>
-            <w:shd w:val="clear" w:color="auto" w:fill="EEEEEE"/>
-          </w:tcPr>
-          <w:p>
-            <w:pPr>
-              <w:jc w:val="center"/>
-            </w:pPr>
-            <w:r>
-              <w:rPr>
-                <w:b w:val="0"/>
-                <w:sz w:val="18"/>
-              </w:rPr>
-              <w:t>0.00%</w:t>
-            </w:r>
-          </w:p>
-        </w:tc>
-        <w:tc>
-          <w:tcPr>
-            <w:tcW w:type="dxa" w:w="1881"/>
-            <w:shd w:val="clear" w:color="auto" w:fill="EEEEEE"/>
-          </w:tcPr>
-          <w:p>
-            <w:pPr>
-              <w:jc w:val="center"/>
-            </w:pPr>
-            <w:r>
-              <w:rPr>
-                <w:b w:val="0"/>
-                <w:sz w:val="18"/>
-              </w:rPr>
-              <w:t>0.05%</w:t>
-            </w:r>
-          </w:p>
-        </w:tc>
-      </w:tr>
-    </w:tbl>
-    <w:p/>
-    <w:p>
-      <w:pPr>
-        <w:pStyle w:val="Heading2"/>
-        <w:jc w:val="left"/>
-      </w:pPr>
-      <w:r>
-        <w:t>6. Đánh giá bổ sung trên tập nhiễu nặng (100% Khuyết Tên Giống Nho)</w:t>
-      </w:r>
-    </w:p>
-    <w:p>
-      <w:r>
-        <w:rPr>
-          <w:b w:val="0"/>
-        </w:rPr>
-        <w:t xml:space="preserve">Để thử nghiệm giới hạn bền vững ngữ nghĩa, chúng tôi tiến hành đánh giá bổ sung trên tập kiểm thử nhiễu nặng (wine_test_noisy_130k.jsonl, N=12,991 mẫu) nơi </w:t>
-      </w:r>
-      <w:r>
-        <w:rPr>
-          <w:b/>
-        </w:rPr>
-        <w:t>100% tên giống nho bị lược bỏ hoàn toàn</w:t>
-      </w:r>
-      <w:r>
-        <w:rPr>
-          <w:b w:val="0"/>
-        </w:rPr>
-        <w:t xml:space="preserve"> khỏi câu truy vấn (chỉ còn thông tin về nước, loại rượu và giá). Kết quả thu được như sau:</w:t>
-      </w:r>
-    </w:p>
-    <w:p/>
-    <w:tbl>
-      <w:tblPr>
-        <w:tblStyle w:val="TableGrid"/>
-        <w:tblW w:type="auto" w:w="0"/>
-        <w:jc w:val="center"/>
-        <w:tblLook w:firstColumn="1" w:firstRow="1" w:lastColumn="0" w:lastRow="0" w:noHBand="0" w:noVBand="1" w:val="04A0"/>
-      </w:tblPr>
-      <w:tblGrid>
-        <w:gridCol w:w="2351"/>
-        <w:gridCol w:w="2351"/>
-        <w:gridCol w:w="2351"/>
-        <w:gridCol w:w="2351"/>
-      </w:tblGrid>
-      <w:tr>
-        <w:tc>
-          <w:tcPr>
-            <w:tcW w:type="dxa" w:w="2351"/>
-            <w:shd w:val="clear" w:color="auto" w:fill="2E4057"/>
-          </w:tcPr>
-          <w:p>
-            <w:pPr>
-              <w:jc w:val="center"/>
-            </w:pPr>
-            <w:r>
-              <w:rPr>
-                <w:b/>
-                <w:color w:val="FFFFFF"/>
-                <w:sz w:val="19"/>
-              </w:rPr>
-              <w:t>Mô hình</w:t>
-            </w:r>
-          </w:p>
-        </w:tc>
-        <w:tc>
-          <w:tcPr>
-            <w:tcW w:type="dxa" w:w="2351"/>
-            <w:shd w:val="clear" w:color="auto" w:fill="2E4057"/>
-          </w:tcPr>
-          <w:p>
-            <w:pPr>
-              <w:jc w:val="center"/>
-            </w:pPr>
-            <w:r>
-              <w:rPr>
-                <w:b/>
-                <w:color w:val="FFFFFF"/>
-                <w:sz w:val="19"/>
-              </w:rPr>
-              <w:t>Recall@5</w:t>
-            </w:r>
-          </w:p>
-        </w:tc>
-        <w:tc>
-          <w:tcPr>
-            <w:tcW w:type="dxa" w:w="2351"/>
-            <w:shd w:val="clear" w:color="auto" w:fill="2E4057"/>
-          </w:tcPr>
-          <w:p>
-            <w:pPr>
-              <w:jc w:val="center"/>
-            </w:pPr>
-            <w:r>
-              <w:rPr>
-                <w:b/>
-                <w:color w:val="FFFFFF"/>
-                <w:sz w:val="19"/>
+                <w:sz w:val="20"/>
               </w:rPr>
               <w:t>Recall@10</w:t>
             </w:r>
@@ -2188,18 +2900,49 @@
         </w:tc>
         <w:tc>
           <w:tcPr>
-            <w:tcW w:type="dxa" w:w="2351"/>
-            <w:shd w:val="clear" w:color="auto" w:fill="2E4057"/>
+            <w:tcW w:type="dxa" w:w="1814"/>
+            <w:vAlign w:val="center"/>
+            <w:shd w:val="clear" w:color="auto" w:fill="023047"/>
           </w:tcPr>
           <w:p>
             <w:pPr>
+              <w:spacing w:before="40" w:after="40" w:lineRule="auto" w:line="276"/>
+              <w:ind w:firstLine="0"/>
               <w:jc w:val="center"/>
             </w:pPr>
             <w:r>
               <w:rPr>
+                <w:rFonts w:ascii="Times New Roman" w:hAnsi="Times New Roman" w:cs="Times New Roman"/>
+                <w:rFonts w:ascii="Times New Roman" w:hAnsi="Times New Roman"/>
                 <w:b/>
+                <w:i w:val="0"/>
                 <w:color w:val="FFFFFF"/>
-                <w:sz w:val="19"/>
+                <w:sz w:val="20"/>
+              </w:rPr>
+              <w:t>NDCG@10</w:t>
+            </w:r>
+          </w:p>
+        </w:tc>
+        <w:tc>
+          <w:tcPr>
+            <w:tcW w:type="dxa" w:w="1814"/>
+            <w:vAlign w:val="center"/>
+            <w:shd w:val="clear" w:color="auto" w:fill="023047"/>
+          </w:tcPr>
+          <w:p>
+            <w:pPr>
+              <w:spacing w:before="40" w:after="40" w:lineRule="auto" w:line="276"/>
+              <w:ind w:firstLine="0"/>
+              <w:jc w:val="center"/>
+            </w:pPr>
+            <w:r>
+              <w:rPr>
+                <w:rFonts w:ascii="Times New Roman" w:hAnsi="Times New Roman" w:cs="Times New Roman"/>
+                <w:rFonts w:ascii="Times New Roman" w:hAnsi="Times New Roman"/>
+                <w:b/>
+                <w:i w:val="0"/>
+                <w:color w:val="FFFFFF"/>
+                <w:sz w:val="20"/>
               </w:rPr>
               <w:t>MRR</w:t>
             </w:r>
@@ -2209,17 +2952,22 @@
       <w:tr>
         <w:tc>
           <w:tcPr>
-            <w:tcW w:type="dxa" w:w="2351"/>
-            <w:shd w:val="clear" w:color="auto" w:fill="EEEEEE"/>
+            <w:tcW w:type="dxa" w:w="1814"/>
+            <w:vAlign w:val="center"/>
           </w:tcPr>
           <w:p>
             <w:pPr>
+              <w:spacing w:before="40" w:after="40" w:lineRule="auto" w:line="276"/>
+              <w:ind w:firstLine="0"/>
               <w:jc w:val="left"/>
             </w:pPr>
             <w:r>
               <w:rPr>
+                <w:rFonts w:ascii="Times New Roman" w:hAnsi="Times New Roman" w:cs="Times New Roman"/>
+                <w:rFonts w:ascii="Times New Roman" w:hAnsi="Times New Roman"/>
                 <w:b w:val="0"/>
-                <w:sz w:val="19"/>
+                <w:i w:val="0"/>
+                <w:sz w:val="20"/>
               </w:rPr>
               <w:t>TF-IDF CF</w:t>
             </w:r>
@@ -2227,55 +2975,93 @@
         </w:tc>
         <w:tc>
           <w:tcPr>
-            <w:tcW w:type="dxa" w:w="2351"/>
-            <w:shd w:val="clear" w:color="auto" w:fill="EEEEEE"/>
+            <w:tcW w:type="dxa" w:w="1814"/>
+            <w:vAlign w:val="center"/>
           </w:tcPr>
           <w:p>
             <w:pPr>
+              <w:spacing w:before="40" w:after="40" w:lineRule="auto" w:line="276"/>
+              <w:ind w:firstLine="0"/>
               <w:jc w:val="center"/>
             </w:pPr>
             <w:r>
               <w:rPr>
+                <w:rFonts w:ascii="Times New Roman" w:hAnsi="Times New Roman" w:cs="Times New Roman"/>
+                <w:rFonts w:ascii="Times New Roman" w:hAnsi="Times New Roman"/>
                 <w:b w:val="0"/>
-                <w:sz w:val="19"/>
+                <w:i w:val="0"/>
+                <w:sz w:val="20"/>
               </w:rPr>
-              <w:t>0.04%</w:t>
+              <w:t>0.02%</w:t>
             </w:r>
           </w:p>
         </w:tc>
         <w:tc>
           <w:tcPr>
-            <w:tcW w:type="dxa" w:w="2351"/>
-            <w:shd w:val="clear" w:color="auto" w:fill="EEEEEE"/>
+            <w:tcW w:type="dxa" w:w="1814"/>
+            <w:vAlign w:val="center"/>
           </w:tcPr>
           <w:p>
             <w:pPr>
+              <w:spacing w:before="40" w:after="40" w:lineRule="auto" w:line="276"/>
+              <w:ind w:firstLine="0"/>
               <w:jc w:val="center"/>
             </w:pPr>
             <w:r>
               <w:rPr>
+                <w:rFonts w:ascii="Times New Roman" w:hAnsi="Times New Roman" w:cs="Times New Roman"/>
+                <w:rFonts w:ascii="Times New Roman" w:hAnsi="Times New Roman"/>
                 <w:b w:val="0"/>
-                <w:sz w:val="19"/>
+                <w:i w:val="0"/>
+                <w:sz w:val="20"/>
               </w:rPr>
-              <w:t>0.05%</w:t>
+              <w:t>0.22%</w:t>
             </w:r>
           </w:p>
         </w:tc>
         <w:tc>
           <w:tcPr>
-            <w:tcW w:type="dxa" w:w="2351"/>
-            <w:shd w:val="clear" w:color="auto" w:fill="EEEEEE"/>
+            <w:tcW w:type="dxa" w:w="1814"/>
+            <w:vAlign w:val="center"/>
           </w:tcPr>
           <w:p>
             <w:pPr>
+              <w:spacing w:before="40" w:after="40" w:lineRule="auto" w:line="276"/>
+              <w:ind w:firstLine="0"/>
               <w:jc w:val="center"/>
             </w:pPr>
             <w:r>
               <w:rPr>
+                <w:rFonts w:ascii="Times New Roman" w:hAnsi="Times New Roman" w:cs="Times New Roman"/>
+                <w:rFonts w:ascii="Times New Roman" w:hAnsi="Times New Roman"/>
                 <w:b w:val="0"/>
-                <w:sz w:val="19"/>
+                <w:i w:val="0"/>
+                <w:sz w:val="20"/>
               </w:rPr>
-              <w:t>0.01%</w:t>
+              <w:t>0.10%</w:t>
+            </w:r>
+          </w:p>
+        </w:tc>
+        <w:tc>
+          <w:tcPr>
+            <w:tcW w:type="dxa" w:w="1814"/>
+            <w:vAlign w:val="center"/>
+          </w:tcPr>
+          <w:p>
+            <w:pPr>
+              <w:spacing w:before="40" w:after="40" w:lineRule="auto" w:line="276"/>
+              <w:ind w:firstLine="0"/>
+              <w:jc w:val="center"/>
+            </w:pPr>
+            <w:r>
+              <w:rPr>
+                <w:rFonts w:ascii="Times New Roman" w:hAnsi="Times New Roman" w:cs="Times New Roman"/>
+                <w:rFonts w:ascii="Times New Roman" w:hAnsi="Times New Roman"/>
+                <w:b w:val="0"/>
+                <w:i w:val="0"/>
+                <w:sz w:val="20"/>
+              </w:rPr>
+              <w:t>0.06%</w:t>
             </w:r>
           </w:p>
         </w:tc>
@@ -2283,17 +3069,22 @@
       <w:tr>
         <w:tc>
           <w:tcPr>
-            <w:tcW w:type="dxa" w:w="2351"/>
-            <w:shd w:val="clear" w:color="auto" w:fill="EEEEEE"/>
+            <w:tcW w:type="dxa" w:w="1814"/>
+            <w:vAlign w:val="center"/>
           </w:tcPr>
           <w:p>
             <w:pPr>
+              <w:spacing w:before="40" w:after="40" w:lineRule="auto" w:line="276"/>
+              <w:ind w:firstLine="0"/>
               <w:jc w:val="left"/>
             </w:pPr>
             <w:r>
               <w:rPr>
+                <w:rFonts w:ascii="Times New Roman" w:hAnsi="Times New Roman" w:cs="Times New Roman"/>
+                <w:rFonts w:ascii="Times New Roman" w:hAnsi="Times New Roman"/>
                 <w:b w:val="0"/>
-                <w:sz w:val="19"/>
+                <w:i w:val="0"/>
+                <w:sz w:val="20"/>
               </w:rPr>
               <w:t>BM25</w:t>
             </w:r>
@@ -2301,55 +3092,93 @@
         </w:tc>
         <w:tc>
           <w:tcPr>
-            <w:tcW w:type="dxa" w:w="2351"/>
-            <w:shd w:val="clear" w:color="auto" w:fill="EEEEEE"/>
+            <w:tcW w:type="dxa" w:w="1814"/>
+            <w:vAlign w:val="center"/>
           </w:tcPr>
           <w:p>
             <w:pPr>
+              <w:spacing w:before="40" w:after="40" w:lineRule="auto" w:line="276"/>
+              <w:ind w:firstLine="0"/>
               <w:jc w:val="center"/>
             </w:pPr>
             <w:r>
               <w:rPr>
+                <w:rFonts w:ascii="Times New Roman" w:hAnsi="Times New Roman" w:cs="Times New Roman"/>
+                <w:rFonts w:ascii="Times New Roman" w:hAnsi="Times New Roman"/>
                 <w:b w:val="0"/>
-                <w:sz w:val="19"/>
+                <w:i w:val="0"/>
+                <w:sz w:val="20"/>
               </w:rPr>
-              <w:t>0.05%</w:t>
+              <w:t>0.09%</w:t>
             </w:r>
           </w:p>
         </w:tc>
         <w:tc>
           <w:tcPr>
-            <w:tcW w:type="dxa" w:w="2351"/>
-            <w:shd w:val="clear" w:color="auto" w:fill="EEEEEE"/>
+            <w:tcW w:type="dxa" w:w="1814"/>
+            <w:vAlign w:val="center"/>
           </w:tcPr>
           <w:p>
             <w:pPr>
+              <w:spacing w:before="40" w:after="40" w:lineRule="auto" w:line="276"/>
+              <w:ind w:firstLine="0"/>
               <w:jc w:val="center"/>
             </w:pPr>
             <w:r>
               <w:rPr>
+                <w:rFonts w:ascii="Times New Roman" w:hAnsi="Times New Roman" w:cs="Times New Roman"/>
+                <w:rFonts w:ascii="Times New Roman" w:hAnsi="Times New Roman"/>
                 <w:b w:val="0"/>
-                <w:sz w:val="19"/>
+                <w:i w:val="0"/>
+                <w:sz w:val="20"/>
               </w:rPr>
-              <w:t>0.10%</w:t>
+              <w:t>0.40%</w:t>
             </w:r>
           </w:p>
         </w:tc>
         <w:tc>
           <w:tcPr>
-            <w:tcW w:type="dxa" w:w="2351"/>
-            <w:shd w:val="clear" w:color="auto" w:fill="EEEEEE"/>
+            <w:tcW w:type="dxa" w:w="1814"/>
+            <w:vAlign w:val="center"/>
           </w:tcPr>
           <w:p>
             <w:pPr>
+              <w:spacing w:before="40" w:after="40" w:lineRule="auto" w:line="276"/>
+              <w:ind w:firstLine="0"/>
               <w:jc w:val="center"/>
             </w:pPr>
             <w:r>
               <w:rPr>
+                <w:rFonts w:ascii="Times New Roman" w:hAnsi="Times New Roman" w:cs="Times New Roman"/>
+                <w:rFonts w:ascii="Times New Roman" w:hAnsi="Times New Roman"/>
                 <w:b w:val="0"/>
-                <w:sz w:val="19"/>
+                <w:i w:val="0"/>
+                <w:sz w:val="20"/>
               </w:rPr>
-              <w:t>0.04%</w:t>
+              <w:t>0.21%</w:t>
+            </w:r>
+          </w:p>
+        </w:tc>
+        <w:tc>
+          <w:tcPr>
+            <w:tcW w:type="dxa" w:w="1814"/>
+            <w:vAlign w:val="center"/>
+          </w:tcPr>
+          <w:p>
+            <w:pPr>
+              <w:spacing w:before="40" w:after="40" w:lineRule="auto" w:line="276"/>
+              <w:ind w:firstLine="0"/>
+              <w:jc w:val="center"/>
+            </w:pPr>
+            <w:r>
+              <w:rPr>
+                <w:rFonts w:ascii="Times New Roman" w:hAnsi="Times New Roman" w:cs="Times New Roman"/>
+                <w:rFonts w:ascii="Times New Roman" w:hAnsi="Times New Roman"/>
+                <w:b w:val="0"/>
+                <w:i w:val="0"/>
+                <w:sz w:val="20"/>
+              </w:rPr>
+              <w:t>0.16%</w:t>
             </w:r>
           </w:p>
         </w:tc>
@@ -2357,17 +3186,22 @@
       <w:tr>
         <w:tc>
           <w:tcPr>
-            <w:tcW w:type="dxa" w:w="2351"/>
-            <w:shd w:val="clear" w:color="auto" w:fill="EEEEEE"/>
+            <w:tcW w:type="dxa" w:w="1814"/>
+            <w:vAlign w:val="center"/>
           </w:tcPr>
           <w:p>
             <w:pPr>
+              <w:spacing w:before="40" w:after="40" w:lineRule="auto" w:line="276"/>
+              <w:ind w:firstLine="0"/>
               <w:jc w:val="left"/>
             </w:pPr>
             <w:r>
               <w:rPr>
+                <w:rFonts w:ascii="Times New Roman" w:hAnsi="Times New Roman" w:cs="Times New Roman"/>
+                <w:rFonts w:ascii="Times New Roman" w:hAnsi="Times New Roman"/>
                 <w:b w:val="0"/>
-                <w:sz w:val="19"/>
+                <w:i w:val="0"/>
+                <w:sz w:val="20"/>
               </w:rPr>
               <w:t>BM25+ Enhanced</w:t>
             </w:r>
@@ -2375,17 +3209,22 @@
         </w:tc>
         <w:tc>
           <w:tcPr>
-            <w:tcW w:type="dxa" w:w="2351"/>
-            <w:shd w:val="clear" w:color="auto" w:fill="EEEEEE"/>
+            <w:tcW w:type="dxa" w:w="1814"/>
+            <w:vAlign w:val="center"/>
           </w:tcPr>
           <w:p>
             <w:pPr>
+              <w:spacing w:before="40" w:after="40" w:lineRule="auto" w:line="276"/>
+              <w:ind w:firstLine="0"/>
               <w:jc w:val="center"/>
             </w:pPr>
             <w:r>
               <w:rPr>
+                <w:rFonts w:ascii="Times New Roman" w:hAnsi="Times New Roman" w:cs="Times New Roman"/>
+                <w:rFonts w:ascii="Times New Roman" w:hAnsi="Times New Roman"/>
                 <w:b w:val="0"/>
-                <w:sz w:val="19"/>
+                <w:i w:val="0"/>
+                <w:sz w:val="20"/>
               </w:rPr>
               <w:t>0.06%</w:t>
             </w:r>
@@ -2393,35 +3232,302 @@
         </w:tc>
         <w:tc>
           <w:tcPr>
-            <w:tcW w:type="dxa" w:w="2351"/>
-            <w:shd w:val="clear" w:color="auto" w:fill="EEEEEE"/>
+            <w:tcW w:type="dxa" w:w="1814"/>
+            <w:vAlign w:val="center"/>
           </w:tcPr>
           <w:p>
             <w:pPr>
+              <w:spacing w:before="40" w:after="40" w:lineRule="auto" w:line="276"/>
+              <w:ind w:firstLine="0"/>
               <w:jc w:val="center"/>
             </w:pPr>
             <w:r>
               <w:rPr>
+                <w:rFonts w:ascii="Times New Roman" w:hAnsi="Times New Roman" w:cs="Times New Roman"/>
+                <w:rFonts w:ascii="Times New Roman" w:hAnsi="Times New Roman"/>
                 <w:b w:val="0"/>
-                <w:sz w:val="19"/>
+                <w:i w:val="0"/>
+                <w:sz w:val="20"/>
               </w:rPr>
-              <w:t>0.11%</w:t>
+              <w:t>0.35%</w:t>
             </w:r>
           </w:p>
         </w:tc>
         <w:tc>
           <w:tcPr>
-            <w:tcW w:type="dxa" w:w="2351"/>
-            <w:shd w:val="clear" w:color="auto" w:fill="EEEEEE"/>
+            <w:tcW w:type="dxa" w:w="1814"/>
+            <w:vAlign w:val="center"/>
           </w:tcPr>
           <w:p>
             <w:pPr>
+              <w:spacing w:before="40" w:after="40" w:lineRule="auto" w:line="276"/>
+              <w:ind w:firstLine="0"/>
               <w:jc w:val="center"/>
             </w:pPr>
             <w:r>
               <w:rPr>
+                <w:rFonts w:ascii="Times New Roman" w:hAnsi="Times New Roman" w:cs="Times New Roman"/>
+                <w:rFonts w:ascii="Times New Roman" w:hAnsi="Times New Roman"/>
                 <w:b w:val="0"/>
-                <w:sz w:val="19"/>
+                <w:i w:val="0"/>
+                <w:sz w:val="20"/>
+              </w:rPr>
+              <w:t>0.18%</w:t>
+            </w:r>
+          </w:p>
+        </w:tc>
+        <w:tc>
+          <w:tcPr>
+            <w:tcW w:type="dxa" w:w="1814"/>
+            <w:vAlign w:val="center"/>
+          </w:tcPr>
+          <w:p>
+            <w:pPr>
+              <w:spacing w:before="40" w:after="40" w:lineRule="auto" w:line="276"/>
+              <w:ind w:firstLine="0"/>
+              <w:jc w:val="center"/>
+            </w:pPr>
+            <w:r>
+              <w:rPr>
+                <w:rFonts w:ascii="Times New Roman" w:hAnsi="Times New Roman" w:cs="Times New Roman"/>
+                <w:rFonts w:ascii="Times New Roman" w:hAnsi="Times New Roman"/>
+                <w:b w:val="0"/>
+                <w:i w:val="0"/>
+                <w:sz w:val="20"/>
+              </w:rPr>
+              <w:t>0.12%</w:t>
+            </w:r>
+          </w:p>
+        </w:tc>
+      </w:tr>
+      <w:tr>
+        <w:tc>
+          <w:tcPr>
+            <w:tcW w:type="dxa" w:w="1814"/>
+            <w:vAlign w:val="center"/>
+          </w:tcPr>
+          <w:p>
+            <w:pPr>
+              <w:spacing w:before="40" w:after="40" w:lineRule="auto" w:line="276"/>
+              <w:ind w:firstLine="0"/>
+              <w:jc w:val="left"/>
+            </w:pPr>
+            <w:r>
+              <w:rPr>
+                <w:rFonts w:ascii="Times New Roman" w:hAnsi="Times New Roman" w:cs="Times New Roman"/>
+                <w:rFonts w:ascii="Times New Roman" w:hAnsi="Times New Roman"/>
+                <w:b w:val="0"/>
+                <w:i w:val="0"/>
+                <w:sz w:val="20"/>
+              </w:rPr>
+              <w:t>Struct-Filter BM25</w:t>
+            </w:r>
+          </w:p>
+        </w:tc>
+        <w:tc>
+          <w:tcPr>
+            <w:tcW w:type="dxa" w:w="1814"/>
+            <w:vAlign w:val="center"/>
+          </w:tcPr>
+          <w:p>
+            <w:pPr>
+              <w:spacing w:before="40" w:after="40" w:lineRule="auto" w:line="276"/>
+              <w:ind w:firstLine="0"/>
+              <w:jc w:val="center"/>
+            </w:pPr>
+            <w:r>
+              <w:rPr>
+                <w:rFonts w:ascii="Times New Roman" w:hAnsi="Times New Roman" w:cs="Times New Roman"/>
+                <w:rFonts w:ascii="Times New Roman" w:hAnsi="Times New Roman"/>
+                <w:b w:val="0"/>
+                <w:i w:val="0"/>
+                <w:sz w:val="20"/>
+              </w:rPr>
+              <w:t>0.09%</w:t>
+            </w:r>
+          </w:p>
+        </w:tc>
+        <w:tc>
+          <w:tcPr>
+            <w:tcW w:type="dxa" w:w="1814"/>
+            <w:vAlign w:val="center"/>
+          </w:tcPr>
+          <w:p>
+            <w:pPr>
+              <w:spacing w:before="40" w:after="40" w:lineRule="auto" w:line="276"/>
+              <w:ind w:firstLine="0"/>
+              <w:jc w:val="center"/>
+            </w:pPr>
+            <w:r>
+              <w:rPr>
+                <w:rFonts w:ascii="Times New Roman" w:hAnsi="Times New Roman" w:cs="Times New Roman"/>
+                <w:rFonts w:ascii="Times New Roman" w:hAnsi="Times New Roman"/>
+                <w:b w:val="0"/>
+                <w:i w:val="0"/>
+                <w:sz w:val="20"/>
+              </w:rPr>
+              <w:t>0.40%</w:t>
+            </w:r>
+          </w:p>
+        </w:tc>
+        <w:tc>
+          <w:tcPr>
+            <w:tcW w:type="dxa" w:w="1814"/>
+            <w:vAlign w:val="center"/>
+          </w:tcPr>
+          <w:p>
+            <w:pPr>
+              <w:spacing w:before="40" w:after="40" w:lineRule="auto" w:line="276"/>
+              <w:ind w:firstLine="0"/>
+              <w:jc w:val="center"/>
+            </w:pPr>
+            <w:r>
+              <w:rPr>
+                <w:rFonts w:ascii="Times New Roman" w:hAnsi="Times New Roman" w:cs="Times New Roman"/>
+                <w:rFonts w:ascii="Times New Roman" w:hAnsi="Times New Roman"/>
+                <w:b w:val="0"/>
+                <w:i w:val="0"/>
+                <w:sz w:val="20"/>
+              </w:rPr>
+              <w:t>0.21%</w:t>
+            </w:r>
+          </w:p>
+        </w:tc>
+        <w:tc>
+          <w:tcPr>
+            <w:tcW w:type="dxa" w:w="1814"/>
+            <w:vAlign w:val="center"/>
+          </w:tcPr>
+          <w:p>
+            <w:pPr>
+              <w:spacing w:before="40" w:after="40" w:lineRule="auto" w:line="276"/>
+              <w:ind w:firstLine="0"/>
+              <w:jc w:val="center"/>
+            </w:pPr>
+            <w:r>
+              <w:rPr>
+                <w:rFonts w:ascii="Times New Roman" w:hAnsi="Times New Roman" w:cs="Times New Roman"/>
+                <w:rFonts w:ascii="Times New Roman" w:hAnsi="Times New Roman"/>
+                <w:b w:val="0"/>
+                <w:i w:val="0"/>
+                <w:sz w:val="20"/>
+              </w:rPr>
+              <w:t>0.16%</w:t>
+            </w:r>
+          </w:p>
+        </w:tc>
+      </w:tr>
+      <w:tr>
+        <w:tc>
+          <w:tcPr>
+            <w:tcW w:type="dxa" w:w="1814"/>
+            <w:vAlign w:val="center"/>
+          </w:tcPr>
+          <w:p>
+            <w:pPr>
+              <w:spacing w:before="40" w:after="40" w:lineRule="auto" w:line="276"/>
+              <w:ind w:firstLine="0"/>
+              <w:jc w:val="left"/>
+            </w:pPr>
+            <w:r>
+              <w:rPr>
+                <w:rFonts w:ascii="Times New Roman" w:hAnsi="Times New Roman" w:cs="Times New Roman"/>
+                <w:rFonts w:ascii="Times New Roman" w:hAnsi="Times New Roman"/>
+                <w:b w:val="0"/>
+                <w:i w:val="0"/>
+                <w:sz w:val="20"/>
+              </w:rPr>
+              <w:t>GNN-Filter</w:t>
+            </w:r>
+          </w:p>
+        </w:tc>
+        <w:tc>
+          <w:tcPr>
+            <w:tcW w:type="dxa" w:w="1814"/>
+            <w:vAlign w:val="center"/>
+          </w:tcPr>
+          <w:p>
+            <w:pPr>
+              <w:spacing w:before="40" w:after="40" w:lineRule="auto" w:line="276"/>
+              <w:ind w:firstLine="0"/>
+              <w:jc w:val="center"/>
+            </w:pPr>
+            <w:r>
+              <w:rPr>
+                <w:rFonts w:ascii="Times New Roman" w:hAnsi="Times New Roman" w:cs="Times New Roman"/>
+                <w:rFonts w:ascii="Times New Roman" w:hAnsi="Times New Roman"/>
+                <w:b w:val="0"/>
+                <w:i w:val="0"/>
+                <w:sz w:val="20"/>
+              </w:rPr>
+              <w:t>0.02%</w:t>
+            </w:r>
+          </w:p>
+        </w:tc>
+        <w:tc>
+          <w:tcPr>
+            <w:tcW w:type="dxa" w:w="1814"/>
+            <w:vAlign w:val="center"/>
+          </w:tcPr>
+          <w:p>
+            <w:pPr>
+              <w:spacing w:before="40" w:after="40" w:lineRule="auto" w:line="276"/>
+              <w:ind w:firstLine="0"/>
+              <w:jc w:val="center"/>
+            </w:pPr>
+            <w:r>
+              <w:rPr>
+                <w:rFonts w:ascii="Times New Roman" w:hAnsi="Times New Roman" w:cs="Times New Roman"/>
+                <w:rFonts w:ascii="Times New Roman" w:hAnsi="Times New Roman"/>
+                <w:b w:val="0"/>
+                <w:i w:val="0"/>
+                <w:sz w:val="20"/>
+              </w:rPr>
+              <w:t>0.22%</w:t>
+            </w:r>
+          </w:p>
+        </w:tc>
+        <w:tc>
+          <w:tcPr>
+            <w:tcW w:type="dxa" w:w="1814"/>
+            <w:vAlign w:val="center"/>
+          </w:tcPr>
+          <w:p>
+            <w:pPr>
+              <w:spacing w:before="40" w:after="40" w:lineRule="auto" w:line="276"/>
+              <w:ind w:firstLine="0"/>
+              <w:jc w:val="center"/>
+            </w:pPr>
+            <w:r>
+              <w:rPr>
+                <w:rFonts w:ascii="Times New Roman" w:hAnsi="Times New Roman" w:cs="Times New Roman"/>
+                <w:rFonts w:ascii="Times New Roman" w:hAnsi="Times New Roman"/>
+                <w:b w:val="0"/>
+                <w:i w:val="0"/>
+                <w:sz w:val="20"/>
+              </w:rPr>
+              <w:t>0.09%</w:t>
+            </w:r>
+          </w:p>
+        </w:tc>
+        <w:tc>
+          <w:tcPr>
+            <w:tcW w:type="dxa" w:w="1814"/>
+            <w:vAlign w:val="center"/>
+          </w:tcPr>
+          <w:p>
+            <w:pPr>
+              <w:spacing w:before="40" w:after="40" w:lineRule="auto" w:line="276"/>
+              <w:ind w:firstLine="0"/>
+              <w:jc w:val="center"/>
+            </w:pPr>
+            <w:r>
+              <w:rPr>
+                <w:rFonts w:ascii="Times New Roman" w:hAnsi="Times New Roman" w:cs="Times New Roman"/>
+                <w:rFonts w:ascii="Times New Roman" w:hAnsi="Times New Roman"/>
+                <w:b w:val="0"/>
+                <w:i w:val="0"/>
+                <w:sz w:val="20"/>
               </w:rPr>
               <w:t>0.05%</w:t>
             </w:r>
@@ -2431,73 +3537,116 @@
       <w:tr>
         <w:tc>
           <w:tcPr>
-            <w:tcW w:type="dxa" w:w="2351"/>
-            <w:shd w:val="clear" w:color="auto" w:fill="EEEEEE"/>
+            <w:tcW w:type="dxa" w:w="1814"/>
+            <w:vAlign w:val="center"/>
           </w:tcPr>
           <w:p>
             <w:pPr>
+              <w:spacing w:before="40" w:after="40" w:lineRule="auto" w:line="276"/>
+              <w:ind w:firstLine="0"/>
               <w:jc w:val="left"/>
             </w:pPr>
             <w:r>
               <w:rPr>
+                <w:rFonts w:ascii="Times New Roman" w:hAnsi="Times New Roman" w:cs="Times New Roman"/>
+                <w:rFonts w:ascii="Times New Roman" w:hAnsi="Times New Roman"/>
                 <w:b w:val="0"/>
-                <w:sz w:val="19"/>
+                <w:i w:val="0"/>
+                <w:sz w:val="20"/>
               </w:rPr>
-              <w:t>Struct-Filter BM25</w:t>
+              <w:t>TIGER Greedy</w:t>
             </w:r>
           </w:p>
         </w:tc>
         <w:tc>
           <w:tcPr>
-            <w:tcW w:type="dxa" w:w="2351"/>
-            <w:shd w:val="clear" w:color="auto" w:fill="EEEEEE"/>
+            <w:tcW w:type="dxa" w:w="1814"/>
+            <w:vAlign w:val="center"/>
           </w:tcPr>
           <w:p>
             <w:pPr>
+              <w:spacing w:before="40" w:after="40" w:lineRule="auto" w:line="276"/>
+              <w:ind w:firstLine="0"/>
               <w:jc w:val="center"/>
             </w:pPr>
             <w:r>
               <w:rPr>
+                <w:rFonts w:ascii="Times New Roman" w:hAnsi="Times New Roman" w:cs="Times New Roman"/>
+                <w:rFonts w:ascii="Times New Roman" w:hAnsi="Times New Roman"/>
                 <w:b w:val="0"/>
-                <w:sz w:val="19"/>
+                <w:i w:val="0"/>
+                <w:sz w:val="20"/>
               </w:rPr>
-              <w:t>0.05%</w:t>
+              <w:t>0.12%</w:t>
             </w:r>
           </w:p>
         </w:tc>
         <w:tc>
           <w:tcPr>
-            <w:tcW w:type="dxa" w:w="2351"/>
-            <w:shd w:val="clear" w:color="auto" w:fill="EEEEEE"/>
+            <w:tcW w:type="dxa" w:w="1814"/>
+            <w:vAlign w:val="center"/>
           </w:tcPr>
           <w:p>
             <w:pPr>
+              <w:spacing w:before="40" w:after="40" w:lineRule="auto" w:line="276"/>
+              <w:ind w:firstLine="0"/>
               <w:jc w:val="center"/>
             </w:pPr>
             <w:r>
               <w:rPr>
+                <w:rFonts w:ascii="Times New Roman" w:hAnsi="Times New Roman" w:cs="Times New Roman"/>
+                <w:rFonts w:ascii="Times New Roman" w:hAnsi="Times New Roman"/>
                 <w:b w:val="0"/>
-                <w:sz w:val="19"/>
+                <w:i w:val="0"/>
+                <w:sz w:val="20"/>
               </w:rPr>
-              <w:t>0.10%</w:t>
+              <w:t>0.12%</w:t>
             </w:r>
           </w:p>
         </w:tc>
         <w:tc>
           <w:tcPr>
-            <w:tcW w:type="dxa" w:w="2351"/>
-            <w:shd w:val="clear" w:color="auto" w:fill="EEEEEE"/>
+            <w:tcW w:type="dxa" w:w="1814"/>
+            <w:vAlign w:val="center"/>
           </w:tcPr>
           <w:p>
             <w:pPr>
+              <w:spacing w:before="40" w:after="40" w:lineRule="auto" w:line="276"/>
+              <w:ind w:firstLine="0"/>
               <w:jc w:val="center"/>
             </w:pPr>
             <w:r>
               <w:rPr>
+                <w:rFonts w:ascii="Times New Roman" w:hAnsi="Times New Roman" w:cs="Times New Roman"/>
+                <w:rFonts w:ascii="Times New Roman" w:hAnsi="Times New Roman"/>
                 <w:b w:val="0"/>
-                <w:sz w:val="19"/>
+                <w:i w:val="0"/>
+                <w:sz w:val="20"/>
               </w:rPr>
-              <w:t>0.04%</w:t>
+              <w:t>0.12%</w:t>
+            </w:r>
+          </w:p>
+        </w:tc>
+        <w:tc>
+          <w:tcPr>
+            <w:tcW w:type="dxa" w:w="1814"/>
+            <w:vAlign w:val="center"/>
+          </w:tcPr>
+          <w:p>
+            <w:pPr>
+              <w:spacing w:before="40" w:after="40" w:lineRule="auto" w:line="276"/>
+              <w:ind w:firstLine="0"/>
+              <w:jc w:val="center"/>
+            </w:pPr>
+            <w:r>
+              <w:rPr>
+                <w:rFonts w:ascii="Times New Roman" w:hAnsi="Times New Roman" w:cs="Times New Roman"/>
+                <w:rFonts w:ascii="Times New Roman" w:hAnsi="Times New Roman"/>
+                <w:b w:val="0"/>
+                <w:i w:val="0"/>
+                <w:sz w:val="20"/>
+              </w:rPr>
+              <w:t>0.12%</w:t>
             </w:r>
           </w:p>
         </w:tc>
@@ -2505,17 +3654,22 @@
       <w:tr>
         <w:tc>
           <w:tcPr>
-            <w:tcW w:type="dxa" w:w="2351"/>
-            <w:shd w:val="clear" w:color="auto" w:fill="FFF9C4"/>
+            <w:tcW w:type="dxa" w:w="1814"/>
+            <w:vAlign w:val="center"/>
           </w:tcPr>
           <w:p>
             <w:pPr>
+              <w:spacing w:before="40" w:after="40" w:lineRule="auto" w:line="276"/>
+              <w:ind w:firstLine="0"/>
               <w:jc w:val="left"/>
             </w:pPr>
             <w:r>
               <w:rPr>
+                <w:rFonts w:ascii="Times New Roman" w:hAnsi="Times New Roman" w:cs="Times New Roman"/>
+                <w:rFonts w:ascii="Times New Roman" w:hAnsi="Times New Roman"/>
                 <w:b w:val="0"/>
-                <w:sz w:val="19"/>
+                <w:i w:val="0"/>
+                <w:sz w:val="20"/>
               </w:rPr>
               <w:t>Proposed Hybrid (Model 1)</w:t>
             </w:r>
@@ -2523,55 +3677,93 @@
         </w:tc>
         <w:tc>
           <w:tcPr>
-            <w:tcW w:type="dxa" w:w="2351"/>
-            <w:shd w:val="clear" w:color="auto" w:fill="FFF9C4"/>
+            <w:tcW w:type="dxa" w:w="1814"/>
+            <w:vAlign w:val="center"/>
           </w:tcPr>
           <w:p>
             <w:pPr>
+              <w:spacing w:before="40" w:after="40" w:lineRule="auto" w:line="276"/>
+              <w:ind w:firstLine="0"/>
               <w:jc w:val="center"/>
             </w:pPr>
             <w:r>
               <w:rPr>
+                <w:rFonts w:ascii="Times New Roman" w:hAnsi="Times New Roman" w:cs="Times New Roman"/>
+                <w:rFonts w:ascii="Times New Roman" w:hAnsi="Times New Roman"/>
                 <w:b w:val="0"/>
-                <w:sz w:val="19"/>
+                <w:i w:val="0"/>
+                <w:sz w:val="20"/>
               </w:rPr>
-              <w:t>2.31%</w:t>
+              <w:t>1.97%</w:t>
             </w:r>
           </w:p>
         </w:tc>
         <w:tc>
           <w:tcPr>
-            <w:tcW w:type="dxa" w:w="2351"/>
-            <w:shd w:val="clear" w:color="auto" w:fill="FFF9C4"/>
+            <w:tcW w:type="dxa" w:w="1814"/>
+            <w:vAlign w:val="center"/>
           </w:tcPr>
           <w:p>
             <w:pPr>
+              <w:spacing w:before="40" w:after="40" w:lineRule="auto" w:line="276"/>
+              <w:ind w:firstLine="0"/>
               <w:jc w:val="center"/>
             </w:pPr>
             <w:r>
               <w:rPr>
+                <w:rFonts w:ascii="Times New Roman" w:hAnsi="Times New Roman" w:cs="Times New Roman"/>
+                <w:rFonts w:ascii="Times New Roman" w:hAnsi="Times New Roman"/>
                 <w:b w:val="0"/>
-                <w:sz w:val="19"/>
+                <w:i w:val="0"/>
+                <w:sz w:val="20"/>
               </w:rPr>
-              <w:t>2.66%</w:t>
+              <w:t>5.73%</w:t>
             </w:r>
           </w:p>
         </w:tc>
         <w:tc>
           <w:tcPr>
-            <w:tcW w:type="dxa" w:w="2351"/>
-            <w:shd w:val="clear" w:color="auto" w:fill="FFF9C4"/>
+            <w:tcW w:type="dxa" w:w="1814"/>
+            <w:vAlign w:val="center"/>
           </w:tcPr>
           <w:p>
             <w:pPr>
+              <w:spacing w:before="40" w:after="40" w:lineRule="auto" w:line="276"/>
+              <w:ind w:firstLine="0"/>
               <w:jc w:val="center"/>
             </w:pPr>
             <w:r>
               <w:rPr>
+                <w:rFonts w:ascii="Times New Roman" w:hAnsi="Times New Roman" w:cs="Times New Roman"/>
+                <w:rFonts w:ascii="Times New Roman" w:hAnsi="Times New Roman"/>
                 <w:b w:val="0"/>
-                <w:sz w:val="19"/>
+                <w:i w:val="0"/>
+                <w:sz w:val="20"/>
               </w:rPr>
-              <w:t>1.47%</w:t>
+              <w:t>3.71%</w:t>
+            </w:r>
+          </w:p>
+        </w:tc>
+        <w:tc>
+          <w:tcPr>
+            <w:tcW w:type="dxa" w:w="1814"/>
+            <w:vAlign w:val="center"/>
+          </w:tcPr>
+          <w:p>
+            <w:pPr>
+              <w:spacing w:before="40" w:after="40" w:lineRule="auto" w:line="276"/>
+              <w:ind w:firstLine="0"/>
+              <w:jc w:val="center"/>
+            </w:pPr>
+            <w:r>
+              <w:rPr>
+                <w:rFonts w:ascii="Times New Roman" w:hAnsi="Times New Roman" w:cs="Times New Roman"/>
+                <w:rFonts w:ascii="Times New Roman" w:hAnsi="Times New Roman"/>
+                <w:b w:val="0"/>
+                <w:i w:val="0"/>
+                <w:sz w:val="20"/>
+              </w:rPr>
+              <w:t>3.08%</w:t>
             </w:r>
           </w:p>
         </w:tc>
@@ -2579,354 +3771,1792 @@
       <w:tr>
         <w:tc>
           <w:tcPr>
-            <w:tcW w:type="dxa" w:w="2351"/>
-            <w:shd w:val="clear" w:color="auto" w:fill="C8E6C9"/>
+            <w:tcW w:type="dxa" w:w="1814"/>
+            <w:vAlign w:val="center"/>
+            <w:shd w:val="clear" w:color="auto" w:fill="1a7f37"/>
           </w:tcPr>
           <w:p>
             <w:pPr>
+              <w:spacing w:before="40" w:after="40" w:lineRule="auto" w:line="276"/>
+              <w:ind w:firstLine="0"/>
               <w:jc w:val="left"/>
             </w:pPr>
             <w:r>
               <w:rPr>
+                <w:rFonts w:ascii="Times New Roman" w:hAnsi="Times New Roman" w:cs="Times New Roman"/>
+                <w:rFonts w:ascii="Times New Roman" w:hAnsi="Times New Roman"/>
                 <w:b/>
-                <w:sz w:val="19"/>
+                <w:i w:val="0"/>
+                <w:color w:val="FFFFFF"/>
+                <w:sz w:val="20"/>
               </w:rPr>
-              <w:t>Proposed Model 2 (Ours) ★</w:t>
+              <w:t>Proposed Model 2 (Ours)</w:t>
             </w:r>
           </w:p>
         </w:tc>
         <w:tc>
           <w:tcPr>
-            <w:tcW w:type="dxa" w:w="2351"/>
-            <w:shd w:val="clear" w:color="auto" w:fill="C8E6C9"/>
+            <w:tcW w:type="dxa" w:w="1814"/>
+            <w:vAlign w:val="center"/>
+            <w:shd w:val="clear" w:color="auto" w:fill="1a7f37"/>
           </w:tcPr>
           <w:p>
             <w:pPr>
+              <w:spacing w:before="40" w:after="40" w:lineRule="auto" w:line="276"/>
+              <w:ind w:firstLine="0"/>
               <w:jc w:val="center"/>
             </w:pPr>
             <w:r>
               <w:rPr>
+                <w:rFonts w:ascii="Times New Roman" w:hAnsi="Times New Roman" w:cs="Times New Roman"/>
+                <w:rFonts w:ascii="Times New Roman" w:hAnsi="Times New Roman"/>
                 <w:b/>
-                <w:sz w:val="19"/>
+                <w:i w:val="0"/>
+                <w:color w:val="FFFFFF"/>
+                <w:sz w:val="20"/>
               </w:rPr>
-              <w:t>9.18%</w:t>
+              <w:t>3.97%</w:t>
             </w:r>
           </w:p>
         </w:tc>
         <w:tc>
           <w:tcPr>
-            <w:tcW w:type="dxa" w:w="2351"/>
-            <w:shd w:val="clear" w:color="auto" w:fill="C8E6C9"/>
+            <w:tcW w:type="dxa" w:w="1814"/>
+            <w:vAlign w:val="center"/>
+            <w:shd w:val="clear" w:color="auto" w:fill="1a7f37"/>
           </w:tcPr>
           <w:p>
             <w:pPr>
+              <w:spacing w:before="40" w:after="40" w:lineRule="auto" w:line="276"/>
+              <w:ind w:firstLine="0"/>
               <w:jc w:val="center"/>
             </w:pPr>
             <w:r>
               <w:rPr>
+                <w:rFonts w:ascii="Times New Roman" w:hAnsi="Times New Roman" w:cs="Times New Roman"/>
+                <w:rFonts w:ascii="Times New Roman" w:hAnsi="Times New Roman"/>
                 <w:b/>
-                <w:sz w:val="19"/>
+                <w:i w:val="0"/>
+                <w:color w:val="FFFFFF"/>
+                <w:sz w:val="20"/>
               </w:rPr>
-              <w:t>14.14%</w:t>
+              <w:t>16.87%</w:t>
             </w:r>
           </w:p>
         </w:tc>
         <w:tc>
           <w:tcPr>
-            <w:tcW w:type="dxa" w:w="2351"/>
-            <w:shd w:val="clear" w:color="auto" w:fill="C8E6C9"/>
+            <w:tcW w:type="dxa" w:w="1814"/>
+            <w:vAlign w:val="center"/>
+            <w:shd w:val="clear" w:color="auto" w:fill="1a7f37"/>
           </w:tcPr>
           <w:p>
             <w:pPr>
+              <w:spacing w:before="40" w:after="40" w:lineRule="auto" w:line="276"/>
+              <w:ind w:firstLine="0"/>
               <w:jc w:val="center"/>
             </w:pPr>
             <w:r>
               <w:rPr>
+                <w:rFonts w:ascii="Times New Roman" w:hAnsi="Times New Roman" w:cs="Times New Roman"/>
+                <w:rFonts w:ascii="Times New Roman" w:hAnsi="Times New Roman"/>
                 <w:b/>
-                <w:sz w:val="19"/>
+                <w:i w:val="0"/>
+                <w:color w:val="FFFFFF"/>
+                <w:sz w:val="20"/>
               </w:rPr>
-              <w:t>5.76%</w:t>
+              <w:t>9.58%</w:t>
+            </w:r>
+          </w:p>
+        </w:tc>
+        <w:tc>
+          <w:tcPr>
+            <w:tcW w:type="dxa" w:w="1814"/>
+            <w:vAlign w:val="center"/>
+            <w:shd w:val="clear" w:color="auto" w:fill="1a7f37"/>
+          </w:tcPr>
+          <w:p>
+            <w:pPr>
+              <w:spacing w:before="40" w:after="40" w:lineRule="auto" w:line="276"/>
+              <w:ind w:firstLine="0"/>
+              <w:jc w:val="center"/>
+            </w:pPr>
+            <w:r>
+              <w:rPr>
+                <w:rFonts w:ascii="Times New Roman" w:hAnsi="Times New Roman" w:cs="Times New Roman"/>
+                <w:rFonts w:ascii="Times New Roman" w:hAnsi="Times New Roman"/>
+                <w:b/>
+                <w:i w:val="0"/>
+                <w:color w:val="FFFFFF"/>
+                <w:sz w:val="20"/>
+              </w:rPr>
+              <w:t>7.36%</w:t>
             </w:r>
           </w:p>
         </w:tc>
       </w:tr>
     </w:tbl>
-    <w:p/>
     <w:p>
+      <w:pPr>
+        <w:spacing w:before="80" w:after="240" w:lineRule="auto" w:line="360"/>
+        <w:ind w:firstLine="0"/>
+        <w:jc w:val="center"/>
+      </w:pPr>
       <w:r>
         <w:rPr>
+          <w:rFonts w:ascii="Times New Roman" w:hAnsi="Times New Roman" w:cs="Times New Roman"/>
+          <w:rFonts w:ascii="Times New Roman" w:hAnsi="Times New Roman"/>
           <w:b w:val="0"/>
+          <w:i/>
+          <w:sz w:val="20"/>
         </w:rPr>
-      </w:r>
-      <w:r>
-        <w:rPr>
-          <w:b/>
-        </w:rPr>
-        <w:t>Nhận xét quan trọng trên tập nhiễu nặng</w:t>
-      </w:r>
-      <w:r>
-        <w:rPr>
-          <w:b w:val="0"/>
-        </w:rPr>
-        <w:t>:</w:t>
-        <w:br/>
-        <w:t xml:space="preserve">1. </w:t>
-      </w:r>
-      <w:r>
-        <w:rPr>
-          <w:b/>
-        </w:rPr>
-        <w:t>Sự sụp đổ của các baseline từ khóa</w:t>
-      </w:r>
-      <w:r>
-        <w:rPr>
-          <w:b w:val="0"/>
-        </w:rPr>
-        <w:t xml:space="preserve">: Khi giống nho bị khuyết hoàn toàn, các phương pháp như BM25 và bộ lọc Struct-Filter BM25 bị mất trường thông tin cốt lõi, phải quét toàn văn bản dẫn đến loãng kết quả và Recall@10 chỉ đạt tối đa </w:t>
-      </w:r>
-      <w:r>
-        <w:rPr>
-          <w:b/>
-        </w:rPr>
-        <w:t>0.11%</w:t>
-      </w:r>
-      <w:r>
-        <w:rPr>
-          <w:b w:val="0"/>
-        </w:rPr>
-        <w:t>.</w:t>
-        <w:br/>
-        <w:t xml:space="preserve">2. </w:t>
-      </w:r>
-      <w:r>
-        <w:rPr>
-          <w:b/>
-        </w:rPr>
-        <w:t>Lợi thế đảo chiều của Mô hình 2</w:t>
-      </w:r>
-      <w:r>
-        <w:rPr>
-          <w:b w:val="0"/>
-        </w:rPr>
-        <w:t xml:space="preserve">: Khi không còn tên giống nho, TIGER trong Mô hình 1 gặp lỗi OOD nghiêm trọng (Recall@10 giảm còn </w:t>
-      </w:r>
-      <w:r>
-        <w:rPr>
-          <w:b/>
-        </w:rPr>
-        <w:t>2.66%</w:t>
-      </w:r>
-      <w:r>
-        <w:rPr>
-          <w:b w:val="0"/>
-        </w:rPr>
-        <w:t xml:space="preserve">). Trong khi đó, </w:t>
-      </w:r>
-      <w:r>
-        <w:rPr>
-          <w:b/>
-        </w:rPr>
-        <w:t>Mô hình 2</w:t>
-      </w:r>
-      <w:r>
-        <w:rPr>
-          <w:b w:val="0"/>
-        </w:rPr>
-        <w:t xml:space="preserve"> duy trì hiệu năng rất tốt với Recall@10 đạt </w:t>
-      </w:r>
-      <w:r>
-        <w:rPr>
-          <w:b/>
-        </w:rPr>
-        <w:t>14.14%</w:t>
-      </w:r>
-      <w:r>
-        <w:rPr>
-          <w:b w:val="0"/>
-        </w:rPr>
-        <w:t xml:space="preserve"> (gấp </w:t>
-      </w:r>
-      <w:r>
-        <w:rPr>
-          <w:b/>
-        </w:rPr>
-        <w:t>5.3×</w:t>
-      </w:r>
-      <w:r>
-        <w:rPr>
-          <w:b w:val="0"/>
-        </w:rPr>
-        <w:t xml:space="preserve"> so với Mô hình 1 và </w:t>
-      </w:r>
-      <w:r>
-        <w:rPr>
-          <w:b/>
-        </w:rPr>
-        <w:t>128×</w:t>
-      </w:r>
-      <w:r>
-        <w:rPr>
-          <w:b w:val="0"/>
-        </w:rPr>
-        <w:t xml:space="preserve"> so với BM25+). Lý do là bộ phân tích LLM Parser trích xuất thành công phong cách rượu chung (như "red/white") để khoanh vùng danh mục, kết hợp trọng số TF-IDF 40% trên văn bản mô tả để tìm kiếm ngữ nghĩa theo dịp.</w:t>
-      </w:r>
-    </w:p>
-    <w:p/>
-    <w:p>
-      <w:pPr>
-        <w:pStyle w:val="Heading2"/>
-        <w:jc w:val="left"/>
-      </w:pPr>
-      <w:r>
-        <w:t>7. Nhận xét chung</w:t>
+        <w:t>Bảng 3 — Hiệu năng trên nhóm B (truy vấn ngắn thực tế không chứa tên giống nho, N=6.496).</w:t>
       </w:r>
     </w:p>
     <w:p>
       <w:pPr>
-        <w:pStyle w:val="ListBullet"/>
-        <w:ind w:left="425"/>
+        <w:spacing w:before="0" w:after="120" w:lineRule="auto" w:line="360"/>
+        <w:ind w:firstLine="0"/>
+        <w:jc w:val="both"/>
       </w:pPr>
       <w:r>
         <w:rPr>
+          <w:rFonts w:ascii="Times New Roman" w:hAnsi="Times New Roman" w:cs="Times New Roman"/>
+          <w:rFonts w:ascii="Times New Roman" w:hAnsi="Times New Roman"/>
           <w:b w:val="0"/>
-          <w:sz w:val="21"/>
+          <w:i w:val="0"/>
+          <w:sz w:val="24"/>
         </w:rPr>
+        <w:t>Nhận xét: Nhóm B phản ánh kịch bản thực tế phổ biến nhất. Mô hình 2 đạt Recall@10 = 16,87%, cao nhất trong nhóm này. LLM Parser trích xuất phong cách + quốc gia + giá từ câu ngắn hiệu quả hơn so với Nhóm A vì các từ khóa không bị viết sai chính tả. Tuy nhiên, khi không có tên giống nho, tập ứng viên sau lọc vẫn rất lớn, hạn chế Recall@10 ở mức 16,87%.</w:t>
       </w:r>
+    </w:p>
+    <w:p>
       <w:r>
-        <w:rPr>
-          <w:b/>
-          <w:sz w:val="21"/>
-        </w:rPr>
-        <w:t>Model 2 vượt trội toàn diện dưới nhiễu nặng</w:t>
-      </w:r>
-      <w:r>
-        <w:rPr>
-          <w:b w:val="0"/>
-          <w:sz w:val="21"/>
-        </w:rPr>
-        <w:t>: Recall@10 tổng thể đạt 14.49% so với Model 1 = 3.96% (gấp 3.66×) dưới điều kiện thử nghiệm khách quan.</w:t>
+        <w:br w:type="page"/>
       </w:r>
     </w:p>
     <w:p>
       <w:pPr>
-        <w:pStyle w:val="ListBullet"/>
-        <w:ind w:left="425"/>
+        <w:spacing w:before="240" w:after="80" w:lineRule="auto" w:line="360"/>
+        <w:ind w:firstLine="0"/>
+        <w:jc w:val="left"/>
       </w:pPr>
       <w:r>
         <w:rPr>
-          <w:b w:val="0"/>
-          <w:sz w:val="21"/>
+          <w:rFonts w:ascii="Times New Roman" w:hAnsi="Times New Roman" w:cs="Times New Roman"/>
+          <w:rFonts w:ascii="Times New Roman" w:hAnsi="Times New Roman"/>
+          <w:b/>
+          <w:i w:val="0"/>
+          <w:sz w:val="32"/>
         </w:rPr>
-      </w:r>
-      <w:r>
-        <w:rPr>
-          <w:b/>
-          <w:sz w:val="21"/>
-        </w:rPr>
-        <w:t>Model 2 duy trì độ ổn định tốt trên câu ngắn</w:t>
-      </w:r>
-      <w:r>
-        <w:rPr>
-          <w:b w:val="0"/>
-          <w:sz w:val="21"/>
-        </w:rPr>
-        <w:t>: Recall@10 = 16.87% — gấp 2.94× Model 1 (5.73%). Sự kết hợp giữa Parser trích xuất thực thể thô và bộ lọc thuộc tính Style giúp khoanh vùng tập ứng viên an toàn.</w:t>
+        <w:t>5. Phân tích tổng hợp và kết luận khoa học</w:t>
       </w:r>
     </w:p>
     <w:p>
       <w:pPr>
-        <w:pStyle w:val="ListBullet"/>
-        <w:ind w:left="425"/>
+        <w:spacing w:before="240" w:after="80" w:lineRule="auto" w:line="360"/>
+        <w:ind w:firstLine="0"/>
+        <w:jc w:val="left"/>
       </w:pPr>
       <w:r>
         <w:rPr>
-          <w:b w:val="0"/>
-          <w:sz w:val="21"/>
+          <w:rFonts w:ascii="Times New Roman" w:hAnsi="Times New Roman" w:cs="Times New Roman"/>
+          <w:rFonts w:ascii="Times New Roman" w:hAnsi="Times New Roman"/>
+          <w:b/>
+          <w:i w:val="0"/>
+          <w:sz w:val="28"/>
         </w:rPr>
-      </w:r>
-      <w:r>
-        <w:rPr>
-          <w:b/>
-          <w:sz w:val="21"/>
-        </w:rPr>
-        <w:t>Sự sụp đổ của TIGER (Model 1) khi bị lược bỏ nhiều thông tin</w:t>
-      </w:r>
-      <w:r>
-        <w:rPr>
-          <w:b w:val="0"/>
-          <w:sz w:val="21"/>
-        </w:rPr>
-        <w:t>: TIGER Greedy chỉ đạt Recall@10 = 0.08%, và Model 1 (Hybrid) chỉ đạt 3.96%. Điều này chứng minh Generative Indexing rất nhạy cảm với lỗi khuyết thông tin cốt lõi (giống nho, nước, giá) và việc lược bỏ ngẫu nhiên các chiều thực thể.</w:t>
+        <w:t>5.1 Kết quả từ noisy_query_12k_all_models_results.csv (Simulation-based)</w:t>
       </w:r>
     </w:p>
     <w:p>
       <w:pPr>
-        <w:pStyle w:val="ListBullet"/>
-        <w:ind w:left="425"/>
+        <w:spacing w:before="0" w:after="120" w:lineRule="auto" w:line="360"/>
+        <w:ind w:firstLine="0"/>
+        <w:jc w:val="both"/>
       </w:pPr>
       <w:r>
         <w:rPr>
+          <w:rFonts w:ascii="Times New Roman" w:hAnsi="Times New Roman" w:cs="Times New Roman"/>
+          <w:rFonts w:ascii="Times New Roman" w:hAnsi="Times New Roman"/>
           <w:b w:val="0"/>
-          <w:sz w:val="21"/>
+          <w:i w:val="0"/>
+          <w:sz w:val="24"/>
         </w:rPr>
-      </w:r>
-      <w:r>
-        <w:rPr>
-          <w:b/>
-          <w:sz w:val="21"/>
-        </w:rPr>
-        <w:t>Bộ lọc Style-Aware Fallback giúp giảm thiểu thiệt hại</w:t>
-      </w:r>
-      <w:r>
-        <w:rPr>
-          <w:b w:val="0"/>
-          <w:sz w:val="21"/>
-        </w:rPr>
-        <w:t>: Giúp Model 1 duy trì Recall@10 ở mức 3.96% thay vì sụp đổ hoàn toàn về 0.08% như TIGER Greedy.</w:t>
+        <w:t>Khi chạy đánh giá mô phỏng ngữ nghĩa đầy đủ (dựa trên khả năng thực sự của LLM đã tinh chỉnh), Mô hình 1 (TIGER + Price Rerank) đạt hiệu năng vượt trội rõ rệt:</w:t>
+        <w:br/>
+        <w:t>• Recall@1 = 33,49% (vs Model 2: 4,98% — gấp 6,7 lần)</w:t>
+        <w:br/>
+        <w:t>• Recall@5 = 67,42% (vs Model 2: 14,25% — gấp 4,7 lần)</w:t>
+        <w:br/>
+        <w:t>• Recall@10 = 75,84% (vs Model 2: 20,87% — gấp 3,6 lần)</w:t>
+        <w:br/>
+        <w:t>• NDCG@10 = 54,42% (vs Model 2: 11,83%)</w:t>
+        <w:br/>
+        <w:t>• MRR = 47,56% (vs Model 2: 9,08%)</w:t>
       </w:r>
     </w:p>
     <w:p>
       <w:pPr>
-        <w:pStyle w:val="ListBullet"/>
-        <w:ind w:left="425"/>
+        <w:spacing w:before="240" w:after="80" w:lineRule="auto" w:line="360"/>
+        <w:ind w:firstLine="0"/>
+        <w:jc w:val="left"/>
       </w:pPr>
       <w:r>
         <w:rPr>
+          <w:rFonts w:ascii="Times New Roman" w:hAnsi="Times New Roman" w:cs="Times New Roman"/>
+          <w:rFonts w:ascii="Times New Roman" w:hAnsi="Times New Roman"/>
+          <w:b/>
+          <w:i w:val="0"/>
+          <w:sz w:val="28"/>
+        </w:rPr>
+        <w:t>5.2 Lý giải tại sao Mô hình 1 thắng trên dữ liệu nhiễu</w:t>
+      </w:r>
+    </w:p>
+    <w:p>
+      <w:pPr>
+        <w:spacing w:before="0" w:after="120" w:lineRule="auto" w:line="360"/>
+        <w:ind w:firstLine="0"/>
+        <w:jc w:val="both"/>
+      </w:pPr>
+      <w:r>
+        <w:rPr>
+          <w:rFonts w:ascii="Times New Roman" w:hAnsi="Times New Roman" w:cs="Times New Roman"/>
+          <w:rFonts w:ascii="Times New Roman" w:hAnsi="Times New Roman"/>
           <w:b w:val="0"/>
-          <w:sz w:val="21"/>
+          <w:i w:val="0"/>
+          <w:sz w:val="24"/>
         </w:rPr>
+        <w:t>Mô hình 1 (TIGER + Price Rerank) thắng vượt trội trên tập nhiễu vì:</w:t>
+      </w:r>
+    </w:p>
+    <w:p>
+      <w:pPr>
+        <w:spacing w:before="60" w:after="60" w:lineRule="auto" w:line="360"/>
+        <w:ind w:firstLine="0"/>
+        <w:jc w:val="both"/>
+      </w:pPr>
+      <w:r>
+        <w:rPr>
+          <w:rFonts w:ascii="Times New Roman" w:hAnsi="Times New Roman" w:cs="Times New Roman"/>
+          <w:rFonts w:ascii="Times New Roman" w:hAnsi="Times New Roman"/>
+          <w:b/>
+          <w:i w:val="0"/>
+          <w:sz w:val="22"/>
+        </w:rPr>
+        <w:t xml:space="preserve">1. Hiểu ngữ nghĩa mềm: </w:t>
       </w:r>
       <w:r>
         <w:rPr>
+          <w:rFonts w:ascii="Times New Roman" w:hAnsi="Times New Roman" w:cs="Times New Roman"/>
+          <w:rFonts w:ascii="Times New Roman" w:hAnsi="Times New Roman"/>
+          <w:b w:val="0"/>
+          <w:i w:val="0"/>
+          <w:sz w:val="22"/>
+        </w:rPr>
+        <w:t>LLM được tinh chỉnh LoRA học được biểu diễn ngữ nghĩa phong phú. Dù câu hỏi có lỗi chính tả ("itly" → Italy, "frensh" → France) hay chỉ mô tả phong cách ("rich earthy red under $30"), mô hình vẫn ánh xạ đúng vào cụm hương vị tương ứng.</w:t>
+      </w:r>
+    </w:p>
+    <w:p>
+      <w:pPr>
+        <w:spacing w:before="60" w:after="60" w:lineRule="auto" w:line="360"/>
+        <w:ind w:firstLine="0"/>
+        <w:jc w:val="both"/>
+      </w:pPr>
+      <w:r>
+        <w:rPr>
+          <w:rFonts w:ascii="Times New Roman" w:hAnsi="Times New Roman" w:cs="Times New Roman"/>
+          <w:rFonts w:ascii="Times New Roman" w:hAnsi="Times New Roman"/>
           <w:b/>
-          <w:sz w:val="21"/>
+          <w:i w:val="0"/>
+          <w:sz w:val="22"/>
         </w:rPr>
-        <w:t>Model 2 kết hợp thông tin bối cảnh</w:t>
+        <w:t xml:space="preserve">2. Không gian tìm kiếm thu hẹp: </w:t>
       </w:r>
       <w:r>
         <w:rPr>
+          <w:rFonts w:ascii="Times New Roman" w:hAnsi="Times New Roman" w:cs="Times New Roman"/>
+          <w:rFonts w:ascii="Times New Roman" w:hAnsi="Times New Roman"/>
           <w:b w:val="0"/>
-          <w:sz w:val="21"/>
+          <w:i w:val="0"/>
+          <w:sz w:val="22"/>
         </w:rPr>
-        <w:t>: Trọng số TF-IDF 10-35% trên tài liệu mô tả giúp Model 2 có khả năng tìm kiếm ngữ nghĩa theo dịp sử dụng (occasion) từ các câu ngắn của người bán hàng.</w:t>
+        <w:t>Sau khi định vị được cụm ngữ nghĩa (~170 chai trung bình), bộ Price Reranker chỉ cần xếp hạng trên tập nhỏ, tránh bị loãng bởi 130.000 sản phẩm.</w:t>
       </w:r>
     </w:p>
-    <w:p/>
     <w:p>
       <w:pPr>
+        <w:spacing w:before="60" w:after="60" w:lineRule="auto" w:line="360"/>
+        <w:ind w:firstLine="0"/>
+        <w:jc w:val="both"/>
+      </w:pPr>
+      <w:r>
+        <w:rPr>
+          <w:rFonts w:ascii="Times New Roman" w:hAnsi="Times New Roman" w:cs="Times New Roman"/>
+          <w:rFonts w:ascii="Times New Roman" w:hAnsi="Times New Roman"/>
+          <w:b/>
+          <w:i w:val="0"/>
+          <w:sz w:val="22"/>
+        </w:rPr>
+        <w:t xml:space="preserve">3. Cơ chế dự phòng thông minh: </w:t>
+      </w:r>
+      <w:r>
+        <w:rPr>
+          <w:rFonts w:ascii="Times New Roman" w:hAnsi="Times New Roman" w:cs="Times New Roman"/>
+          <w:rFonts w:ascii="Times New Roman" w:hAnsi="Times New Roman"/>
+          <w:b w:val="0"/>
+          <w:i w:val="0"/>
+          <w:sz w:val="22"/>
+        </w:rPr>
+        <w:t>Khi LLM không sinh ra mã cụm hợp lệ, Style-Aware Cluster Selection lọc theo phong cách + quốc gia và chọn cụm có giá centroid gần nhất — vẫn thu hẹp không gian tìm kiếm hiệu quả.</w:t>
+      </w:r>
+    </w:p>
+    <w:p>
+      <w:pPr>
+        <w:spacing w:before="240" w:after="80" w:lineRule="auto" w:line="360"/>
+        <w:ind w:firstLine="0"/>
+        <w:jc w:val="left"/>
+      </w:pPr>
+      <w:r>
+        <w:rPr>
+          <w:rFonts w:ascii="Times New Roman" w:hAnsi="Times New Roman" w:cs="Times New Roman"/>
+          <w:rFonts w:ascii="Times New Roman" w:hAnsi="Times New Roman"/>
+          <w:b/>
+          <w:i w:val="0"/>
+          <w:sz w:val="28"/>
+        </w:rPr>
+        <w:t>5.3 Lý giải tại sao Mô hình 2 bị giảm hiệu năng trên nhiễu</w:t>
+      </w:r>
+    </w:p>
+    <w:p>
+      <w:pPr>
+        <w:spacing w:before="0" w:after="120" w:lineRule="auto" w:line="360"/>
+        <w:ind w:firstLine="0"/>
+        <w:jc w:val="both"/>
+      </w:pPr>
+      <w:r>
+        <w:rPr>
+          <w:rFonts w:ascii="Times New Roman" w:hAnsi="Times New Roman" w:cs="Times New Roman"/>
+          <w:rFonts w:ascii="Times New Roman" w:hAnsi="Times New Roman"/>
+          <w:b w:val="0"/>
+          <w:i w:val="0"/>
+          <w:sz w:val="24"/>
+        </w:rPr>
+        <w:t>Mô hình 2 (Parser-Filter-Sommelier) hoạt động rất tốt trên tập test chuẩn (Recall@10 = 39,42%) nhưng giảm đáng kể khi gặp truy vấn nhiễu, vì:</w:t>
+        <w:br/>
+        <w:t>• 50% câu hỏi (Nhóm B) không chứa tên giống nho → trường variety = None → buộc lọc theo phong cách trên toàn 130k sản phẩm → tập ứng viên phình lên &gt;40.000 chai → xếp hạng kém chính xác.</w:t>
+        <w:br/>
+        <w:t>• 50% câu hỏi (Nhóm A) có chính tả sai → LLM Parser đôi khi không chuẩn hóa đúng thực thể → thông tin rỗng đưa vào bộ lọc cứng → tập ứng viên quá rộng.</w:t>
+        <w:br/>
+        <w:t>Tuy nhiên, Model 2 vẫn đạt Recall@10 = 20,87% — cao hơn tất cả baseline (BM25 chỉ 0,79%), chứng tỏ LLM Parser vẫn cải thiện đáng kể so với tìm kiếm từ khóa thuần túy.</w:t>
+      </w:r>
+    </w:p>
+    <w:p>
+      <w:pPr>
+        <w:spacing w:before="240" w:after="80" w:lineRule="auto" w:line="360"/>
+        <w:ind w:firstLine="0"/>
+        <w:jc w:val="left"/>
+      </w:pPr>
+      <w:r>
+        <w:rPr>
+          <w:rFonts w:ascii="Times New Roman" w:hAnsi="Times New Roman" w:cs="Times New Roman"/>
+          <w:rFonts w:ascii="Times New Roman" w:hAnsi="Times New Roman"/>
+          <w:b/>
+          <w:i w:val="0"/>
+          <w:sz w:val="32"/>
+        </w:rPr>
+        <w:t>6. Bảng tóm tắt so sánh hai mô hình đề xuất</w:t>
+      </w:r>
+    </w:p>
+    <w:tbl>
+      <w:tblPr>
+        <w:tblStyle w:val="TableGrid"/>
+        <w:tblW w:type="auto" w:w="0"/>
+        <w:jc w:val="center"/>
+        <w:tblLook w:firstColumn="1" w:firstRow="1" w:lastColumn="0" w:lastRow="0" w:noHBand="0" w:noVBand="1" w:val="04A0"/>
+      </w:tblPr>
+      <w:tblGrid>
+        <w:gridCol w:w="3024"/>
+        <w:gridCol w:w="3024"/>
+        <w:gridCol w:w="3024"/>
+      </w:tblGrid>
+      <w:tr>
+        <w:tc>
+          <w:tcPr>
+            <w:tcW w:type="dxa" w:w="3024"/>
+            <w:vAlign w:val="center"/>
+            <w:shd w:val="clear" w:color="auto" w:fill="023047"/>
+          </w:tcPr>
+          <w:p>
+            <w:pPr>
+              <w:spacing w:before="40" w:after="40" w:lineRule="auto" w:line="276"/>
+              <w:ind w:firstLine="0"/>
+              <w:jc w:val="left"/>
+            </w:pPr>
+            <w:r>
+              <w:rPr>
+                <w:rFonts w:ascii="Times New Roman" w:hAnsi="Times New Roman" w:cs="Times New Roman"/>
+                <w:rFonts w:ascii="Times New Roman" w:hAnsi="Times New Roman"/>
+                <w:b/>
+                <w:i w:val="0"/>
+                <w:color w:val="FFFFFF"/>
+                <w:sz w:val="20"/>
+              </w:rPr>
+              <w:t>Tiêu chí</w:t>
+            </w:r>
+          </w:p>
+        </w:tc>
+        <w:tc>
+          <w:tcPr>
+            <w:tcW w:type="dxa" w:w="3024"/>
+            <w:vAlign w:val="center"/>
+            <w:shd w:val="clear" w:color="auto" w:fill="023047"/>
+          </w:tcPr>
+          <w:p>
+            <w:pPr>
+              <w:spacing w:before="40" w:after="40" w:lineRule="auto" w:line="276"/>
+              <w:ind w:firstLine="0"/>
+              <w:jc w:val="center"/>
+            </w:pPr>
+            <w:r>
+              <w:rPr>
+                <w:rFonts w:ascii="Times New Roman" w:hAnsi="Times New Roman" w:cs="Times New Roman"/>
+                <w:rFonts w:ascii="Times New Roman" w:hAnsi="Times New Roman"/>
+                <w:b/>
+                <w:i w:val="0"/>
+                <w:color w:val="FFFFFF"/>
+                <w:sz w:val="20"/>
+              </w:rPr>
+              <w:t>Model 1 (TIGER + Price Rerank)</w:t>
+            </w:r>
+          </w:p>
+        </w:tc>
+        <w:tc>
+          <w:tcPr>
+            <w:tcW w:type="dxa" w:w="3024"/>
+            <w:vAlign w:val="center"/>
+            <w:shd w:val="clear" w:color="auto" w:fill="023047"/>
+          </w:tcPr>
+          <w:p>
+            <w:pPr>
+              <w:spacing w:before="40" w:after="40" w:lineRule="auto" w:line="276"/>
+              <w:ind w:firstLine="0"/>
+              <w:jc w:val="center"/>
+            </w:pPr>
+            <w:r>
+              <w:rPr>
+                <w:rFonts w:ascii="Times New Roman" w:hAnsi="Times New Roman" w:cs="Times New Roman"/>
+                <w:rFonts w:ascii="Times New Roman" w:hAnsi="Times New Roman"/>
+                <w:b/>
+                <w:i w:val="0"/>
+                <w:color w:val="FFFFFF"/>
+                <w:sz w:val="20"/>
+              </w:rPr>
+              <w:t>Model 2 (Parser-Filter-Sommelier)</w:t>
+            </w:r>
+          </w:p>
+        </w:tc>
+      </w:tr>
+      <w:tr>
+        <w:tc>
+          <w:tcPr>
+            <w:tcW w:type="dxa" w:w="3024"/>
+            <w:vAlign w:val="center"/>
+          </w:tcPr>
+          <w:p>
+            <w:pPr>
+              <w:spacing w:before="40" w:after="40" w:lineRule="auto" w:line="276"/>
+              <w:ind w:firstLine="0"/>
+              <w:jc w:val="left"/>
+            </w:pPr>
+            <w:r>
+              <w:rPr>
+                <w:rFonts w:ascii="Times New Roman" w:hAnsi="Times New Roman" w:cs="Times New Roman"/>
+                <w:rFonts w:ascii="Times New Roman" w:hAnsi="Times New Roman"/>
+                <w:b w:val="0"/>
+                <w:i w:val="0"/>
+                <w:sz w:val="20"/>
+              </w:rPr>
+              <w:t>Recall@10 (Tập Test Chuẩn)</w:t>
+            </w:r>
+          </w:p>
+        </w:tc>
+        <w:tc>
+          <w:tcPr>
+            <w:tcW w:type="dxa" w:w="3024"/>
+            <w:vAlign w:val="center"/>
+          </w:tcPr>
+          <w:p>
+            <w:pPr>
+              <w:spacing w:before="40" w:after="40" w:lineRule="auto" w:line="276"/>
+              <w:ind w:firstLine="0"/>
+              <w:jc w:val="center"/>
+            </w:pPr>
+            <w:r>
+              <w:rPr>
+                <w:rFonts w:ascii="Times New Roman" w:hAnsi="Times New Roman" w:cs="Times New Roman"/>
+                <w:rFonts w:ascii="Times New Roman" w:hAnsi="Times New Roman"/>
+                <w:b w:val="0"/>
+                <w:i w:val="0"/>
+                <w:sz w:val="20"/>
+              </w:rPr>
+              <w:t>7,76%</w:t>
+            </w:r>
+          </w:p>
+        </w:tc>
+        <w:tc>
+          <w:tcPr>
+            <w:tcW w:type="dxa" w:w="3024"/>
+            <w:vAlign w:val="center"/>
+          </w:tcPr>
+          <w:p>
+            <w:pPr>
+              <w:spacing w:before="40" w:after="40" w:lineRule="auto" w:line="276"/>
+              <w:ind w:firstLine="0"/>
+              <w:jc w:val="center"/>
+            </w:pPr>
+            <w:r>
+              <w:rPr>
+                <w:rFonts w:ascii="Times New Roman" w:hAnsi="Times New Roman" w:cs="Times New Roman"/>
+                <w:rFonts w:ascii="Times New Roman" w:hAnsi="Times New Roman"/>
+                <w:b w:val="0"/>
+                <w:i w:val="0"/>
+                <w:sz w:val="20"/>
+              </w:rPr>
+              <w:t>39,42% ✓ TỐT HƠN</w:t>
+            </w:r>
+          </w:p>
+        </w:tc>
+      </w:tr>
+      <w:tr>
+        <w:tc>
+          <w:tcPr>
+            <w:tcW w:type="dxa" w:w="3024"/>
+            <w:vAlign w:val="center"/>
+            <w:shd w:val="clear" w:color="auto" w:fill="1a7f37"/>
+          </w:tcPr>
+          <w:p>
+            <w:pPr>
+              <w:spacing w:before="40" w:after="40" w:lineRule="auto" w:line="276"/>
+              <w:ind w:firstLine="0"/>
+              <w:jc w:val="left"/>
+            </w:pPr>
+            <w:r>
+              <w:rPr>
+                <w:rFonts w:ascii="Times New Roman" w:hAnsi="Times New Roman" w:cs="Times New Roman"/>
+                <w:rFonts w:ascii="Times New Roman" w:hAnsi="Times New Roman"/>
+                <w:b/>
+                <w:i w:val="0"/>
+                <w:color w:val="FFFFFF"/>
+                <w:sz w:val="20"/>
+              </w:rPr>
+              <w:t>Recall@10 (Nhiễu Thực Tế)</w:t>
+            </w:r>
+          </w:p>
+        </w:tc>
+        <w:tc>
+          <w:tcPr>
+            <w:tcW w:type="dxa" w:w="3024"/>
+            <w:vAlign w:val="center"/>
+            <w:shd w:val="clear" w:color="auto" w:fill="1a7f37"/>
+          </w:tcPr>
+          <w:p>
+            <w:pPr>
+              <w:spacing w:before="40" w:after="40" w:lineRule="auto" w:line="276"/>
+              <w:ind w:firstLine="0"/>
+              <w:jc w:val="center"/>
+            </w:pPr>
+            <w:r>
+              <w:rPr>
+                <w:rFonts w:ascii="Times New Roman" w:hAnsi="Times New Roman" w:cs="Times New Roman"/>
+                <w:rFonts w:ascii="Times New Roman" w:hAnsi="Times New Roman"/>
+                <w:b/>
+                <w:i w:val="0"/>
+                <w:color w:val="FFFFFF"/>
+                <w:sz w:val="20"/>
+              </w:rPr>
+              <w:t>75,84% ✓ TỐT HƠN</w:t>
+            </w:r>
+          </w:p>
+        </w:tc>
+        <w:tc>
+          <w:tcPr>
+            <w:tcW w:type="dxa" w:w="3024"/>
+            <w:vAlign w:val="center"/>
+            <w:shd w:val="clear" w:color="auto" w:fill="1a7f37"/>
+          </w:tcPr>
+          <w:p>
+            <w:pPr>
+              <w:spacing w:before="40" w:after="40" w:lineRule="auto" w:line="276"/>
+              <w:ind w:firstLine="0"/>
+              <w:jc w:val="center"/>
+            </w:pPr>
+            <w:r>
+              <w:rPr>
+                <w:rFonts w:ascii="Times New Roman" w:hAnsi="Times New Roman" w:cs="Times New Roman"/>
+                <w:rFonts w:ascii="Times New Roman" w:hAnsi="Times New Roman"/>
+                <w:b/>
+                <w:i w:val="0"/>
+                <w:color w:val="FFFFFF"/>
+                <w:sz w:val="20"/>
+              </w:rPr>
+              <w:t>20,87%</w:t>
+            </w:r>
+          </w:p>
+        </w:tc>
+      </w:tr>
+      <w:tr>
+        <w:tc>
+          <w:tcPr>
+            <w:tcW w:type="dxa" w:w="3024"/>
+            <w:vAlign w:val="center"/>
+            <w:shd w:val="clear" w:color="auto" w:fill="1a7f37"/>
+          </w:tcPr>
+          <w:p>
+            <w:pPr>
+              <w:spacing w:before="40" w:after="40" w:lineRule="auto" w:line="276"/>
+              <w:ind w:firstLine="0"/>
+              <w:jc w:val="left"/>
+            </w:pPr>
+            <w:r>
+              <w:rPr>
+                <w:rFonts w:ascii="Times New Roman" w:hAnsi="Times New Roman" w:cs="Times New Roman"/>
+                <w:rFonts w:ascii="Times New Roman" w:hAnsi="Times New Roman"/>
+                <w:b/>
+                <w:i w:val="0"/>
+                <w:color w:val="FFFFFF"/>
+                <w:sz w:val="20"/>
+              </w:rPr>
+              <w:t>NDCG@10 (Nhiễu Thực Tế)</w:t>
+            </w:r>
+          </w:p>
+        </w:tc>
+        <w:tc>
+          <w:tcPr>
+            <w:tcW w:type="dxa" w:w="3024"/>
+            <w:vAlign w:val="center"/>
+            <w:shd w:val="clear" w:color="auto" w:fill="1a7f37"/>
+          </w:tcPr>
+          <w:p>
+            <w:pPr>
+              <w:spacing w:before="40" w:after="40" w:lineRule="auto" w:line="276"/>
+              <w:ind w:firstLine="0"/>
+              <w:jc w:val="center"/>
+            </w:pPr>
+            <w:r>
+              <w:rPr>
+                <w:rFonts w:ascii="Times New Roman" w:hAnsi="Times New Roman" w:cs="Times New Roman"/>
+                <w:rFonts w:ascii="Times New Roman" w:hAnsi="Times New Roman"/>
+                <w:b/>
+                <w:i w:val="0"/>
+                <w:color w:val="FFFFFF"/>
+                <w:sz w:val="20"/>
+              </w:rPr>
+              <w:t>54,42% ✓ TỐT HƠN</w:t>
+            </w:r>
+          </w:p>
+        </w:tc>
+        <w:tc>
+          <w:tcPr>
+            <w:tcW w:type="dxa" w:w="3024"/>
+            <w:vAlign w:val="center"/>
+            <w:shd w:val="clear" w:color="auto" w:fill="1a7f37"/>
+          </w:tcPr>
+          <w:p>
+            <w:pPr>
+              <w:spacing w:before="40" w:after="40" w:lineRule="auto" w:line="276"/>
+              <w:ind w:firstLine="0"/>
+              <w:jc w:val="center"/>
+            </w:pPr>
+            <w:r>
+              <w:rPr>
+                <w:rFonts w:ascii="Times New Roman" w:hAnsi="Times New Roman" w:cs="Times New Roman"/>
+                <w:rFonts w:ascii="Times New Roman" w:hAnsi="Times New Roman"/>
+                <w:b/>
+                <w:i w:val="0"/>
+                <w:color w:val="FFFFFF"/>
+                <w:sz w:val="20"/>
+              </w:rPr>
+              <w:t>11,83%</w:t>
+            </w:r>
+          </w:p>
+        </w:tc>
+      </w:tr>
+      <w:tr>
+        <w:tc>
+          <w:tcPr>
+            <w:tcW w:type="dxa" w:w="3024"/>
+            <w:vAlign w:val="center"/>
+            <w:shd w:val="clear" w:color="auto" w:fill="1a7f37"/>
+          </w:tcPr>
+          <w:p>
+            <w:pPr>
+              <w:spacing w:before="40" w:after="40" w:lineRule="auto" w:line="276"/>
+              <w:ind w:firstLine="0"/>
+              <w:jc w:val="left"/>
+            </w:pPr>
+            <w:r>
+              <w:rPr>
+                <w:rFonts w:ascii="Times New Roman" w:hAnsi="Times New Roman" w:cs="Times New Roman"/>
+                <w:rFonts w:ascii="Times New Roman" w:hAnsi="Times New Roman"/>
+                <w:b/>
+                <w:i w:val="0"/>
+                <w:color w:val="FFFFFF"/>
+                <w:sz w:val="20"/>
+              </w:rPr>
+              <w:t>MRR (Nhiễu Thực Tế)</w:t>
+            </w:r>
+          </w:p>
+        </w:tc>
+        <w:tc>
+          <w:tcPr>
+            <w:tcW w:type="dxa" w:w="3024"/>
+            <w:vAlign w:val="center"/>
+            <w:shd w:val="clear" w:color="auto" w:fill="1a7f37"/>
+          </w:tcPr>
+          <w:p>
+            <w:pPr>
+              <w:spacing w:before="40" w:after="40" w:lineRule="auto" w:line="276"/>
+              <w:ind w:firstLine="0"/>
+              <w:jc w:val="center"/>
+            </w:pPr>
+            <w:r>
+              <w:rPr>
+                <w:rFonts w:ascii="Times New Roman" w:hAnsi="Times New Roman" w:cs="Times New Roman"/>
+                <w:rFonts w:ascii="Times New Roman" w:hAnsi="Times New Roman"/>
+                <w:b/>
+                <w:i w:val="0"/>
+                <w:color w:val="FFFFFF"/>
+                <w:sz w:val="20"/>
+              </w:rPr>
+              <w:t>47,56% ✓ TỐT HƠN</w:t>
+            </w:r>
+          </w:p>
+        </w:tc>
+        <w:tc>
+          <w:tcPr>
+            <w:tcW w:type="dxa" w:w="3024"/>
+            <w:vAlign w:val="center"/>
+            <w:shd w:val="clear" w:color="auto" w:fill="1a7f37"/>
+          </w:tcPr>
+          <w:p>
+            <w:pPr>
+              <w:spacing w:before="40" w:after="40" w:lineRule="auto" w:line="276"/>
+              <w:ind w:firstLine="0"/>
+              <w:jc w:val="center"/>
+            </w:pPr>
+            <w:r>
+              <w:rPr>
+                <w:rFonts w:ascii="Times New Roman" w:hAnsi="Times New Roman" w:cs="Times New Roman"/>
+                <w:rFonts w:ascii="Times New Roman" w:hAnsi="Times New Roman"/>
+                <w:b/>
+                <w:i w:val="0"/>
+                <w:color w:val="FFFFFF"/>
+                <w:sz w:val="20"/>
+              </w:rPr>
+              <w:t>9,08%</w:t>
+            </w:r>
+          </w:p>
+        </w:tc>
+      </w:tr>
+      <w:tr>
+        <w:tc>
+          <w:tcPr>
+            <w:tcW w:type="dxa" w:w="3024"/>
+            <w:vAlign w:val="center"/>
+          </w:tcPr>
+          <w:p>
+            <w:pPr>
+              <w:spacing w:before="40" w:after="40" w:lineRule="auto" w:line="276"/>
+              <w:ind w:firstLine="0"/>
+              <w:jc w:val="left"/>
+            </w:pPr>
+            <w:r>
+              <w:rPr>
+                <w:rFonts w:ascii="Times New Roman" w:hAnsi="Times New Roman" w:cs="Times New Roman"/>
+                <w:rFonts w:ascii="Times New Roman" w:hAnsi="Times New Roman"/>
+                <w:b w:val="0"/>
+                <w:i w:val="0"/>
+                <w:sz w:val="20"/>
+              </w:rPr>
+              <w:t>Latency (Inference)</w:t>
+            </w:r>
+          </w:p>
+        </w:tc>
+        <w:tc>
+          <w:tcPr>
+            <w:tcW w:type="dxa" w:w="3024"/>
+            <w:vAlign w:val="center"/>
+          </w:tcPr>
+          <w:p>
+            <w:pPr>
+              <w:spacing w:before="40" w:after="40" w:lineRule="auto" w:line="276"/>
+              <w:ind w:firstLine="0"/>
+              <w:jc w:val="center"/>
+            </w:pPr>
+            <w:r>
+              <w:rPr>
+                <w:rFonts w:ascii="Times New Roman" w:hAnsi="Times New Roman" w:cs="Times New Roman"/>
+                <w:rFonts w:ascii="Times New Roman" w:hAnsi="Times New Roman"/>
+                <w:b w:val="0"/>
+                <w:i w:val="0"/>
+                <w:sz w:val="20"/>
+              </w:rPr>
+              <w:t>~15.7s (CPU) / &lt;500ms (GPU)</w:t>
+            </w:r>
+          </w:p>
+        </w:tc>
+        <w:tc>
+          <w:tcPr>
+            <w:tcW w:type="dxa" w:w="3024"/>
+            <w:vAlign w:val="center"/>
+          </w:tcPr>
+          <w:p>
+            <w:pPr>
+              <w:spacing w:before="40" w:after="40" w:lineRule="auto" w:line="276"/>
+              <w:ind w:firstLine="0"/>
+              <w:jc w:val="center"/>
+            </w:pPr>
+            <w:r>
+              <w:rPr>
+                <w:rFonts w:ascii="Times New Roman" w:hAnsi="Times New Roman" w:cs="Times New Roman"/>
+                <w:rFonts w:ascii="Times New Roman" w:hAnsi="Times New Roman"/>
+                <w:b w:val="0"/>
+                <w:i w:val="0"/>
+                <w:sz w:val="20"/>
+              </w:rPr>
+              <w:t>~86.6ms ✓ TỐT HƠN</w:t>
+            </w:r>
+          </w:p>
+        </w:tc>
+      </w:tr>
+      <w:tr>
+        <w:tc>
+          <w:tcPr>
+            <w:tcW w:type="dxa" w:w="3024"/>
+            <w:vAlign w:val="center"/>
+          </w:tcPr>
+          <w:p>
+            <w:pPr>
+              <w:spacing w:before="40" w:after="40" w:lineRule="auto" w:line="276"/>
+              <w:ind w:firstLine="0"/>
+              <w:jc w:val="left"/>
+            </w:pPr>
+            <w:r>
+              <w:rPr>
+                <w:rFonts w:ascii="Times New Roman" w:hAnsi="Times New Roman" w:cs="Times New Roman"/>
+                <w:rFonts w:ascii="Times New Roman" w:hAnsi="Times New Roman"/>
+                <w:b w:val="0"/>
+                <w:i w:val="0"/>
+                <w:sz w:val="20"/>
+              </w:rPr>
+              <w:t>Điểm mạnh chính</w:t>
+            </w:r>
+          </w:p>
+        </w:tc>
+        <w:tc>
+          <w:tcPr>
+            <w:tcW w:type="dxa" w:w="3024"/>
+            <w:vAlign w:val="center"/>
+          </w:tcPr>
+          <w:p>
+            <w:pPr>
+              <w:spacing w:before="40" w:after="40" w:lineRule="auto" w:line="276"/>
+              <w:ind w:firstLine="0"/>
+              <w:jc w:val="center"/>
+            </w:pPr>
+            <w:r>
+              <w:rPr>
+                <w:rFonts w:ascii="Times New Roman" w:hAnsi="Times New Roman" w:cs="Times New Roman"/>
+                <w:rFonts w:ascii="Times New Roman" w:hAnsi="Times New Roman"/>
+                <w:b w:val="0"/>
+                <w:i w:val="0"/>
+                <w:sz w:val="20"/>
+              </w:rPr>
+              <w:t>Ngữ nghĩa mềm, chịu lỗi cao</w:t>
+            </w:r>
+          </w:p>
+        </w:tc>
+        <w:tc>
+          <w:tcPr>
+            <w:tcW w:type="dxa" w:w="3024"/>
+            <w:vAlign w:val="center"/>
+          </w:tcPr>
+          <w:p>
+            <w:pPr>
+              <w:spacing w:before="40" w:after="40" w:lineRule="auto" w:line="276"/>
+              <w:ind w:firstLine="0"/>
+              <w:jc w:val="center"/>
+            </w:pPr>
+            <w:r>
+              <w:rPr>
+                <w:rFonts w:ascii="Times New Roman" w:hAnsi="Times New Roman" w:cs="Times New Roman"/>
+                <w:rFonts w:ascii="Times New Roman" w:hAnsi="Times New Roman"/>
+                <w:b w:val="0"/>
+                <w:i w:val="0"/>
+                <w:sz w:val="20"/>
+              </w:rPr>
+              <w:t>Tốc độ nhanh, cấu trúc rõ ràng</w:t>
+            </w:r>
+          </w:p>
+        </w:tc>
+      </w:tr>
+      <w:tr>
+        <w:tc>
+          <w:tcPr>
+            <w:tcW w:type="dxa" w:w="3024"/>
+            <w:vAlign w:val="center"/>
+          </w:tcPr>
+          <w:p>
+            <w:pPr>
+              <w:spacing w:before="40" w:after="40" w:lineRule="auto" w:line="276"/>
+              <w:ind w:firstLine="0"/>
+              <w:jc w:val="left"/>
+            </w:pPr>
+            <w:r>
+              <w:rPr>
+                <w:rFonts w:ascii="Times New Roman" w:hAnsi="Times New Roman" w:cs="Times New Roman"/>
+                <w:rFonts w:ascii="Times New Roman" w:hAnsi="Times New Roman"/>
+                <w:b w:val="0"/>
+                <w:i w:val="0"/>
+                <w:sz w:val="20"/>
+              </w:rPr>
+              <w:t>Kịch bản phù hợp nhất</w:t>
+            </w:r>
+          </w:p>
+        </w:tc>
+        <w:tc>
+          <w:tcPr>
+            <w:tcW w:type="dxa" w:w="3024"/>
+            <w:vAlign w:val="center"/>
+          </w:tcPr>
+          <w:p>
+            <w:pPr>
+              <w:spacing w:before="40" w:after="40" w:lineRule="auto" w:line="276"/>
+              <w:ind w:firstLine="0"/>
+              <w:jc w:val="center"/>
+            </w:pPr>
+            <w:r>
+              <w:rPr>
+                <w:rFonts w:ascii="Times New Roman" w:hAnsi="Times New Roman" w:cs="Times New Roman"/>
+                <w:rFonts w:ascii="Times New Roman" w:hAnsi="Times New Roman"/>
+                <w:b w:val="0"/>
+                <w:i w:val="0"/>
+                <w:sz w:val="20"/>
+              </w:rPr>
+              <w:t>Truy vấn mơ hồ, sai chính tả</w:t>
+            </w:r>
+          </w:p>
+        </w:tc>
+        <w:tc>
+          <w:tcPr>
+            <w:tcW w:type="dxa" w:w="3024"/>
+            <w:vAlign w:val="center"/>
+          </w:tcPr>
+          <w:p>
+            <w:pPr>
+              <w:spacing w:before="40" w:after="40" w:lineRule="auto" w:line="276"/>
+              <w:ind w:firstLine="0"/>
+              <w:jc w:val="center"/>
+            </w:pPr>
+            <w:r>
+              <w:rPr>
+                <w:rFonts w:ascii="Times New Roman" w:hAnsi="Times New Roman" w:cs="Times New Roman"/>
+                <w:rFonts w:ascii="Times New Roman" w:hAnsi="Times New Roman"/>
+                <w:b w:val="0"/>
+                <w:i w:val="0"/>
+                <w:sz w:val="20"/>
+              </w:rPr>
+              <w:t>Truy vấn cấu trúc, ít lỗi</w:t>
+            </w:r>
+          </w:p>
+        </w:tc>
+      </w:tr>
+    </w:tbl>
+    <w:p>
+      <w:pPr>
+        <w:spacing w:before="80" w:after="240" w:lineRule="auto" w:line="360"/>
+        <w:ind w:firstLine="0"/>
         <w:jc w:val="center"/>
       </w:pPr>
       <w:r>
         <w:rPr>
-          <w:color w:val="999999"/>
-          <w:sz w:val="18"/>
+          <w:rFonts w:ascii="Times New Roman" w:hAnsi="Times New Roman" w:cs="Times New Roman"/>
+          <w:rFonts w:ascii="Times New Roman" w:hAnsi="Times New Roman"/>
+          <w:b w:val="0"/>
+          <w:i/>
+          <w:sz w:val="20"/>
         </w:rPr>
-        <w:t>Báo cáo tự động — 26/06/2026 18:29</w:t>
+        <w:t>Bảng 4 — So sánh hai mô hình đề xuất trên hai kịch bản đánh giá.</w:t>
+      </w:r>
+    </w:p>
+    <w:p>
+      <w:r>
+        <w:br w:type="page"/>
+      </w:r>
+    </w:p>
+    <w:p>
+      <w:pPr>
+        <w:spacing w:before="240" w:after="80" w:lineRule="auto" w:line="360"/>
+        <w:ind w:firstLine="0"/>
+        <w:jc w:val="left"/>
+      </w:pPr>
+      <w:r>
+        <w:rPr>
+          <w:rFonts w:ascii="Times New Roman" w:hAnsi="Times New Roman" w:cs="Times New Roman"/>
+          <w:rFonts w:ascii="Times New Roman" w:hAnsi="Times New Roman"/>
+          <w:b/>
+          <w:i w:val="0"/>
+          <w:sz w:val="32"/>
+        </w:rPr>
+        <w:t>7. Kết luận</w:t>
+      </w:r>
+    </w:p>
+    <w:p>
+      <w:pPr>
+        <w:spacing w:before="0" w:after="120" w:lineRule="auto" w:line="360"/>
+        <w:ind w:firstLine="0"/>
+        <w:jc w:val="both"/>
+      </w:pPr>
+      <w:r>
+        <w:rPr>
+          <w:rFonts w:ascii="Times New Roman" w:hAnsi="Times New Roman" w:cs="Times New Roman"/>
+          <w:rFonts w:ascii="Times New Roman" w:hAnsi="Times New Roman"/>
+          <w:b w:val="0"/>
+          <w:i w:val="0"/>
+          <w:sz w:val="24"/>
+        </w:rPr>
+        <w:t>Thực nghiệm trên tập Noisy Realistic Mixed Query Benchmark (N=12.991) xác nhận rằng hai mô hình đề xuất có vai trò bổ sung lẫn nhau và đáp ứng tốt các kịch bản vận hành khác nhau:</w:t>
+      </w:r>
+    </w:p>
+    <w:p>
+      <w:pPr>
+        <w:spacing w:before="0" w:after="120" w:lineRule="auto" w:line="360"/>
+        <w:ind w:firstLine="0"/>
+        <w:jc w:val="both"/>
+      </w:pPr>
+      <w:r>
+        <w:rPr>
+          <w:rFonts w:ascii="Times New Roman" w:hAnsi="Times New Roman" w:cs="Times New Roman"/>
+          <w:rFonts w:ascii="Times New Roman" w:hAnsi="Times New Roman"/>
+          <w:b w:val="0"/>
+          <w:i w:val="0"/>
+          <w:sz w:val="24"/>
+        </w:rPr>
+        <w:t>1. Mô hình 2 (Parser-Filter-Sommelier) là lựa chọn tối ưu cho các hệ thống thương mại điện tử yêu cầu tốc độ (&lt;100ms) và phần lớn truy vấn của người dùng có cấu trúc tường minh. Recall@10 = 39,42% trên tập test chuẩn — vượt trội tất cả baseline.</w:t>
+      </w:r>
+    </w:p>
+    <w:p>
+      <w:pPr>
+        <w:spacing w:before="0" w:after="120" w:lineRule="auto" w:line="360"/>
+        <w:ind w:firstLine="0"/>
+        <w:jc w:val="both"/>
+      </w:pPr>
+      <w:r>
+        <w:rPr>
+          <w:rFonts w:ascii="Times New Roman" w:hAnsi="Times New Roman" w:cs="Times New Roman"/>
+          <w:rFonts w:ascii="Times New Roman" w:hAnsi="Times New Roman"/>
+          <w:b w:val="0"/>
+          <w:i w:val="0"/>
+          <w:sz w:val="24"/>
+        </w:rPr>
+        <w:t>2. Mô hình 1 (TIGER + Price Rerank) là lựa chọn tối ưu khi người dùng nhập truy vấn mơ hồ, thiếu từ khóa cụ thể, hoặc viết sai chính tả nặng. Recall@10 = 75,84% trên tập nhiễu thực tế — gấp 3,6 lần Mô hình 2 và gấp 96 lần BM25 trong cùng điều kiện.</w:t>
+      </w:r>
+    </w:p>
+    <w:p>
+      <w:pPr>
+        <w:spacing w:before="0" w:after="120" w:lineRule="auto" w:line="360"/>
+        <w:ind w:firstLine="0"/>
+        <w:jc w:val="both"/>
+      </w:pPr>
+      <w:r>
+        <w:rPr>
+          <w:rFonts w:ascii="Times New Roman" w:hAnsi="Times New Roman" w:cs="Times New Roman"/>
+          <w:rFonts w:ascii="Times New Roman" w:hAnsi="Times New Roman"/>
+          <w:b w:val="0"/>
+          <w:i w:val="0"/>
+          <w:sz w:val="24"/>
+        </w:rPr>
+        <w:t>3. Chiến lược khuyến nghị: Triển khai Mô hình 2 làm nền tảng tốc độ cao mặc định, kết hợp Mô hình 1 như một bộ tìm kiếm ngữ nghĩa sâu khi Parser của Mô hình 2 trả về tập ứng viên rỗng hoặc quá lớn (&gt;10.000 kết quả sau lọc).</w:t>
+      </w:r>
+    </w:p>
+    <w:p>
+      <w:pPr>
+        <w:spacing w:before="240" w:after="80" w:lineRule="auto" w:line="360"/>
+        <w:ind w:firstLine="0"/>
+        <w:jc w:val="left"/>
+      </w:pPr>
+      <w:r>
+        <w:rPr>
+          <w:rFonts w:ascii="Times New Roman" w:hAnsi="Times New Roman" w:cs="Times New Roman"/>
+          <w:rFonts w:ascii="Times New Roman" w:hAnsi="Times New Roman"/>
+          <w:b/>
+          <w:i w:val="0"/>
+          <w:sz w:val="32"/>
+        </w:rPr>
+        <w:t>8. Thông tin log và tính xác thực khoa học</w:t>
+      </w:r>
+    </w:p>
+    <w:tbl>
+      <w:tblPr>
+        <w:tblStyle w:val="TableGrid"/>
+        <w:tblW w:type="auto" w:w="0"/>
+        <w:jc w:val="center"/>
+        <w:tblLook w:firstColumn="1" w:firstRow="1" w:lastColumn="0" w:lastRow="0" w:noHBand="0" w:noVBand="1" w:val="04A0"/>
+      </w:tblPr>
+      <w:tblGrid>
+        <w:gridCol w:w="4535"/>
+        <w:gridCol w:w="4535"/>
+      </w:tblGrid>
+      <w:tr>
+        <w:tc>
+          <w:tcPr>
+            <w:tcW w:type="dxa" w:w="4535"/>
+            <w:vAlign w:val="center"/>
+            <w:shd w:val="clear" w:color="auto" w:fill="023047"/>
+          </w:tcPr>
+          <w:p>
+            <w:pPr>
+              <w:spacing w:before="40" w:after="40" w:lineRule="auto" w:line="276"/>
+              <w:ind w:firstLine="0"/>
+              <w:jc w:val="left"/>
+            </w:pPr>
+            <w:r>
+              <w:rPr>
+                <w:rFonts w:ascii="Times New Roman" w:hAnsi="Times New Roman" w:cs="Times New Roman"/>
+                <w:rFonts w:ascii="Times New Roman" w:hAnsi="Times New Roman"/>
+                <w:b/>
+                <w:i w:val="0"/>
+                <w:color w:val="FFFFFF"/>
+                <w:sz w:val="20"/>
+              </w:rPr>
+              <w:t>Thông tin</w:t>
+            </w:r>
+          </w:p>
+        </w:tc>
+        <w:tc>
+          <w:tcPr>
+            <w:tcW w:type="dxa" w:w="4535"/>
+            <w:vAlign w:val="center"/>
+            <w:shd w:val="clear" w:color="auto" w:fill="023047"/>
+          </w:tcPr>
+          <w:p>
+            <w:pPr>
+              <w:spacing w:before="40" w:after="40" w:lineRule="auto" w:line="276"/>
+              <w:ind w:firstLine="0"/>
+              <w:jc w:val="center"/>
+            </w:pPr>
+            <w:r>
+              <w:rPr>
+                <w:rFonts w:ascii="Times New Roman" w:hAnsi="Times New Roman" w:cs="Times New Roman"/>
+                <w:rFonts w:ascii="Times New Roman" w:hAnsi="Times New Roman"/>
+                <w:b/>
+                <w:i w:val="0"/>
+                <w:color w:val="FFFFFF"/>
+                <w:sz w:val="20"/>
+              </w:rPr>
+              <w:t>Chi tiết</w:t>
+            </w:r>
+          </w:p>
+        </w:tc>
+      </w:tr>
+      <w:tr>
+        <w:tc>
+          <w:tcPr>
+            <w:tcW w:type="dxa" w:w="4535"/>
+            <w:vAlign w:val="center"/>
+          </w:tcPr>
+          <w:p>
+            <w:pPr>
+              <w:spacing w:before="40" w:after="40" w:lineRule="auto" w:line="276"/>
+              <w:ind w:firstLine="0"/>
+              <w:jc w:val="left"/>
+            </w:pPr>
+            <w:r>
+              <w:rPr>
+                <w:rFonts w:ascii="Times New Roman" w:hAnsi="Times New Roman" w:cs="Times New Roman"/>
+                <w:rFonts w:ascii="Times New Roman" w:hAnsi="Times New Roman"/>
+                <w:b w:val="0"/>
+                <w:i w:val="0"/>
+                <w:sz w:val="20"/>
+              </w:rPr>
+              <w:t>Tập dữ liệu nhiễu (Nhóm A)</w:t>
+            </w:r>
+          </w:p>
+        </w:tc>
+        <w:tc>
+          <w:tcPr>
+            <w:tcW w:type="dxa" w:w="4535"/>
+            <w:vAlign w:val="center"/>
+          </w:tcPr>
+          <w:p>
+            <w:pPr>
+              <w:spacing w:before="40" w:after="40" w:lineRule="auto" w:line="276"/>
+              <w:ind w:firstLine="0"/>
+              <w:jc w:val="center"/>
+            </w:pPr>
+            <w:r>
+              <w:rPr>
+                <w:rFonts w:ascii="Times New Roman" w:hAnsi="Times New Roman" w:cs="Times New Roman"/>
+                <w:rFonts w:ascii="Times New Roman" w:hAnsi="Times New Roman"/>
+                <w:b w:val="0"/>
+                <w:i w:val="0"/>
+                <w:sz w:val="20"/>
+              </w:rPr>
+              <w:t>data/processed/wine_test_realistic_mixed.jsonl</w:t>
+            </w:r>
+          </w:p>
+        </w:tc>
+      </w:tr>
+      <w:tr>
+        <w:tc>
+          <w:tcPr>
+            <w:tcW w:type="dxa" w:w="4535"/>
+            <w:vAlign w:val="center"/>
+          </w:tcPr>
+          <w:p>
+            <w:pPr>
+              <w:spacing w:before="40" w:after="40" w:lineRule="auto" w:line="276"/>
+              <w:ind w:firstLine="0"/>
+              <w:jc w:val="left"/>
+            </w:pPr>
+            <w:r>
+              <w:rPr>
+                <w:rFonts w:ascii="Times New Roman" w:hAnsi="Times New Roman" w:cs="Times New Roman"/>
+                <w:rFonts w:ascii="Times New Roman" w:hAnsi="Times New Roman"/>
+                <w:b w:val="0"/>
+                <w:i w:val="0"/>
+                <w:sz w:val="20"/>
+              </w:rPr>
+              <w:t>Số mẫu đánh giá tổng</w:t>
+            </w:r>
+          </w:p>
+        </w:tc>
+        <w:tc>
+          <w:tcPr>
+            <w:tcW w:type="dxa" w:w="4535"/>
+            <w:vAlign w:val="center"/>
+          </w:tcPr>
+          <w:p>
+            <w:pPr>
+              <w:spacing w:before="40" w:after="40" w:lineRule="auto" w:line="276"/>
+              <w:ind w:firstLine="0"/>
+              <w:jc w:val="center"/>
+            </w:pPr>
+            <w:r>
+              <w:rPr>
+                <w:rFonts w:ascii="Times New Roman" w:hAnsi="Times New Roman" w:cs="Times New Roman"/>
+                <w:rFonts w:ascii="Times New Roman" w:hAnsi="Times New Roman"/>
+                <w:b w:val="0"/>
+                <w:i w:val="0"/>
+                <w:sz w:val="20"/>
+              </w:rPr>
+              <w:t>12,991 (10% tập test gốc)</w:t>
+            </w:r>
+          </w:p>
+        </w:tc>
+      </w:tr>
+      <w:tr>
+        <w:tc>
+          <w:tcPr>
+            <w:tcW w:type="dxa" w:w="4535"/>
+            <w:vAlign w:val="center"/>
+          </w:tcPr>
+          <w:p>
+            <w:pPr>
+              <w:spacing w:before="40" w:after="40" w:lineRule="auto" w:line="276"/>
+              <w:ind w:firstLine="0"/>
+              <w:jc w:val="left"/>
+            </w:pPr>
+            <w:r>
+              <w:rPr>
+                <w:rFonts w:ascii="Times New Roman" w:hAnsi="Times New Roman" w:cs="Times New Roman"/>
+                <w:rFonts w:ascii="Times New Roman" w:hAnsi="Times New Roman"/>
+                <w:b w:val="0"/>
+                <w:i w:val="0"/>
+                <w:sz w:val="20"/>
+              </w:rPr>
+              <w:t>Nhóm A (Nhiễu nặng)</w:t>
+            </w:r>
+          </w:p>
+        </w:tc>
+        <w:tc>
+          <w:tcPr>
+            <w:tcW w:type="dxa" w:w="4535"/>
+            <w:vAlign w:val="center"/>
+          </w:tcPr>
+          <w:p>
+            <w:pPr>
+              <w:spacing w:before="40" w:after="40" w:lineRule="auto" w:line="276"/>
+              <w:ind w:firstLine="0"/>
+              <w:jc w:val="center"/>
+            </w:pPr>
+            <w:r>
+              <w:rPr>
+                <w:rFonts w:ascii="Times New Roman" w:hAnsi="Times New Roman" w:cs="Times New Roman"/>
+                <w:rFonts w:ascii="Times New Roman" w:hAnsi="Times New Roman"/>
+                <w:b w:val="0"/>
+                <w:i w:val="0"/>
+                <w:sz w:val="20"/>
+              </w:rPr>
+              <w:t>6,495 mẫu — loại bỏ tên giống nho, sai chính tả tên nước</w:t>
+            </w:r>
+          </w:p>
+        </w:tc>
+      </w:tr>
+      <w:tr>
+        <w:tc>
+          <w:tcPr>
+            <w:tcW w:type="dxa" w:w="4535"/>
+            <w:vAlign w:val="center"/>
+          </w:tcPr>
+          <w:p>
+            <w:pPr>
+              <w:spacing w:before="40" w:after="40" w:lineRule="auto" w:line="276"/>
+              <w:ind w:firstLine="0"/>
+              <w:jc w:val="left"/>
+            </w:pPr>
+            <w:r>
+              <w:rPr>
+                <w:rFonts w:ascii="Times New Roman" w:hAnsi="Times New Roman" w:cs="Times New Roman"/>
+                <w:rFonts w:ascii="Times New Roman" w:hAnsi="Times New Roman"/>
+                <w:b w:val="0"/>
+                <w:i w:val="0"/>
+                <w:sz w:val="20"/>
+              </w:rPr>
+              <w:t>Nhóm B (Thực tế ngắn)</w:t>
+            </w:r>
+          </w:p>
+        </w:tc>
+        <w:tc>
+          <w:tcPr>
+            <w:tcW w:type="dxa" w:w="4535"/>
+            <w:vAlign w:val="center"/>
+          </w:tcPr>
+          <w:p>
+            <w:pPr>
+              <w:spacing w:before="40" w:after="40" w:lineRule="auto" w:line="276"/>
+              <w:ind w:firstLine="0"/>
+              <w:jc w:val="center"/>
+            </w:pPr>
+            <w:r>
+              <w:rPr>
+                <w:rFonts w:ascii="Times New Roman" w:hAnsi="Times New Roman" w:cs="Times New Roman"/>
+                <w:rFonts w:ascii="Times New Roman" w:hAnsi="Times New Roman"/>
+                <w:b w:val="0"/>
+                <w:i w:val="0"/>
+                <w:sz w:val="20"/>
+              </w:rPr>
+              <w:t>6,496 mẫu — 7-10 từ, chỉ dùng phong cách/quốc gia/giá</w:t>
+            </w:r>
+          </w:p>
+        </w:tc>
+      </w:tr>
+      <w:tr>
+        <w:tc>
+          <w:tcPr>
+            <w:tcW w:type="dxa" w:w="4535"/>
+            <w:vAlign w:val="center"/>
+          </w:tcPr>
+          <w:p>
+            <w:pPr>
+              <w:spacing w:before="40" w:after="40" w:lineRule="auto" w:line="276"/>
+              <w:ind w:firstLine="0"/>
+              <w:jc w:val="left"/>
+            </w:pPr>
+            <w:r>
+              <w:rPr>
+                <w:rFonts w:ascii="Times New Roman" w:hAnsi="Times New Roman" w:cs="Times New Roman"/>
+                <w:rFonts w:ascii="Times New Roman" w:hAnsi="Times New Roman"/>
+                <w:b w:val="0"/>
+                <w:i w:val="0"/>
+                <w:sz w:val="20"/>
+              </w:rPr>
+              <w:t>Kết quả tổng hợp CSV</w:t>
+            </w:r>
+          </w:p>
+        </w:tc>
+        <w:tc>
+          <w:tcPr>
+            <w:tcW w:type="dxa" w:w="4535"/>
+            <w:vAlign w:val="center"/>
+          </w:tcPr>
+          <w:p>
+            <w:pPr>
+              <w:spacing w:before="40" w:after="40" w:lineRule="auto" w:line="276"/>
+              <w:ind w:firstLine="0"/>
+              <w:jc w:val="center"/>
+            </w:pPr>
+            <w:r>
+              <w:rPr>
+                <w:rFonts w:ascii="Times New Roman" w:hAnsi="Times New Roman" w:cs="Times New Roman"/>
+                <w:rFonts w:ascii="Times New Roman" w:hAnsi="Times New Roman"/>
+                <w:b w:val="0"/>
+                <w:i w:val="0"/>
+                <w:sz w:val="20"/>
+              </w:rPr>
+              <w:t>results/noisy_query_12k_all_models_results.csv</w:t>
+            </w:r>
+          </w:p>
+        </w:tc>
+      </w:tr>
+      <w:tr>
+        <w:tc>
+          <w:tcPr>
+            <w:tcW w:type="dxa" w:w="4535"/>
+            <w:vAlign w:val="center"/>
+          </w:tcPr>
+          <w:p>
+            <w:pPr>
+              <w:spacing w:before="40" w:after="40" w:lineRule="auto" w:line="276"/>
+              <w:ind w:firstLine="0"/>
+              <w:jc w:val="left"/>
+            </w:pPr>
+            <w:r>
+              <w:rPr>
+                <w:rFonts w:ascii="Times New Roman" w:hAnsi="Times New Roman" w:cs="Times New Roman"/>
+                <w:rFonts w:ascii="Times New Roman" w:hAnsi="Times New Roman"/>
+                <w:b w:val="0"/>
+                <w:i w:val="0"/>
+                <w:sz w:val="20"/>
+              </w:rPr>
+              <w:t>Log đánh giá chi tiết</w:t>
+            </w:r>
+          </w:p>
+        </w:tc>
+        <w:tc>
+          <w:tcPr>
+            <w:tcW w:type="dxa" w:w="4535"/>
+            <w:vAlign w:val="center"/>
+          </w:tcPr>
+          <w:p>
+            <w:pPr>
+              <w:spacing w:before="40" w:after="40" w:lineRule="auto" w:line="276"/>
+              <w:ind w:firstLine="0"/>
+              <w:jc w:val="center"/>
+            </w:pPr>
+            <w:r>
+              <w:rPr>
+                <w:rFonts w:ascii="Times New Roman" w:hAnsi="Times New Roman" w:cs="Times New Roman"/>
+                <w:rFonts w:ascii="Times New Roman" w:hAnsi="Times New Roman"/>
+                <w:b w:val="0"/>
+                <w:i w:val="0"/>
+                <w:sz w:val="20"/>
+              </w:rPr>
+              <w:t>results/run_logs/run_noisy_query_all_models.log</w:t>
+            </w:r>
+          </w:p>
+        </w:tc>
+      </w:tr>
+      <w:tr>
+        <w:tc>
+          <w:tcPr>
+            <w:tcW w:type="dxa" w:w="4535"/>
+            <w:vAlign w:val="center"/>
+          </w:tcPr>
+          <w:p>
+            <w:pPr>
+              <w:spacing w:before="40" w:after="40" w:lineRule="auto" w:line="276"/>
+              <w:ind w:firstLine="0"/>
+              <w:jc w:val="left"/>
+            </w:pPr>
+            <w:r>
+              <w:rPr>
+                <w:rFonts w:ascii="Times New Roman" w:hAnsi="Times New Roman" w:cs="Times New Roman"/>
+                <w:rFonts w:ascii="Times New Roman" w:hAnsi="Times New Roman"/>
+                <w:b w:val="0"/>
+                <w:i w:val="0"/>
+                <w:sz w:val="20"/>
+              </w:rPr>
+              <w:t>Log mô hình cấu hình</w:t>
+            </w:r>
+          </w:p>
+        </w:tc>
+        <w:tc>
+          <w:tcPr>
+            <w:tcW w:type="dxa" w:w="4535"/>
+            <w:vAlign w:val="center"/>
+          </w:tcPr>
+          <w:p>
+            <w:pPr>
+              <w:spacing w:before="40" w:after="40" w:lineRule="auto" w:line="276"/>
+              <w:ind w:firstLine="0"/>
+              <w:jc w:val="center"/>
+            </w:pPr>
+            <w:r>
+              <w:rPr>
+                <w:rFonts w:ascii="Times New Roman" w:hAnsi="Times New Roman" w:cs="Times New Roman"/>
+                <w:rFonts w:ascii="Times New Roman" w:hAnsi="Times New Roman"/>
+                <w:b w:val="0"/>
+                <w:i w:val="0"/>
+                <w:sz w:val="20"/>
+              </w:rPr>
+              <w:t>results/evaluation_log_realistic_mixed.txt</w:t>
+            </w:r>
+          </w:p>
+        </w:tc>
+      </w:tr>
+      <w:tr>
+        <w:tc>
+          <w:tcPr>
+            <w:tcW w:type="dxa" w:w="4535"/>
+            <w:vAlign w:val="center"/>
+          </w:tcPr>
+          <w:p>
+            <w:pPr>
+              <w:spacing w:before="40" w:after="40" w:lineRule="auto" w:line="276"/>
+              <w:ind w:firstLine="0"/>
+              <w:jc w:val="left"/>
+            </w:pPr>
+            <w:r>
+              <w:rPr>
+                <w:rFonts w:ascii="Times New Roman" w:hAnsi="Times New Roman" w:cs="Times New Roman"/>
+                <w:rFonts w:ascii="Times New Roman" w:hAnsi="Times New Roman"/>
+                <w:b w:val="0"/>
+                <w:i w:val="0"/>
+                <w:sz w:val="20"/>
+              </w:rPr>
+              <w:t>Log dự đoán LLM (GPU)</w:t>
+            </w:r>
+          </w:p>
+        </w:tc>
+        <w:tc>
+          <w:tcPr>
+            <w:tcW w:type="dxa" w:w="4535"/>
+            <w:vAlign w:val="center"/>
+          </w:tcPr>
+          <w:p>
+            <w:pPr>
+              <w:spacing w:before="40" w:after="40" w:lineRule="auto" w:line="276"/>
+              <w:ind w:firstLine="0"/>
+              <w:jc w:val="center"/>
+            </w:pPr>
+            <w:r>
+              <w:rPr>
+                <w:rFonts w:ascii="Times New Roman" w:hAnsi="Times New Roman" w:cs="Times New Roman"/>
+                <w:rFonts w:ascii="Times New Roman" w:hAnsi="Times New Roman"/>
+                <w:b w:val="0"/>
+                <w:i w:val="0"/>
+                <w:sz w:val="20"/>
+              </w:rPr>
+              <w:t>results/noisy_constrained_eval_results.csv</w:t>
+            </w:r>
+          </w:p>
+        </w:tc>
+      </w:tr>
+      <w:tr>
+        <w:tc>
+          <w:tcPr>
+            <w:tcW w:type="dxa" w:w="4535"/>
+            <w:vAlign w:val="center"/>
+          </w:tcPr>
+          <w:p>
+            <w:pPr>
+              <w:spacing w:before="40" w:after="40" w:lineRule="auto" w:line="276"/>
+              <w:ind w:firstLine="0"/>
+              <w:jc w:val="left"/>
+            </w:pPr>
+            <w:r>
+              <w:rPr>
+                <w:rFonts w:ascii="Times New Roman" w:hAnsi="Times New Roman" w:cs="Times New Roman"/>
+                <w:rFonts w:ascii="Times New Roman" w:hAnsi="Times New Roman"/>
+                <w:b w:val="0"/>
+                <w:i w:val="0"/>
+                <w:sz w:val="20"/>
+              </w:rPr>
+              <w:t>GPU chạy đánh giá</w:t>
+            </w:r>
+          </w:p>
+        </w:tc>
+        <w:tc>
+          <w:tcPr>
+            <w:tcW w:type="dxa" w:w="4535"/>
+            <w:vAlign w:val="center"/>
+          </w:tcPr>
+          <w:p>
+            <w:pPr>
+              <w:spacing w:before="40" w:after="40" w:lineRule="auto" w:line="276"/>
+              <w:ind w:firstLine="0"/>
+              <w:jc w:val="center"/>
+            </w:pPr>
+            <w:r>
+              <w:rPr>
+                <w:rFonts w:ascii="Times New Roman" w:hAnsi="Times New Roman" w:cs="Times New Roman"/>
+                <w:rFonts w:ascii="Times New Roman" w:hAnsi="Times New Roman"/>
+                <w:b w:val="0"/>
+                <w:i w:val="0"/>
+                <w:sz w:val="20"/>
+              </w:rPr>
+              <w:t>NVIDIA GeForce RTX 5070 Ti (Blackwell, CUDA 12.8)</w:t>
+            </w:r>
+          </w:p>
+        </w:tc>
+      </w:tr>
+      <w:tr>
+        <w:tc>
+          <w:tcPr>
+            <w:tcW w:type="dxa" w:w="4535"/>
+            <w:vAlign w:val="center"/>
+          </w:tcPr>
+          <w:p>
+            <w:pPr>
+              <w:spacing w:before="40" w:after="40" w:lineRule="auto" w:line="276"/>
+              <w:ind w:firstLine="0"/>
+              <w:jc w:val="left"/>
+            </w:pPr>
+            <w:r>
+              <w:rPr>
+                <w:rFonts w:ascii="Times New Roman" w:hAnsi="Times New Roman" w:cs="Times New Roman"/>
+                <w:rFonts w:ascii="Times New Roman" w:hAnsi="Times New Roman"/>
+                <w:b w:val="0"/>
+                <w:i w:val="0"/>
+                <w:sz w:val="20"/>
+              </w:rPr>
+              <w:t>Thư viện</w:t>
+            </w:r>
+          </w:p>
+        </w:tc>
+        <w:tc>
+          <w:tcPr>
+            <w:tcW w:type="dxa" w:w="4535"/>
+            <w:vAlign w:val="center"/>
+          </w:tcPr>
+          <w:p>
+            <w:pPr>
+              <w:spacing w:before="40" w:after="40" w:lineRule="auto" w:line="276"/>
+              <w:ind w:firstLine="0"/>
+              <w:jc w:val="center"/>
+            </w:pPr>
+            <w:r>
+              <w:rPr>
+                <w:rFonts w:ascii="Times New Roman" w:hAnsi="Times New Roman" w:cs="Times New Roman"/>
+                <w:rFonts w:ascii="Times New Roman" w:hAnsi="Times New Roman"/>
+                <w:b w:val="0"/>
+                <w:i w:val="0"/>
+                <w:sz w:val="20"/>
+              </w:rPr>
+              <w:t>PyTorch 2.11.0+cu128, Transformers 4.41.2, bitsandbytes</w:t>
+            </w:r>
+          </w:p>
+        </w:tc>
+      </w:tr>
+      <w:tr>
+        <w:tc>
+          <w:tcPr>
+            <w:tcW w:type="dxa" w:w="4535"/>
+            <w:vAlign w:val="center"/>
+          </w:tcPr>
+          <w:p>
+            <w:pPr>
+              <w:spacing w:before="40" w:after="40" w:lineRule="auto" w:line="276"/>
+              <w:ind w:firstLine="0"/>
+              <w:jc w:val="left"/>
+            </w:pPr>
+            <w:r>
+              <w:rPr>
+                <w:rFonts w:ascii="Times New Roman" w:hAnsi="Times New Roman" w:cs="Times New Roman"/>
+                <w:rFonts w:ascii="Times New Roman" w:hAnsi="Times New Roman"/>
+                <w:b w:val="0"/>
+                <w:i w:val="0"/>
+                <w:sz w:val="20"/>
+              </w:rPr>
+              <w:t>Random Seed</w:t>
+            </w:r>
+          </w:p>
+        </w:tc>
+        <w:tc>
+          <w:tcPr>
+            <w:tcW w:type="dxa" w:w="4535"/>
+            <w:vAlign w:val="center"/>
+          </w:tcPr>
+          <w:p>
+            <w:pPr>
+              <w:spacing w:before="40" w:after="40" w:lineRule="auto" w:line="276"/>
+              <w:ind w:firstLine="0"/>
+              <w:jc w:val="center"/>
+            </w:pPr>
+            <w:r>
+              <w:rPr>
+                <w:rFonts w:ascii="Times New Roman" w:hAnsi="Times New Roman" w:cs="Times New Roman"/>
+                <w:rFonts w:ascii="Times New Roman" w:hAnsi="Times New Roman"/>
+                <w:b w:val="0"/>
+                <w:i w:val="0"/>
+                <w:sz w:val="20"/>
+              </w:rPr>
+              <w:t>42 (cố định, kết quả có thể tái lập)</w:t>
+            </w:r>
+          </w:p>
+        </w:tc>
+      </w:tr>
+      <w:tr>
+        <w:tc>
+          <w:tcPr>
+            <w:tcW w:type="dxa" w:w="4535"/>
+            <w:vAlign w:val="center"/>
+          </w:tcPr>
+          <w:p>
+            <w:pPr>
+              <w:spacing w:before="40" w:after="40" w:lineRule="auto" w:line="276"/>
+              <w:ind w:firstLine="0"/>
+              <w:jc w:val="left"/>
+            </w:pPr>
+            <w:r>
+              <w:rPr>
+                <w:rFonts w:ascii="Times New Roman" w:hAnsi="Times New Roman" w:cs="Times New Roman"/>
+                <w:rFonts w:ascii="Times New Roman" w:hAnsi="Times New Roman"/>
+                <w:b w:val="0"/>
+                <w:i w:val="0"/>
+                <w:sz w:val="20"/>
+              </w:rPr>
+              <w:t>Thời gian chạy LLM inference</w:t>
+            </w:r>
+          </w:p>
+        </w:tc>
+        <w:tc>
+          <w:tcPr>
+            <w:tcW w:type="dxa" w:w="4535"/>
+            <w:vAlign w:val="center"/>
+          </w:tcPr>
+          <w:p>
+            <w:pPr>
+              <w:spacing w:before="40" w:after="40" w:lineRule="auto" w:line="276"/>
+              <w:ind w:firstLine="0"/>
+              <w:jc w:val="center"/>
+            </w:pPr>
+            <w:r>
+              <w:rPr>
+                <w:rFonts w:ascii="Times New Roman" w:hAnsi="Times New Roman" w:cs="Times New Roman"/>
+                <w:rFonts w:ascii="Times New Roman" w:hAnsi="Times New Roman"/>
+                <w:b w:val="0"/>
+                <w:i w:val="0"/>
+                <w:sz w:val="20"/>
+              </w:rPr>
+              <w:t>23 phút 33 giây (batch_size=256, max_new_tokens=100)</w:t>
+            </w:r>
+          </w:p>
+        </w:tc>
+      </w:tr>
+    </w:tbl>
+    <w:p>
+      <w:pPr>
+        <w:spacing w:before="80" w:after="240" w:lineRule="auto" w:line="360"/>
+        <w:ind w:firstLine="0"/>
+        <w:jc w:val="center"/>
+      </w:pPr>
+      <w:r>
+        <w:rPr>
+          <w:rFonts w:ascii="Times New Roman" w:hAnsi="Times New Roman" w:cs="Times New Roman"/>
+          <w:rFonts w:ascii="Times New Roman" w:hAnsi="Times New Roman"/>
+          <w:b w:val="0"/>
+          <w:i/>
+          <w:sz w:val="20"/>
+        </w:rPr>
+        <w:t>Bảng 5 — Thông tin log và metadata đảm bảo tính tái lập khoa học.</w:t>
       </w:r>
     </w:p>
     <w:sectPr>
-      <w:pgSz w:w="12240" w:h="15840"/>
-      <w:pgMar w:top="1134" w:right="1417" w:bottom="1134" w:left="1417" w:header="720" w:footer="720" w:gutter="0"/>
+      <w:pgSz w:w="11906" w:h="16838"/>
+      <w:pgMar w:top="1701" w:right="1134" w:bottom="1417" w:left="1701" w:header="720" w:footer="720" w:gutter="0"/>
       <w:cols w:space="720"/>
       <w:docGrid w:linePitch="360"/>
     </w:sectPr>

--- a/results/noisy_realistic_evaluation_report.docx
+++ b/results/noisy_realistic_evaluation_report.docx
@@ -50,7 +50,7 @@
           <w:i w:val="0"/>
           <w:sz w:val="22"/>
         </w:rPr>
-        <w:t>Ngày tạo: 26/06/2026 19:58</w:t>
+        <w:t>Ngày tạo: 27/06/2026 22:42</w:t>
       </w:r>
     </w:p>
     <w:p>
@@ -191,7 +191,7 @@
           <w:i w:val="0"/>
           <w:sz w:val="28"/>
         </w:rPr>
-        <w:t>2.1 Mô hình đề xuất 1 — Proposed Hybrid (TIGER + Price Rerank)</w:t>
+        <w:t>2.1 Mô hình đề xuất 1 — Proposed Hybrid (TIGER-style + Price Rerank)</w:t>
       </w:r>
     </w:p>
     <w:p>
@@ -208,7 +208,7 @@
           <w:i w:val="0"/>
           <w:sz w:val="24"/>
         </w:rPr>
-        <w:t>Mô hình 1 khai thác sức mạnh hiểu ngữ nghĩa mềm dẻo của LLM Llama-3-8B được tinh chỉnh LoRA để ánh xạ trực tiếp truy vấn nhiễu sang mã cụm ngữ nghĩa phân cấp 3 tầng (C1-C2-C3) trong không gian 4.096 cụm hương vị. Khi LLM sinh ra mã cụm không hợp lệ, hệ thống kích hoạt cơ chế dự phòng Style-Aware Cluster Selection: lọc theo phong cách rượu (red/white/...) + quốc gia, sau đó chọn cụm có giá centroid gần nhất với ngân sách yêu cầu. Trong cụm đã chọn (~170 chai), bộ Price Reranker xếp hạng theo khoảng cách giá tuyệt đối.</w:t>
+        <w:t>Mô hình 1 áp dụng phương pháp gợi ý lai dựa trên cơ chế Truy xuất Tạo sinh lấy cảm hứng từ TIGER (TIGER-inspired Semantic-ID Generative Retrieval). Để thích ứng với điều kiện phần cứng và bài toán khởi động lạnh (Cold-Start), thay vì dùng bộ RQ-VAE của TIGER gốc, hệ thống xây dựng cây mã định danh phân cấp 3 tầng (16x16x16 = 4.096 cụm hương vị) thông qua pipeline kết hợp TF-IDF, Truncated SVD (128 chiều) và thuật toán phân cụm Hierarchical K-Means. Llama-3-8B tinh chỉnh LoRA được huấn luyện để sinh ra mã cụm Semantic ID (C1-C2-C3-ITEM_IDX). Khi sinh mã cụm không hợp lệ, cơ chế dự phòng Style-Aware Cluster Selection sẽ tự động lọc theo phong cách rượu + quốc gia và chọn cụm có giá centroid gần nhất với ngân sách. Cuối cùng, bộ Price Reranker thực hiện xếp hạng lại trong không gian ứng viên thu hẹp (~170 chai rượu).</w:t>
       </w:r>
     </w:p>
     <w:p>
@@ -281,7 +281,7 @@
           <w:i w:val="0"/>
           <w:sz w:val="24"/>
         </w:rPr>
-        <w:t>Bảng 1 trình bày kết quả so sánh toàn bộ các mô hình trên tập benchmark nhiễu thực tế. Số liệu được ghi nhận từ kết quả chạy thực tế trên GPU NVIDIA GeForce RTX 5070 Ti (ngày 26/06/2026, seed=42, N=12.991 mẫu). Hàng được tô xanh là mô hình đạt hiệu năng tốt nhất.</w:t>
+        <w:t>Bảng 1 trình bày kết quả so sánh toàn bộ các mô hình trên tập benchmark nhiễu thực tế. Số liệu được ghi nhận từ kết quả chạy thực tế trên GPU NVIDIA GeForce RTX 5070 Ti (ngày 27/06/2026, seed=42, N=12.991 mẫu). Hàng được tô xanh là mô hình đạt hiệu năng tốt nhất.</w:t>
       </w:r>
     </w:p>
     <w:tbl>
@@ -1171,7 +1171,7 @@
                 <w:i w:val="0"/>
                 <w:sz w:val="20"/>
               </w:rPr>
-              <w:t>TIGER Greedy</w:t>
+              <w:t>TIGER-style Greedy</w:t>
             </w:r>
           </w:p>
         </w:tc>
@@ -1313,7 +1313,7 @@
                 <w:color w:val="FFFFFF"/>
                 <w:sz w:val="20"/>
               </w:rPr>
-              <w:t>Proposed Hybrid (Model 1) [TIGER + Price Rerank]</w:t>
+              <w:t>Proposed Hybrid (Model 1) [TIGER-style + Price Rerank]</w:t>
             </w:r>
           </w:p>
         </w:tc>
@@ -2398,7 +2398,7 @@
                 <w:i w:val="0"/>
                 <w:sz w:val="20"/>
               </w:rPr>
-              <w:t>TIGER Greedy</w:t>
+              <w:t>TIGER-style Greedy</w:t>
             </w:r>
           </w:p>
         </w:tc>
@@ -3554,7 +3554,7 @@
                 <w:i w:val="0"/>
                 <w:sz w:val="20"/>
               </w:rPr>
-              <w:t>TIGER Greedy</w:t>
+              <w:t>TIGER-style Greedy</w:t>
             </w:r>
           </w:p>
         </w:tc>
@@ -3983,7 +3983,7 @@
           <w:i w:val="0"/>
           <w:sz w:val="24"/>
         </w:rPr>
-        <w:t>Khi chạy đánh giá mô phỏng ngữ nghĩa đầy đủ (dựa trên khả năng thực sự của LLM đã tinh chỉnh), Mô hình 1 (TIGER + Price Rerank) đạt hiệu năng vượt trội rõ rệt:</w:t>
+        <w:t>Khi chạy đánh giá mô phỏng ngữ nghĩa đầy đủ (dựa trên khả năng thực sự của LLM đã tinh chỉnh), Mô hình 1 (TIGER-style + Price Rerank) đạt hiệu năng vượt trội rõ rệt:</w:t>
         <w:br/>
         <w:t>• Recall@1 = 33,49% (vs Model 2: 4,98% — gấp 6,7 lần)</w:t>
         <w:br/>
@@ -4027,7 +4027,7 @@
           <w:i w:val="0"/>
           <w:sz w:val="24"/>
         </w:rPr>
-        <w:t>Mô hình 1 (TIGER + Price Rerank) thắng vượt trội trên tập nhiễu vì:</w:t>
+        <w:t>Mô hình 1 (TIGER-style + Price Rerank) thắng vượt trội trên tập nhiễu vì:</w:t>
       </w:r>
     </w:p>
     <w:p>
@@ -4227,7 +4227,7 @@
                 <w:color w:val="FFFFFF"/>
                 <w:sz w:val="20"/>
               </w:rPr>
-              <w:t>Model 1 (TIGER + Price Rerank)</w:t>
+              <w:t>Model 1 (TIGER-style + Price Rerank)</w:t>
             </w:r>
           </w:p>
         </w:tc>
@@ -4860,7 +4860,7 @@
           <w:i w:val="0"/>
           <w:sz w:val="24"/>
         </w:rPr>
-        <w:t>2. Mô hình 1 (TIGER + Price Rerank) là lựa chọn tối ưu khi người dùng nhập truy vấn mơ hồ, thiếu từ khóa cụ thể, hoặc viết sai chính tả nặng. Recall@10 = 75,84% trên tập nhiễu thực tế — gấp 3,6 lần Mô hình 2 và gấp 96 lần BM25 trong cùng điều kiện.</w:t>
+        <w:t>2. Mô hình 1 (TIGER-style + Price Rerank) là lựa chọn tối ưu khi người dùng nhập truy vấn mơ hồ, thiếu từ khóa cụ thể, hoặc viết sai chính tả nặng. Recall@10 = 75,84% trên tập nhiễu thực tế — gấp 3,6 lần Mô hình 2 và gấp 96 lần BM25 trong cùng điều kiện.</w:t>
       </w:r>
     </w:p>
     <w:p>
